--- a/pesaje/analytica/Report/PrintActaEntrega.docx
+++ b/pesaje/analytica/Report/PrintActaEntrega.docx
@@ -1,6 +1,6 @@
 
 <file path=word/document.xml><?xml version="1.0" encoding="utf-8"?>
-<w:document xmlns:wpc="http://schemas.microsoft.com/office/word/2010/wordprocessingCanvas" xmlns:cx="http://schemas.microsoft.com/office/drawing/2014/chartex" xmlns:cx1="http://schemas.microsoft.com/office/drawing/2015/9/8/chartex" xmlns:cx2="http://schemas.microsoft.com/office/drawing/2015/10/21/chartex" xmlns:cx3="http://schemas.microsoft.com/office/drawing/2016/5/9/chartex" xmlns:cx4="http://schemas.microsoft.com/office/drawing/2016/5/10/chartex" xmlns:cx5="http://schemas.microsoft.com/office/drawing/2016/5/11/chartex" xmlns:cx6="http://schemas.microsoft.com/office/drawing/2016/5/12/chartex" xmlns:cx7="http://schemas.microsoft.com/office/drawing/2016/5/13/chartex" xmlns:cx8="http://schemas.microsoft.com/office/drawing/2016/5/14/chartex" xmlns:mc="http://schemas.openxmlformats.org/markup-compatibility/2006" xmlns:aink="http://schemas.microsoft.com/office/drawing/2016/ink" xmlns:am3d="http://schemas.microsoft.com/office/drawing/2017/model3d" xmlns:o="urn:schemas-microsoft-com:office:office" xmlns:oel="http://schemas.microsoft.com/office/2019/extlst" xmlns:r="http://schemas.openxmlformats.org/officeDocument/2006/relationships" xmlns:m="http://schemas.openxmlformats.org/officeDocument/2006/math" xmlns:v="urn:schemas-microsoft-com:vml" xmlns:wp14="http://schemas.microsoft.com/office/word/2010/wordprocessingDrawing" xmlns:wp="http://schemas.openxmlformats.org/drawingml/2006/wordprocessingDrawing" xmlns:w10="urn:schemas-microsoft-com:office:word" xmlns:w="http://schemas.openxmlformats.org/wordprocessingml/2006/main" xmlns:w14="http://schemas.microsoft.com/office/word/2010/wordml" xmlns:w15="http://schemas.microsoft.com/office/word/2012/wordml" xmlns:w16cei="http://schemas.microsoft.com/office/word/2026/wordml/cei" xmlns:w16cex="http://schemas.microsoft.com/office/word/2018/wordml/cex" xmlns:w16cid="http://schemas.microsoft.com/office/word/2016/wordml/cid" xmlns:w16="http://schemas.microsoft.com/office/word/2018/wordml" xmlns:w16du="http://schemas.microsoft.com/office/word/2023/wordml/word16du" xmlns:w16sdtdh="http://schemas.microsoft.com/office/word/2020/wordml/sdtdatahash" xmlns:w16sdtfl="http://schemas.microsoft.com/office/word/2024/wordml/sdtformatlock" xmlns:w16se="http://schemas.microsoft.com/office/word/2015/wordml/symex" xmlns:wpg="http://schemas.microsoft.com/office/word/2010/wordprocessingGroup" xmlns:wpi="http://schemas.microsoft.com/office/word/2010/wordprocessingInk" xmlns:wne="http://schemas.microsoft.com/office/word/2006/wordml" xmlns:wps="http://schemas.microsoft.com/office/word/2010/wordprocessingShape" mc:Ignorable="w14 w15 w16se w16cid w16 w16cex w16sdtdh w16sdtfl w16du wp14">
+<w:document xmlns:wpc="http://schemas.microsoft.com/office/word/2010/wordprocessingCanvas" xmlns:cx="http://schemas.microsoft.com/office/drawing/2014/chartex" xmlns:cx1="http://schemas.microsoft.com/office/drawing/2015/9/8/chartex" xmlns:cx2="http://schemas.microsoft.com/office/drawing/2015/10/21/chartex" xmlns:cx3="http://schemas.microsoft.com/office/drawing/2016/5/9/chartex" xmlns:cx4="http://schemas.microsoft.com/office/drawing/2016/5/10/chartex" xmlns:cx5="http://schemas.microsoft.com/office/drawing/2016/5/11/chartex" xmlns:cx6="http://schemas.microsoft.com/office/drawing/2016/5/12/chartex" xmlns:cx7="http://schemas.microsoft.com/office/drawing/2016/5/13/chartex" xmlns:cx8="http://schemas.microsoft.com/office/drawing/2016/5/14/chartex" xmlns:mc="http://schemas.openxmlformats.org/markup-compatibility/2006" xmlns:aink="http://schemas.microsoft.com/office/drawing/2016/ink" xmlns:am3d="http://schemas.microsoft.com/office/drawing/2017/model3d" xmlns:o="urn:schemas-microsoft-com:office:office" xmlns:oel="http://schemas.microsoft.com/office/2019/extlst" xmlns:r="http://schemas.openxmlformats.org/officeDocument/2006/relationships" xmlns:m="http://schemas.openxmlformats.org/officeDocument/2006/math" xmlns:v="urn:schemas-microsoft-com:vml" xmlns:wp14="http://schemas.microsoft.com/office/word/2010/wordprocessingDrawing" xmlns:wp="http://schemas.openxmlformats.org/drawingml/2006/wordprocessingDrawing" xmlns:w10="urn:schemas-microsoft-com:office:word" xmlns:w="http://schemas.openxmlformats.org/wordprocessingml/2006/main" xmlns:w14="http://schemas.microsoft.com/office/word/2010/wordml" xmlns:w15="http://schemas.microsoft.com/office/word/2012/wordml" xmlns:w16cex="http://schemas.microsoft.com/office/word/2018/wordml/cex" xmlns:w16cid="http://schemas.microsoft.com/office/word/2016/wordml/cid" xmlns:w16="http://schemas.microsoft.com/office/word/2018/wordml" xmlns:w16du="http://schemas.microsoft.com/office/word/2023/wordml/word16du" xmlns:w16sdtdh="http://schemas.microsoft.com/office/word/2020/wordml/sdtdatahash" xmlns:w16sdtfl="http://schemas.microsoft.com/office/word/2024/wordml/sdtformatlock" xmlns:w16se="http://schemas.microsoft.com/office/word/2015/wordml/symex" xmlns:wpg="http://schemas.microsoft.com/office/word/2010/wordprocessingGroup" xmlns:wpi="http://schemas.microsoft.com/office/word/2010/wordprocessingInk" xmlns:wne="http://schemas.microsoft.com/office/word/2006/wordml" xmlns:wps="http://schemas.microsoft.com/office/word/2010/wordprocessingShape" mc:Ignorable="w14 w15 w16se w16cid w16 w16cex w16sdtdh w16sdtfl w16du wp14">
   <w:body>
     <w:tbl>
       <w:tblPr>
@@ -10,852 +10,21 @@
         <w:tblLook w:val="04A0" w:firstRow="1" w:lastRow="0" w:firstColumn="1" w:lastColumn="0" w:noHBand="0" w:noVBand="1"/>
       </w:tblPr>
       <w:tblGrid>
-        <w:gridCol w:w="844"/>
+        <w:gridCol w:w="562"/>
+        <w:gridCol w:w="993"/>
         <w:gridCol w:w="1134"/>
-        <w:gridCol w:w="994"/>
         <w:gridCol w:w="992"/>
-        <w:gridCol w:w="851"/>
-        <w:gridCol w:w="567"/>
-        <w:gridCol w:w="566"/>
-        <w:gridCol w:w="426"/>
-        <w:gridCol w:w="284"/>
-        <w:gridCol w:w="1842"/>
-        <w:gridCol w:w="426"/>
-        <w:gridCol w:w="1275"/>
-        <w:gridCol w:w="1276"/>
+        <w:gridCol w:w="850"/>
+        <w:gridCol w:w="1417"/>
+        <w:gridCol w:w="710"/>
+        <w:gridCol w:w="1559"/>
+        <w:gridCol w:w="2126"/>
+        <w:gridCol w:w="1134"/>
       </w:tblGrid>
       <w:tr>
         <w:tc>
           <w:tcPr>
-            <w:tcW w:w="2972" w:type="dxa"/>
-            <w:gridSpan w:val="3"/>
-            <w:vMerge w:val="restart"/>
-          </w:tcPr>
-          <w:p>
-            <w:pPr>
-              <w:jc w:val="center"/>
-              <w:rPr>
-                <w:b/>
-                <w:bCs/>
-                <w:sz w:val="18"/>
-                <w:szCs w:val="18"/>
-              </w:rPr>
-            </w:pPr>
-            <w:r>
-              <w:rPr>
-                <w:rFonts w:ascii="Times New Roman" w:hAnsi="Times New Roman" w:cs="Times New Roman"/>
-                <w:b/>
-                <w:bCs/>
-                <w:noProof/>
-                <w:szCs w:val="24"/>
-              </w:rPr>
-              <mc:AlternateContent>
-                <mc:Choice Requires="wps">
-                  <w:drawing>
-                    <wp:anchor distT="0" distB="0" distL="114300" distR="114300" simplePos="0" relativeHeight="251676672" behindDoc="0" locked="0" layoutInCell="1" allowOverlap="1" wp14:anchorId="7F7A92DC" wp14:editId="0DF5491D">
-                      <wp:simplePos x="0" y="0"/>
-                      <wp:positionH relativeFrom="margin">
-                        <wp:posOffset>-67945</wp:posOffset>
-                      </wp:positionH>
-                      <wp:positionV relativeFrom="paragraph">
-                        <wp:posOffset>-3810</wp:posOffset>
-                      </wp:positionV>
-                      <wp:extent cx="1839686" cy="968828"/>
-                      <wp:effectExtent l="0" t="0" r="0" b="0"/>
-                      <wp:wrapNone/>
-                      <wp:docPr id="782399144" name="Rectángulo: esquinas redondeadas 782399144"/>
-                      <wp:cNvGraphicFramePr>
-                        <a:graphicFrameLocks xmlns:a="http://schemas.openxmlformats.org/drawingml/2006/main"/>
-                      </wp:cNvGraphicFramePr>
-                      <a:graphic xmlns:a="http://schemas.openxmlformats.org/drawingml/2006/main">
-                        <a:graphicData uri="http://schemas.microsoft.com/office/word/2010/wordprocessingShape">
-                          <wps:wsp>
-                            <wps:cNvSpPr>
-                              <a:spLocks noChangeArrowheads="1"/>
-                            </wps:cNvSpPr>
-                            <wps:spPr bwMode="auto">
-                              <a:xfrm>
-                                <a:off x="0" y="0"/>
-                                <a:ext cx="1839686" cy="968828"/>
-                              </a:xfrm>
-                              <a:prstGeom prst="roundRect">
-                                <a:avLst>
-                                  <a:gd name="adj" fmla="val 16667"/>
-                                </a:avLst>
-                              </a:prstGeom>
-                              <a:noFill/>
-                              <a:ln w="9525">
-                                <a:noFill/>
-                                <a:miter lim="800000"/>
-                                <a:headEnd/>
-                                <a:tailEnd/>
-                              </a:ln>
-                            </wps:spPr>
-                            <wps:txbx>
-                              <w:txbxContent>
-                                <w:p>
-                                  <w:pPr>
-                                    <w:jc w:val="center"/>
-                                  </w:pPr>
-                                  <w:r>
-                                    <w:rPr>
-                                      <w:rFonts w:ascii="Arial" w:eastAsia="Arial Unicode MS" w:hAnsi="Arial"/>
-                                      <w:sz w:val="18"/>
-                                      <w:szCs w:val="18"/>
-                                    </w:rPr>
-                                    <w:fldChar w:fldCharType="begin"/>
-                                  </w:r>
-                                  <w:r>
-                                    <w:rPr>
-                                      <w:rFonts w:ascii="Arial" w:eastAsia="Arial Unicode MS" w:hAnsi="Arial"/>
-                                      <w:sz w:val="18"/>
-                                      <w:szCs w:val="18"/>
-                                    </w:rPr>
-                                    <w:instrText xml:space="preserve"> MERGEFIELD  Image:logo  \* MERGEFORMAT </w:instrText>
-                                  </w:r>
-                                  <w:r>
-                                    <w:rPr>
-                                      <w:rFonts w:ascii="Arial" w:eastAsia="Arial Unicode MS" w:hAnsi="Arial"/>
-                                      <w:sz w:val="18"/>
-                                      <w:szCs w:val="18"/>
-                                    </w:rPr>
-                                    <w:fldChar w:fldCharType="separate"/>
-                                  </w:r>
-                                  <w:r>
-                                    <w:rPr>
-                                      <w:rFonts w:ascii="Arial" w:eastAsia="Arial Unicode MS" w:hAnsi="Arial"/>
-                                      <w:noProof/>
-                                      <w:sz w:val="18"/>
-                                      <w:szCs w:val="18"/>
-                                    </w:rPr>
-                                    <w:t>«Image:logo»</w:t>
-                                  </w:r>
-                                  <w:r>
-                                    <w:rPr>
-                                      <w:rFonts w:ascii="Arial" w:eastAsia="Arial Unicode MS" w:hAnsi="Arial"/>
-                                      <w:sz w:val="18"/>
-                                      <w:szCs w:val="18"/>
-                                    </w:rPr>
-                                    <w:fldChar w:fldCharType="end"/>
-                                  </w:r>
-                                </w:p>
-                              </w:txbxContent>
-                            </wps:txbx>
-                            <wps:bodyPr rot="0" vertOverflow="clip" horzOverflow="clip" vert="horz" wrap="square" lIns="91440" tIns="45720" rIns="91440" bIns="45720" anchor="t" anchorCtr="0" upright="1">
-                              <a:noAutofit/>
-                            </wps:bodyPr>
-                          </wps:wsp>
-                        </a:graphicData>
-                      </a:graphic>
-                      <wp14:sizeRelH relativeFrom="margin">
-                        <wp14:pctWidth>0</wp14:pctWidth>
-                      </wp14:sizeRelH>
-                      <wp14:sizeRelV relativeFrom="margin">
-                        <wp14:pctHeight>0</wp14:pctHeight>
-                      </wp14:sizeRelV>
-                    </wp:anchor>
-                  </w:drawing>
-                </mc:Choice>
-                <mc:Fallback>
-                  <w:pict>
-                    <v:roundrect w14:anchorId="7F7A92DC" id="Rectángulo: esquinas redondeadas 782399144" o:spid="_x0000_s1026" style="position:absolute;left:0;text-align:left;margin-left:-5.35pt;margin-top:-.3pt;width:144.85pt;height:76.3pt;z-index:251676672;visibility:visible;mso-wrap-style:square;mso-width-percent:0;mso-height-percent:0;mso-wrap-distance-left:9pt;mso-wrap-distance-top:0;mso-wrap-distance-right:9pt;mso-wrap-distance-bottom:0;mso-position-horizontal:absolute;mso-position-horizontal-relative:margin;mso-position-vertical:absolute;mso-position-vertical-relative:text;mso-width-percent:0;mso-height-percent:0;mso-width-relative:margin;mso-height-relative:margin;v-text-anchor:top" arcsize="10923f" o:gfxdata="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" filled="f" stroked="f">
-                      <v:stroke joinstyle="miter"/>
-                      <v:textbox>
-                        <w:txbxContent>
-                          <w:p>
-                            <w:pPr>
-                              <w:jc w:val="center"/>
-                            </w:pPr>
-                            <w:r>
-                              <w:rPr>
-                                <w:rFonts w:ascii="Arial" w:eastAsia="Arial Unicode MS" w:hAnsi="Arial"/>
-                                <w:sz w:val="18"/>
-                                <w:szCs w:val="18"/>
-                              </w:rPr>
-                              <w:fldChar w:fldCharType="begin"/>
-                            </w:r>
-                            <w:r>
-                              <w:rPr>
-                                <w:rFonts w:ascii="Arial" w:eastAsia="Arial Unicode MS" w:hAnsi="Arial"/>
-                                <w:sz w:val="18"/>
-                                <w:szCs w:val="18"/>
-                              </w:rPr>
-                              <w:instrText xml:space="preserve"> MERGEFIELD  Image:logo  \* MERGEFORMAT </w:instrText>
-                            </w:r>
-                            <w:r>
-                              <w:rPr>
-                                <w:rFonts w:ascii="Arial" w:eastAsia="Arial Unicode MS" w:hAnsi="Arial"/>
-                                <w:sz w:val="18"/>
-                                <w:szCs w:val="18"/>
-                              </w:rPr>
-                              <w:fldChar w:fldCharType="separate"/>
-                            </w:r>
-                            <w:r>
-                              <w:rPr>
-                                <w:rFonts w:ascii="Arial" w:eastAsia="Arial Unicode MS" w:hAnsi="Arial"/>
-                                <w:noProof/>
-                                <w:sz w:val="18"/>
-                                <w:szCs w:val="18"/>
-                              </w:rPr>
-                              <w:t>«Image:logo»</w:t>
-                            </w:r>
-                            <w:r>
-                              <w:rPr>
-                                <w:rFonts w:ascii="Arial" w:eastAsia="Arial Unicode MS" w:hAnsi="Arial"/>
-                                <w:sz w:val="18"/>
-                                <w:szCs w:val="18"/>
-                              </w:rPr>
-                              <w:fldChar w:fldCharType="end"/>
-                            </w:r>
-                          </w:p>
-                        </w:txbxContent>
-                      </v:textbox>
-                      <w10:wrap anchorx="margin"/>
-                    </v:roundrect>
-                  </w:pict>
-                </mc:Fallback>
-              </mc:AlternateContent>
-            </w:r>
-          </w:p>
-        </w:tc>
-        <w:tc>
-          <w:tcPr>
-            <w:tcW w:w="5954" w:type="dxa"/>
-            <w:gridSpan w:val="8"/>
-          </w:tcPr>
-          <w:p>
-            <w:pPr>
-              <w:jc w:val="center"/>
-              <w:rPr>
-                <w:b/>
-                <w:bCs/>
-                <w:sz w:val="18"/>
-                <w:szCs w:val="18"/>
-              </w:rPr>
-            </w:pPr>
-            <w:r>
-              <w:rPr>
-                <w:b/>
-                <w:bCs/>
-                <w:sz w:val="18"/>
-                <w:szCs w:val="18"/>
-              </w:rPr>
-              <w:t>REGISTRO</w:t>
-            </w:r>
-          </w:p>
-        </w:tc>
-        <w:tc>
-          <w:tcPr>
-            <w:tcW w:w="2551" w:type="dxa"/>
-            <w:gridSpan w:val="2"/>
-            <w:vMerge w:val="restart"/>
-          </w:tcPr>
-          <w:p>
-            <w:pPr>
-              <w:spacing w:after="0"/>
-              <w:jc w:val="center"/>
-              <w:rPr>
-                <w:rFonts w:ascii="Aptos Black" w:hAnsi="Aptos Black"/>
-                <w:b/>
-                <w:bCs/>
-                <w:sz w:val="28"/>
-                <w:szCs w:val="28"/>
-              </w:rPr>
-            </w:pPr>
-          </w:p>
-          <w:p>
-            <w:pPr>
-              <w:spacing w:after="0"/>
-              <w:jc w:val="center"/>
-              <w:rPr>
-                <w:rFonts w:ascii="Aptos Black" w:hAnsi="Aptos Black"/>
-                <w:b/>
-                <w:bCs/>
-              </w:rPr>
-            </w:pPr>
-            <w:r>
-              <w:rPr>
-                <w:rFonts w:ascii="Aptos Black" w:hAnsi="Aptos Black"/>
-                <w:b/>
-                <w:bCs/>
-                <w:sz w:val="56"/>
-                <w:szCs w:val="56"/>
-              </w:rPr>
-              <w:t>ACOPIO</w:t>
-            </w:r>
-          </w:p>
-        </w:tc>
-      </w:tr>
-      <w:tr>
-        <w:tc>
-          <w:tcPr>
-            <w:tcW w:w="2972" w:type="dxa"/>
-            <w:gridSpan w:val="3"/>
-            <w:vMerge/>
-          </w:tcPr>
-          <w:p>
-            <w:pPr>
-              <w:jc w:val="center"/>
-              <w:rPr>
-                <w:b/>
-                <w:bCs/>
-                <w:sz w:val="18"/>
-                <w:szCs w:val="18"/>
-              </w:rPr>
-            </w:pPr>
-          </w:p>
-        </w:tc>
-        <w:tc>
-          <w:tcPr>
-            <w:tcW w:w="5954" w:type="dxa"/>
-            <w:gridSpan w:val="8"/>
-          </w:tcPr>
-          <w:p>
-            <w:pPr>
-              <w:jc w:val="center"/>
-              <w:rPr>
-                <w:b/>
-                <w:bCs/>
-                <w:sz w:val="18"/>
-                <w:szCs w:val="18"/>
-              </w:rPr>
-            </w:pPr>
-            <w:r>
-              <w:rPr>
-                <w:b/>
-                <w:bCs/>
-                <w:sz w:val="18"/>
-                <w:szCs w:val="18"/>
-              </w:rPr>
-              <w:t>ENTREGA DE LOTES A PLANTA DE PROCESOS</w:t>
-            </w:r>
-          </w:p>
-        </w:tc>
-        <w:tc>
-          <w:tcPr>
-            <w:tcW w:w="2551" w:type="dxa"/>
-            <w:gridSpan w:val="2"/>
-            <w:vMerge/>
-          </w:tcPr>
-          <w:p>
-            <w:pPr>
-              <w:rPr>
-                <w:b/>
-                <w:bCs/>
-              </w:rPr>
-            </w:pPr>
-          </w:p>
-        </w:tc>
-      </w:tr>
-      <w:tr>
-        <w:tc>
-          <w:tcPr>
-            <w:tcW w:w="2972" w:type="dxa"/>
-            <w:gridSpan w:val="3"/>
-            <w:vMerge/>
-          </w:tcPr>
-          <w:p>
-            <w:pPr>
-              <w:rPr>
-                <w:b/>
-                <w:bCs/>
-                <w:sz w:val="18"/>
-                <w:szCs w:val="18"/>
-              </w:rPr>
-            </w:pPr>
-          </w:p>
-        </w:tc>
-        <w:tc>
-          <w:tcPr>
-            <w:tcW w:w="992" w:type="dxa"/>
-          </w:tcPr>
-          <w:p>
-            <w:pPr>
-              <w:rPr>
-                <w:b/>
-                <w:bCs/>
-                <w:sz w:val="18"/>
-                <w:szCs w:val="18"/>
-              </w:rPr>
-            </w:pPr>
-            <w:r>
-              <w:rPr>
-                <w:b/>
-                <w:bCs/>
-                <w:sz w:val="18"/>
-                <w:szCs w:val="18"/>
-              </w:rPr>
-              <w:t>AREA</w:t>
-            </w:r>
-          </w:p>
-        </w:tc>
-        <w:tc>
-          <w:tcPr>
-            <w:tcW w:w="4962" w:type="dxa"/>
-            <w:gridSpan w:val="7"/>
-          </w:tcPr>
-          <w:p>
-            <w:pPr>
-              <w:rPr>
-                <w:sz w:val="18"/>
-                <w:szCs w:val="18"/>
-              </w:rPr>
-            </w:pPr>
-            <w:r>
-              <w:rPr>
-                <w:sz w:val="18"/>
-                <w:szCs w:val="18"/>
-              </w:rPr>
-              <w:fldChar w:fldCharType="begin"/>
-            </w:r>
-            <w:r>
-              <w:rPr>
-                <w:sz w:val="18"/>
-                <w:szCs w:val="18"/>
-              </w:rPr>
-              <w:instrText xml:space="preserve"> MERGEFIELD  area  \* MERGEFORMAT </w:instrText>
-            </w:r>
-            <w:r>
-              <w:rPr>
-                <w:sz w:val="18"/>
-                <w:szCs w:val="18"/>
-              </w:rPr>
-              <w:fldChar w:fldCharType="separate"/>
-            </w:r>
-            <w:r>
-              <w:rPr>
-                <w:noProof/>
-                <w:sz w:val="18"/>
-                <w:szCs w:val="18"/>
-              </w:rPr>
-              <w:t>«area»</w:t>
-            </w:r>
-            <w:r>
-              <w:rPr>
-                <w:sz w:val="18"/>
-                <w:szCs w:val="18"/>
-              </w:rPr>
-              <w:fldChar w:fldCharType="end"/>
-            </w:r>
-          </w:p>
-        </w:tc>
-        <w:tc>
-          <w:tcPr>
-            <w:tcW w:w="2551" w:type="dxa"/>
-            <w:gridSpan w:val="2"/>
-            <w:vMerge/>
-          </w:tcPr>
-          <w:p>
-            <w:pPr>
-              <w:rPr>
-                <w:b/>
-                <w:bCs/>
-              </w:rPr>
-            </w:pPr>
-          </w:p>
-        </w:tc>
-      </w:tr>
-      <w:tr>
-        <w:tc>
-          <w:tcPr>
-            <w:tcW w:w="2972" w:type="dxa"/>
-            <w:gridSpan w:val="3"/>
-            <w:vMerge/>
-          </w:tcPr>
-          <w:p>
-            <w:pPr>
-              <w:rPr>
-                <w:b/>
-                <w:bCs/>
-                <w:sz w:val="18"/>
-                <w:szCs w:val="18"/>
-              </w:rPr>
-            </w:pPr>
-          </w:p>
-        </w:tc>
-        <w:tc>
-          <w:tcPr>
-            <w:tcW w:w="992" w:type="dxa"/>
-          </w:tcPr>
-          <w:p>
-            <w:pPr>
-              <w:rPr>
-                <w:b/>
-                <w:bCs/>
-                <w:sz w:val="18"/>
-                <w:szCs w:val="18"/>
-              </w:rPr>
-            </w:pPr>
-            <w:r>
-              <w:rPr>
-                <w:b/>
-                <w:bCs/>
-                <w:sz w:val="18"/>
-                <w:szCs w:val="18"/>
-              </w:rPr>
-              <w:t>CODIGO</w:t>
-            </w:r>
-          </w:p>
-        </w:tc>
-        <w:tc>
-          <w:tcPr>
-            <w:tcW w:w="1418" w:type="dxa"/>
-            <w:gridSpan w:val="2"/>
-          </w:tcPr>
-          <w:p>
-            <w:pPr>
-              <w:rPr>
-                <w:b/>
-                <w:bCs/>
-                <w:sz w:val="18"/>
-                <w:szCs w:val="18"/>
-              </w:rPr>
-            </w:pPr>
-            <w:r>
-              <w:rPr>
-                <w:sz w:val="18"/>
-                <w:szCs w:val="18"/>
-              </w:rPr>
-              <w:fldChar w:fldCharType="begin"/>
-            </w:r>
-            <w:r>
-              <w:rPr>
-                <w:sz w:val="18"/>
-                <w:szCs w:val="18"/>
-              </w:rPr>
-              <w:instrText xml:space="preserve"> MERGEFIELD  guia  \* MERGEFORMAT </w:instrText>
-            </w:r>
-            <w:r>
-              <w:rPr>
-                <w:sz w:val="18"/>
-                <w:szCs w:val="18"/>
-              </w:rPr>
-              <w:fldChar w:fldCharType="separate"/>
-            </w:r>
-            <w:r>
-              <w:rPr>
-                <w:noProof/>
-                <w:sz w:val="18"/>
-                <w:szCs w:val="18"/>
-              </w:rPr>
-              <w:t>«guia»</w:t>
-            </w:r>
-            <w:r>
-              <w:rPr>
-                <w:sz w:val="18"/>
-                <w:szCs w:val="18"/>
-              </w:rPr>
-              <w:fldChar w:fldCharType="end"/>
-            </w:r>
-          </w:p>
-        </w:tc>
-        <w:tc>
-          <w:tcPr>
-            <w:tcW w:w="992" w:type="dxa"/>
-            <w:gridSpan w:val="2"/>
-          </w:tcPr>
-          <w:p>
-            <w:pPr>
-              <w:rPr>
-                <w:b/>
-                <w:bCs/>
-                <w:sz w:val="18"/>
-                <w:szCs w:val="18"/>
-              </w:rPr>
-            </w:pPr>
-            <w:r>
-              <w:rPr>
-                <w:b/>
-                <w:bCs/>
-                <w:sz w:val="18"/>
-                <w:szCs w:val="18"/>
-              </w:rPr>
-              <w:t>FECHA</w:t>
-            </w:r>
-          </w:p>
-        </w:tc>
-        <w:tc>
-          <w:tcPr>
-            <w:tcW w:w="2552" w:type="dxa"/>
-            <w:gridSpan w:val="3"/>
-          </w:tcPr>
-          <w:p>
-            <w:pPr>
-              <w:rPr>
-                <w:b/>
-                <w:bCs/>
-                <w:sz w:val="18"/>
-                <w:szCs w:val="18"/>
-              </w:rPr>
-            </w:pPr>
-            <w:r>
-              <w:rPr>
-                <w:b/>
-                <w:bCs/>
-                <w:sz w:val="18"/>
-                <w:szCs w:val="18"/>
-              </w:rPr>
-              <w:fldChar w:fldCharType="begin"/>
-            </w:r>
-            <w:r>
-              <w:rPr>
-                <w:b/>
-                <w:bCs/>
-                <w:sz w:val="18"/>
-                <w:szCs w:val="18"/>
-              </w:rPr>
-              <w:instrText xml:space="preserve"> MERGEFIELD  fecha  \* MERGEFORMAT </w:instrText>
-            </w:r>
-            <w:r>
-              <w:rPr>
-                <w:b/>
-                <w:bCs/>
-                <w:sz w:val="18"/>
-                <w:szCs w:val="18"/>
-              </w:rPr>
-              <w:fldChar w:fldCharType="separate"/>
-            </w:r>
-            <w:r>
-              <w:rPr>
-                <w:b/>
-                <w:bCs/>
-                <w:noProof/>
-                <w:sz w:val="18"/>
-                <w:szCs w:val="18"/>
-              </w:rPr>
-              <w:t>«fecha»</w:t>
-            </w:r>
-            <w:r>
-              <w:rPr>
-                <w:b/>
-                <w:bCs/>
-                <w:sz w:val="18"/>
-                <w:szCs w:val="18"/>
-              </w:rPr>
-              <w:fldChar w:fldCharType="end"/>
-            </w:r>
-          </w:p>
-        </w:tc>
-        <w:tc>
-          <w:tcPr>
-            <w:tcW w:w="2551" w:type="dxa"/>
-            <w:gridSpan w:val="2"/>
-            <w:vMerge/>
-          </w:tcPr>
-          <w:p>
-            <w:pPr>
-              <w:rPr>
-                <w:b/>
-                <w:bCs/>
-              </w:rPr>
-            </w:pPr>
-          </w:p>
-        </w:tc>
-      </w:tr>
-      <w:tr>
-        <w:trPr>
-          <w:trHeight w:val="303"/>
-        </w:trPr>
-        <w:tc>
-          <w:tcPr>
-            <w:tcW w:w="2972" w:type="dxa"/>
-            <w:gridSpan w:val="3"/>
-            <w:vMerge/>
-          </w:tcPr>
-          <w:p>
-            <w:pPr>
-              <w:rPr>
-                <w:b/>
-                <w:bCs/>
-                <w:sz w:val="18"/>
-                <w:szCs w:val="18"/>
-              </w:rPr>
-            </w:pPr>
-          </w:p>
-        </w:tc>
-        <w:tc>
-          <w:tcPr>
-            <w:tcW w:w="992" w:type="dxa"/>
-          </w:tcPr>
-          <w:p>
-            <w:pPr>
-              <w:rPr>
-                <w:b/>
-                <w:bCs/>
-                <w:sz w:val="18"/>
-                <w:szCs w:val="18"/>
-              </w:rPr>
-            </w:pPr>
-            <w:r>
-              <w:rPr>
-                <w:b/>
-                <w:bCs/>
-                <w:sz w:val="18"/>
-                <w:szCs w:val="18"/>
-              </w:rPr>
-              <w:t>GUARDIA</w:t>
-            </w:r>
-          </w:p>
-        </w:tc>
-        <w:tc>
-          <w:tcPr>
-            <w:tcW w:w="1418" w:type="dxa"/>
-            <w:gridSpan w:val="2"/>
-          </w:tcPr>
-          <w:p>
-            <w:pPr>
-              <w:rPr>
-                <w:b/>
-                <w:bCs/>
-                <w:sz w:val="18"/>
-                <w:szCs w:val="18"/>
-              </w:rPr>
-            </w:pPr>
-            <w:r>
-              <w:rPr>
-                <w:sz w:val="18"/>
-                <w:szCs w:val="18"/>
-              </w:rPr>
-              <w:fldChar w:fldCharType="begin"/>
-            </w:r>
-            <w:r>
-              <w:rPr>
-                <w:sz w:val="18"/>
-                <w:szCs w:val="18"/>
-              </w:rPr>
-              <w:instrText xml:space="preserve"> MERGEFIELD  guardia  \* MERGEFORMAT </w:instrText>
-            </w:r>
-            <w:r>
-              <w:rPr>
-                <w:sz w:val="18"/>
-                <w:szCs w:val="18"/>
-              </w:rPr>
-              <w:fldChar w:fldCharType="separate"/>
-            </w:r>
-            <w:r>
-              <w:rPr>
-                <w:noProof/>
-                <w:sz w:val="18"/>
-                <w:szCs w:val="18"/>
-              </w:rPr>
-              <w:t>«guardia»</w:t>
-            </w:r>
-            <w:r>
-              <w:rPr>
-                <w:sz w:val="18"/>
-                <w:szCs w:val="18"/>
-              </w:rPr>
-              <w:fldChar w:fldCharType="end"/>
-            </w:r>
-          </w:p>
-        </w:tc>
-        <w:tc>
-          <w:tcPr>
-            <w:tcW w:w="992" w:type="dxa"/>
-            <w:gridSpan w:val="2"/>
-          </w:tcPr>
-          <w:p>
-            <w:pPr>
-              <w:rPr>
-                <w:b/>
-                <w:bCs/>
-                <w:sz w:val="18"/>
-                <w:szCs w:val="18"/>
-              </w:rPr>
-            </w:pPr>
-            <w:r>
-              <w:rPr>
-                <w:b/>
-                <w:bCs/>
-                <w:sz w:val="18"/>
-                <w:szCs w:val="18"/>
-              </w:rPr>
-              <w:t>HORA</w:t>
-            </w:r>
-          </w:p>
-        </w:tc>
-        <w:tc>
-          <w:tcPr>
-            <w:tcW w:w="2552" w:type="dxa"/>
-            <w:gridSpan w:val="3"/>
-          </w:tcPr>
-          <w:p>
-            <w:pPr>
-              <w:rPr>
-                <w:b/>
-                <w:bCs/>
-                <w:sz w:val="18"/>
-                <w:szCs w:val="18"/>
-              </w:rPr>
-            </w:pPr>
-            <w:r>
-              <w:rPr>
-                <w:b/>
-                <w:bCs/>
-                <w:sz w:val="18"/>
-                <w:szCs w:val="18"/>
-              </w:rPr>
-              <w:fldChar w:fldCharType="begin"/>
-            </w:r>
-            <w:r>
-              <w:rPr>
-                <w:b/>
-                <w:bCs/>
-                <w:sz w:val="18"/>
-                <w:szCs w:val="18"/>
-              </w:rPr>
-              <w:instrText xml:space="preserve"> MERGEFIELD  hora  \* MERGEFORMAT </w:instrText>
-            </w:r>
-            <w:r>
-              <w:rPr>
-                <w:b/>
-                <w:bCs/>
-                <w:sz w:val="18"/>
-                <w:szCs w:val="18"/>
-              </w:rPr>
-              <w:fldChar w:fldCharType="separate"/>
-            </w:r>
-            <w:r>
-              <w:rPr>
-                <w:b/>
-                <w:bCs/>
-                <w:noProof/>
-                <w:sz w:val="18"/>
-                <w:szCs w:val="18"/>
-              </w:rPr>
-              <w:t>«hora»</w:t>
-            </w:r>
-            <w:r>
-              <w:rPr>
-                <w:b/>
-                <w:bCs/>
-                <w:sz w:val="18"/>
-                <w:szCs w:val="18"/>
-              </w:rPr>
-              <w:fldChar w:fldCharType="end"/>
-            </w:r>
-          </w:p>
-        </w:tc>
-        <w:tc>
-          <w:tcPr>
-            <w:tcW w:w="2551" w:type="dxa"/>
-            <w:gridSpan w:val="2"/>
-            <w:vMerge/>
-          </w:tcPr>
-          <w:p>
-            <w:pPr>
-              <w:rPr>
-                <w:b/>
-                <w:bCs/>
-              </w:rPr>
-            </w:pPr>
-          </w:p>
-        </w:tc>
-      </w:tr>
-      <w:tr>
-        <w:tc>
-          <w:tcPr>
-            <w:tcW w:w="844" w:type="dxa"/>
+            <w:tcW w:w="562" w:type="dxa"/>
             <w:tcBorders>
               <w:bottom w:val="single" w:sz="4" w:space="0" w:color="auto"/>
             </w:tcBorders>
@@ -880,6 +49,36 @@
                 <w:szCs w:val="16"/>
               </w:rPr>
               <w:t>ITEM</w:t>
+            </w:r>
+          </w:p>
+        </w:tc>
+        <w:tc>
+          <w:tcPr>
+            <w:tcW w:w="993" w:type="dxa"/>
+            <w:tcBorders>
+              <w:bottom w:val="single" w:sz="4" w:space="0" w:color="auto"/>
+            </w:tcBorders>
+          </w:tcPr>
+          <w:p>
+            <w:pPr>
+              <w:jc w:val="center"/>
+              <w:rPr>
+                <w:rFonts w:ascii="Calibri" w:hAnsi="Calibri" w:cs="Calibri"/>
+                <w:b/>
+                <w:bCs/>
+                <w:sz w:val="16"/>
+                <w:szCs w:val="16"/>
+              </w:rPr>
+            </w:pPr>
+            <w:r>
+              <w:rPr>
+                <w:rFonts w:ascii="Calibri" w:hAnsi="Calibri" w:cs="Calibri"/>
+                <w:b/>
+                <w:bCs/>
+                <w:sz w:val="16"/>
+                <w:szCs w:val="16"/>
+              </w:rPr>
+              <w:t>CODIGO</w:t>
             </w:r>
           </w:p>
         </w:tc>
@@ -909,36 +108,6 @@
                 <w:sz w:val="16"/>
                 <w:szCs w:val="16"/>
               </w:rPr>
-              <w:t>CODIGO</w:t>
-            </w:r>
-          </w:p>
-        </w:tc>
-        <w:tc>
-          <w:tcPr>
-            <w:tcW w:w="994" w:type="dxa"/>
-            <w:tcBorders>
-              <w:bottom w:val="single" w:sz="4" w:space="0" w:color="auto"/>
-            </w:tcBorders>
-          </w:tcPr>
-          <w:p>
-            <w:pPr>
-              <w:jc w:val="center"/>
-              <w:rPr>
-                <w:rFonts w:ascii="Calibri" w:hAnsi="Calibri" w:cs="Calibri"/>
-                <w:b/>
-                <w:bCs/>
-                <w:sz w:val="16"/>
-                <w:szCs w:val="16"/>
-              </w:rPr>
-            </w:pPr>
-            <w:r>
-              <w:rPr>
-                <w:rFonts w:ascii="Calibri" w:hAnsi="Calibri" w:cs="Calibri"/>
-                <w:b/>
-                <w:bCs/>
-                <w:sz w:val="16"/>
-                <w:szCs w:val="16"/>
-              </w:rPr>
               <w:t>TMH</w:t>
             </w:r>
           </w:p>
@@ -975,7 +144,7 @@
         </w:tc>
         <w:tc>
           <w:tcPr>
-            <w:tcW w:w="851" w:type="dxa"/>
+            <w:tcW w:w="850" w:type="dxa"/>
             <w:tcBorders>
               <w:bottom w:val="single" w:sz="4" w:space="0" w:color="auto"/>
             </w:tcBorders>
@@ -1005,8 +174,7 @@
         </w:tc>
         <w:tc>
           <w:tcPr>
-            <w:tcW w:w="1133" w:type="dxa"/>
-            <w:gridSpan w:val="2"/>
+            <w:tcW w:w="1417" w:type="dxa"/>
             <w:tcBorders>
               <w:bottom w:val="single" w:sz="4" w:space="0" w:color="auto"/>
             </w:tcBorders>
@@ -1059,7 +227,6 @@
         <w:tc>
           <w:tcPr>
             <w:tcW w:w="710" w:type="dxa"/>
-            <w:gridSpan w:val="2"/>
             <w:tcBorders>
               <w:bottom w:val="single" w:sz="4" w:space="0" w:color="auto"/>
             </w:tcBorders>
@@ -1089,7 +256,7 @@
         </w:tc>
         <w:tc>
           <w:tcPr>
-            <w:tcW w:w="1842" w:type="dxa"/>
+            <w:tcW w:w="1559" w:type="dxa"/>
             <w:tcBorders>
               <w:bottom w:val="single" w:sz="4" w:space="0" w:color="auto"/>
             </w:tcBorders>
@@ -1119,8 +286,7 @@
         </w:tc>
         <w:tc>
           <w:tcPr>
-            <w:tcW w:w="1701" w:type="dxa"/>
-            <w:gridSpan w:val="2"/>
+            <w:tcW w:w="2126" w:type="dxa"/>
             <w:tcBorders>
               <w:bottom w:val="single" w:sz="4" w:space="0" w:color="auto"/>
             </w:tcBorders>
@@ -1145,178 +311,6 @@
                 <w:szCs w:val="16"/>
               </w:rPr>
               <w:t>MINERAL RELAVE</w:t>
-            </w:r>
-          </w:p>
-        </w:tc>
-        <w:tc>
-          <w:tcPr>
-            <w:tcW w:w="1276" w:type="dxa"/>
-            <w:tcBorders>
-              <w:bottom w:val="single" w:sz="4" w:space="0" w:color="auto"/>
-            </w:tcBorders>
-          </w:tcPr>
-          <w:p>
-            <w:pPr>
-              <w:jc w:val="center"/>
-              <w:rPr>
-                <w:rFonts w:ascii="Calibri" w:hAnsi="Calibri" w:cs="Calibri"/>
-                <w:b/>
-                <w:bCs/>
-                <w:sz w:val="16"/>
-                <w:szCs w:val="16"/>
-              </w:rPr>
-            </w:pPr>
-            <w:r>
-              <w:rPr>
-                <w:rFonts w:ascii="Calibri" w:hAnsi="Calibri" w:cs="Calibri"/>
-                <w:b/>
-                <w:bCs/>
-                <w:sz w:val="16"/>
-                <w:szCs w:val="16"/>
-              </w:rPr>
-              <w:t>MES</w:t>
-            </w:r>
-          </w:p>
-          <w:p>
-            <w:pPr>
-              <w:jc w:val="center"/>
-              <w:rPr>
-                <w:rFonts w:ascii="Calibri" w:hAnsi="Calibri" w:cs="Calibri"/>
-                <w:b/>
-                <w:bCs/>
-                <w:sz w:val="16"/>
-                <w:szCs w:val="16"/>
-              </w:rPr>
-            </w:pPr>
-            <w:r>
-              <w:rPr>
-                <w:rFonts w:ascii="Calibri" w:hAnsi="Calibri" w:cs="Calibri"/>
-                <w:b/>
-                <w:bCs/>
-                <w:sz w:val="16"/>
-                <w:szCs w:val="16"/>
-              </w:rPr>
-              <w:t>LIQUIDACION</w:t>
-            </w:r>
-          </w:p>
-        </w:tc>
-      </w:tr>
-      <w:tr>
-        <w:tc>
-          <w:tcPr>
-            <w:tcW w:w="844" w:type="dxa"/>
-            <w:tcBorders>
-              <w:bottom w:val="single" w:sz="4" w:space="0" w:color="auto"/>
-            </w:tcBorders>
-          </w:tcPr>
-          <w:p>
-            <w:pPr>
-              <w:jc w:val="center"/>
-              <w:rPr>
-                <w:rFonts w:ascii="Calibri" w:hAnsi="Calibri" w:cs="Calibri"/>
-                <w:b/>
-                <w:sz w:val="16"/>
-                <w:szCs w:val="16"/>
-              </w:rPr>
-            </w:pPr>
-            <w:r>
-              <w:rPr>
-                <w:rFonts w:ascii="Calibri" w:hAnsi="Calibri" w:cs="Calibri"/>
-                <w:b/>
-                <w:caps/>
-                <w:noProof/>
-                <w:sz w:val="2"/>
-                <w:szCs w:val="2"/>
-              </w:rPr>
-              <w:fldChar w:fldCharType="begin"/>
-            </w:r>
-            <w:r>
-              <w:rPr>
-                <w:rFonts w:ascii="Calibri" w:hAnsi="Calibri" w:cs="Calibri"/>
-                <w:b/>
-                <w:caps/>
-                <w:noProof/>
-                <w:sz w:val="2"/>
-                <w:szCs w:val="2"/>
-              </w:rPr>
-              <w:instrText xml:space="preserve"> MERGEFIELD  TableStart:actas \* Lower  \* MERGEFORMAT </w:instrText>
-            </w:r>
-            <w:r>
-              <w:rPr>
-                <w:rFonts w:ascii="Calibri" w:hAnsi="Calibri" w:cs="Calibri"/>
-                <w:b/>
-                <w:caps/>
-                <w:noProof/>
-                <w:sz w:val="2"/>
-                <w:szCs w:val="2"/>
-              </w:rPr>
-              <w:fldChar w:fldCharType="separate"/>
-            </w:r>
-            <w:r>
-              <w:rPr>
-                <w:rFonts w:ascii="Calibri" w:hAnsi="Calibri" w:cs="Calibri"/>
-                <w:b/>
-                <w:noProof/>
-                <w:sz w:val="2"/>
-                <w:szCs w:val="2"/>
-              </w:rPr>
-              <w:t>«tablestart:actas»</w:t>
-            </w:r>
-            <w:r>
-              <w:rPr>
-                <w:rFonts w:ascii="Calibri" w:hAnsi="Calibri" w:cs="Calibri"/>
-                <w:b/>
-                <w:caps/>
-                <w:noProof/>
-                <w:sz w:val="2"/>
-                <w:szCs w:val="2"/>
-              </w:rPr>
-              <w:fldChar w:fldCharType="end"/>
-            </w:r>
-            <w:r>
-              <w:rPr>
-                <w:rFonts w:ascii="Calibri" w:hAnsi="Calibri" w:cs="Calibri"/>
-                <w:b/>
-                <w:sz w:val="16"/>
-                <w:szCs w:val="16"/>
-              </w:rPr>
-              <w:fldChar w:fldCharType="begin"/>
-            </w:r>
-            <w:r>
-              <w:rPr>
-                <w:rFonts w:ascii="Calibri" w:hAnsi="Calibri" w:cs="Calibri"/>
-                <w:b/>
-                <w:sz w:val="16"/>
-                <w:szCs w:val="16"/>
-              </w:rPr>
-              <w:instrText xml:space="preserve"> MERGEFIELD  item  \* MERGEFORMAT </w:instrText>
-            </w:r>
-            <w:r>
-              <w:rPr>
-                <w:rFonts w:ascii="Calibri" w:hAnsi="Calibri" w:cs="Calibri"/>
-                <w:b/>
-                <w:sz w:val="16"/>
-                <w:szCs w:val="16"/>
-              </w:rPr>
-              <w:fldChar w:fldCharType="separate"/>
-            </w:r>
-            <w:r>
-              <w:rPr>
-                <w:rFonts w:ascii="Calibri" w:hAnsi="Calibri" w:cs="Calibri"/>
-                <w:b/>
-                <w:sz w:val="16"/>
-                <w:szCs w:val="16"/>
-              </w:rPr>
-              <w:t>«item»</w:t>
-            </w:r>
-            <w:r>
-              <w:rPr>
-                <w:rFonts w:ascii="Calibri" w:hAnsi="Calibri" w:cs="Calibri"/>
-                <w:b/>
-                <w:sz w:val="16"/>
-                <w:szCs w:val="16"/>
-              </w:rPr>
-              <w:fldChar w:fldCharType="end"/>
             </w:r>
           </w:p>
         </w:tc>
@@ -1333,16 +327,72 @@
               <w:rPr>
                 <w:rFonts w:ascii="Calibri" w:hAnsi="Calibri" w:cs="Calibri"/>
                 <w:b/>
-                <w:sz w:val="18"/>
-                <w:szCs w:val="18"/>
+                <w:bCs/>
+                <w:sz w:val="16"/>
+                <w:szCs w:val="16"/>
               </w:rPr>
             </w:pPr>
             <w:r>
               <w:rPr>
                 <w:rFonts w:ascii="Calibri" w:hAnsi="Calibri" w:cs="Calibri"/>
                 <w:b/>
-                <w:sz w:val="18"/>
-                <w:szCs w:val="18"/>
+                <w:bCs/>
+                <w:sz w:val="16"/>
+                <w:szCs w:val="16"/>
+              </w:rPr>
+              <w:t>MES</w:t>
+            </w:r>
+          </w:p>
+          <w:p>
+            <w:pPr>
+              <w:jc w:val="center"/>
+              <w:rPr>
+                <w:rFonts w:ascii="Calibri" w:hAnsi="Calibri" w:cs="Calibri"/>
+                <w:b/>
+                <w:bCs/>
+                <w:sz w:val="16"/>
+                <w:szCs w:val="16"/>
+              </w:rPr>
+            </w:pPr>
+            <w:r>
+              <w:rPr>
+                <w:rFonts w:ascii="Calibri" w:hAnsi="Calibri" w:cs="Calibri"/>
+                <w:b/>
+                <w:bCs/>
+                <w:sz w:val="16"/>
+                <w:szCs w:val="16"/>
+              </w:rPr>
+              <w:t>LIQUIDACION</w:t>
+            </w:r>
+          </w:p>
+        </w:tc>
+      </w:tr>
+      <w:tr>
+        <w:tc>
+          <w:tcPr>
+            <w:tcW w:w="562" w:type="dxa"/>
+            <w:tcBorders>
+              <w:bottom w:val="single" w:sz="4" w:space="0" w:color="auto"/>
+            </w:tcBorders>
+          </w:tcPr>
+          <w:p>
+            <w:pPr>
+              <w:jc w:val="center"/>
+              <w:rPr>
+                <w:rFonts w:ascii="Calibri" w:hAnsi="Calibri" w:cs="Calibri"/>
+                <w:b/>
+                <w:sz w:val="16"/>
+                <w:szCs w:val="16"/>
+              </w:rPr>
+            </w:pPr>
+            <w:r>
+              <w:rPr>
+                <w:rFonts w:ascii="Calibri" w:hAnsi="Calibri" w:cs="Calibri"/>
+                <w:b/>
+                <w:caps/>
+                <w:noProof/>
+                <w:sz w:val="2"/>
+                <w:szCs w:val="2"/>
               </w:rPr>
               <w:fldChar w:fldCharType="begin"/>
             </w:r>
@@ -1350,17 +400,21 @@
               <w:rPr>
                 <w:rFonts w:ascii="Calibri" w:hAnsi="Calibri" w:cs="Calibri"/>
                 <w:b/>
-                <w:sz w:val="18"/>
-                <w:szCs w:val="18"/>
-              </w:rPr>
-              <w:instrText xml:space="preserve"> MERGEFIELD  nro_lote  \* MERGEFORMAT </w:instrText>
-            </w:r>
-            <w:r>
-              <w:rPr>
-                <w:rFonts w:ascii="Calibri" w:hAnsi="Calibri" w:cs="Calibri"/>
-                <w:b/>
-                <w:sz w:val="18"/>
-                <w:szCs w:val="18"/>
+                <w:caps/>
+                <w:noProof/>
+                <w:sz w:val="2"/>
+                <w:szCs w:val="2"/>
+              </w:rPr>
+              <w:instrText xml:space="preserve"> MERGEFIELD  TableStart:actas \* Lower  \* MERGEFORMAT </w:instrText>
+            </w:r>
+            <w:r>
+              <w:rPr>
+                <w:rFonts w:ascii="Calibri" w:hAnsi="Calibri" w:cs="Calibri"/>
+                <w:b/>
+                <w:caps/>
+                <w:noProof/>
+                <w:sz w:val="2"/>
+                <w:szCs w:val="2"/>
               </w:rPr>
               <w:fldChar w:fldCharType="separate"/>
             </w:r>
@@ -1369,17 +423,84 @@
                 <w:rFonts w:ascii="Calibri" w:hAnsi="Calibri" w:cs="Calibri"/>
                 <w:b/>
                 <w:noProof/>
-                <w:sz w:val="18"/>
-                <w:szCs w:val="18"/>
-              </w:rPr>
-              <w:t>«nro_lote»</w:t>
-            </w:r>
-            <w:r>
-              <w:rPr>
-                <w:rFonts w:ascii="Calibri" w:hAnsi="Calibri" w:cs="Calibri"/>
-                <w:b/>
-                <w:sz w:val="18"/>
-                <w:szCs w:val="18"/>
+                <w:sz w:val="2"/>
+                <w:szCs w:val="2"/>
+              </w:rPr>
+              <w:t>«tablestart:actas»</w:t>
+            </w:r>
+            <w:r>
+              <w:rPr>
+                <w:rFonts w:ascii="Calibri" w:hAnsi="Calibri" w:cs="Calibri"/>
+                <w:b/>
+                <w:caps/>
+                <w:noProof/>
+                <w:sz w:val="2"/>
+                <w:szCs w:val="2"/>
+              </w:rPr>
+              <w:fldChar w:fldCharType="end"/>
+            </w:r>
+            <w:r>
+              <w:rPr>
+                <w:rFonts w:ascii="Calibri" w:hAnsi="Calibri" w:cs="Calibri"/>
+                <w:b/>
+                <w:sz w:val="16"/>
+                <w:szCs w:val="16"/>
+              </w:rPr>
+              <w:fldChar w:fldCharType="begin"/>
+            </w:r>
+            <w:r>
+              <w:rPr>
+                <w:rFonts w:ascii="Calibri" w:hAnsi="Calibri" w:cs="Calibri"/>
+                <w:b/>
+                <w:sz w:val="16"/>
+                <w:szCs w:val="16"/>
+              </w:rPr>
+              <w:instrText xml:space="preserve"> MERGEFIELD  item  \* MERGEFORMAT </w:instrText>
+            </w:r>
+            <w:r>
+              <w:rPr>
+                <w:rFonts w:ascii="Calibri" w:hAnsi="Calibri" w:cs="Calibri"/>
+                <w:b/>
+                <w:sz w:val="16"/>
+                <w:szCs w:val="16"/>
+              </w:rPr>
+              <w:fldChar w:fldCharType="separate"/>
+            </w:r>
+            <w:r>
+              <w:rPr>
+                <w:rFonts w:ascii="Calibri" w:hAnsi="Calibri" w:cs="Calibri"/>
+                <w:b/>
+                <w:sz w:val="16"/>
+                <w:szCs w:val="16"/>
+              </w:rPr>
+              <w:t>«</w:t>
+            </w:r>
+            <w:proofErr w:type="spellStart"/>
+            <w:r>
+              <w:rPr>
+                <w:rFonts w:ascii="Calibri" w:hAnsi="Calibri" w:cs="Calibri"/>
+                <w:b/>
+                <w:sz w:val="16"/>
+                <w:szCs w:val="16"/>
+              </w:rPr>
+              <w:t>item</w:t>
+            </w:r>
+            <w:proofErr w:type="spellEnd"/>
+            <w:r>
+              <w:rPr>
+                <w:rFonts w:ascii="Calibri" w:hAnsi="Calibri" w:cs="Calibri"/>
+                <w:b/>
+                <w:sz w:val="16"/>
+                <w:szCs w:val="16"/>
+              </w:rPr>
+              <w:t>»</w:t>
+            </w:r>
+            <w:r>
+              <w:rPr>
+                <w:rFonts w:ascii="Calibri" w:hAnsi="Calibri" w:cs="Calibri"/>
+                <w:b/>
+                <w:sz w:val="16"/>
+                <w:szCs w:val="16"/>
               </w:rPr>
               <w:fldChar w:fldCharType="end"/>
             </w:r>
@@ -1387,7 +508,72 @@
         </w:tc>
         <w:tc>
           <w:tcPr>
-            <w:tcW w:w="994" w:type="dxa"/>
+            <w:tcW w:w="993" w:type="dxa"/>
+            <w:tcBorders>
+              <w:bottom w:val="single" w:sz="4" w:space="0" w:color="auto"/>
+            </w:tcBorders>
+          </w:tcPr>
+          <w:p>
+            <w:pPr>
+              <w:jc w:val="center"/>
+              <w:rPr>
+                <w:rFonts w:ascii="Calibri" w:hAnsi="Calibri" w:cs="Calibri"/>
+                <w:b/>
+                <w:sz w:val="18"/>
+                <w:szCs w:val="18"/>
+              </w:rPr>
+            </w:pPr>
+            <w:r>
+              <w:rPr>
+                <w:rFonts w:ascii="Calibri" w:hAnsi="Calibri" w:cs="Calibri"/>
+                <w:b/>
+                <w:sz w:val="18"/>
+                <w:szCs w:val="18"/>
+              </w:rPr>
+              <w:fldChar w:fldCharType="begin"/>
+            </w:r>
+            <w:r>
+              <w:rPr>
+                <w:rFonts w:ascii="Calibri" w:hAnsi="Calibri" w:cs="Calibri"/>
+                <w:b/>
+                <w:sz w:val="18"/>
+                <w:szCs w:val="18"/>
+              </w:rPr>
+              <w:instrText xml:space="preserve"> MERGEFIELD  nro_lote  \* MERGEFORMAT </w:instrText>
+            </w:r>
+            <w:r>
+              <w:rPr>
+                <w:rFonts w:ascii="Calibri" w:hAnsi="Calibri" w:cs="Calibri"/>
+                <w:b/>
+                <w:sz w:val="18"/>
+                <w:szCs w:val="18"/>
+              </w:rPr>
+              <w:fldChar w:fldCharType="separate"/>
+            </w:r>
+            <w:r>
+              <w:rPr>
+                <w:rFonts w:ascii="Calibri" w:hAnsi="Calibri" w:cs="Calibri"/>
+                <w:b/>
+                <w:noProof/>
+                <w:sz w:val="18"/>
+                <w:szCs w:val="18"/>
+              </w:rPr>
+              <w:t>«nro_lote»</w:t>
+            </w:r>
+            <w:r>
+              <w:rPr>
+                <w:rFonts w:ascii="Calibri" w:hAnsi="Calibri" w:cs="Calibri"/>
+                <w:b/>
+                <w:sz w:val="18"/>
+                <w:szCs w:val="18"/>
+              </w:rPr>
+              <w:fldChar w:fldCharType="end"/>
+            </w:r>
+          </w:p>
+        </w:tc>
+        <w:tc>
+          <w:tcPr>
+            <w:tcW w:w="1134" w:type="dxa"/>
             <w:tcBorders>
               <w:bottom w:val="single" w:sz="4" w:space="0" w:color="auto"/>
             </w:tcBorders>
@@ -1543,7 +729,7 @@
         </w:tc>
         <w:tc>
           <w:tcPr>
-            <w:tcW w:w="851" w:type="dxa"/>
+            <w:tcW w:w="850" w:type="dxa"/>
             <w:tcBorders>
               <w:bottom w:val="single" w:sz="4" w:space="0" w:color="auto"/>
             </w:tcBorders>
@@ -1634,8 +820,7 @@
         </w:tc>
         <w:tc>
           <w:tcPr>
-            <w:tcW w:w="1133" w:type="dxa"/>
-            <w:gridSpan w:val="2"/>
+            <w:tcW w:w="1417" w:type="dxa"/>
             <w:tcBorders>
               <w:bottom w:val="single" w:sz="4" w:space="0" w:color="auto"/>
             </w:tcBorders>
@@ -1707,7 +892,6 @@
         <w:tc>
           <w:tcPr>
             <w:tcW w:w="710" w:type="dxa"/>
-            <w:gridSpan w:val="2"/>
             <w:tcBorders>
               <w:bottom w:val="single" w:sz="4" w:space="0" w:color="auto"/>
             </w:tcBorders>
@@ -1778,7 +962,7 @@
         </w:tc>
         <w:tc>
           <w:tcPr>
-            <w:tcW w:w="1842" w:type="dxa"/>
+            <w:tcW w:w="1559" w:type="dxa"/>
             <w:tcBorders>
               <w:bottom w:val="single" w:sz="4" w:space="0" w:color="auto"/>
             </w:tcBorders>
@@ -1869,8 +1053,7 @@
         </w:tc>
         <w:tc>
           <w:tcPr>
-            <w:tcW w:w="1701" w:type="dxa"/>
-            <w:gridSpan w:val="2"/>
+            <w:tcW w:w="2126" w:type="dxa"/>
             <w:tcBorders>
               <w:bottom w:val="single" w:sz="4" w:space="0" w:color="auto"/>
             </w:tcBorders>
@@ -1931,7 +1114,7 @@
         </w:tc>
         <w:tc>
           <w:tcPr>
-            <w:tcW w:w="1276" w:type="dxa"/>
+            <w:tcW w:w="1134" w:type="dxa"/>
             <w:tcBorders>
               <w:bottom w:val="single" w:sz="4" w:space="0" w:color="auto"/>
             </w:tcBorders>
@@ -2043,7 +1226,7 @@
       <w:tr>
         <w:tc>
           <w:tcPr>
-            <w:tcW w:w="1978" w:type="dxa"/>
+            <w:tcW w:w="1555" w:type="dxa"/>
             <w:gridSpan w:val="2"/>
             <w:tcBorders>
               <w:top w:val="single" w:sz="4" w:space="0" w:color="auto"/>
@@ -2073,7 +1256,7 @@
         </w:tc>
         <w:tc>
           <w:tcPr>
-            <w:tcW w:w="994" w:type="dxa"/>
+            <w:tcW w:w="1134" w:type="dxa"/>
             <w:tcBorders>
               <w:top w:val="single" w:sz="4" w:space="0" w:color="auto"/>
               <w:left w:val="nil"/>
@@ -2221,7 +1404,7 @@
         </w:tc>
         <w:tc>
           <w:tcPr>
-            <w:tcW w:w="851" w:type="dxa"/>
+            <w:tcW w:w="850" w:type="dxa"/>
             <w:tcBorders>
               <w:top w:val="single" w:sz="4" w:space="0" w:color="auto"/>
               <w:left w:val="nil"/>
@@ -2295,8 +1478,7 @@
         </w:tc>
         <w:tc>
           <w:tcPr>
-            <w:tcW w:w="1133" w:type="dxa"/>
-            <w:gridSpan w:val="2"/>
+            <w:tcW w:w="1417" w:type="dxa"/>
             <w:tcBorders>
               <w:top w:val="single" w:sz="4" w:space="0" w:color="auto"/>
               <w:left w:val="nil"/>
@@ -2318,7 +1500,6 @@
         <w:tc>
           <w:tcPr>
             <w:tcW w:w="710" w:type="dxa"/>
-            <w:gridSpan w:val="2"/>
             <w:tcBorders>
               <w:top w:val="single" w:sz="4" w:space="0" w:color="auto"/>
               <w:left w:val="nil"/>
@@ -2339,7 +1520,7 @@
         </w:tc>
         <w:tc>
           <w:tcPr>
-            <w:tcW w:w="1842" w:type="dxa"/>
+            <w:tcW w:w="1559" w:type="dxa"/>
             <w:tcBorders>
               <w:top w:val="single" w:sz="4" w:space="0" w:color="auto"/>
               <w:left w:val="nil"/>
@@ -2414,8 +1595,7 @@
         </w:tc>
         <w:tc>
           <w:tcPr>
-            <w:tcW w:w="1701" w:type="dxa"/>
-            <w:gridSpan w:val="2"/>
+            <w:tcW w:w="2126" w:type="dxa"/>
             <w:tcBorders>
               <w:top w:val="single" w:sz="4" w:space="0" w:color="auto"/>
               <w:left w:val="nil"/>
@@ -2436,7 +1616,7 @@
         </w:tc>
         <w:tc>
           <w:tcPr>
-            <w:tcW w:w="1276" w:type="dxa"/>
+            <w:tcW w:w="1134" w:type="dxa"/>
             <w:tcBorders>
               <w:top w:val="single" w:sz="4" w:space="0" w:color="auto"/>
               <w:left w:val="nil"/>
@@ -3535,7 +2715,7 @@
           </mc:Choice>
           <mc:Fallback>
             <w:pict>
-              <v:rect w14:anchorId="5990CF46" id="Rectángulo 2" o:spid="_x0000_s1027" style="position:absolute;left:0;text-align:left;margin-left:7.3pt;margin-top:.15pt;width:307.5pt;height:80pt;z-index:251683840;visibility:visible;mso-wrap-style:square;mso-wrap-distance-left:9pt;mso-wrap-distance-top:0;mso-wrap-distance-right:9pt;mso-wrap-distance-bottom:0;mso-position-horizontal:absolute;mso-position-horizontal-relative:text;mso-position-vertical:absolute;mso-position-vertical-relative:text;v-text-anchor:middle" o:gfxdata="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" filled="f" stroked="f">
+              <v:rect w14:anchorId="5990CF46" id="Rectángulo 2" o:spid="_x0000_s1026" style="position:absolute;left:0;text-align:left;margin-left:7.3pt;margin-top:.15pt;width:307.5pt;height:80pt;z-index:251683840;visibility:visible;mso-wrap-style:square;mso-wrap-distance-left:9pt;mso-wrap-distance-top:0;mso-wrap-distance-right:9pt;mso-wrap-distance-bottom:0;mso-position-horizontal:absolute;mso-position-horizontal-relative:text;mso-position-vertical:absolute;mso-position-vertical-relative:text;v-text-anchor:middle" o:gfxdata="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" filled="f" stroked="f">
                 <v:textbox>
                   <w:txbxContent>
                     <w:tbl>
@@ -4966,9 +4146,6 @@
         <w:tc>
           <w:tcPr>
             <w:tcW w:w="1891" w:type="dxa"/>
-            <w:tcBorders>
-              <w:bottom w:val="single" w:sz="4" w:space="0" w:color="auto"/>
-            </w:tcBorders>
           </w:tcPr>
           <w:p>
             <w:pPr>
@@ -4989,7 +4166,6 @@
             <w:tcW w:w="2083" w:type="dxa"/>
             <w:tcBorders>
               <w:top w:val="single" w:sz="4" w:space="0" w:color="auto"/>
-              <w:bottom w:val="single" w:sz="4" w:space="0" w:color="auto"/>
             </w:tcBorders>
           </w:tcPr>
           <w:p>
@@ -5075,12 +4251,6 @@
         <w:tc>
           <w:tcPr>
             <w:tcW w:w="1891" w:type="dxa"/>
-            <w:tcBorders>
-              <w:top w:val="single" w:sz="4" w:space="0" w:color="auto"/>
-              <w:left w:val="single" w:sz="4" w:space="0" w:color="auto"/>
-              <w:bottom w:val="single" w:sz="4" w:space="0" w:color="auto"/>
-              <w:right w:val="single" w:sz="4" w:space="0" w:color="auto"/>
-            </w:tcBorders>
           </w:tcPr>
           <w:p>
             <w:pPr>
@@ -5094,28 +4264,11 @@
                 <w:szCs w:val="18"/>
               </w:rPr>
             </w:pPr>
-            <w:r>
-              <w:rPr>
-                <w:rFonts w:ascii="Calibri" w:hAnsi="Calibri" w:cs="Calibri"/>
-                <w:b/>
-                <w:caps/>
-                <w:noProof/>
-                <w:sz w:val="18"/>
-                <w:szCs w:val="18"/>
-              </w:rPr>
-              <w:t>equipo</w:t>
-            </w:r>
           </w:p>
         </w:tc>
         <w:tc>
           <w:tcPr>
             <w:tcW w:w="2083" w:type="dxa"/>
-            <w:tcBorders>
-              <w:top w:val="single" w:sz="4" w:space="0" w:color="auto"/>
-              <w:left w:val="single" w:sz="4" w:space="0" w:color="auto"/>
-              <w:bottom w:val="single" w:sz="4" w:space="0" w:color="auto"/>
-              <w:right w:val="single" w:sz="4" w:space="0" w:color="auto"/>
-            </w:tcBorders>
           </w:tcPr>
           <w:p>
             <w:pPr>
@@ -5128,23 +4281,13 @@
                 <w:szCs w:val="18"/>
               </w:rPr>
             </w:pPr>
-            <w:r>
-              <w:rPr>
-                <w:rFonts w:ascii="Calibri" w:hAnsi="Calibri" w:cs="Calibri"/>
-                <w:b/>
-                <w:bCs/>
-                <w:sz w:val="18"/>
-                <w:szCs w:val="18"/>
-              </w:rPr>
-              <w:t>TIEMPO TOTAL</w:t>
-            </w:r>
           </w:p>
         </w:tc>
         <w:tc>
           <w:tcPr>
             <w:tcW w:w="1019" w:type="dxa"/>
             <w:tcBorders>
-              <w:left w:val="single" w:sz="4" w:space="0" w:color="auto"/>
+              <w:left w:val="nil"/>
             </w:tcBorders>
           </w:tcPr>
           <w:p>
@@ -5213,12 +4356,6 @@
         <w:tc>
           <w:tcPr>
             <w:tcW w:w="1891" w:type="dxa"/>
-            <w:tcBorders>
-              <w:top w:val="single" w:sz="4" w:space="0" w:color="auto"/>
-              <w:left w:val="single" w:sz="4" w:space="0" w:color="auto"/>
-              <w:bottom w:val="single" w:sz="4" w:space="0" w:color="auto"/>
-              <w:right w:val="single" w:sz="4" w:space="0" w:color="auto"/>
-            </w:tcBorders>
           </w:tcPr>
           <w:p>
             <w:pPr>
@@ -5232,68 +4369,11 @@
                 <w:szCs w:val="18"/>
               </w:rPr>
             </w:pPr>
-            <w:r>
-              <w:rPr>
-                <w:rFonts w:ascii="Calibri" w:hAnsi="Calibri" w:cs="Calibri"/>
-                <w:b/>
-                <w:bCs/>
-                <w:sz w:val="18"/>
-                <w:szCs w:val="18"/>
-              </w:rPr>
-              <w:fldChar w:fldCharType="begin"/>
-            </w:r>
-            <w:r>
-              <w:rPr>
-                <w:rFonts w:ascii="Calibri" w:hAnsi="Calibri" w:cs="Calibri"/>
-                <w:b/>
-                <w:bCs/>
-                <w:sz w:val="18"/>
-                <w:szCs w:val="18"/>
-              </w:rPr>
-              <w:instrText xml:space="preserve"> MERGEFIELD  equipo  \* MERGEFORMAT </w:instrText>
-            </w:r>
-            <w:r>
-              <w:rPr>
-                <w:rFonts w:ascii="Calibri" w:hAnsi="Calibri" w:cs="Calibri"/>
-                <w:b/>
-                <w:bCs/>
-                <w:sz w:val="18"/>
-                <w:szCs w:val="18"/>
-              </w:rPr>
-              <w:fldChar w:fldCharType="separate"/>
-            </w:r>
-            <w:r>
-              <w:rPr>
-                <w:rFonts w:ascii="Calibri" w:hAnsi="Calibri" w:cs="Calibri"/>
-                <w:b/>
-                <w:bCs/>
-                <w:noProof/>
-                <w:sz w:val="18"/>
-                <w:szCs w:val="18"/>
-              </w:rPr>
-              <w:t>«equipo»</w:t>
-            </w:r>
-            <w:r>
-              <w:rPr>
-                <w:rFonts w:ascii="Calibri" w:hAnsi="Calibri" w:cs="Calibri"/>
-                <w:b/>
-                <w:bCs/>
-                <w:sz w:val="18"/>
-                <w:szCs w:val="18"/>
-              </w:rPr>
-              <w:fldChar w:fldCharType="end"/>
-            </w:r>
           </w:p>
         </w:tc>
         <w:tc>
           <w:tcPr>
             <w:tcW w:w="2083" w:type="dxa"/>
-            <w:tcBorders>
-              <w:top w:val="single" w:sz="4" w:space="0" w:color="auto"/>
-              <w:left w:val="single" w:sz="4" w:space="0" w:color="auto"/>
-              <w:bottom w:val="single" w:sz="4" w:space="0" w:color="auto"/>
-              <w:right w:val="single" w:sz="4" w:space="0" w:color="auto"/>
-            </w:tcBorders>
           </w:tcPr>
           <w:p>
             <w:pPr>
@@ -5306,64 +4386,13 @@
                 <w:szCs w:val="18"/>
               </w:rPr>
             </w:pPr>
-            <w:r>
-              <w:rPr>
-                <w:rFonts w:ascii="Calibri" w:hAnsi="Calibri" w:cs="Calibri"/>
-                <w:b/>
-                <w:bCs/>
-                <w:sz w:val="18"/>
-                <w:szCs w:val="18"/>
-              </w:rPr>
-              <w:fldChar w:fldCharType="begin"/>
-            </w:r>
-            <w:r>
-              <w:rPr>
-                <w:rFonts w:ascii="Calibri" w:hAnsi="Calibri" w:cs="Calibri"/>
-                <w:b/>
-                <w:bCs/>
-                <w:sz w:val="18"/>
-                <w:szCs w:val="18"/>
-              </w:rPr>
-              <w:instrText xml:space="preserve"> MERGEFIELD  tiempo_total  \* MERGEFORMAT </w:instrText>
-            </w:r>
-            <w:r>
-              <w:rPr>
-                <w:rFonts w:ascii="Calibri" w:hAnsi="Calibri" w:cs="Calibri"/>
-                <w:b/>
-                <w:bCs/>
-                <w:sz w:val="18"/>
-                <w:szCs w:val="18"/>
-              </w:rPr>
-              <w:fldChar w:fldCharType="separate"/>
-            </w:r>
-            <w:r>
-              <w:rPr>
-                <w:rFonts w:ascii="Calibri" w:hAnsi="Calibri" w:cs="Calibri"/>
-                <w:b/>
-                <w:bCs/>
-                <w:noProof/>
-                <w:sz w:val="18"/>
-                <w:szCs w:val="18"/>
-              </w:rPr>
-              <w:t>«tiempo_total»</w:t>
-            </w:r>
-            <w:r>
-              <w:rPr>
-                <w:rFonts w:ascii="Calibri" w:hAnsi="Calibri" w:cs="Calibri"/>
-                <w:b/>
-                <w:bCs/>
-                <w:sz w:val="18"/>
-                <w:szCs w:val="18"/>
-              </w:rPr>
-              <w:fldChar w:fldCharType="end"/>
-            </w:r>
           </w:p>
         </w:tc>
         <w:tc>
           <w:tcPr>
             <w:tcW w:w="1019" w:type="dxa"/>
             <w:tcBorders>
-              <w:left w:val="single" w:sz="4" w:space="0" w:color="auto"/>
+              <w:left w:val="nil"/>
             </w:tcBorders>
           </w:tcPr>
           <w:p>
@@ -5441,898 +4470,12 @@
           <w:szCs w:val="2"/>
         </w:rPr>
       </w:pPr>
-      <w:r>
-        <w:rPr>
-          <w:rFonts w:ascii="Calibri" w:hAnsi="Calibri" w:cs="Calibri"/>
-          <w:b/>
-          <w:caps/>
-          <w:noProof/>
-          <w14:ligatures w14:val="standardContextual"/>
-        </w:rPr>
-        <mc:AlternateContent>
-          <mc:Choice Requires="wps">
-            <w:drawing>
-              <wp:anchor distT="0" distB="0" distL="114300" distR="114300" simplePos="0" relativeHeight="251682816" behindDoc="1" locked="0" layoutInCell="1" allowOverlap="1" wp14:anchorId="765002FB" wp14:editId="440AAE54">
-                <wp:simplePos x="0" y="0"/>
-                <wp:positionH relativeFrom="column">
-                  <wp:posOffset>2141855</wp:posOffset>
-                </wp:positionH>
-                <wp:positionV relativeFrom="paragraph">
-                  <wp:posOffset>1917065</wp:posOffset>
-                </wp:positionV>
-                <wp:extent cx="2934970" cy="731520"/>
-                <wp:effectExtent l="0" t="0" r="0" b="0"/>
-                <wp:wrapTopAndBottom/>
-                <wp:docPr id="1233819399" name="Rectángulo 2"/>
-                <wp:cNvGraphicFramePr/>
-                <a:graphic xmlns:a="http://schemas.openxmlformats.org/drawingml/2006/main">
-                  <a:graphicData uri="http://schemas.microsoft.com/office/word/2010/wordprocessingShape">
-                    <wps:wsp>
-                      <wps:cNvSpPr/>
-                      <wps:spPr>
-                        <a:xfrm>
-                          <a:off x="0" y="0"/>
-                          <a:ext cx="2934970" cy="731520"/>
-                        </a:xfrm>
-                        <a:prstGeom prst="rect">
-                          <a:avLst/>
-                        </a:prstGeom>
-                        <a:noFill/>
-                        <a:ln>
-                          <a:noFill/>
-                        </a:ln>
-                      </wps:spPr>
-                      <wps:style>
-                        <a:lnRef idx="0">
-                          <a:scrgbClr r="0" g="0" b="0"/>
-                        </a:lnRef>
-                        <a:fillRef idx="0">
-                          <a:scrgbClr r="0" g="0" b="0"/>
-                        </a:fillRef>
-                        <a:effectRef idx="0">
-                          <a:scrgbClr r="0" g="0" b="0"/>
-                        </a:effectRef>
-                        <a:fontRef idx="minor">
-                          <a:schemeClr val="dk1"/>
-                        </a:fontRef>
-                      </wps:style>
-                      <wps:txbx>
-                        <w:txbxContent>
-                          <w:tbl>
-                            <w:tblPr>
-                              <w:tblStyle w:val="Tablaconcuadrcula"/>
-                              <w:tblW w:w="0" w:type="auto"/>
-                              <w:tblBorders>
-                                <w:left w:val="none" w:sz="0" w:space="0" w:color="auto"/>
-                                <w:bottom w:val="none" w:sz="0" w:space="0" w:color="auto"/>
-                                <w:right w:val="none" w:sz="0" w:space="0" w:color="auto"/>
-                                <w:insideH w:val="none" w:sz="0" w:space="0" w:color="auto"/>
-                                <w:insideV w:val="none" w:sz="0" w:space="0" w:color="auto"/>
-                              </w:tblBorders>
-                              <w:tblLook w:val="04A0" w:firstRow="1" w:lastRow="0" w:firstColumn="1" w:lastColumn="0" w:noHBand="0" w:noVBand="1"/>
-                            </w:tblPr>
-                            <w:tblGrid>
-                              <w:gridCol w:w="4323"/>
-                            </w:tblGrid>
-                            <w:tr>
-                              <w:trPr>
-                                <w:trHeight w:val="130"/>
-                              </w:trPr>
-                              <w:tc>
-                                <w:tcPr>
-                                  <w:tcW w:w="4323" w:type="dxa"/>
-                                </w:tcPr>
-                                <w:p>
-                                  <w:pPr>
-                                    <w:spacing w:before="0" w:after="0"/>
-                                    <w:jc w:val="center"/>
-                                    <w:rPr>
-                                      <w:rFonts w:ascii="Calibri" w:hAnsi="Calibri" w:cs="Calibri"/>
-                                      <w:b/>
-                                      <w:bCs/>
-                                      <w:sz w:val="16"/>
-                                      <w:szCs w:val="16"/>
-                                    </w:rPr>
-                                  </w:pPr>
-                                  <w:proofErr w:type="spellStart"/>
-                                  <w:r>
-                                    <w:rPr>
-                                      <w:rFonts w:ascii="Calibri" w:hAnsi="Calibri" w:cs="Calibri"/>
-                                      <w:b/>
-                                      <w:bCs/>
-                                      <w:sz w:val="16"/>
-                                      <w:szCs w:val="16"/>
-                                    </w:rPr>
-                                    <w:t>V°B°</w:t>
-                                  </w:r>
-                                  <w:proofErr w:type="spellEnd"/>
-                                </w:p>
-                              </w:tc>
-                            </w:tr>
-                            <w:tr>
-                              <w:tc>
-                                <w:tcPr>
-                                  <w:tcW w:w="4323" w:type="dxa"/>
-                                </w:tcPr>
-                                <w:p>
-                                  <w:pPr>
-                                    <w:spacing w:before="0"/>
-                                    <w:jc w:val="center"/>
-                                    <w:rPr>
-                                      <w:rFonts w:ascii="Calibri" w:hAnsi="Calibri" w:cs="Calibri"/>
-                                      <w:b/>
-                                      <w:bCs/>
-                                      <w:sz w:val="16"/>
-                                      <w:szCs w:val="16"/>
-                                    </w:rPr>
-                                  </w:pPr>
-                                  <w:r>
-                                    <w:rPr>
-                                      <w:rFonts w:ascii="Calibri" w:hAnsi="Calibri" w:cs="Calibri"/>
-                                      <w:b/>
-                                      <w:bCs/>
-                                      <w:sz w:val="16"/>
-                                      <w:szCs w:val="16"/>
-                                    </w:rPr>
-                                    <w:t>Supervisor</w:t>
-                                  </w:r>
-                                  <w:r>
-                                    <w:rPr>
-                                      <w:rFonts w:ascii="Calibri" w:hAnsi="Calibri" w:cs="Calibri"/>
-                                      <w:b/>
-                                      <w:bCs/>
-                                      <w:sz w:val="16"/>
-                                      <w:szCs w:val="16"/>
-                                    </w:rPr>
-                                    <w:t xml:space="preserve"> (</w:t>
-                                  </w:r>
-                                  <w:r>
-                                    <w:rPr>
-                                      <w:rFonts w:ascii="Calibri" w:hAnsi="Calibri" w:cs="Calibri"/>
-                                      <w:b/>
-                                      <w:bCs/>
-                                      <w:sz w:val="16"/>
-                                      <w:szCs w:val="16"/>
-                                    </w:rPr>
-                                    <w:t>Comercialización Acopio</w:t>
-                                  </w:r>
-                                  <w:r>
-                                    <w:rPr>
-                                      <w:rFonts w:ascii="Calibri" w:hAnsi="Calibri" w:cs="Calibri"/>
-                                      <w:b/>
-                                      <w:bCs/>
-                                      <w:sz w:val="16"/>
-                                      <w:szCs w:val="16"/>
-                                    </w:rPr>
-                                    <w:t>)</w:t>
-                                  </w:r>
-                                </w:p>
-                              </w:tc>
-                            </w:tr>
-                          </w:tbl>
-                          <w:p/>
-                        </w:txbxContent>
-                      </wps:txbx>
-                      <wps:bodyPr rot="0" spcFirstLastPara="0" vertOverflow="overflow" horzOverflow="overflow" vert="horz" wrap="square" lIns="91440" tIns="45720" rIns="91440" bIns="45720" numCol="1" spcCol="0" rtlCol="0" fromWordArt="0" anchor="ctr" anchorCtr="0" forceAA="0" compatLnSpc="1">
-                        <a:prstTxWarp prst="textNoShape">
-                          <a:avLst/>
-                        </a:prstTxWarp>
-                        <a:noAutofit/>
-                      </wps:bodyPr>
-                    </wps:wsp>
-                  </a:graphicData>
-                </a:graphic>
-                <wp14:sizeRelH relativeFrom="margin">
-                  <wp14:pctWidth>0</wp14:pctWidth>
-                </wp14:sizeRelH>
-                <wp14:sizeRelV relativeFrom="margin">
-                  <wp14:pctHeight>0</wp14:pctHeight>
-                </wp14:sizeRelV>
-              </wp:anchor>
-            </w:drawing>
-          </mc:Choice>
-          <mc:Fallback>
-            <w:pict>
-              <v:rect w14:anchorId="765002FB" id="_x0000_s1028" style="position:absolute;margin-left:168.65pt;margin-top:150.95pt;width:231.1pt;height:57.6pt;z-index:-251633664;visibility:visible;mso-wrap-style:square;mso-width-percent:0;mso-height-percent:0;mso-wrap-distance-left:9pt;mso-wrap-distance-top:0;mso-wrap-distance-right:9pt;mso-wrap-distance-bottom:0;mso-position-horizontal:absolute;mso-position-horizontal-relative:text;mso-position-vertical:absolute;mso-position-vertical-relative:text;mso-width-percent:0;mso-height-percent:0;mso-width-relative:margin;mso-height-relative:margin;v-text-anchor:middle" o:gfxdata="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" filled="f" stroked="f">
-                <v:textbox>
-                  <w:txbxContent>
-                    <w:tbl>
-                      <w:tblPr>
-                        <w:tblStyle w:val="Tablaconcuadrcula"/>
-                        <w:tblW w:w="0" w:type="auto"/>
-                        <w:tblBorders>
-                          <w:left w:val="none" w:sz="0" w:space="0" w:color="auto"/>
-                          <w:bottom w:val="none" w:sz="0" w:space="0" w:color="auto"/>
-                          <w:right w:val="none" w:sz="0" w:space="0" w:color="auto"/>
-                          <w:insideH w:val="none" w:sz="0" w:space="0" w:color="auto"/>
-                          <w:insideV w:val="none" w:sz="0" w:space="0" w:color="auto"/>
-                        </w:tblBorders>
-                        <w:tblLook w:val="04A0" w:firstRow="1" w:lastRow="0" w:firstColumn="1" w:lastColumn="0" w:noHBand="0" w:noVBand="1"/>
-                      </w:tblPr>
-                      <w:tblGrid>
-                        <w:gridCol w:w="4323"/>
-                      </w:tblGrid>
-                      <w:tr>
-                        <w:trPr>
-                          <w:trHeight w:val="130"/>
-                        </w:trPr>
-                        <w:tc>
-                          <w:tcPr>
-                            <w:tcW w:w="4323" w:type="dxa"/>
-                          </w:tcPr>
-                          <w:p>
-                            <w:pPr>
-                              <w:spacing w:before="0" w:after="0"/>
-                              <w:jc w:val="center"/>
-                              <w:rPr>
-                                <w:rFonts w:ascii="Calibri" w:hAnsi="Calibri" w:cs="Calibri"/>
-                                <w:b/>
-                                <w:bCs/>
-                                <w:sz w:val="16"/>
-                                <w:szCs w:val="16"/>
-                              </w:rPr>
-                            </w:pPr>
-                            <w:proofErr w:type="spellStart"/>
-                            <w:r>
-                              <w:rPr>
-                                <w:rFonts w:ascii="Calibri" w:hAnsi="Calibri" w:cs="Calibri"/>
-                                <w:b/>
-                                <w:bCs/>
-                                <w:sz w:val="16"/>
-                                <w:szCs w:val="16"/>
-                              </w:rPr>
-                              <w:t>V°B°</w:t>
-                            </w:r>
-                            <w:proofErr w:type="spellEnd"/>
-                          </w:p>
-                        </w:tc>
-                      </w:tr>
-                      <w:tr>
-                        <w:tc>
-                          <w:tcPr>
-                            <w:tcW w:w="4323" w:type="dxa"/>
-                          </w:tcPr>
-                          <w:p>
-                            <w:pPr>
-                              <w:spacing w:before="0"/>
-                              <w:jc w:val="center"/>
-                              <w:rPr>
-                                <w:rFonts w:ascii="Calibri" w:hAnsi="Calibri" w:cs="Calibri"/>
-                                <w:b/>
-                                <w:bCs/>
-                                <w:sz w:val="16"/>
-                                <w:szCs w:val="16"/>
-                              </w:rPr>
-                            </w:pPr>
-                            <w:r>
-                              <w:rPr>
-                                <w:rFonts w:ascii="Calibri" w:hAnsi="Calibri" w:cs="Calibri"/>
-                                <w:b/>
-                                <w:bCs/>
-                                <w:sz w:val="16"/>
-                                <w:szCs w:val="16"/>
-                              </w:rPr>
-                              <w:t>Supervisor</w:t>
-                            </w:r>
-                            <w:r>
-                              <w:rPr>
-                                <w:rFonts w:ascii="Calibri" w:hAnsi="Calibri" w:cs="Calibri"/>
-                                <w:b/>
-                                <w:bCs/>
-                                <w:sz w:val="16"/>
-                                <w:szCs w:val="16"/>
-                              </w:rPr>
-                              <w:t xml:space="preserve"> (</w:t>
-                            </w:r>
-                            <w:r>
-                              <w:rPr>
-                                <w:rFonts w:ascii="Calibri" w:hAnsi="Calibri" w:cs="Calibri"/>
-                                <w:b/>
-                                <w:bCs/>
-                                <w:sz w:val="16"/>
-                                <w:szCs w:val="16"/>
-                              </w:rPr>
-                              <w:t>Comercialización Acopio</w:t>
-                            </w:r>
-                            <w:r>
-                              <w:rPr>
-                                <w:rFonts w:ascii="Calibri" w:hAnsi="Calibri" w:cs="Calibri"/>
-                                <w:b/>
-                                <w:bCs/>
-                                <w:sz w:val="16"/>
-                                <w:szCs w:val="16"/>
-                              </w:rPr>
-                              <w:t>)</w:t>
-                            </w:r>
-                          </w:p>
-                        </w:tc>
-                      </w:tr>
-                    </w:tbl>
-                    <w:p/>
-                  </w:txbxContent>
-                </v:textbox>
-                <w10:wrap type="topAndBottom"/>
-              </v:rect>
-            </w:pict>
-          </mc:Fallback>
-        </mc:AlternateContent>
-      </w:r>
-      <w:r>
-        <w:rPr>
-          <w:rFonts w:ascii="Calibri" w:hAnsi="Calibri" w:cs="Calibri"/>
-          <w:b/>
-          <w:caps/>
-          <w:noProof/>
-          <w14:ligatures w14:val="standardContextual"/>
-        </w:rPr>
-        <mc:AlternateContent>
-          <mc:Choice Requires="wps">
-            <w:drawing>
-              <wp:anchor distT="0" distB="0" distL="114300" distR="114300" simplePos="0" relativeHeight="251680768" behindDoc="1" locked="0" layoutInCell="1" allowOverlap="1" wp14:anchorId="3B26C10D" wp14:editId="42966533">
-                <wp:simplePos x="0" y="0"/>
-                <wp:positionH relativeFrom="column">
-                  <wp:posOffset>3799840</wp:posOffset>
-                </wp:positionH>
-                <wp:positionV relativeFrom="paragraph">
-                  <wp:posOffset>667385</wp:posOffset>
-                </wp:positionV>
-                <wp:extent cx="2934970" cy="1023620"/>
-                <wp:effectExtent l="0" t="0" r="0" b="5080"/>
-                <wp:wrapTopAndBottom/>
-                <wp:docPr id="606034837" name="Rectángulo 2"/>
-                <wp:cNvGraphicFramePr/>
-                <a:graphic xmlns:a="http://schemas.openxmlformats.org/drawingml/2006/main">
-                  <a:graphicData uri="http://schemas.microsoft.com/office/word/2010/wordprocessingShape">
-                    <wps:wsp>
-                      <wps:cNvSpPr/>
-                      <wps:spPr>
-                        <a:xfrm>
-                          <a:off x="0" y="0"/>
-                          <a:ext cx="2934970" cy="1023620"/>
-                        </a:xfrm>
-                        <a:prstGeom prst="rect">
-                          <a:avLst/>
-                        </a:prstGeom>
-                        <a:noFill/>
-                        <a:ln>
-                          <a:noFill/>
-                        </a:ln>
-                      </wps:spPr>
-                      <wps:style>
-                        <a:lnRef idx="0">
-                          <a:scrgbClr r="0" g="0" b="0"/>
-                        </a:lnRef>
-                        <a:fillRef idx="0">
-                          <a:scrgbClr r="0" g="0" b="0"/>
-                        </a:fillRef>
-                        <a:effectRef idx="0">
-                          <a:scrgbClr r="0" g="0" b="0"/>
-                        </a:effectRef>
-                        <a:fontRef idx="minor">
-                          <a:schemeClr val="dk1"/>
-                        </a:fontRef>
-                      </wps:style>
-                      <wps:txbx>
-                        <w:txbxContent>
-                          <w:tbl>
-                            <w:tblPr>
-                              <w:tblStyle w:val="Tablaconcuadrcula"/>
-                              <w:tblW w:w="0" w:type="auto"/>
-                              <w:tblBorders>
-                                <w:left w:val="none" w:sz="0" w:space="0" w:color="auto"/>
-                                <w:bottom w:val="none" w:sz="0" w:space="0" w:color="auto"/>
-                                <w:right w:val="none" w:sz="0" w:space="0" w:color="auto"/>
-                                <w:insideH w:val="none" w:sz="0" w:space="0" w:color="auto"/>
-                                <w:insideV w:val="none" w:sz="0" w:space="0" w:color="auto"/>
-                              </w:tblBorders>
-                              <w:tblLook w:val="04A0" w:firstRow="1" w:lastRow="0" w:firstColumn="1" w:lastColumn="0" w:noHBand="0" w:noVBand="1"/>
-                            </w:tblPr>
-                            <w:tblGrid>
-                              <w:gridCol w:w="4323"/>
-                            </w:tblGrid>
-                            <w:tr>
-                              <w:trPr>
-                                <w:trHeight w:val="130"/>
-                              </w:trPr>
-                              <w:tc>
-                                <w:tcPr>
-                                  <w:tcW w:w="4323" w:type="dxa"/>
-                                </w:tcPr>
-                                <w:p>
-                                  <w:pPr>
-                                    <w:spacing w:before="0" w:after="0"/>
-                                    <w:jc w:val="center"/>
-                                    <w:rPr>
-                                      <w:rFonts w:ascii="Calibri" w:hAnsi="Calibri" w:cs="Calibri"/>
-                                      <w:b/>
-                                      <w:bCs/>
-                                      <w:sz w:val="16"/>
-                                      <w:szCs w:val="16"/>
-                                    </w:rPr>
-                                  </w:pPr>
-                                  <w:proofErr w:type="spellStart"/>
-                                  <w:r>
-                                    <w:rPr>
-                                      <w:rFonts w:ascii="Calibri" w:hAnsi="Calibri" w:cs="Calibri"/>
-                                      <w:b/>
-                                      <w:bCs/>
-                                      <w:sz w:val="16"/>
-                                      <w:szCs w:val="16"/>
-                                    </w:rPr>
-                                    <w:t>V°B°</w:t>
-                                  </w:r>
-                                  <w:proofErr w:type="spellEnd"/>
-                                </w:p>
-                              </w:tc>
-                            </w:tr>
-                            <w:tr>
-                              <w:tc>
-                                <w:tcPr>
-                                  <w:tcW w:w="4323" w:type="dxa"/>
-                                </w:tcPr>
-                                <w:p>
-                                  <w:pPr>
-                                    <w:spacing w:before="0"/>
-                                    <w:jc w:val="center"/>
-                                    <w:rPr>
-                                      <w:rFonts w:ascii="Calibri" w:hAnsi="Calibri" w:cs="Calibri"/>
-                                      <w:b/>
-                                      <w:bCs/>
-                                      <w:sz w:val="16"/>
-                                      <w:szCs w:val="16"/>
-                                    </w:rPr>
-                                  </w:pPr>
-                                  <w:r>
-                                    <w:rPr>
-                                      <w:rFonts w:ascii="Calibri" w:hAnsi="Calibri" w:cs="Calibri"/>
-                                      <w:b/>
-                                      <w:bCs/>
-                                      <w:sz w:val="16"/>
-                                      <w:szCs w:val="16"/>
-                                    </w:rPr>
-                                    <w:t>Agente</w:t>
-                                  </w:r>
-                                  <w:r>
-                                    <w:rPr>
-                                      <w:rFonts w:ascii="Calibri" w:hAnsi="Calibri" w:cs="Calibri"/>
-                                      <w:b/>
-                                      <w:bCs/>
-                                      <w:sz w:val="16"/>
-                                      <w:szCs w:val="16"/>
-                                    </w:rPr>
-                                    <w:t xml:space="preserve"> (</w:t>
-                                  </w:r>
-                                  <w:r>
-                                    <w:rPr>
-                                      <w:rFonts w:ascii="Calibri" w:hAnsi="Calibri" w:cs="Calibri"/>
-                                      <w:b/>
-                                      <w:bCs/>
-                                      <w:sz w:val="16"/>
-                                      <w:szCs w:val="16"/>
-                                    </w:rPr>
-                                    <w:t>Seguridad Patrimonial</w:t>
-                                  </w:r>
-                                  <w:r>
-                                    <w:rPr>
-                                      <w:rFonts w:ascii="Calibri" w:hAnsi="Calibri" w:cs="Calibri"/>
-                                      <w:b/>
-                                      <w:bCs/>
-                                      <w:sz w:val="16"/>
-                                      <w:szCs w:val="16"/>
-                                    </w:rPr>
-                                    <w:t>)</w:t>
-                                  </w:r>
-                                </w:p>
-                              </w:tc>
-                            </w:tr>
-                          </w:tbl>
-                          <w:p/>
-                        </w:txbxContent>
-                      </wps:txbx>
-                      <wps:bodyPr rot="0" spcFirstLastPara="0" vertOverflow="overflow" horzOverflow="overflow" vert="horz" wrap="square" lIns="91440" tIns="45720" rIns="91440" bIns="45720" numCol="1" spcCol="0" rtlCol="0" fromWordArt="0" anchor="ctr" anchorCtr="0" forceAA="0" compatLnSpc="1">
-                        <a:prstTxWarp prst="textNoShape">
-                          <a:avLst/>
-                        </a:prstTxWarp>
-                        <a:noAutofit/>
-                      </wps:bodyPr>
-                    </wps:wsp>
-                  </a:graphicData>
-                </a:graphic>
-                <wp14:sizeRelH relativeFrom="margin">
-                  <wp14:pctWidth>0</wp14:pctWidth>
-                </wp14:sizeRelH>
-                <wp14:sizeRelV relativeFrom="margin">
-                  <wp14:pctHeight>0</wp14:pctHeight>
-                </wp14:sizeRelV>
-              </wp:anchor>
-            </w:drawing>
-          </mc:Choice>
-          <mc:Fallback>
-            <w:pict>
-              <v:rect w14:anchorId="3B26C10D" id="_x0000_s1029" style="position:absolute;margin-left:299.2pt;margin-top:52.55pt;width:231.1pt;height:80.6pt;z-index:-251635712;visibility:visible;mso-wrap-style:square;mso-width-percent:0;mso-height-percent:0;mso-wrap-distance-left:9pt;mso-wrap-distance-top:0;mso-wrap-distance-right:9pt;mso-wrap-distance-bottom:0;mso-position-horizontal:absolute;mso-position-horizontal-relative:text;mso-position-vertical:absolute;mso-position-vertical-relative:text;mso-width-percent:0;mso-height-percent:0;mso-width-relative:margin;mso-height-relative:margin;v-text-anchor:middle" o:gfxdata="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" filled="f" stroked="f">
-                <v:textbox>
-                  <w:txbxContent>
-                    <w:tbl>
-                      <w:tblPr>
-                        <w:tblStyle w:val="Tablaconcuadrcula"/>
-                        <w:tblW w:w="0" w:type="auto"/>
-                        <w:tblBorders>
-                          <w:left w:val="none" w:sz="0" w:space="0" w:color="auto"/>
-                          <w:bottom w:val="none" w:sz="0" w:space="0" w:color="auto"/>
-                          <w:right w:val="none" w:sz="0" w:space="0" w:color="auto"/>
-                          <w:insideH w:val="none" w:sz="0" w:space="0" w:color="auto"/>
-                          <w:insideV w:val="none" w:sz="0" w:space="0" w:color="auto"/>
-                        </w:tblBorders>
-                        <w:tblLook w:val="04A0" w:firstRow="1" w:lastRow="0" w:firstColumn="1" w:lastColumn="0" w:noHBand="0" w:noVBand="1"/>
-                      </w:tblPr>
-                      <w:tblGrid>
-                        <w:gridCol w:w="4323"/>
-                      </w:tblGrid>
-                      <w:tr>
-                        <w:trPr>
-                          <w:trHeight w:val="130"/>
-                        </w:trPr>
-                        <w:tc>
-                          <w:tcPr>
-                            <w:tcW w:w="4323" w:type="dxa"/>
-                          </w:tcPr>
-                          <w:p>
-                            <w:pPr>
-                              <w:spacing w:before="0" w:after="0"/>
-                              <w:jc w:val="center"/>
-                              <w:rPr>
-                                <w:rFonts w:ascii="Calibri" w:hAnsi="Calibri" w:cs="Calibri"/>
-                                <w:b/>
-                                <w:bCs/>
-                                <w:sz w:val="16"/>
-                                <w:szCs w:val="16"/>
-                              </w:rPr>
-                            </w:pPr>
-                            <w:proofErr w:type="spellStart"/>
-                            <w:r>
-                              <w:rPr>
-                                <w:rFonts w:ascii="Calibri" w:hAnsi="Calibri" w:cs="Calibri"/>
-                                <w:b/>
-                                <w:bCs/>
-                                <w:sz w:val="16"/>
-                                <w:szCs w:val="16"/>
-                              </w:rPr>
-                              <w:t>V°B°</w:t>
-                            </w:r>
-                            <w:proofErr w:type="spellEnd"/>
-                          </w:p>
-                        </w:tc>
-                      </w:tr>
-                      <w:tr>
-                        <w:tc>
-                          <w:tcPr>
-                            <w:tcW w:w="4323" w:type="dxa"/>
-                          </w:tcPr>
-                          <w:p>
-                            <w:pPr>
-                              <w:spacing w:before="0"/>
-                              <w:jc w:val="center"/>
-                              <w:rPr>
-                                <w:rFonts w:ascii="Calibri" w:hAnsi="Calibri" w:cs="Calibri"/>
-                                <w:b/>
-                                <w:bCs/>
-                                <w:sz w:val="16"/>
-                                <w:szCs w:val="16"/>
-                              </w:rPr>
-                            </w:pPr>
-                            <w:r>
-                              <w:rPr>
-                                <w:rFonts w:ascii="Calibri" w:hAnsi="Calibri" w:cs="Calibri"/>
-                                <w:b/>
-                                <w:bCs/>
-                                <w:sz w:val="16"/>
-                                <w:szCs w:val="16"/>
-                              </w:rPr>
-                              <w:t>Agente</w:t>
-                            </w:r>
-                            <w:r>
-                              <w:rPr>
-                                <w:rFonts w:ascii="Calibri" w:hAnsi="Calibri" w:cs="Calibri"/>
-                                <w:b/>
-                                <w:bCs/>
-                                <w:sz w:val="16"/>
-                                <w:szCs w:val="16"/>
-                              </w:rPr>
-                              <w:t xml:space="preserve"> (</w:t>
-                            </w:r>
-                            <w:r>
-                              <w:rPr>
-                                <w:rFonts w:ascii="Calibri" w:hAnsi="Calibri" w:cs="Calibri"/>
-                                <w:b/>
-                                <w:bCs/>
-                                <w:sz w:val="16"/>
-                                <w:szCs w:val="16"/>
-                              </w:rPr>
-                              <w:t>Seguridad Patrimonial</w:t>
-                            </w:r>
-                            <w:r>
-                              <w:rPr>
-                                <w:rFonts w:ascii="Calibri" w:hAnsi="Calibri" w:cs="Calibri"/>
-                                <w:b/>
-                                <w:bCs/>
-                                <w:sz w:val="16"/>
-                                <w:szCs w:val="16"/>
-                              </w:rPr>
-                              <w:t>)</w:t>
-                            </w:r>
-                          </w:p>
-                        </w:tc>
-                      </w:tr>
-                    </w:tbl>
-                    <w:p/>
-                  </w:txbxContent>
-                </v:textbox>
-                <w10:wrap type="topAndBottom"/>
-              </v:rect>
-            </w:pict>
-          </mc:Fallback>
-        </mc:AlternateContent>
-      </w:r>
-      <w:r>
-        <w:rPr>
-          <w:rFonts w:ascii="Calibri" w:hAnsi="Calibri" w:cs="Calibri"/>
-          <w:b/>
-          <w:caps/>
-          <w:noProof/>
-          <w14:ligatures w14:val="standardContextual"/>
-        </w:rPr>
-        <mc:AlternateContent>
-          <mc:Choice Requires="wps">
-            <w:drawing>
-              <wp:anchor distT="0" distB="0" distL="114300" distR="114300" simplePos="0" relativeHeight="251678720" behindDoc="1" locked="0" layoutInCell="1" allowOverlap="1" wp14:anchorId="370B154C" wp14:editId="3AF55E3C">
-                <wp:simplePos x="0" y="0"/>
-                <wp:positionH relativeFrom="column">
-                  <wp:posOffset>331470</wp:posOffset>
-                </wp:positionH>
-                <wp:positionV relativeFrom="paragraph">
-                  <wp:posOffset>667385</wp:posOffset>
-                </wp:positionV>
-                <wp:extent cx="2934970" cy="981075"/>
-                <wp:effectExtent l="0" t="0" r="0" b="9525"/>
-                <wp:wrapTopAndBottom/>
-                <wp:docPr id="2116462633" name="Rectángulo 2"/>
-                <wp:cNvGraphicFramePr/>
-                <a:graphic xmlns:a="http://schemas.openxmlformats.org/drawingml/2006/main">
-                  <a:graphicData uri="http://schemas.microsoft.com/office/word/2010/wordprocessingShape">
-                    <wps:wsp>
-                      <wps:cNvSpPr/>
-                      <wps:spPr>
-                        <a:xfrm>
-                          <a:off x="0" y="0"/>
-                          <a:ext cx="2934970" cy="981075"/>
-                        </a:xfrm>
-                        <a:prstGeom prst="rect">
-                          <a:avLst/>
-                        </a:prstGeom>
-                        <a:noFill/>
-                        <a:ln>
-                          <a:noFill/>
-                        </a:ln>
-                      </wps:spPr>
-                      <wps:style>
-                        <a:lnRef idx="0">
-                          <a:scrgbClr r="0" g="0" b="0"/>
-                        </a:lnRef>
-                        <a:fillRef idx="0">
-                          <a:scrgbClr r="0" g="0" b="0"/>
-                        </a:fillRef>
-                        <a:effectRef idx="0">
-                          <a:scrgbClr r="0" g="0" b="0"/>
-                        </a:effectRef>
-                        <a:fontRef idx="minor">
-                          <a:schemeClr val="dk1"/>
-                        </a:fontRef>
-                      </wps:style>
-                      <wps:txbx>
-                        <w:txbxContent>
-                          <w:tbl>
-                            <w:tblPr>
-                              <w:tblStyle w:val="Tablaconcuadrcula"/>
-                              <w:tblW w:w="0" w:type="auto"/>
-                              <w:tblBorders>
-                                <w:left w:val="none" w:sz="0" w:space="0" w:color="auto"/>
-                                <w:bottom w:val="none" w:sz="0" w:space="0" w:color="auto"/>
-                                <w:right w:val="none" w:sz="0" w:space="0" w:color="auto"/>
-                                <w:insideH w:val="none" w:sz="0" w:space="0" w:color="auto"/>
-                                <w:insideV w:val="none" w:sz="0" w:space="0" w:color="auto"/>
-                              </w:tblBorders>
-                              <w:tblLook w:val="04A0" w:firstRow="1" w:lastRow="0" w:firstColumn="1" w:lastColumn="0" w:noHBand="0" w:noVBand="1"/>
-                            </w:tblPr>
-                            <w:tblGrid>
-                              <w:gridCol w:w="4323"/>
-                            </w:tblGrid>
-                            <w:tr>
-                              <w:trPr>
-                                <w:trHeight w:val="130"/>
-                              </w:trPr>
-                              <w:tc>
-                                <w:tcPr>
-                                  <w:tcW w:w="4323" w:type="dxa"/>
-                                </w:tcPr>
-                                <w:p>
-                                  <w:pPr>
-                                    <w:spacing w:before="0" w:after="0"/>
-                                    <w:jc w:val="center"/>
-                                    <w:rPr>
-                                      <w:rFonts w:ascii="Calibri" w:hAnsi="Calibri" w:cs="Calibri"/>
-                                      <w:b/>
-                                      <w:bCs/>
-                                      <w:sz w:val="16"/>
-                                      <w:szCs w:val="16"/>
-                                    </w:rPr>
-                                  </w:pPr>
-                                  <w:proofErr w:type="spellStart"/>
-                                  <w:r>
-                                    <w:rPr>
-                                      <w:rFonts w:ascii="Calibri" w:hAnsi="Calibri" w:cs="Calibri"/>
-                                      <w:b/>
-                                      <w:bCs/>
-                                      <w:sz w:val="16"/>
-                                      <w:szCs w:val="16"/>
-                                    </w:rPr>
-                                    <w:t>V°B°</w:t>
-                                  </w:r>
-                                  <w:proofErr w:type="spellEnd"/>
-                                </w:p>
-                              </w:tc>
-                            </w:tr>
-                            <w:tr>
-                              <w:tc>
-                                <w:tcPr>
-                                  <w:tcW w:w="4323" w:type="dxa"/>
-                                </w:tcPr>
-                                <w:p>
-                                  <w:pPr>
-                                    <w:spacing w:before="0"/>
-                                    <w:jc w:val="center"/>
-                                    <w:rPr>
-                                      <w:rFonts w:ascii="Calibri" w:hAnsi="Calibri" w:cs="Calibri"/>
-                                      <w:b/>
-                                      <w:bCs/>
-                                      <w:sz w:val="16"/>
-                                      <w:szCs w:val="16"/>
-                                    </w:rPr>
-                                  </w:pPr>
-                                  <w:r>
-                                    <w:rPr>
-                                      <w:rFonts w:ascii="Calibri" w:hAnsi="Calibri" w:cs="Calibri"/>
-                                      <w:b/>
-                                      <w:bCs/>
-                                      <w:sz w:val="16"/>
-                                      <w:szCs w:val="16"/>
-                                    </w:rPr>
-                                    <w:t>Jefe de Guardia (Planta de Procesos)</w:t>
-                                  </w:r>
-                                </w:p>
-                              </w:tc>
-                            </w:tr>
-                          </w:tbl>
-                          <w:p/>
-                        </w:txbxContent>
-                      </wps:txbx>
-                      <wps:bodyPr rot="0" spcFirstLastPara="0" vertOverflow="overflow" horzOverflow="overflow" vert="horz" wrap="square" lIns="91440" tIns="45720" rIns="91440" bIns="45720" numCol="1" spcCol="0" rtlCol="0" fromWordArt="0" anchor="ctr" anchorCtr="0" forceAA="0" compatLnSpc="1">
-                        <a:prstTxWarp prst="textNoShape">
-                          <a:avLst/>
-                        </a:prstTxWarp>
-                        <a:noAutofit/>
-                      </wps:bodyPr>
-                    </wps:wsp>
-                  </a:graphicData>
-                </a:graphic>
-                <wp14:sizeRelH relativeFrom="margin">
-                  <wp14:pctWidth>0</wp14:pctWidth>
-                </wp14:sizeRelH>
-                <wp14:sizeRelV relativeFrom="margin">
-                  <wp14:pctHeight>0</wp14:pctHeight>
-                </wp14:sizeRelV>
-              </wp:anchor>
-            </w:drawing>
-          </mc:Choice>
-          <mc:Fallback>
-            <w:pict>
-              <v:rect w14:anchorId="370B154C" id="_x0000_s1030" style="position:absolute;margin-left:26.1pt;margin-top:52.55pt;width:231.1pt;height:77.25pt;z-index:-251637760;visibility:visible;mso-wrap-style:square;mso-width-percent:0;mso-height-percent:0;mso-wrap-distance-left:9pt;mso-wrap-distance-top:0;mso-wrap-distance-right:9pt;mso-wrap-distance-bottom:0;mso-position-horizontal:absolute;mso-position-horizontal-relative:text;mso-position-vertical:absolute;mso-position-vertical-relative:text;mso-width-percent:0;mso-height-percent:0;mso-width-relative:margin;mso-height-relative:margin;v-text-anchor:middle" o:gfxdata="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" filled="f" stroked="f">
-                <v:textbox>
-                  <w:txbxContent>
-                    <w:tbl>
-                      <w:tblPr>
-                        <w:tblStyle w:val="Tablaconcuadrcula"/>
-                        <w:tblW w:w="0" w:type="auto"/>
-                        <w:tblBorders>
-                          <w:left w:val="none" w:sz="0" w:space="0" w:color="auto"/>
-                          <w:bottom w:val="none" w:sz="0" w:space="0" w:color="auto"/>
-                          <w:right w:val="none" w:sz="0" w:space="0" w:color="auto"/>
-                          <w:insideH w:val="none" w:sz="0" w:space="0" w:color="auto"/>
-                          <w:insideV w:val="none" w:sz="0" w:space="0" w:color="auto"/>
-                        </w:tblBorders>
-                        <w:tblLook w:val="04A0" w:firstRow="1" w:lastRow="0" w:firstColumn="1" w:lastColumn="0" w:noHBand="0" w:noVBand="1"/>
-                      </w:tblPr>
-                      <w:tblGrid>
-                        <w:gridCol w:w="4323"/>
-                      </w:tblGrid>
-                      <w:tr>
-                        <w:trPr>
-                          <w:trHeight w:val="130"/>
-                        </w:trPr>
-                        <w:tc>
-                          <w:tcPr>
-                            <w:tcW w:w="4323" w:type="dxa"/>
-                          </w:tcPr>
-                          <w:p>
-                            <w:pPr>
-                              <w:spacing w:before="0" w:after="0"/>
-                              <w:jc w:val="center"/>
-                              <w:rPr>
-                                <w:rFonts w:ascii="Calibri" w:hAnsi="Calibri" w:cs="Calibri"/>
-                                <w:b/>
-                                <w:bCs/>
-                                <w:sz w:val="16"/>
-                                <w:szCs w:val="16"/>
-                              </w:rPr>
-                            </w:pPr>
-                            <w:proofErr w:type="spellStart"/>
-                            <w:r>
-                              <w:rPr>
-                                <w:rFonts w:ascii="Calibri" w:hAnsi="Calibri" w:cs="Calibri"/>
-                                <w:b/>
-                                <w:bCs/>
-                                <w:sz w:val="16"/>
-                                <w:szCs w:val="16"/>
-                              </w:rPr>
-                              <w:t>V°B°</w:t>
-                            </w:r>
-                            <w:proofErr w:type="spellEnd"/>
-                          </w:p>
-                        </w:tc>
-                      </w:tr>
-                      <w:tr>
-                        <w:tc>
-                          <w:tcPr>
-                            <w:tcW w:w="4323" w:type="dxa"/>
-                          </w:tcPr>
-                          <w:p>
-                            <w:pPr>
-                              <w:spacing w:before="0"/>
-                              <w:jc w:val="center"/>
-                              <w:rPr>
-                                <w:rFonts w:ascii="Calibri" w:hAnsi="Calibri" w:cs="Calibri"/>
-                                <w:b/>
-                                <w:bCs/>
-                                <w:sz w:val="16"/>
-                                <w:szCs w:val="16"/>
-                              </w:rPr>
-                            </w:pPr>
-                            <w:r>
-                              <w:rPr>
-                                <w:rFonts w:ascii="Calibri" w:hAnsi="Calibri" w:cs="Calibri"/>
-                                <w:b/>
-                                <w:bCs/>
-                                <w:sz w:val="16"/>
-                                <w:szCs w:val="16"/>
-                              </w:rPr>
-                              <w:t>Jefe de Guardia (Planta de Procesos)</w:t>
-                            </w:r>
-                          </w:p>
-                        </w:tc>
-                      </w:tr>
-                    </w:tbl>
-                    <w:p/>
-                  </w:txbxContent>
-                </v:textbox>
-                <w10:wrap type="topAndBottom"/>
-              </v:rect>
-            </w:pict>
-          </mc:Fallback>
-        </mc:AlternateContent>
-      </w:r>
     </w:p>
     <w:sectPr>
+      <w:headerReference w:type="default" r:id="rId7"/>
+      <w:footerReference w:type="default" r:id="rId8"/>
       <w:pgSz w:w="11906" w:h="16838" w:code="9"/>
-      <w:pgMar w:top="176" w:right="170" w:bottom="1418" w:left="284" w:header="709" w:footer="0" w:gutter="0"/>
+      <w:pgMar w:top="2410" w:right="170" w:bottom="4678" w:left="284" w:header="709" w:footer="1165" w:gutter="0"/>
       <w:paperSrc w:other="15"/>
       <w:cols w:space="708"/>
       <w:docGrid w:linePitch="360"/>
@@ -6342,7 +4485,7 @@
 </file>
 
 <file path=word/endnotes.xml><?xml version="1.0" encoding="utf-8"?>
-<w:endnotes xmlns:wpc="http://schemas.microsoft.com/office/word/2010/wordprocessingCanvas" xmlns:cx="http://schemas.microsoft.com/office/drawing/2014/chartex" xmlns:cx1="http://schemas.microsoft.com/office/drawing/2015/9/8/chartex" xmlns:cx2="http://schemas.microsoft.com/office/drawing/2015/10/21/chartex" xmlns:cx3="http://schemas.microsoft.com/office/drawing/2016/5/9/chartex" xmlns:cx4="http://schemas.microsoft.com/office/drawing/2016/5/10/chartex" xmlns:cx5="http://schemas.microsoft.com/office/drawing/2016/5/11/chartex" xmlns:cx6="http://schemas.microsoft.com/office/drawing/2016/5/12/chartex" xmlns:cx7="http://schemas.microsoft.com/office/drawing/2016/5/13/chartex" xmlns:cx8="http://schemas.microsoft.com/office/drawing/2016/5/14/chartex" xmlns:mc="http://schemas.openxmlformats.org/markup-compatibility/2006" xmlns:aink="http://schemas.microsoft.com/office/drawing/2016/ink" xmlns:am3d="http://schemas.microsoft.com/office/drawing/2017/model3d" xmlns:o="urn:schemas-microsoft-com:office:office" xmlns:oel="http://schemas.microsoft.com/office/2019/extlst" xmlns:r="http://schemas.openxmlformats.org/officeDocument/2006/relationships" xmlns:m="http://schemas.openxmlformats.org/officeDocument/2006/math" xmlns:v="urn:schemas-microsoft-com:vml" xmlns:wp14="http://schemas.microsoft.com/office/word/2010/wordprocessingDrawing" xmlns:wp="http://schemas.openxmlformats.org/drawingml/2006/wordprocessingDrawing" xmlns:w10="urn:schemas-microsoft-com:office:word" xmlns:w="http://schemas.openxmlformats.org/wordprocessingml/2006/main" xmlns:w14="http://schemas.microsoft.com/office/word/2010/wordml" xmlns:w15="http://schemas.microsoft.com/office/word/2012/wordml" xmlns:w16cei="http://schemas.microsoft.com/office/word/2026/wordml/cei" xmlns:w16cex="http://schemas.microsoft.com/office/word/2018/wordml/cex" xmlns:w16cid="http://schemas.microsoft.com/office/word/2016/wordml/cid" xmlns:w16="http://schemas.microsoft.com/office/word/2018/wordml" xmlns:w16du="http://schemas.microsoft.com/office/word/2023/wordml/word16du" xmlns:w16sdtdh="http://schemas.microsoft.com/office/word/2020/wordml/sdtdatahash" xmlns:w16sdtfl="http://schemas.microsoft.com/office/word/2024/wordml/sdtformatlock" xmlns:w16se="http://schemas.microsoft.com/office/word/2015/wordml/symex" xmlns:wpg="http://schemas.microsoft.com/office/word/2010/wordprocessingGroup" xmlns:wpi="http://schemas.microsoft.com/office/word/2010/wordprocessingInk" xmlns:wne="http://schemas.microsoft.com/office/word/2006/wordml" xmlns:wps="http://schemas.microsoft.com/office/word/2010/wordprocessingShape" mc:Ignorable="w14 w15 w16se w16cid w16 w16cex w16sdtdh w16sdtfl w16du wp14">
+<w:endnotes xmlns:wpc="http://schemas.microsoft.com/office/word/2010/wordprocessingCanvas" xmlns:cx="http://schemas.microsoft.com/office/drawing/2014/chartex" xmlns:cx1="http://schemas.microsoft.com/office/drawing/2015/9/8/chartex" xmlns:cx2="http://schemas.microsoft.com/office/drawing/2015/10/21/chartex" xmlns:cx3="http://schemas.microsoft.com/office/drawing/2016/5/9/chartex" xmlns:cx4="http://schemas.microsoft.com/office/drawing/2016/5/10/chartex" xmlns:cx5="http://schemas.microsoft.com/office/drawing/2016/5/11/chartex" xmlns:cx6="http://schemas.microsoft.com/office/drawing/2016/5/12/chartex" xmlns:cx7="http://schemas.microsoft.com/office/drawing/2016/5/13/chartex" xmlns:cx8="http://schemas.microsoft.com/office/drawing/2016/5/14/chartex" xmlns:mc="http://schemas.openxmlformats.org/markup-compatibility/2006" xmlns:aink="http://schemas.microsoft.com/office/drawing/2016/ink" xmlns:am3d="http://schemas.microsoft.com/office/drawing/2017/model3d" xmlns:o="urn:schemas-microsoft-com:office:office" xmlns:oel="http://schemas.microsoft.com/office/2019/extlst" xmlns:r="http://schemas.openxmlformats.org/officeDocument/2006/relationships" xmlns:m="http://schemas.openxmlformats.org/officeDocument/2006/math" xmlns:v="urn:schemas-microsoft-com:vml" xmlns:wp14="http://schemas.microsoft.com/office/word/2010/wordprocessingDrawing" xmlns:wp="http://schemas.openxmlformats.org/drawingml/2006/wordprocessingDrawing" xmlns:w10="urn:schemas-microsoft-com:office:word" xmlns:w="http://schemas.openxmlformats.org/wordprocessingml/2006/main" xmlns:w14="http://schemas.microsoft.com/office/word/2010/wordml" xmlns:w15="http://schemas.microsoft.com/office/word/2012/wordml" xmlns:w16cex="http://schemas.microsoft.com/office/word/2018/wordml/cex" xmlns:w16cid="http://schemas.microsoft.com/office/word/2016/wordml/cid" xmlns:w16="http://schemas.microsoft.com/office/word/2018/wordml" xmlns:w16du="http://schemas.microsoft.com/office/word/2023/wordml/word16du" xmlns:w16sdtdh="http://schemas.microsoft.com/office/word/2020/wordml/sdtdatahash" xmlns:w16sdtfl="http://schemas.microsoft.com/office/word/2024/wordml/sdtformatlock" xmlns:w16se="http://schemas.microsoft.com/office/word/2015/wordml/symex" xmlns:wpg="http://schemas.microsoft.com/office/word/2010/wordprocessingGroup" xmlns:wpi="http://schemas.microsoft.com/office/word/2010/wordprocessingInk" xmlns:wne="http://schemas.microsoft.com/office/word/2006/wordml" xmlns:wps="http://schemas.microsoft.com/office/word/2010/wordprocessingShape" mc:Ignorable="w14 w15 w16se w16cid w16 w16cex w16sdtdh w16sdtfl w16du wp14">
   <w:endnote w:type="separator" w:id="-1">
     <w:p>
       <w:pPr>
@@ -6366,8 +4509,924 @@
 </w:endnotes>
 </file>
 
+<file path=word/footer1.xml><?xml version="1.0" encoding="utf-8"?>
+<w:ftr xmlns:wpc="http://schemas.microsoft.com/office/word/2010/wordprocessingCanvas" xmlns:cx="http://schemas.microsoft.com/office/drawing/2014/chartex" xmlns:cx1="http://schemas.microsoft.com/office/drawing/2015/9/8/chartex" xmlns:cx2="http://schemas.microsoft.com/office/drawing/2015/10/21/chartex" xmlns:cx3="http://schemas.microsoft.com/office/drawing/2016/5/9/chartex" xmlns:cx4="http://schemas.microsoft.com/office/drawing/2016/5/10/chartex" xmlns:cx5="http://schemas.microsoft.com/office/drawing/2016/5/11/chartex" xmlns:cx6="http://schemas.microsoft.com/office/drawing/2016/5/12/chartex" xmlns:cx7="http://schemas.microsoft.com/office/drawing/2016/5/13/chartex" xmlns:cx8="http://schemas.microsoft.com/office/drawing/2016/5/14/chartex" xmlns:mc="http://schemas.openxmlformats.org/markup-compatibility/2006" xmlns:aink="http://schemas.microsoft.com/office/drawing/2016/ink" xmlns:am3d="http://schemas.microsoft.com/office/drawing/2017/model3d" xmlns:o="urn:schemas-microsoft-com:office:office" xmlns:oel="http://schemas.microsoft.com/office/2019/extlst" xmlns:r="http://schemas.openxmlformats.org/officeDocument/2006/relationships" xmlns:m="http://schemas.openxmlformats.org/officeDocument/2006/math" xmlns:v="urn:schemas-microsoft-com:vml" xmlns:wp14="http://schemas.microsoft.com/office/word/2010/wordprocessingDrawing" xmlns:wp="http://schemas.openxmlformats.org/drawingml/2006/wordprocessingDrawing" xmlns:w10="urn:schemas-microsoft-com:office:word" xmlns:w="http://schemas.openxmlformats.org/wordprocessingml/2006/main" xmlns:w14="http://schemas.microsoft.com/office/word/2010/wordml" xmlns:w15="http://schemas.microsoft.com/office/word/2012/wordml" xmlns:w16cex="http://schemas.microsoft.com/office/word/2018/wordml/cex" xmlns:w16cid="http://schemas.microsoft.com/office/word/2016/wordml/cid" xmlns:w16="http://schemas.microsoft.com/office/word/2018/wordml" xmlns:w16du="http://schemas.microsoft.com/office/word/2023/wordml/word16du" xmlns:w16sdtdh="http://schemas.microsoft.com/office/word/2020/wordml/sdtdatahash" xmlns:w16sdtfl="http://schemas.microsoft.com/office/word/2024/wordml/sdtformatlock" xmlns:w16se="http://schemas.microsoft.com/office/word/2015/wordml/symex" xmlns:wpg="http://schemas.microsoft.com/office/word/2010/wordprocessingGroup" xmlns:wpi="http://schemas.microsoft.com/office/word/2010/wordprocessingInk" xmlns:wne="http://schemas.microsoft.com/office/word/2006/wordml" xmlns:wps="http://schemas.microsoft.com/office/word/2010/wordprocessingShape" mc:Ignorable="w14 w15 w16se w16cid w16 w16cex w16sdtdh w16sdtfl w16du wp14">
+  <w:p>
+    <w:pPr>
+      <w:pStyle w:val="Piedepgina"/>
+    </w:pPr>
+    <w:r>
+      <w:rPr>
+        <w:rFonts w:ascii="Calibri" w:hAnsi="Calibri" w:cs="Calibri"/>
+        <w:b/>
+        <w:caps/>
+        <w:noProof/>
+        <w14:ligatures w14:val="standardContextual"/>
+      </w:rPr>
+      <mc:AlternateContent>
+        <mc:Choice Requires="wps">
+          <w:drawing>
+            <wp:anchor distT="0" distB="0" distL="114300" distR="114300" simplePos="0" relativeHeight="251663360" behindDoc="1" locked="0" layoutInCell="1" allowOverlap="1" wp14:anchorId="4855B7FA" wp14:editId="0C47F309">
+              <wp:simplePos x="0" y="0"/>
+              <wp:positionH relativeFrom="column">
+                <wp:posOffset>4000500</wp:posOffset>
+              </wp:positionH>
+              <wp:positionV relativeFrom="paragraph">
+                <wp:posOffset>250825</wp:posOffset>
+              </wp:positionV>
+              <wp:extent cx="2934970" cy="1023620"/>
+              <wp:effectExtent l="0" t="0" r="0" b="5080"/>
+              <wp:wrapTopAndBottom/>
+              <wp:docPr id="1323120471" name="Rectángulo 2"/>
+              <wp:cNvGraphicFramePr/>
+              <a:graphic xmlns:a="http://schemas.openxmlformats.org/drawingml/2006/main">
+                <a:graphicData uri="http://schemas.microsoft.com/office/word/2010/wordprocessingShape">
+                  <wps:wsp>
+                    <wps:cNvSpPr/>
+                    <wps:spPr>
+                      <a:xfrm>
+                        <a:off x="0" y="0"/>
+                        <a:ext cx="2934970" cy="1023620"/>
+                      </a:xfrm>
+                      <a:prstGeom prst="rect">
+                        <a:avLst/>
+                      </a:prstGeom>
+                      <a:noFill/>
+                      <a:ln>
+                        <a:noFill/>
+                      </a:ln>
+                    </wps:spPr>
+                    <wps:style>
+                      <a:lnRef idx="0">
+                        <a:scrgbClr r="0" g="0" b="0"/>
+                      </a:lnRef>
+                      <a:fillRef idx="0">
+                        <a:scrgbClr r="0" g="0" b="0"/>
+                      </a:fillRef>
+                      <a:effectRef idx="0">
+                        <a:scrgbClr r="0" g="0" b="0"/>
+                      </a:effectRef>
+                      <a:fontRef idx="minor">
+                        <a:schemeClr val="dk1"/>
+                      </a:fontRef>
+                    </wps:style>
+                    <wps:txbx>
+                      <w:txbxContent>
+                        <w:tbl>
+                          <w:tblPr>
+                            <w:tblStyle w:val="Tablaconcuadrcula"/>
+                            <w:tblW w:w="0" w:type="auto"/>
+                            <w:tblBorders>
+                              <w:left w:val="none" w:sz="0" w:space="0" w:color="auto"/>
+                              <w:bottom w:val="none" w:sz="0" w:space="0" w:color="auto"/>
+                              <w:right w:val="none" w:sz="0" w:space="0" w:color="auto"/>
+                              <w:insideH w:val="none" w:sz="0" w:space="0" w:color="auto"/>
+                              <w:insideV w:val="none" w:sz="0" w:space="0" w:color="auto"/>
+                            </w:tblBorders>
+                            <w:tblLook w:val="04A0" w:firstRow="1" w:lastRow="0" w:firstColumn="1" w:lastColumn="0" w:noHBand="0" w:noVBand="1"/>
+                          </w:tblPr>
+                          <w:tblGrid>
+                            <w:gridCol w:w="4323"/>
+                          </w:tblGrid>
+                          <w:tr>
+                            <w:trPr>
+                              <w:trHeight w:val="130"/>
+                            </w:trPr>
+                            <w:tc>
+                              <w:tcPr>
+                                <w:tcW w:w="4323" w:type="dxa"/>
+                              </w:tcPr>
+                              <w:p>
+                                <w:pPr>
+                                  <w:spacing w:before="0" w:after="0"/>
+                                  <w:jc w:val="center"/>
+                                  <w:rPr>
+                                    <w:rFonts w:ascii="Calibri" w:hAnsi="Calibri" w:cs="Calibri"/>
+                                    <w:b/>
+                                    <w:bCs/>
+                                    <w:sz w:val="16"/>
+                                    <w:szCs w:val="16"/>
+                                  </w:rPr>
+                                </w:pPr>
+                                <w:proofErr w:type="spellStart"/>
+                                <w:r>
+                                  <w:rPr>
+                                    <w:rFonts w:ascii="Calibri" w:hAnsi="Calibri" w:cs="Calibri"/>
+                                    <w:b/>
+                                    <w:bCs/>
+                                    <w:sz w:val="16"/>
+                                    <w:szCs w:val="16"/>
+                                  </w:rPr>
+                                  <w:t>V°B°</w:t>
+                                </w:r>
+                                <w:proofErr w:type="spellEnd"/>
+                              </w:p>
+                            </w:tc>
+                          </w:tr>
+                          <w:tr>
+                            <w:tc>
+                              <w:tcPr>
+                                <w:tcW w:w="4323" w:type="dxa"/>
+                              </w:tcPr>
+                              <w:p>
+                                <w:pPr>
+                                  <w:spacing w:before="0"/>
+                                  <w:jc w:val="center"/>
+                                  <w:rPr>
+                                    <w:rFonts w:ascii="Calibri" w:hAnsi="Calibri" w:cs="Calibri"/>
+                                    <w:b/>
+                                    <w:bCs/>
+                                    <w:sz w:val="16"/>
+                                    <w:szCs w:val="16"/>
+                                  </w:rPr>
+                                </w:pPr>
+                                <w:r>
+                                  <w:rPr>
+                                    <w:rFonts w:ascii="Calibri" w:hAnsi="Calibri" w:cs="Calibri"/>
+                                    <w:b/>
+                                    <w:bCs/>
+                                    <w:sz w:val="16"/>
+                                    <w:szCs w:val="16"/>
+                                  </w:rPr>
+                                  <w:t>Agente</w:t>
+                                </w:r>
+                                <w:r>
+                                  <w:rPr>
+                                    <w:rFonts w:ascii="Calibri" w:hAnsi="Calibri" w:cs="Calibri"/>
+                                    <w:b/>
+                                    <w:bCs/>
+                                    <w:sz w:val="16"/>
+                                    <w:szCs w:val="16"/>
+                                  </w:rPr>
+                                  <w:t xml:space="preserve"> (</w:t>
+                                </w:r>
+                                <w:r>
+                                  <w:rPr>
+                                    <w:rFonts w:ascii="Calibri" w:hAnsi="Calibri" w:cs="Calibri"/>
+                                    <w:b/>
+                                    <w:bCs/>
+                                    <w:sz w:val="16"/>
+                                    <w:szCs w:val="16"/>
+                                  </w:rPr>
+                                  <w:t>Seguridad Patrimonial</w:t>
+                                </w:r>
+                                <w:r>
+                                  <w:rPr>
+                                    <w:rFonts w:ascii="Calibri" w:hAnsi="Calibri" w:cs="Calibri"/>
+                                    <w:b/>
+                                    <w:bCs/>
+                                    <w:sz w:val="16"/>
+                                    <w:szCs w:val="16"/>
+                                  </w:rPr>
+                                  <w:t>)</w:t>
+                                </w:r>
+                              </w:p>
+                            </w:tc>
+                          </w:tr>
+                        </w:tbl>
+                        <w:p/>
+                      </w:txbxContent>
+                    </wps:txbx>
+                    <wps:bodyPr rot="0" spcFirstLastPara="0" vertOverflow="overflow" horzOverflow="overflow" vert="horz" wrap="square" lIns="91440" tIns="45720" rIns="91440" bIns="45720" numCol="1" spcCol="0" rtlCol="0" fromWordArt="0" anchor="ctr" anchorCtr="0" forceAA="0" compatLnSpc="1">
+                      <a:prstTxWarp prst="textNoShape">
+                        <a:avLst/>
+                      </a:prstTxWarp>
+                      <a:noAutofit/>
+                    </wps:bodyPr>
+                  </wps:wsp>
+                </a:graphicData>
+              </a:graphic>
+              <wp14:sizeRelH relativeFrom="margin">
+                <wp14:pctWidth>0</wp14:pctWidth>
+              </wp14:sizeRelH>
+              <wp14:sizeRelV relativeFrom="margin">
+                <wp14:pctHeight>0</wp14:pctHeight>
+              </wp14:sizeRelV>
+            </wp:anchor>
+          </w:drawing>
+        </mc:Choice>
+        <mc:Fallback>
+          <w:pict>
+            <v:rect w14:anchorId="4855B7FA" id="_x0000_s1028" style="position:absolute;margin-left:315pt;margin-top:19.75pt;width:231.1pt;height:80.6pt;z-index:-251653120;visibility:visible;mso-wrap-style:square;mso-width-percent:0;mso-height-percent:0;mso-wrap-distance-left:9pt;mso-wrap-distance-top:0;mso-wrap-distance-right:9pt;mso-wrap-distance-bottom:0;mso-position-horizontal:absolute;mso-position-horizontal-relative:text;mso-position-vertical:absolute;mso-position-vertical-relative:text;mso-width-percent:0;mso-height-percent:0;mso-width-relative:margin;mso-height-relative:margin;v-text-anchor:middle" o:gfxdata="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" filled="f" stroked="f">
+              <v:textbox>
+                <w:txbxContent>
+                  <w:tbl>
+                    <w:tblPr>
+                      <w:tblStyle w:val="Tablaconcuadrcula"/>
+                      <w:tblW w:w="0" w:type="auto"/>
+                      <w:tblBorders>
+                        <w:left w:val="none" w:sz="0" w:space="0" w:color="auto"/>
+                        <w:bottom w:val="none" w:sz="0" w:space="0" w:color="auto"/>
+                        <w:right w:val="none" w:sz="0" w:space="0" w:color="auto"/>
+                        <w:insideH w:val="none" w:sz="0" w:space="0" w:color="auto"/>
+                        <w:insideV w:val="none" w:sz="0" w:space="0" w:color="auto"/>
+                      </w:tblBorders>
+                      <w:tblLook w:val="04A0" w:firstRow="1" w:lastRow="0" w:firstColumn="1" w:lastColumn="0" w:noHBand="0" w:noVBand="1"/>
+                    </w:tblPr>
+                    <w:tblGrid>
+                      <w:gridCol w:w="4323"/>
+                    </w:tblGrid>
+                    <w:tr>
+                      <w:trPr>
+                        <w:trHeight w:val="130"/>
+                      </w:trPr>
+                      <w:tc>
+                        <w:tcPr>
+                          <w:tcW w:w="4323" w:type="dxa"/>
+                        </w:tcPr>
+                        <w:p>
+                          <w:pPr>
+                            <w:spacing w:before="0" w:after="0"/>
+                            <w:jc w:val="center"/>
+                            <w:rPr>
+                              <w:rFonts w:ascii="Calibri" w:hAnsi="Calibri" w:cs="Calibri"/>
+                              <w:b/>
+                              <w:bCs/>
+                              <w:sz w:val="16"/>
+                              <w:szCs w:val="16"/>
+                            </w:rPr>
+                          </w:pPr>
+                          <w:proofErr w:type="spellStart"/>
+                          <w:r>
+                            <w:rPr>
+                              <w:rFonts w:ascii="Calibri" w:hAnsi="Calibri" w:cs="Calibri"/>
+                              <w:b/>
+                              <w:bCs/>
+                              <w:sz w:val="16"/>
+                              <w:szCs w:val="16"/>
+                            </w:rPr>
+                            <w:t>V°B°</w:t>
+                          </w:r>
+                          <w:proofErr w:type="spellEnd"/>
+                        </w:p>
+                      </w:tc>
+                    </w:tr>
+                    <w:tr>
+                      <w:tc>
+                        <w:tcPr>
+                          <w:tcW w:w="4323" w:type="dxa"/>
+                        </w:tcPr>
+                        <w:p>
+                          <w:pPr>
+                            <w:spacing w:before="0"/>
+                            <w:jc w:val="center"/>
+                            <w:rPr>
+                              <w:rFonts w:ascii="Calibri" w:hAnsi="Calibri" w:cs="Calibri"/>
+                              <w:b/>
+                              <w:bCs/>
+                              <w:sz w:val="16"/>
+                              <w:szCs w:val="16"/>
+                            </w:rPr>
+                          </w:pPr>
+                          <w:r>
+                            <w:rPr>
+                              <w:rFonts w:ascii="Calibri" w:hAnsi="Calibri" w:cs="Calibri"/>
+                              <w:b/>
+                              <w:bCs/>
+                              <w:sz w:val="16"/>
+                              <w:szCs w:val="16"/>
+                            </w:rPr>
+                            <w:t>Agente</w:t>
+                          </w:r>
+                          <w:r>
+                            <w:rPr>
+                              <w:rFonts w:ascii="Calibri" w:hAnsi="Calibri" w:cs="Calibri"/>
+                              <w:b/>
+                              <w:bCs/>
+                              <w:sz w:val="16"/>
+                              <w:szCs w:val="16"/>
+                            </w:rPr>
+                            <w:t xml:space="preserve"> (</w:t>
+                          </w:r>
+                          <w:r>
+                            <w:rPr>
+                              <w:rFonts w:ascii="Calibri" w:hAnsi="Calibri" w:cs="Calibri"/>
+                              <w:b/>
+                              <w:bCs/>
+                              <w:sz w:val="16"/>
+                              <w:szCs w:val="16"/>
+                            </w:rPr>
+                            <w:t>Seguridad Patrimonial</w:t>
+                          </w:r>
+                          <w:r>
+                            <w:rPr>
+                              <w:rFonts w:ascii="Calibri" w:hAnsi="Calibri" w:cs="Calibri"/>
+                              <w:b/>
+                              <w:bCs/>
+                              <w:sz w:val="16"/>
+                              <w:szCs w:val="16"/>
+                            </w:rPr>
+                            <w:t>)</w:t>
+                          </w:r>
+                        </w:p>
+                      </w:tc>
+                    </w:tr>
+                  </w:tbl>
+                  <w:p/>
+                </w:txbxContent>
+              </v:textbox>
+              <w10:wrap type="topAndBottom"/>
+            </v:rect>
+          </w:pict>
+        </mc:Fallback>
+      </mc:AlternateContent>
+    </w:r>
+  </w:p>
+  <w:p>
+    <w:pPr>
+      <w:pStyle w:val="Piedepgina"/>
+      <w:tabs>
+        <w:tab w:val="clear" w:pos="4252"/>
+        <w:tab w:val="clear" w:pos="8504"/>
+        <w:tab w:val="left" w:pos="5145"/>
+      </w:tabs>
+    </w:pPr>
+    <w:r>
+      <w:rPr>
+        <w:rFonts w:ascii="Calibri" w:hAnsi="Calibri" w:cs="Calibri"/>
+        <w:b/>
+        <w:caps/>
+        <w:noProof/>
+        <w14:ligatures w14:val="standardContextual"/>
+      </w:rPr>
+      <mc:AlternateContent>
+        <mc:Choice Requires="wps">
+          <w:drawing>
+            <wp:anchor distT="0" distB="0" distL="114300" distR="114300" simplePos="0" relativeHeight="251665408" behindDoc="1" locked="0" layoutInCell="1" allowOverlap="1" wp14:anchorId="14963694" wp14:editId="1AC31160">
+              <wp:simplePos x="0" y="0"/>
+              <wp:positionH relativeFrom="column">
+                <wp:posOffset>2143125</wp:posOffset>
+              </wp:positionH>
+              <wp:positionV relativeFrom="paragraph">
+                <wp:posOffset>1283335</wp:posOffset>
+              </wp:positionV>
+              <wp:extent cx="2934970" cy="731520"/>
+              <wp:effectExtent l="0" t="0" r="0" b="0"/>
+              <wp:wrapTopAndBottom/>
+              <wp:docPr id="1396072656" name="Rectángulo 2"/>
+              <wp:cNvGraphicFramePr/>
+              <a:graphic xmlns:a="http://schemas.openxmlformats.org/drawingml/2006/main">
+                <a:graphicData uri="http://schemas.microsoft.com/office/word/2010/wordprocessingShape">
+                  <wps:wsp>
+                    <wps:cNvSpPr/>
+                    <wps:spPr>
+                      <a:xfrm>
+                        <a:off x="0" y="0"/>
+                        <a:ext cx="2934970" cy="731520"/>
+                      </a:xfrm>
+                      <a:prstGeom prst="rect">
+                        <a:avLst/>
+                      </a:prstGeom>
+                      <a:noFill/>
+                      <a:ln>
+                        <a:noFill/>
+                      </a:ln>
+                    </wps:spPr>
+                    <wps:style>
+                      <a:lnRef idx="0">
+                        <a:scrgbClr r="0" g="0" b="0"/>
+                      </a:lnRef>
+                      <a:fillRef idx="0">
+                        <a:scrgbClr r="0" g="0" b="0"/>
+                      </a:fillRef>
+                      <a:effectRef idx="0">
+                        <a:scrgbClr r="0" g="0" b="0"/>
+                      </a:effectRef>
+                      <a:fontRef idx="minor">
+                        <a:schemeClr val="dk1"/>
+                      </a:fontRef>
+                    </wps:style>
+                    <wps:txbx>
+                      <w:txbxContent>
+                        <w:tbl>
+                          <w:tblPr>
+                            <w:tblStyle w:val="Tablaconcuadrcula"/>
+                            <w:tblW w:w="0" w:type="auto"/>
+                            <w:tblBorders>
+                              <w:left w:val="none" w:sz="0" w:space="0" w:color="auto"/>
+                              <w:bottom w:val="none" w:sz="0" w:space="0" w:color="auto"/>
+                              <w:right w:val="none" w:sz="0" w:space="0" w:color="auto"/>
+                              <w:insideH w:val="none" w:sz="0" w:space="0" w:color="auto"/>
+                              <w:insideV w:val="none" w:sz="0" w:space="0" w:color="auto"/>
+                            </w:tblBorders>
+                            <w:tblLook w:val="04A0" w:firstRow="1" w:lastRow="0" w:firstColumn="1" w:lastColumn="0" w:noHBand="0" w:noVBand="1"/>
+                          </w:tblPr>
+                          <w:tblGrid>
+                            <w:gridCol w:w="4323"/>
+                          </w:tblGrid>
+                          <w:tr>
+                            <w:trPr>
+                              <w:trHeight w:val="130"/>
+                            </w:trPr>
+                            <w:tc>
+                              <w:tcPr>
+                                <w:tcW w:w="4323" w:type="dxa"/>
+                              </w:tcPr>
+                              <w:p>
+                                <w:pPr>
+                                  <w:spacing w:before="0" w:after="0"/>
+                                  <w:jc w:val="center"/>
+                                  <w:rPr>
+                                    <w:rFonts w:ascii="Calibri" w:hAnsi="Calibri" w:cs="Calibri"/>
+                                    <w:b/>
+                                    <w:bCs/>
+                                    <w:sz w:val="16"/>
+                                    <w:szCs w:val="16"/>
+                                  </w:rPr>
+                                </w:pPr>
+                                <w:proofErr w:type="spellStart"/>
+                                <w:r>
+                                  <w:rPr>
+                                    <w:rFonts w:ascii="Calibri" w:hAnsi="Calibri" w:cs="Calibri"/>
+                                    <w:b/>
+                                    <w:bCs/>
+                                    <w:sz w:val="16"/>
+                                    <w:szCs w:val="16"/>
+                                  </w:rPr>
+                                  <w:t>V°B°</w:t>
+                                </w:r>
+                                <w:proofErr w:type="spellEnd"/>
+                              </w:p>
+                            </w:tc>
+                          </w:tr>
+                          <w:tr>
+                            <w:tc>
+                              <w:tcPr>
+                                <w:tcW w:w="4323" w:type="dxa"/>
+                              </w:tcPr>
+                              <w:p>
+                                <w:pPr>
+                                  <w:spacing w:before="0"/>
+                                  <w:jc w:val="center"/>
+                                  <w:rPr>
+                                    <w:rFonts w:ascii="Calibri" w:hAnsi="Calibri" w:cs="Calibri"/>
+                                    <w:b/>
+                                    <w:bCs/>
+                                    <w:sz w:val="16"/>
+                                    <w:szCs w:val="16"/>
+                                  </w:rPr>
+                                </w:pPr>
+                                <w:r>
+                                  <w:rPr>
+                                    <w:rFonts w:ascii="Calibri" w:hAnsi="Calibri" w:cs="Calibri"/>
+                                    <w:b/>
+                                    <w:bCs/>
+                                    <w:sz w:val="16"/>
+                                    <w:szCs w:val="16"/>
+                                  </w:rPr>
+                                  <w:t>Supervisor</w:t>
+                                </w:r>
+                                <w:r>
+                                  <w:rPr>
+                                    <w:rFonts w:ascii="Calibri" w:hAnsi="Calibri" w:cs="Calibri"/>
+                                    <w:b/>
+                                    <w:bCs/>
+                                    <w:sz w:val="16"/>
+                                    <w:szCs w:val="16"/>
+                                  </w:rPr>
+                                  <w:t xml:space="preserve"> (</w:t>
+                                </w:r>
+                                <w:r>
+                                  <w:rPr>
+                                    <w:rFonts w:ascii="Calibri" w:hAnsi="Calibri" w:cs="Calibri"/>
+                                    <w:b/>
+                                    <w:bCs/>
+                                    <w:sz w:val="16"/>
+                                    <w:szCs w:val="16"/>
+                                  </w:rPr>
+                                  <w:t>Comercialización Acopio</w:t>
+                                </w:r>
+                                <w:r>
+                                  <w:rPr>
+                                    <w:rFonts w:ascii="Calibri" w:hAnsi="Calibri" w:cs="Calibri"/>
+                                    <w:b/>
+                                    <w:bCs/>
+                                    <w:sz w:val="16"/>
+                                    <w:szCs w:val="16"/>
+                                  </w:rPr>
+                                  <w:t>)</w:t>
+                                </w:r>
+                              </w:p>
+                            </w:tc>
+                          </w:tr>
+                        </w:tbl>
+                        <w:p/>
+                      </w:txbxContent>
+                    </wps:txbx>
+                    <wps:bodyPr rot="0" spcFirstLastPara="0" vertOverflow="overflow" horzOverflow="overflow" vert="horz" wrap="square" lIns="91440" tIns="45720" rIns="91440" bIns="45720" numCol="1" spcCol="0" rtlCol="0" fromWordArt="0" anchor="ctr" anchorCtr="0" forceAA="0" compatLnSpc="1">
+                      <a:prstTxWarp prst="textNoShape">
+                        <a:avLst/>
+                      </a:prstTxWarp>
+                      <a:noAutofit/>
+                    </wps:bodyPr>
+                  </wps:wsp>
+                </a:graphicData>
+              </a:graphic>
+              <wp14:sizeRelH relativeFrom="margin">
+                <wp14:pctWidth>0</wp14:pctWidth>
+              </wp14:sizeRelH>
+              <wp14:sizeRelV relativeFrom="margin">
+                <wp14:pctHeight>0</wp14:pctHeight>
+              </wp14:sizeRelV>
+            </wp:anchor>
+          </w:drawing>
+        </mc:Choice>
+        <mc:Fallback>
+          <w:pict>
+            <v:rect w14:anchorId="14963694" id="_x0000_s1029" style="position:absolute;margin-left:168.75pt;margin-top:101.05pt;width:231.1pt;height:57.6pt;z-index:-251651072;visibility:visible;mso-wrap-style:square;mso-width-percent:0;mso-height-percent:0;mso-wrap-distance-left:9pt;mso-wrap-distance-top:0;mso-wrap-distance-right:9pt;mso-wrap-distance-bottom:0;mso-position-horizontal:absolute;mso-position-horizontal-relative:text;mso-position-vertical:absolute;mso-position-vertical-relative:text;mso-width-percent:0;mso-height-percent:0;mso-width-relative:margin;mso-height-relative:margin;v-text-anchor:middle" o:gfxdata="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" filled="f" stroked="f">
+              <v:textbox>
+                <w:txbxContent>
+                  <w:tbl>
+                    <w:tblPr>
+                      <w:tblStyle w:val="Tablaconcuadrcula"/>
+                      <w:tblW w:w="0" w:type="auto"/>
+                      <w:tblBorders>
+                        <w:left w:val="none" w:sz="0" w:space="0" w:color="auto"/>
+                        <w:bottom w:val="none" w:sz="0" w:space="0" w:color="auto"/>
+                        <w:right w:val="none" w:sz="0" w:space="0" w:color="auto"/>
+                        <w:insideH w:val="none" w:sz="0" w:space="0" w:color="auto"/>
+                        <w:insideV w:val="none" w:sz="0" w:space="0" w:color="auto"/>
+                      </w:tblBorders>
+                      <w:tblLook w:val="04A0" w:firstRow="1" w:lastRow="0" w:firstColumn="1" w:lastColumn="0" w:noHBand="0" w:noVBand="1"/>
+                    </w:tblPr>
+                    <w:tblGrid>
+                      <w:gridCol w:w="4323"/>
+                    </w:tblGrid>
+                    <w:tr>
+                      <w:trPr>
+                        <w:trHeight w:val="130"/>
+                      </w:trPr>
+                      <w:tc>
+                        <w:tcPr>
+                          <w:tcW w:w="4323" w:type="dxa"/>
+                        </w:tcPr>
+                        <w:p>
+                          <w:pPr>
+                            <w:spacing w:before="0" w:after="0"/>
+                            <w:jc w:val="center"/>
+                            <w:rPr>
+                              <w:rFonts w:ascii="Calibri" w:hAnsi="Calibri" w:cs="Calibri"/>
+                              <w:b/>
+                              <w:bCs/>
+                              <w:sz w:val="16"/>
+                              <w:szCs w:val="16"/>
+                            </w:rPr>
+                          </w:pPr>
+                          <w:proofErr w:type="spellStart"/>
+                          <w:r>
+                            <w:rPr>
+                              <w:rFonts w:ascii="Calibri" w:hAnsi="Calibri" w:cs="Calibri"/>
+                              <w:b/>
+                              <w:bCs/>
+                              <w:sz w:val="16"/>
+                              <w:szCs w:val="16"/>
+                            </w:rPr>
+                            <w:t>V°B°</w:t>
+                          </w:r>
+                          <w:proofErr w:type="spellEnd"/>
+                        </w:p>
+                      </w:tc>
+                    </w:tr>
+                    <w:tr>
+                      <w:tc>
+                        <w:tcPr>
+                          <w:tcW w:w="4323" w:type="dxa"/>
+                        </w:tcPr>
+                        <w:p>
+                          <w:pPr>
+                            <w:spacing w:before="0"/>
+                            <w:jc w:val="center"/>
+                            <w:rPr>
+                              <w:rFonts w:ascii="Calibri" w:hAnsi="Calibri" w:cs="Calibri"/>
+                              <w:b/>
+                              <w:bCs/>
+                              <w:sz w:val="16"/>
+                              <w:szCs w:val="16"/>
+                            </w:rPr>
+                          </w:pPr>
+                          <w:r>
+                            <w:rPr>
+                              <w:rFonts w:ascii="Calibri" w:hAnsi="Calibri" w:cs="Calibri"/>
+                              <w:b/>
+                              <w:bCs/>
+                              <w:sz w:val="16"/>
+                              <w:szCs w:val="16"/>
+                            </w:rPr>
+                            <w:t>Supervisor</w:t>
+                          </w:r>
+                          <w:r>
+                            <w:rPr>
+                              <w:rFonts w:ascii="Calibri" w:hAnsi="Calibri" w:cs="Calibri"/>
+                              <w:b/>
+                              <w:bCs/>
+                              <w:sz w:val="16"/>
+                              <w:szCs w:val="16"/>
+                            </w:rPr>
+                            <w:t xml:space="preserve"> (</w:t>
+                          </w:r>
+                          <w:r>
+                            <w:rPr>
+                              <w:rFonts w:ascii="Calibri" w:hAnsi="Calibri" w:cs="Calibri"/>
+                              <w:b/>
+                              <w:bCs/>
+                              <w:sz w:val="16"/>
+                              <w:szCs w:val="16"/>
+                            </w:rPr>
+                            <w:t>Comercialización Acopio</w:t>
+                          </w:r>
+                          <w:r>
+                            <w:rPr>
+                              <w:rFonts w:ascii="Calibri" w:hAnsi="Calibri" w:cs="Calibri"/>
+                              <w:b/>
+                              <w:bCs/>
+                              <w:sz w:val="16"/>
+                              <w:szCs w:val="16"/>
+                            </w:rPr>
+                            <w:t>)</w:t>
+                          </w:r>
+                        </w:p>
+                      </w:tc>
+                    </w:tr>
+                  </w:tbl>
+                  <w:p/>
+                </w:txbxContent>
+              </v:textbox>
+              <w10:wrap type="topAndBottom"/>
+            </v:rect>
+          </w:pict>
+        </mc:Fallback>
+      </mc:AlternateContent>
+    </w:r>
+    <w:r>
+      <w:rPr>
+        <w:rFonts w:ascii="Calibri" w:hAnsi="Calibri" w:cs="Calibri"/>
+        <w:b/>
+        <w:caps/>
+        <w:noProof/>
+        <w14:ligatures w14:val="standardContextual"/>
+      </w:rPr>
+      <mc:AlternateContent>
+        <mc:Choice Requires="wps">
+          <w:drawing>
+            <wp:anchor distT="0" distB="0" distL="114300" distR="114300" simplePos="0" relativeHeight="251661312" behindDoc="1" locked="0" layoutInCell="1" allowOverlap="1" wp14:anchorId="1C0AD86E" wp14:editId="18CB15EA">
+              <wp:simplePos x="0" y="0"/>
+              <wp:positionH relativeFrom="column">
+                <wp:posOffset>95250</wp:posOffset>
+              </wp:positionH>
+              <wp:positionV relativeFrom="paragraph">
+                <wp:posOffset>103505</wp:posOffset>
+              </wp:positionV>
+              <wp:extent cx="2934970" cy="981075"/>
+              <wp:effectExtent l="0" t="0" r="0" b="9525"/>
+              <wp:wrapTopAndBottom/>
+              <wp:docPr id="1375248746" name="Rectángulo 2"/>
+              <wp:cNvGraphicFramePr/>
+              <a:graphic xmlns:a="http://schemas.openxmlformats.org/drawingml/2006/main">
+                <a:graphicData uri="http://schemas.microsoft.com/office/word/2010/wordprocessingShape">
+                  <wps:wsp>
+                    <wps:cNvSpPr/>
+                    <wps:spPr>
+                      <a:xfrm>
+                        <a:off x="0" y="0"/>
+                        <a:ext cx="2934970" cy="981075"/>
+                      </a:xfrm>
+                      <a:prstGeom prst="rect">
+                        <a:avLst/>
+                      </a:prstGeom>
+                      <a:noFill/>
+                      <a:ln>
+                        <a:noFill/>
+                      </a:ln>
+                    </wps:spPr>
+                    <wps:style>
+                      <a:lnRef idx="0">
+                        <a:scrgbClr r="0" g="0" b="0"/>
+                      </a:lnRef>
+                      <a:fillRef idx="0">
+                        <a:scrgbClr r="0" g="0" b="0"/>
+                      </a:fillRef>
+                      <a:effectRef idx="0">
+                        <a:scrgbClr r="0" g="0" b="0"/>
+                      </a:effectRef>
+                      <a:fontRef idx="minor">
+                        <a:schemeClr val="dk1"/>
+                      </a:fontRef>
+                    </wps:style>
+                    <wps:txbx>
+                      <w:txbxContent>
+                        <w:tbl>
+                          <w:tblPr>
+                            <w:tblStyle w:val="Tablaconcuadrcula"/>
+                            <w:tblW w:w="0" w:type="auto"/>
+                            <w:tblBorders>
+                              <w:left w:val="none" w:sz="0" w:space="0" w:color="auto"/>
+                              <w:bottom w:val="none" w:sz="0" w:space="0" w:color="auto"/>
+                              <w:right w:val="none" w:sz="0" w:space="0" w:color="auto"/>
+                              <w:insideH w:val="none" w:sz="0" w:space="0" w:color="auto"/>
+                              <w:insideV w:val="none" w:sz="0" w:space="0" w:color="auto"/>
+                            </w:tblBorders>
+                            <w:tblLook w:val="04A0" w:firstRow="1" w:lastRow="0" w:firstColumn="1" w:lastColumn="0" w:noHBand="0" w:noVBand="1"/>
+                          </w:tblPr>
+                          <w:tblGrid>
+                            <w:gridCol w:w="4323"/>
+                          </w:tblGrid>
+                          <w:tr>
+                            <w:trPr>
+                              <w:trHeight w:val="130"/>
+                            </w:trPr>
+                            <w:tc>
+                              <w:tcPr>
+                                <w:tcW w:w="4323" w:type="dxa"/>
+                              </w:tcPr>
+                              <w:p>
+                                <w:pPr>
+                                  <w:spacing w:before="0" w:after="0"/>
+                                  <w:jc w:val="center"/>
+                                  <w:rPr>
+                                    <w:rFonts w:ascii="Calibri" w:hAnsi="Calibri" w:cs="Calibri"/>
+                                    <w:b/>
+                                    <w:bCs/>
+                                    <w:sz w:val="16"/>
+                                    <w:szCs w:val="16"/>
+                                  </w:rPr>
+                                </w:pPr>
+                                <w:proofErr w:type="spellStart"/>
+                                <w:r>
+                                  <w:rPr>
+                                    <w:rFonts w:ascii="Calibri" w:hAnsi="Calibri" w:cs="Calibri"/>
+                                    <w:b/>
+                                    <w:bCs/>
+                                    <w:sz w:val="16"/>
+                                    <w:szCs w:val="16"/>
+                                  </w:rPr>
+                                  <w:t>V°B°</w:t>
+                                </w:r>
+                                <w:proofErr w:type="spellEnd"/>
+                              </w:p>
+                            </w:tc>
+                          </w:tr>
+                          <w:tr>
+                            <w:tc>
+                              <w:tcPr>
+                                <w:tcW w:w="4323" w:type="dxa"/>
+                              </w:tcPr>
+                              <w:p>
+                                <w:pPr>
+                                  <w:spacing w:before="0"/>
+                                  <w:jc w:val="center"/>
+                                  <w:rPr>
+                                    <w:rFonts w:ascii="Calibri" w:hAnsi="Calibri" w:cs="Calibri"/>
+                                    <w:b/>
+                                    <w:bCs/>
+                                    <w:sz w:val="16"/>
+                                    <w:szCs w:val="16"/>
+                                  </w:rPr>
+                                </w:pPr>
+                                <w:r>
+                                  <w:rPr>
+                                    <w:rFonts w:ascii="Calibri" w:hAnsi="Calibri" w:cs="Calibri"/>
+                                    <w:b/>
+                                    <w:bCs/>
+                                    <w:sz w:val="16"/>
+                                    <w:szCs w:val="16"/>
+                                  </w:rPr>
+                                  <w:t>Jefe de Guardia (Planta de Procesos)</w:t>
+                                </w:r>
+                              </w:p>
+                            </w:tc>
+                          </w:tr>
+                        </w:tbl>
+                        <w:p/>
+                      </w:txbxContent>
+                    </wps:txbx>
+                    <wps:bodyPr rot="0" spcFirstLastPara="0" vertOverflow="overflow" horzOverflow="overflow" vert="horz" wrap="square" lIns="91440" tIns="45720" rIns="91440" bIns="45720" numCol="1" spcCol="0" rtlCol="0" fromWordArt="0" anchor="ctr" anchorCtr="0" forceAA="0" compatLnSpc="1">
+                      <a:prstTxWarp prst="textNoShape">
+                        <a:avLst/>
+                      </a:prstTxWarp>
+                      <a:noAutofit/>
+                    </wps:bodyPr>
+                  </wps:wsp>
+                </a:graphicData>
+              </a:graphic>
+              <wp14:sizeRelH relativeFrom="margin">
+                <wp14:pctWidth>0</wp14:pctWidth>
+              </wp14:sizeRelH>
+              <wp14:sizeRelV relativeFrom="margin">
+                <wp14:pctHeight>0</wp14:pctHeight>
+              </wp14:sizeRelV>
+            </wp:anchor>
+          </w:drawing>
+        </mc:Choice>
+        <mc:Fallback>
+          <w:pict>
+            <v:rect w14:anchorId="1C0AD86E" id="_x0000_s1030" style="position:absolute;margin-left:7.5pt;margin-top:8.15pt;width:231.1pt;height:77.25pt;z-index:-251655168;visibility:visible;mso-wrap-style:square;mso-width-percent:0;mso-height-percent:0;mso-wrap-distance-left:9pt;mso-wrap-distance-top:0;mso-wrap-distance-right:9pt;mso-wrap-distance-bottom:0;mso-position-horizontal:absolute;mso-position-horizontal-relative:text;mso-position-vertical:absolute;mso-position-vertical-relative:text;mso-width-percent:0;mso-height-percent:0;mso-width-relative:margin;mso-height-relative:margin;v-text-anchor:middle" o:gfxdata="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" filled="f" stroked="f">
+              <v:textbox>
+                <w:txbxContent>
+                  <w:tbl>
+                    <w:tblPr>
+                      <w:tblStyle w:val="Tablaconcuadrcula"/>
+                      <w:tblW w:w="0" w:type="auto"/>
+                      <w:tblBorders>
+                        <w:left w:val="none" w:sz="0" w:space="0" w:color="auto"/>
+                        <w:bottom w:val="none" w:sz="0" w:space="0" w:color="auto"/>
+                        <w:right w:val="none" w:sz="0" w:space="0" w:color="auto"/>
+                        <w:insideH w:val="none" w:sz="0" w:space="0" w:color="auto"/>
+                        <w:insideV w:val="none" w:sz="0" w:space="0" w:color="auto"/>
+                      </w:tblBorders>
+                      <w:tblLook w:val="04A0" w:firstRow="1" w:lastRow="0" w:firstColumn="1" w:lastColumn="0" w:noHBand="0" w:noVBand="1"/>
+                    </w:tblPr>
+                    <w:tblGrid>
+                      <w:gridCol w:w="4323"/>
+                    </w:tblGrid>
+                    <w:tr>
+                      <w:trPr>
+                        <w:trHeight w:val="130"/>
+                      </w:trPr>
+                      <w:tc>
+                        <w:tcPr>
+                          <w:tcW w:w="4323" w:type="dxa"/>
+                        </w:tcPr>
+                        <w:p>
+                          <w:pPr>
+                            <w:spacing w:before="0" w:after="0"/>
+                            <w:jc w:val="center"/>
+                            <w:rPr>
+                              <w:rFonts w:ascii="Calibri" w:hAnsi="Calibri" w:cs="Calibri"/>
+                              <w:b/>
+                              <w:bCs/>
+                              <w:sz w:val="16"/>
+                              <w:szCs w:val="16"/>
+                            </w:rPr>
+                          </w:pPr>
+                          <w:proofErr w:type="spellStart"/>
+                          <w:r>
+                            <w:rPr>
+                              <w:rFonts w:ascii="Calibri" w:hAnsi="Calibri" w:cs="Calibri"/>
+                              <w:b/>
+                              <w:bCs/>
+                              <w:sz w:val="16"/>
+                              <w:szCs w:val="16"/>
+                            </w:rPr>
+                            <w:t>V°B°</w:t>
+                          </w:r>
+                          <w:proofErr w:type="spellEnd"/>
+                        </w:p>
+                      </w:tc>
+                    </w:tr>
+                    <w:tr>
+                      <w:tc>
+                        <w:tcPr>
+                          <w:tcW w:w="4323" w:type="dxa"/>
+                        </w:tcPr>
+                        <w:p>
+                          <w:pPr>
+                            <w:spacing w:before="0"/>
+                            <w:jc w:val="center"/>
+                            <w:rPr>
+                              <w:rFonts w:ascii="Calibri" w:hAnsi="Calibri" w:cs="Calibri"/>
+                              <w:b/>
+                              <w:bCs/>
+                              <w:sz w:val="16"/>
+                              <w:szCs w:val="16"/>
+                            </w:rPr>
+                          </w:pPr>
+                          <w:r>
+                            <w:rPr>
+                              <w:rFonts w:ascii="Calibri" w:hAnsi="Calibri" w:cs="Calibri"/>
+                              <w:b/>
+                              <w:bCs/>
+                              <w:sz w:val="16"/>
+                              <w:szCs w:val="16"/>
+                            </w:rPr>
+                            <w:t>Jefe de Guardia (Planta de Procesos)</w:t>
+                          </w:r>
+                        </w:p>
+                      </w:tc>
+                    </w:tr>
+                  </w:tbl>
+                  <w:p/>
+                </w:txbxContent>
+              </v:textbox>
+              <w10:wrap type="topAndBottom"/>
+            </v:rect>
+          </w:pict>
+        </mc:Fallback>
+      </mc:AlternateContent>
+    </w:r>
+    <w:r>
+      <w:tab/>
+    </w:r>
+  </w:p>
+  <w:p>
+    <w:pPr>
+      <w:pStyle w:val="Piedepgina"/>
+    </w:pPr>
+  </w:p>
+</w:ftr>
+</file>
+
 <file path=word/footnotes.xml><?xml version="1.0" encoding="utf-8"?>
-<w:footnotes xmlns:wpc="http://schemas.microsoft.com/office/word/2010/wordprocessingCanvas" xmlns:cx="http://schemas.microsoft.com/office/drawing/2014/chartex" xmlns:cx1="http://schemas.microsoft.com/office/drawing/2015/9/8/chartex" xmlns:cx2="http://schemas.microsoft.com/office/drawing/2015/10/21/chartex" xmlns:cx3="http://schemas.microsoft.com/office/drawing/2016/5/9/chartex" xmlns:cx4="http://schemas.microsoft.com/office/drawing/2016/5/10/chartex" xmlns:cx5="http://schemas.microsoft.com/office/drawing/2016/5/11/chartex" xmlns:cx6="http://schemas.microsoft.com/office/drawing/2016/5/12/chartex" xmlns:cx7="http://schemas.microsoft.com/office/drawing/2016/5/13/chartex" xmlns:cx8="http://schemas.microsoft.com/office/drawing/2016/5/14/chartex" xmlns:mc="http://schemas.openxmlformats.org/markup-compatibility/2006" xmlns:aink="http://schemas.microsoft.com/office/drawing/2016/ink" xmlns:am3d="http://schemas.microsoft.com/office/drawing/2017/model3d" xmlns:o="urn:schemas-microsoft-com:office:office" xmlns:oel="http://schemas.microsoft.com/office/2019/extlst" xmlns:r="http://schemas.openxmlformats.org/officeDocument/2006/relationships" xmlns:m="http://schemas.openxmlformats.org/officeDocument/2006/math" xmlns:v="urn:schemas-microsoft-com:vml" xmlns:wp14="http://schemas.microsoft.com/office/word/2010/wordprocessingDrawing" xmlns:wp="http://schemas.openxmlformats.org/drawingml/2006/wordprocessingDrawing" xmlns:w10="urn:schemas-microsoft-com:office:word" xmlns:w="http://schemas.openxmlformats.org/wordprocessingml/2006/main" xmlns:w14="http://schemas.microsoft.com/office/word/2010/wordml" xmlns:w15="http://schemas.microsoft.com/office/word/2012/wordml" xmlns:w16cei="http://schemas.microsoft.com/office/word/2026/wordml/cei" xmlns:w16cex="http://schemas.microsoft.com/office/word/2018/wordml/cex" xmlns:w16cid="http://schemas.microsoft.com/office/word/2016/wordml/cid" xmlns:w16="http://schemas.microsoft.com/office/word/2018/wordml" xmlns:w16du="http://schemas.microsoft.com/office/word/2023/wordml/word16du" xmlns:w16sdtdh="http://schemas.microsoft.com/office/word/2020/wordml/sdtdatahash" xmlns:w16sdtfl="http://schemas.microsoft.com/office/word/2024/wordml/sdtformatlock" xmlns:w16se="http://schemas.microsoft.com/office/word/2015/wordml/symex" xmlns:wpg="http://schemas.microsoft.com/office/word/2010/wordprocessingGroup" xmlns:wpi="http://schemas.microsoft.com/office/word/2010/wordprocessingInk" xmlns:wne="http://schemas.microsoft.com/office/word/2006/wordml" xmlns:wps="http://schemas.microsoft.com/office/word/2010/wordprocessingShape" mc:Ignorable="w14 w15 w16se w16cid w16 w16cex w16sdtdh w16sdtfl w16du wp14">
+<w:footnotes xmlns:wpc="http://schemas.microsoft.com/office/word/2010/wordprocessingCanvas" xmlns:cx="http://schemas.microsoft.com/office/drawing/2014/chartex" xmlns:cx1="http://schemas.microsoft.com/office/drawing/2015/9/8/chartex" xmlns:cx2="http://schemas.microsoft.com/office/drawing/2015/10/21/chartex" xmlns:cx3="http://schemas.microsoft.com/office/drawing/2016/5/9/chartex" xmlns:cx4="http://schemas.microsoft.com/office/drawing/2016/5/10/chartex" xmlns:cx5="http://schemas.microsoft.com/office/drawing/2016/5/11/chartex" xmlns:cx6="http://schemas.microsoft.com/office/drawing/2016/5/12/chartex" xmlns:cx7="http://schemas.microsoft.com/office/drawing/2016/5/13/chartex" xmlns:cx8="http://schemas.microsoft.com/office/drawing/2016/5/14/chartex" xmlns:mc="http://schemas.openxmlformats.org/markup-compatibility/2006" xmlns:aink="http://schemas.microsoft.com/office/drawing/2016/ink" xmlns:am3d="http://schemas.microsoft.com/office/drawing/2017/model3d" xmlns:o="urn:schemas-microsoft-com:office:office" xmlns:oel="http://schemas.microsoft.com/office/2019/extlst" xmlns:r="http://schemas.openxmlformats.org/officeDocument/2006/relationships" xmlns:m="http://schemas.openxmlformats.org/officeDocument/2006/math" xmlns:v="urn:schemas-microsoft-com:vml" xmlns:wp14="http://schemas.microsoft.com/office/word/2010/wordprocessingDrawing" xmlns:wp="http://schemas.openxmlformats.org/drawingml/2006/wordprocessingDrawing" xmlns:w10="urn:schemas-microsoft-com:office:word" xmlns:w="http://schemas.openxmlformats.org/wordprocessingml/2006/main" xmlns:w14="http://schemas.microsoft.com/office/word/2010/wordml" xmlns:w15="http://schemas.microsoft.com/office/word/2012/wordml" xmlns:w16cex="http://schemas.microsoft.com/office/word/2018/wordml/cex" xmlns:w16cid="http://schemas.microsoft.com/office/word/2016/wordml/cid" xmlns:w16="http://schemas.microsoft.com/office/word/2018/wordml" xmlns:w16du="http://schemas.microsoft.com/office/word/2023/wordml/word16du" xmlns:w16sdtdh="http://schemas.microsoft.com/office/word/2020/wordml/sdtdatahash" xmlns:w16sdtfl="http://schemas.microsoft.com/office/word/2024/wordml/sdtformatlock" xmlns:w16se="http://schemas.microsoft.com/office/word/2015/wordml/symex" xmlns:wpg="http://schemas.microsoft.com/office/word/2010/wordprocessingGroup" xmlns:wpi="http://schemas.microsoft.com/office/word/2010/wordprocessingInk" xmlns:wne="http://schemas.microsoft.com/office/word/2006/wordml" xmlns:wps="http://schemas.microsoft.com/office/word/2010/wordprocessingShape" mc:Ignorable="w14 w15 w16se w16cid w16 w16cex w16sdtdh w16sdtfl w16du wp14">
   <w:footnote w:type="separator" w:id="-1">
     <w:p>
       <w:pPr>
@@ -6389,6 +5448,855 @@
     </w:p>
   </w:footnote>
 </w:footnotes>
+</file>
+
+<file path=word/header1.xml><?xml version="1.0" encoding="utf-8"?>
+<w:hdr xmlns:wpc="http://schemas.microsoft.com/office/word/2010/wordprocessingCanvas" xmlns:cx="http://schemas.microsoft.com/office/drawing/2014/chartex" xmlns:cx1="http://schemas.microsoft.com/office/drawing/2015/9/8/chartex" xmlns:cx2="http://schemas.microsoft.com/office/drawing/2015/10/21/chartex" xmlns:cx3="http://schemas.microsoft.com/office/drawing/2016/5/9/chartex" xmlns:cx4="http://schemas.microsoft.com/office/drawing/2016/5/10/chartex" xmlns:cx5="http://schemas.microsoft.com/office/drawing/2016/5/11/chartex" xmlns:cx6="http://schemas.microsoft.com/office/drawing/2016/5/12/chartex" xmlns:cx7="http://schemas.microsoft.com/office/drawing/2016/5/13/chartex" xmlns:cx8="http://schemas.microsoft.com/office/drawing/2016/5/14/chartex" xmlns:mc="http://schemas.openxmlformats.org/markup-compatibility/2006" xmlns:aink="http://schemas.microsoft.com/office/drawing/2016/ink" xmlns:am3d="http://schemas.microsoft.com/office/drawing/2017/model3d" xmlns:o="urn:schemas-microsoft-com:office:office" xmlns:oel="http://schemas.microsoft.com/office/2019/extlst" xmlns:r="http://schemas.openxmlformats.org/officeDocument/2006/relationships" xmlns:m="http://schemas.openxmlformats.org/officeDocument/2006/math" xmlns:v="urn:schemas-microsoft-com:vml" xmlns:wp14="http://schemas.microsoft.com/office/word/2010/wordprocessingDrawing" xmlns:wp="http://schemas.openxmlformats.org/drawingml/2006/wordprocessingDrawing" xmlns:w10="urn:schemas-microsoft-com:office:word" xmlns:w="http://schemas.openxmlformats.org/wordprocessingml/2006/main" xmlns:w14="http://schemas.microsoft.com/office/word/2010/wordml" xmlns:w15="http://schemas.microsoft.com/office/word/2012/wordml" xmlns:w16cex="http://schemas.microsoft.com/office/word/2018/wordml/cex" xmlns:w16cid="http://schemas.microsoft.com/office/word/2016/wordml/cid" xmlns:w16="http://schemas.microsoft.com/office/word/2018/wordml" xmlns:w16du="http://schemas.microsoft.com/office/word/2023/wordml/word16du" xmlns:w16sdtdh="http://schemas.microsoft.com/office/word/2020/wordml/sdtdatahash" xmlns:w16sdtfl="http://schemas.microsoft.com/office/word/2024/wordml/sdtformatlock" xmlns:w16se="http://schemas.microsoft.com/office/word/2015/wordml/symex" xmlns:wpg="http://schemas.microsoft.com/office/word/2010/wordprocessingGroup" xmlns:wpi="http://schemas.microsoft.com/office/word/2010/wordprocessingInk" xmlns:wne="http://schemas.microsoft.com/office/word/2006/wordml" xmlns:wps="http://schemas.microsoft.com/office/word/2010/wordprocessingShape" mc:Ignorable="w14 w15 w16se w16cid w16 w16cex w16sdtdh w16sdtfl w16du wp14">
+  <w:tbl>
+    <w:tblPr>
+      <w:tblStyle w:val="Tablaconcuadrcula"/>
+      <w:tblW w:w="11477" w:type="dxa"/>
+      <w:tblLayout w:type="fixed"/>
+      <w:tblLook w:val="04A0" w:firstRow="1" w:lastRow="0" w:firstColumn="1" w:lastColumn="0" w:noHBand="0" w:noVBand="1"/>
+    </w:tblPr>
+    <w:tblGrid>
+      <w:gridCol w:w="2972"/>
+      <w:gridCol w:w="992"/>
+      <w:gridCol w:w="1418"/>
+      <w:gridCol w:w="992"/>
+      <w:gridCol w:w="2552"/>
+      <w:gridCol w:w="2551"/>
+    </w:tblGrid>
+    <w:tr>
+      <w:tc>
+        <w:tcPr>
+          <w:tcW w:w="2972" w:type="dxa"/>
+          <w:vMerge w:val="restart"/>
+        </w:tcPr>
+        <w:p>
+          <w:pPr>
+            <w:tabs>
+              <w:tab w:val="left" w:pos="765"/>
+            </w:tabs>
+            <w:rPr>
+              <w:b/>
+              <w:bCs/>
+              <w:sz w:val="18"/>
+              <w:szCs w:val="18"/>
+            </w:rPr>
+          </w:pPr>
+          <w:r>
+            <w:rPr>
+              <w:b/>
+              <w:bCs/>
+              <w:sz w:val="18"/>
+              <w:szCs w:val="18"/>
+            </w:rPr>
+            <w:tab/>
+          </w:r>
+          <w:r>
+            <w:rPr>
+              <w:rFonts w:ascii="Times New Roman" w:hAnsi="Times New Roman" w:cs="Times New Roman"/>
+              <w:b/>
+              <w:bCs/>
+              <w:noProof/>
+              <w:szCs w:val="24"/>
+            </w:rPr>
+            <mc:AlternateContent>
+              <mc:Choice Requires="wps">
+                <w:drawing>
+                  <wp:anchor distT="0" distB="0" distL="114300" distR="114300" simplePos="0" relativeHeight="251659264" behindDoc="0" locked="0" layoutInCell="1" allowOverlap="1" wp14:anchorId="604DB24D" wp14:editId="1FBE10D0">
+                    <wp:simplePos x="0" y="0"/>
+                    <wp:positionH relativeFrom="margin">
+                      <wp:posOffset>-6350</wp:posOffset>
+                    </wp:positionH>
+                    <wp:positionV relativeFrom="paragraph">
+                      <wp:posOffset>7620</wp:posOffset>
+                    </wp:positionV>
+                    <wp:extent cx="1839686" cy="968828"/>
+                    <wp:effectExtent l="0" t="0" r="0" b="0"/>
+                    <wp:wrapNone/>
+                    <wp:docPr id="782399144" name="Rectángulo: esquinas redondeadas 782399144"/>
+                    <wp:cNvGraphicFramePr>
+                      <a:graphicFrameLocks xmlns:a="http://schemas.openxmlformats.org/drawingml/2006/main"/>
+                    </wp:cNvGraphicFramePr>
+                    <a:graphic xmlns:a="http://schemas.openxmlformats.org/drawingml/2006/main">
+                      <a:graphicData uri="http://schemas.microsoft.com/office/word/2010/wordprocessingShape">
+                        <wps:wsp>
+                          <wps:cNvSpPr>
+                            <a:spLocks noChangeArrowheads="1"/>
+                          </wps:cNvSpPr>
+                          <wps:spPr bwMode="auto">
+                            <a:xfrm>
+                              <a:off x="0" y="0"/>
+                              <a:ext cx="1839686" cy="968828"/>
+                            </a:xfrm>
+                            <a:prstGeom prst="roundRect">
+                              <a:avLst>
+                                <a:gd name="adj" fmla="val 16667"/>
+                              </a:avLst>
+                            </a:prstGeom>
+                            <a:noFill/>
+                            <a:ln w="9525">
+                              <a:noFill/>
+                              <a:miter lim="800000"/>
+                              <a:headEnd/>
+                              <a:tailEnd/>
+                            </a:ln>
+                          </wps:spPr>
+                          <wps:txbx>
+                            <w:txbxContent>
+                              <w:p>
+                                <w:pPr>
+                                  <w:jc w:val="center"/>
+                                </w:pPr>
+                                <w:r>
+                                  <w:rPr>
+                                    <w:rFonts w:ascii="Arial" w:eastAsia="Arial Unicode MS" w:hAnsi="Arial"/>
+                                    <w:sz w:val="18"/>
+                                    <w:szCs w:val="18"/>
+                                  </w:rPr>
+                                  <w:fldChar w:fldCharType="begin"/>
+                                </w:r>
+                                <w:r>
+                                  <w:rPr>
+                                    <w:rFonts w:ascii="Arial" w:eastAsia="Arial Unicode MS" w:hAnsi="Arial"/>
+                                    <w:sz w:val="18"/>
+                                    <w:szCs w:val="18"/>
+                                  </w:rPr>
+                                  <w:instrText xml:space="preserve"> MERGEFIELD  Image:logo  \* MERGEFORMAT </w:instrText>
+                                </w:r>
+                                <w:r>
+                                  <w:rPr>
+                                    <w:rFonts w:ascii="Arial" w:eastAsia="Arial Unicode MS" w:hAnsi="Arial"/>
+                                    <w:sz w:val="18"/>
+                                    <w:szCs w:val="18"/>
+                                  </w:rPr>
+                                  <w:fldChar w:fldCharType="separate"/>
+                                </w:r>
+                                <w:r>
+                                  <w:rPr>
+                                    <w:rFonts w:ascii="Arial" w:eastAsia="Arial Unicode MS" w:hAnsi="Arial"/>
+                                    <w:noProof/>
+                                    <w:sz w:val="18"/>
+                                    <w:szCs w:val="18"/>
+                                  </w:rPr>
+                                  <w:t>«Image:logo»</w:t>
+                                </w:r>
+                                <w:r>
+                                  <w:rPr>
+                                    <w:rFonts w:ascii="Arial" w:eastAsia="Arial Unicode MS" w:hAnsi="Arial"/>
+                                    <w:sz w:val="18"/>
+                                    <w:szCs w:val="18"/>
+                                  </w:rPr>
+                                  <w:fldChar w:fldCharType="end"/>
+                                </w:r>
+                              </w:p>
+                            </w:txbxContent>
+                          </wps:txbx>
+                          <wps:bodyPr rot="0" vertOverflow="clip" horzOverflow="clip" vert="horz" wrap="square" lIns="91440" tIns="45720" rIns="91440" bIns="45720" anchor="t" anchorCtr="0" upright="1">
+                            <a:noAutofit/>
+                          </wps:bodyPr>
+                        </wps:wsp>
+                      </a:graphicData>
+                    </a:graphic>
+                    <wp14:sizeRelH relativeFrom="margin">
+                      <wp14:pctWidth>0</wp14:pctWidth>
+                    </wp14:sizeRelH>
+                    <wp14:sizeRelV relativeFrom="margin">
+                      <wp14:pctHeight>0</wp14:pctHeight>
+                    </wp14:sizeRelV>
+                  </wp:anchor>
+                </w:drawing>
+              </mc:Choice>
+              <mc:Fallback>
+                <w:pict>
+                  <v:roundrect w14:anchorId="604DB24D" id="Rectángulo: esquinas redondeadas 782399144" o:spid="_x0000_s1027" style="position:absolute;margin-left:-.5pt;margin-top:.6pt;width:144.85pt;height:76.3pt;z-index:251659264;visibility:visible;mso-wrap-style:square;mso-width-percent:0;mso-height-percent:0;mso-wrap-distance-left:9pt;mso-wrap-distance-top:0;mso-wrap-distance-right:9pt;mso-wrap-distance-bottom:0;mso-position-horizontal:absolute;mso-position-horizontal-relative:margin;mso-position-vertical:absolute;mso-position-vertical-relative:text;mso-width-percent:0;mso-height-percent:0;mso-width-relative:margin;mso-height-relative:margin;v-text-anchor:top" arcsize="10923f" o:gfxdata="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" filled="f" stroked="f">
+                    <v:stroke joinstyle="miter"/>
+                    <v:textbox>
+                      <w:txbxContent>
+                        <w:p>
+                          <w:pPr>
+                            <w:jc w:val="center"/>
+                          </w:pPr>
+                          <w:r>
+                            <w:rPr>
+                              <w:rFonts w:ascii="Arial" w:eastAsia="Arial Unicode MS" w:hAnsi="Arial"/>
+                              <w:sz w:val="18"/>
+                              <w:szCs w:val="18"/>
+                            </w:rPr>
+                            <w:fldChar w:fldCharType="begin"/>
+                          </w:r>
+                          <w:r>
+                            <w:rPr>
+                              <w:rFonts w:ascii="Arial" w:eastAsia="Arial Unicode MS" w:hAnsi="Arial"/>
+                              <w:sz w:val="18"/>
+                              <w:szCs w:val="18"/>
+                            </w:rPr>
+                            <w:instrText xml:space="preserve"> MERGEFIELD  Image:logo  \* MERGEFORMAT </w:instrText>
+                          </w:r>
+                          <w:r>
+                            <w:rPr>
+                              <w:rFonts w:ascii="Arial" w:eastAsia="Arial Unicode MS" w:hAnsi="Arial"/>
+                              <w:sz w:val="18"/>
+                              <w:szCs w:val="18"/>
+                            </w:rPr>
+                            <w:fldChar w:fldCharType="separate"/>
+                          </w:r>
+                          <w:r>
+                            <w:rPr>
+                              <w:rFonts w:ascii="Arial" w:eastAsia="Arial Unicode MS" w:hAnsi="Arial"/>
+                              <w:noProof/>
+                              <w:sz w:val="18"/>
+                              <w:szCs w:val="18"/>
+                            </w:rPr>
+                            <w:t>«Image:logo»</w:t>
+                          </w:r>
+                          <w:r>
+                            <w:rPr>
+                              <w:rFonts w:ascii="Arial" w:eastAsia="Arial Unicode MS" w:hAnsi="Arial"/>
+                              <w:sz w:val="18"/>
+                              <w:szCs w:val="18"/>
+                            </w:rPr>
+                            <w:fldChar w:fldCharType="end"/>
+                          </w:r>
+                        </w:p>
+                      </w:txbxContent>
+                    </v:textbox>
+                    <w10:wrap anchorx="margin"/>
+                  </v:roundrect>
+                </w:pict>
+              </mc:Fallback>
+            </mc:AlternateContent>
+          </w:r>
+        </w:p>
+      </w:tc>
+      <w:tc>
+        <w:tcPr>
+          <w:tcW w:w="5954" w:type="dxa"/>
+          <w:gridSpan w:val="4"/>
+        </w:tcPr>
+        <w:p>
+          <w:pPr>
+            <w:jc w:val="center"/>
+            <w:rPr>
+              <w:b/>
+              <w:bCs/>
+              <w:sz w:val="18"/>
+              <w:szCs w:val="18"/>
+            </w:rPr>
+          </w:pPr>
+          <w:r>
+            <w:rPr>
+              <w:b/>
+              <w:bCs/>
+              <w:sz w:val="18"/>
+              <w:szCs w:val="18"/>
+            </w:rPr>
+            <w:t>REGISTRO</w:t>
+          </w:r>
+        </w:p>
+      </w:tc>
+      <w:tc>
+        <w:tcPr>
+          <w:tcW w:w="2551" w:type="dxa"/>
+          <w:vMerge w:val="restart"/>
+        </w:tcPr>
+        <w:p>
+          <w:pPr>
+            <w:spacing w:after="0"/>
+            <w:jc w:val="center"/>
+            <w:rPr>
+              <w:rFonts w:ascii="Aptos Black" w:hAnsi="Aptos Black"/>
+              <w:b/>
+              <w:bCs/>
+              <w:sz w:val="28"/>
+              <w:szCs w:val="28"/>
+            </w:rPr>
+          </w:pPr>
+        </w:p>
+        <w:p>
+          <w:pPr>
+            <w:spacing w:after="0"/>
+            <w:jc w:val="center"/>
+            <w:rPr>
+              <w:rFonts w:ascii="Aptos Black" w:hAnsi="Aptos Black"/>
+              <w:b/>
+              <w:bCs/>
+            </w:rPr>
+          </w:pPr>
+          <w:r>
+            <w:rPr>
+              <w:rFonts w:ascii="Aptos Black" w:hAnsi="Aptos Black"/>
+              <w:b/>
+              <w:bCs/>
+              <w:sz w:val="56"/>
+              <w:szCs w:val="56"/>
+            </w:rPr>
+            <w:t>ACOPIO</w:t>
+          </w:r>
+        </w:p>
+      </w:tc>
+    </w:tr>
+    <w:tr>
+      <w:tc>
+        <w:tcPr>
+          <w:tcW w:w="2972" w:type="dxa"/>
+          <w:vMerge/>
+        </w:tcPr>
+        <w:p>
+          <w:pPr>
+            <w:jc w:val="center"/>
+            <w:rPr>
+              <w:b/>
+              <w:bCs/>
+              <w:sz w:val="18"/>
+              <w:szCs w:val="18"/>
+            </w:rPr>
+          </w:pPr>
+        </w:p>
+      </w:tc>
+      <w:tc>
+        <w:tcPr>
+          <w:tcW w:w="5954" w:type="dxa"/>
+          <w:gridSpan w:val="4"/>
+        </w:tcPr>
+        <w:p>
+          <w:pPr>
+            <w:jc w:val="center"/>
+            <w:rPr>
+              <w:b/>
+              <w:bCs/>
+              <w:sz w:val="18"/>
+              <w:szCs w:val="18"/>
+            </w:rPr>
+          </w:pPr>
+          <w:r>
+            <w:rPr>
+              <w:b/>
+              <w:bCs/>
+              <w:sz w:val="18"/>
+              <w:szCs w:val="18"/>
+            </w:rPr>
+            <w:t>ENTREGA DE LOTES A PLANTA DE PROCESOS</w:t>
+          </w:r>
+        </w:p>
+      </w:tc>
+      <w:tc>
+        <w:tcPr>
+          <w:tcW w:w="2551" w:type="dxa"/>
+          <w:vMerge/>
+        </w:tcPr>
+        <w:p>
+          <w:pPr>
+            <w:rPr>
+              <w:b/>
+              <w:bCs/>
+            </w:rPr>
+          </w:pPr>
+        </w:p>
+      </w:tc>
+    </w:tr>
+    <w:tr>
+      <w:tc>
+        <w:tcPr>
+          <w:tcW w:w="2972" w:type="dxa"/>
+          <w:vMerge/>
+        </w:tcPr>
+        <w:p>
+          <w:pPr>
+            <w:rPr>
+              <w:b/>
+              <w:bCs/>
+              <w:sz w:val="18"/>
+              <w:szCs w:val="18"/>
+            </w:rPr>
+          </w:pPr>
+        </w:p>
+      </w:tc>
+      <w:tc>
+        <w:tcPr>
+          <w:tcW w:w="992" w:type="dxa"/>
+        </w:tcPr>
+        <w:p>
+          <w:pPr>
+            <w:rPr>
+              <w:b/>
+              <w:bCs/>
+              <w:sz w:val="18"/>
+              <w:szCs w:val="18"/>
+            </w:rPr>
+          </w:pPr>
+          <w:r>
+            <w:rPr>
+              <w:b/>
+              <w:bCs/>
+              <w:sz w:val="18"/>
+              <w:szCs w:val="18"/>
+            </w:rPr>
+            <w:t>AREA</w:t>
+          </w:r>
+        </w:p>
+      </w:tc>
+      <w:tc>
+        <w:tcPr>
+          <w:tcW w:w="4962" w:type="dxa"/>
+          <w:gridSpan w:val="3"/>
+        </w:tcPr>
+        <w:p>
+          <w:pPr>
+            <w:rPr>
+              <w:sz w:val="18"/>
+              <w:szCs w:val="18"/>
+            </w:rPr>
+          </w:pPr>
+          <w:r>
+            <w:rPr>
+              <w:sz w:val="18"/>
+              <w:szCs w:val="18"/>
+            </w:rPr>
+            <w:fldChar w:fldCharType="begin"/>
+          </w:r>
+          <w:r>
+            <w:rPr>
+              <w:sz w:val="18"/>
+              <w:szCs w:val="18"/>
+            </w:rPr>
+            <w:instrText xml:space="preserve"> MERGEFIELD  area  \* MERGEFORMAT </w:instrText>
+          </w:r>
+          <w:r>
+            <w:rPr>
+              <w:sz w:val="18"/>
+              <w:szCs w:val="18"/>
+            </w:rPr>
+            <w:fldChar w:fldCharType="separate"/>
+          </w:r>
+          <w:r>
+            <w:rPr>
+              <w:noProof/>
+              <w:sz w:val="18"/>
+              <w:szCs w:val="18"/>
+            </w:rPr>
+            <w:t>«area»</w:t>
+          </w:r>
+          <w:r>
+            <w:rPr>
+              <w:sz w:val="18"/>
+              <w:szCs w:val="18"/>
+            </w:rPr>
+            <w:fldChar w:fldCharType="end"/>
+          </w:r>
+        </w:p>
+      </w:tc>
+      <w:tc>
+        <w:tcPr>
+          <w:tcW w:w="2551" w:type="dxa"/>
+          <w:vMerge/>
+        </w:tcPr>
+        <w:p>
+          <w:pPr>
+            <w:rPr>
+              <w:b/>
+              <w:bCs/>
+            </w:rPr>
+          </w:pPr>
+        </w:p>
+      </w:tc>
+    </w:tr>
+    <w:tr>
+      <w:tc>
+        <w:tcPr>
+          <w:tcW w:w="2972" w:type="dxa"/>
+          <w:vMerge/>
+        </w:tcPr>
+        <w:p>
+          <w:pPr>
+            <w:rPr>
+              <w:b/>
+              <w:bCs/>
+              <w:sz w:val="18"/>
+              <w:szCs w:val="18"/>
+            </w:rPr>
+          </w:pPr>
+        </w:p>
+      </w:tc>
+      <w:tc>
+        <w:tcPr>
+          <w:tcW w:w="992" w:type="dxa"/>
+        </w:tcPr>
+        <w:p>
+          <w:pPr>
+            <w:rPr>
+              <w:b/>
+              <w:bCs/>
+              <w:sz w:val="18"/>
+              <w:szCs w:val="18"/>
+            </w:rPr>
+          </w:pPr>
+          <w:r>
+            <w:rPr>
+              <w:b/>
+              <w:bCs/>
+              <w:sz w:val="18"/>
+              <w:szCs w:val="18"/>
+            </w:rPr>
+            <w:t>CODIGO</w:t>
+          </w:r>
+        </w:p>
+      </w:tc>
+      <w:tc>
+        <w:tcPr>
+          <w:tcW w:w="1418" w:type="dxa"/>
+        </w:tcPr>
+        <w:p>
+          <w:pPr>
+            <w:rPr>
+              <w:b/>
+              <w:bCs/>
+              <w:sz w:val="18"/>
+              <w:szCs w:val="18"/>
+            </w:rPr>
+          </w:pPr>
+          <w:r>
+            <w:rPr>
+              <w:sz w:val="18"/>
+              <w:szCs w:val="18"/>
+            </w:rPr>
+            <w:fldChar w:fldCharType="begin"/>
+          </w:r>
+          <w:r>
+            <w:rPr>
+              <w:sz w:val="18"/>
+              <w:szCs w:val="18"/>
+            </w:rPr>
+            <w:instrText xml:space="preserve"> MERGEFIELD  guia  \* MERGEFORMAT </w:instrText>
+          </w:r>
+          <w:r>
+            <w:rPr>
+              <w:sz w:val="18"/>
+              <w:szCs w:val="18"/>
+            </w:rPr>
+            <w:fldChar w:fldCharType="separate"/>
+          </w:r>
+          <w:r>
+            <w:rPr>
+              <w:noProof/>
+              <w:sz w:val="18"/>
+              <w:szCs w:val="18"/>
+            </w:rPr>
+            <w:t>«guia»</w:t>
+          </w:r>
+          <w:r>
+            <w:rPr>
+              <w:sz w:val="18"/>
+              <w:szCs w:val="18"/>
+            </w:rPr>
+            <w:fldChar w:fldCharType="end"/>
+          </w:r>
+        </w:p>
+      </w:tc>
+      <w:tc>
+        <w:tcPr>
+          <w:tcW w:w="992" w:type="dxa"/>
+        </w:tcPr>
+        <w:p>
+          <w:pPr>
+            <w:rPr>
+              <w:b/>
+              <w:bCs/>
+              <w:sz w:val="18"/>
+              <w:szCs w:val="18"/>
+            </w:rPr>
+          </w:pPr>
+          <w:r>
+            <w:rPr>
+              <w:b/>
+              <w:bCs/>
+              <w:sz w:val="18"/>
+              <w:szCs w:val="18"/>
+            </w:rPr>
+            <w:t>FECHA</w:t>
+          </w:r>
+        </w:p>
+      </w:tc>
+      <w:tc>
+        <w:tcPr>
+          <w:tcW w:w="2552" w:type="dxa"/>
+        </w:tcPr>
+        <w:p>
+          <w:pPr>
+            <w:rPr>
+              <w:b/>
+              <w:bCs/>
+              <w:sz w:val="18"/>
+              <w:szCs w:val="18"/>
+            </w:rPr>
+          </w:pPr>
+          <w:r>
+            <w:rPr>
+              <w:b/>
+              <w:bCs/>
+              <w:sz w:val="18"/>
+              <w:szCs w:val="18"/>
+            </w:rPr>
+            <w:fldChar w:fldCharType="begin"/>
+          </w:r>
+          <w:r>
+            <w:rPr>
+              <w:b/>
+              <w:bCs/>
+              <w:sz w:val="18"/>
+              <w:szCs w:val="18"/>
+            </w:rPr>
+            <w:instrText xml:space="preserve"> MERGEFIELD  fecha  \* MERGEFORMAT </w:instrText>
+          </w:r>
+          <w:r>
+            <w:rPr>
+              <w:b/>
+              <w:bCs/>
+              <w:sz w:val="18"/>
+              <w:szCs w:val="18"/>
+            </w:rPr>
+            <w:fldChar w:fldCharType="separate"/>
+          </w:r>
+          <w:r>
+            <w:rPr>
+              <w:b/>
+              <w:bCs/>
+              <w:noProof/>
+              <w:sz w:val="18"/>
+              <w:szCs w:val="18"/>
+            </w:rPr>
+            <w:t>«fecha»</w:t>
+          </w:r>
+          <w:r>
+            <w:rPr>
+              <w:b/>
+              <w:bCs/>
+              <w:sz w:val="18"/>
+              <w:szCs w:val="18"/>
+            </w:rPr>
+            <w:fldChar w:fldCharType="end"/>
+          </w:r>
+        </w:p>
+      </w:tc>
+      <w:tc>
+        <w:tcPr>
+          <w:tcW w:w="2551" w:type="dxa"/>
+          <w:vMerge/>
+        </w:tcPr>
+        <w:p>
+          <w:pPr>
+            <w:rPr>
+              <w:b/>
+              <w:bCs/>
+            </w:rPr>
+          </w:pPr>
+        </w:p>
+      </w:tc>
+    </w:tr>
+    <w:tr>
+      <w:trPr>
+        <w:trHeight w:val="303"/>
+      </w:trPr>
+      <w:tc>
+        <w:tcPr>
+          <w:tcW w:w="2972" w:type="dxa"/>
+          <w:vMerge/>
+        </w:tcPr>
+        <w:p>
+          <w:pPr>
+            <w:rPr>
+              <w:b/>
+              <w:bCs/>
+              <w:sz w:val="18"/>
+              <w:szCs w:val="18"/>
+            </w:rPr>
+          </w:pPr>
+        </w:p>
+      </w:tc>
+      <w:tc>
+        <w:tcPr>
+          <w:tcW w:w="992" w:type="dxa"/>
+        </w:tcPr>
+        <w:p>
+          <w:pPr>
+            <w:rPr>
+              <w:b/>
+              <w:bCs/>
+              <w:sz w:val="18"/>
+              <w:szCs w:val="18"/>
+            </w:rPr>
+          </w:pPr>
+          <w:r>
+            <w:rPr>
+              <w:b/>
+              <w:bCs/>
+              <w:sz w:val="18"/>
+              <w:szCs w:val="18"/>
+            </w:rPr>
+            <w:t>GUARDIA</w:t>
+          </w:r>
+        </w:p>
+      </w:tc>
+      <w:tc>
+        <w:tcPr>
+          <w:tcW w:w="1418" w:type="dxa"/>
+        </w:tcPr>
+        <w:p>
+          <w:pPr>
+            <w:rPr>
+              <w:b/>
+              <w:bCs/>
+              <w:sz w:val="18"/>
+              <w:szCs w:val="18"/>
+            </w:rPr>
+          </w:pPr>
+          <w:r>
+            <w:rPr>
+              <w:sz w:val="18"/>
+              <w:szCs w:val="18"/>
+            </w:rPr>
+            <w:fldChar w:fldCharType="begin"/>
+          </w:r>
+          <w:r>
+            <w:rPr>
+              <w:sz w:val="18"/>
+              <w:szCs w:val="18"/>
+            </w:rPr>
+            <w:instrText xml:space="preserve"> MERGEFIELD  guardia  \* MERGEFORMAT </w:instrText>
+          </w:r>
+          <w:r>
+            <w:rPr>
+              <w:sz w:val="18"/>
+              <w:szCs w:val="18"/>
+            </w:rPr>
+            <w:fldChar w:fldCharType="separate"/>
+          </w:r>
+          <w:r>
+            <w:rPr>
+              <w:noProof/>
+              <w:sz w:val="18"/>
+              <w:szCs w:val="18"/>
+            </w:rPr>
+            <w:t>«guardia»</w:t>
+          </w:r>
+          <w:r>
+            <w:rPr>
+              <w:sz w:val="18"/>
+              <w:szCs w:val="18"/>
+            </w:rPr>
+            <w:fldChar w:fldCharType="end"/>
+          </w:r>
+        </w:p>
+      </w:tc>
+      <w:tc>
+        <w:tcPr>
+          <w:tcW w:w="992" w:type="dxa"/>
+        </w:tcPr>
+        <w:p>
+          <w:pPr>
+            <w:rPr>
+              <w:b/>
+              <w:bCs/>
+              <w:sz w:val="18"/>
+              <w:szCs w:val="18"/>
+            </w:rPr>
+          </w:pPr>
+          <w:r>
+            <w:rPr>
+              <w:b/>
+              <w:bCs/>
+              <w:sz w:val="18"/>
+              <w:szCs w:val="18"/>
+            </w:rPr>
+            <w:t>HORA</w:t>
+          </w:r>
+        </w:p>
+      </w:tc>
+      <w:tc>
+        <w:tcPr>
+          <w:tcW w:w="2552" w:type="dxa"/>
+        </w:tcPr>
+        <w:p>
+          <w:pPr>
+            <w:rPr>
+              <w:b/>
+              <w:bCs/>
+              <w:sz w:val="18"/>
+              <w:szCs w:val="18"/>
+            </w:rPr>
+          </w:pPr>
+          <w:r>
+            <w:rPr>
+              <w:b/>
+              <w:bCs/>
+              <w:sz w:val="18"/>
+              <w:szCs w:val="18"/>
+            </w:rPr>
+            <w:fldChar w:fldCharType="begin"/>
+          </w:r>
+          <w:r>
+            <w:rPr>
+              <w:b/>
+              <w:bCs/>
+              <w:sz w:val="18"/>
+              <w:szCs w:val="18"/>
+            </w:rPr>
+            <w:instrText xml:space="preserve"> MERGEFIELD  hora  \* MERGEFORMAT </w:instrText>
+          </w:r>
+          <w:r>
+            <w:rPr>
+              <w:b/>
+              <w:bCs/>
+              <w:sz w:val="18"/>
+              <w:szCs w:val="18"/>
+            </w:rPr>
+            <w:fldChar w:fldCharType="separate"/>
+          </w:r>
+          <w:r>
+            <w:rPr>
+              <w:b/>
+              <w:bCs/>
+              <w:noProof/>
+              <w:sz w:val="18"/>
+              <w:szCs w:val="18"/>
+            </w:rPr>
+            <w:t>«hora»</w:t>
+          </w:r>
+          <w:r>
+            <w:rPr>
+              <w:b/>
+              <w:bCs/>
+              <w:sz w:val="18"/>
+              <w:szCs w:val="18"/>
+            </w:rPr>
+            <w:fldChar w:fldCharType="end"/>
+          </w:r>
+        </w:p>
+      </w:tc>
+      <w:tc>
+        <w:tcPr>
+          <w:tcW w:w="2551" w:type="dxa"/>
+          <w:vMerge/>
+        </w:tcPr>
+        <w:p>
+          <w:pPr>
+            <w:rPr>
+              <w:b/>
+              <w:bCs/>
+            </w:rPr>
+          </w:pPr>
+        </w:p>
+      </w:tc>
+    </w:tr>
+  </w:tbl>
+  <w:p>
+    <w:pPr>
+      <w:pStyle w:val="Encabezado"/>
+    </w:pPr>
+  </w:p>
+</w:hdr>
 </file>
 
 <file path=word/styles.xml><?xml version="1.0" encoding="utf-8"?>

--- a/pesaje/analytica/Report/PrintActaEntrega.docx
+++ b/pesaje/analytica/Report/PrintActaEntrega.docx
@@ -22,6 +22,9 @@
         <w:gridCol w:w="1134"/>
       </w:tblGrid>
       <w:tr>
+        <w:trPr>
+          <w:tblHeader/>
+        </w:trPr>
         <w:tc>
           <w:tcPr>
             <w:tcW w:w="562" w:type="dxa"/>
@@ -473,27 +476,7 @@
                 <w:sz w:val="16"/>
                 <w:szCs w:val="16"/>
               </w:rPr>
-              <w:t>«</w:t>
-            </w:r>
-            <w:proofErr w:type="spellStart"/>
-            <w:r>
-              <w:rPr>
-                <w:rFonts w:ascii="Calibri" w:hAnsi="Calibri" w:cs="Calibri"/>
-                <w:b/>
-                <w:sz w:val="16"/>
-                <w:szCs w:val="16"/>
-              </w:rPr>
-              <w:t>item</w:t>
-            </w:r>
-            <w:proofErr w:type="spellEnd"/>
-            <w:r>
-              <w:rPr>
-                <w:rFonts w:ascii="Calibri" w:hAnsi="Calibri" w:cs="Calibri"/>
-                <w:b/>
-                <w:sz w:val="16"/>
-                <w:szCs w:val="16"/>
-              </w:rPr>
-              <w:t>»</w:t>
+              <w:t>«item»</w:t>
             </w:r>
             <w:r>
               <w:rPr>
@@ -1734,7 +1717,6 @@
     <w:p>
       <w:pPr>
         <w:spacing w:before="0" w:after="0"/>
-        <w:ind w:firstLine="142"/>
         <w:rPr>
           <w:rFonts w:ascii="Calibri" w:hAnsi="Calibri" w:cs="Calibri"/>
           <w:b/>
@@ -2715,7 +2697,7 @@
           </mc:Choice>
           <mc:Fallback>
             <w:pict>
-              <v:rect w14:anchorId="5990CF46" id="Rectángulo 2" o:spid="_x0000_s1026" style="position:absolute;left:0;text-align:left;margin-left:7.3pt;margin-top:.15pt;width:307.5pt;height:80pt;z-index:251683840;visibility:visible;mso-wrap-style:square;mso-wrap-distance-left:9pt;mso-wrap-distance-top:0;mso-wrap-distance-right:9pt;mso-wrap-distance-bottom:0;mso-position-horizontal:absolute;mso-position-horizontal-relative:text;mso-position-vertical:absolute;mso-position-vertical-relative:text;v-text-anchor:middle" o:gfxdata="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" filled="f" stroked="f">
+              <v:rect w14:anchorId="5990CF46" id="Rectángulo 2" o:spid="_x0000_s1026" style="position:absolute;margin-left:7.3pt;margin-top:.15pt;width:307.5pt;height:80pt;z-index:251683840;visibility:visible;mso-wrap-style:square;mso-wrap-distance-left:9pt;mso-wrap-distance-top:0;mso-wrap-distance-right:9pt;mso-wrap-distance-bottom:0;mso-position-horizontal:absolute;mso-position-horizontal-relative:text;mso-position-vertical:absolute;mso-position-vertical-relative:text;v-text-anchor:middle" o:gfxdata="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" filled="f" stroked="f">
                 <v:textbox>
                   <w:txbxContent>
                     <w:tbl>
@@ -3695,146 +3677,6 @@
         </w:rPr>
       </w:pPr>
     </w:p>
-    <w:p>
-      <w:pPr>
-        <w:spacing w:before="0" w:after="0"/>
-        <w:ind w:firstLine="142"/>
-        <w:rPr>
-          <w:rFonts w:ascii="Calibri" w:hAnsi="Calibri" w:cs="Calibri"/>
-          <w:b/>
-          <w:caps/>
-          <w:noProof/>
-          <w:sz w:val="2"/>
-          <w:szCs w:val="2"/>
-        </w:rPr>
-      </w:pPr>
-    </w:p>
-    <w:p>
-      <w:pPr>
-        <w:spacing w:before="0" w:after="0"/>
-        <w:ind w:firstLine="142"/>
-        <w:rPr>
-          <w:rFonts w:ascii="Calibri" w:hAnsi="Calibri" w:cs="Calibri"/>
-          <w:b/>
-          <w:caps/>
-          <w:noProof/>
-          <w:sz w:val="2"/>
-          <w:szCs w:val="2"/>
-        </w:rPr>
-      </w:pPr>
-    </w:p>
-    <w:p>
-      <w:pPr>
-        <w:spacing w:before="0" w:after="0"/>
-        <w:ind w:firstLine="142"/>
-        <w:rPr>
-          <w:rFonts w:ascii="Calibri" w:hAnsi="Calibri" w:cs="Calibri"/>
-          <w:b/>
-          <w:caps/>
-          <w:noProof/>
-          <w:sz w:val="2"/>
-          <w:szCs w:val="2"/>
-        </w:rPr>
-      </w:pPr>
-    </w:p>
-    <w:p>
-      <w:pPr>
-        <w:spacing w:before="0" w:after="0"/>
-        <w:ind w:firstLine="142"/>
-        <w:rPr>
-          <w:rFonts w:ascii="Calibri" w:hAnsi="Calibri" w:cs="Calibri"/>
-          <w:b/>
-          <w:caps/>
-          <w:noProof/>
-          <w:sz w:val="2"/>
-          <w:szCs w:val="2"/>
-        </w:rPr>
-      </w:pPr>
-    </w:p>
-    <w:p>
-      <w:pPr>
-        <w:spacing w:before="0" w:after="0"/>
-        <w:ind w:firstLine="142"/>
-        <w:rPr>
-          <w:rFonts w:ascii="Calibri" w:hAnsi="Calibri" w:cs="Calibri"/>
-          <w:b/>
-          <w:caps/>
-          <w:noProof/>
-          <w:sz w:val="2"/>
-          <w:szCs w:val="2"/>
-        </w:rPr>
-      </w:pPr>
-    </w:p>
-    <w:p>
-      <w:pPr>
-        <w:spacing w:before="0" w:after="0"/>
-        <w:ind w:firstLine="142"/>
-        <w:rPr>
-          <w:rFonts w:ascii="Calibri" w:hAnsi="Calibri" w:cs="Calibri"/>
-          <w:b/>
-          <w:caps/>
-          <w:noProof/>
-          <w:sz w:val="2"/>
-          <w:szCs w:val="2"/>
-        </w:rPr>
-      </w:pPr>
-    </w:p>
-    <w:p>
-      <w:pPr>
-        <w:spacing w:before="0" w:after="0"/>
-        <w:ind w:firstLine="142"/>
-        <w:rPr>
-          <w:rFonts w:ascii="Calibri" w:hAnsi="Calibri" w:cs="Calibri"/>
-          <w:b/>
-          <w:caps/>
-          <w:noProof/>
-          <w:sz w:val="2"/>
-          <w:szCs w:val="2"/>
-        </w:rPr>
-      </w:pPr>
-    </w:p>
-    <w:p>
-      <w:pPr>
-        <w:spacing w:before="0" w:after="0"/>
-        <w:ind w:firstLine="142"/>
-        <w:rPr>
-          <w:rFonts w:ascii="Calibri" w:hAnsi="Calibri" w:cs="Calibri"/>
-          <w:b/>
-          <w:caps/>
-          <w:noProof/>
-          <w:sz w:val="2"/>
-          <w:szCs w:val="2"/>
-        </w:rPr>
-      </w:pPr>
-    </w:p>
-    <w:p>
-      <w:pPr>
-        <w:spacing w:before="0" w:after="0"/>
-        <w:ind w:firstLine="142"/>
-        <w:rPr>
-          <w:rFonts w:ascii="Calibri" w:hAnsi="Calibri" w:cs="Calibri"/>
-          <w:b/>
-          <w:caps/>
-          <w:noProof/>
-          <w:sz w:val="2"/>
-          <w:szCs w:val="2"/>
-        </w:rPr>
-      </w:pPr>
-    </w:p>
-    <w:p>
-      <w:pPr>
-        <w:spacing w:before="0" w:after="0"/>
-        <w:ind w:firstLine="142"/>
-        <w:rPr>
-          <w:rFonts w:ascii="Calibri" w:hAnsi="Calibri" w:cs="Calibri"/>
-          <w:b/>
-          <w:caps/>
-          <w:noProof/>
-          <w:sz w:val="2"/>
-          <w:szCs w:val="2"/>
-        </w:rPr>
-      </w:pPr>
-    </w:p>
     <w:tbl>
       <w:tblPr>
         <w:tblStyle w:val="Tablaconcuadrcula"/>
@@ -4472,8 +4314,12 @@
       </w:pPr>
     </w:p>
     <w:sectPr>
-      <w:headerReference w:type="default" r:id="rId7"/>
-      <w:footerReference w:type="default" r:id="rId8"/>
+      <w:headerReference w:type="even" r:id="rId7"/>
+      <w:headerReference w:type="default" r:id="rId8"/>
+      <w:footerReference w:type="even" r:id="rId9"/>
+      <w:footerReference w:type="default" r:id="rId10"/>
+      <w:headerReference w:type="first" r:id="rId11"/>
+      <w:footerReference w:type="first" r:id="rId12"/>
       <w:pgSz w:w="11906" w:h="16838" w:code="9"/>
       <w:pgMar w:top="2410" w:right="170" w:bottom="4678" w:left="284" w:header="709" w:footer="1165" w:gutter="0"/>
       <w:paperSrc w:other="15"/>
@@ -4510,6 +4356,16 @@
 </file>
 
 <file path=word/footer1.xml><?xml version="1.0" encoding="utf-8"?>
+<w:ftr xmlns:wpc="http://schemas.microsoft.com/office/word/2010/wordprocessingCanvas" xmlns:cx="http://schemas.microsoft.com/office/drawing/2014/chartex" xmlns:cx1="http://schemas.microsoft.com/office/drawing/2015/9/8/chartex" xmlns:cx2="http://schemas.microsoft.com/office/drawing/2015/10/21/chartex" xmlns:cx3="http://schemas.microsoft.com/office/drawing/2016/5/9/chartex" xmlns:cx4="http://schemas.microsoft.com/office/drawing/2016/5/10/chartex" xmlns:cx5="http://schemas.microsoft.com/office/drawing/2016/5/11/chartex" xmlns:cx6="http://schemas.microsoft.com/office/drawing/2016/5/12/chartex" xmlns:cx7="http://schemas.microsoft.com/office/drawing/2016/5/13/chartex" xmlns:cx8="http://schemas.microsoft.com/office/drawing/2016/5/14/chartex" xmlns:mc="http://schemas.openxmlformats.org/markup-compatibility/2006" xmlns:aink="http://schemas.microsoft.com/office/drawing/2016/ink" xmlns:am3d="http://schemas.microsoft.com/office/drawing/2017/model3d" xmlns:o="urn:schemas-microsoft-com:office:office" xmlns:oel="http://schemas.microsoft.com/office/2019/extlst" xmlns:r="http://schemas.openxmlformats.org/officeDocument/2006/relationships" xmlns:m="http://schemas.openxmlformats.org/officeDocument/2006/math" xmlns:v="urn:schemas-microsoft-com:vml" xmlns:wp14="http://schemas.microsoft.com/office/word/2010/wordprocessingDrawing" xmlns:wp="http://schemas.openxmlformats.org/drawingml/2006/wordprocessingDrawing" xmlns:w10="urn:schemas-microsoft-com:office:word" xmlns:w="http://schemas.openxmlformats.org/wordprocessingml/2006/main" xmlns:w14="http://schemas.microsoft.com/office/word/2010/wordml" xmlns:w15="http://schemas.microsoft.com/office/word/2012/wordml" xmlns:w16cex="http://schemas.microsoft.com/office/word/2018/wordml/cex" xmlns:w16cid="http://schemas.microsoft.com/office/word/2016/wordml/cid" xmlns:w16="http://schemas.microsoft.com/office/word/2018/wordml" xmlns:w16du="http://schemas.microsoft.com/office/word/2023/wordml/word16du" xmlns:w16sdtdh="http://schemas.microsoft.com/office/word/2020/wordml/sdtdatahash" xmlns:w16sdtfl="http://schemas.microsoft.com/office/word/2024/wordml/sdtformatlock" xmlns:w16se="http://schemas.microsoft.com/office/word/2015/wordml/symex" xmlns:wpg="http://schemas.microsoft.com/office/word/2010/wordprocessingGroup" xmlns:wpi="http://schemas.microsoft.com/office/word/2010/wordprocessingInk" xmlns:wne="http://schemas.microsoft.com/office/word/2006/wordml" xmlns:wps="http://schemas.microsoft.com/office/word/2010/wordprocessingShape" mc:Ignorable="w14 w15 w16se w16cid w16 w16cex w16sdtdh w16sdtfl w16du wp14">
+  <w:p>
+    <w:pPr>
+      <w:pStyle w:val="Piedepgina"/>
+    </w:pPr>
+  </w:p>
+</w:ftr>
+</file>
+
+<file path=word/footer2.xml><?xml version="1.0" encoding="utf-8"?>
 <w:ftr xmlns:wpc="http://schemas.microsoft.com/office/word/2010/wordprocessingCanvas" xmlns:cx="http://schemas.microsoft.com/office/drawing/2014/chartex" xmlns:cx1="http://schemas.microsoft.com/office/drawing/2015/9/8/chartex" xmlns:cx2="http://schemas.microsoft.com/office/drawing/2015/10/21/chartex" xmlns:cx3="http://schemas.microsoft.com/office/drawing/2016/5/9/chartex" xmlns:cx4="http://schemas.microsoft.com/office/drawing/2016/5/10/chartex" xmlns:cx5="http://schemas.microsoft.com/office/drawing/2016/5/11/chartex" xmlns:cx6="http://schemas.microsoft.com/office/drawing/2016/5/12/chartex" xmlns:cx7="http://schemas.microsoft.com/office/drawing/2016/5/13/chartex" xmlns:cx8="http://schemas.microsoft.com/office/drawing/2016/5/14/chartex" xmlns:mc="http://schemas.openxmlformats.org/markup-compatibility/2006" xmlns:aink="http://schemas.microsoft.com/office/drawing/2016/ink" xmlns:am3d="http://schemas.microsoft.com/office/drawing/2017/model3d" xmlns:o="urn:schemas-microsoft-com:office:office" xmlns:oel="http://schemas.microsoft.com/office/2019/extlst" xmlns:r="http://schemas.openxmlformats.org/officeDocument/2006/relationships" xmlns:m="http://schemas.openxmlformats.org/officeDocument/2006/math" xmlns:v="urn:schemas-microsoft-com:vml" xmlns:wp14="http://schemas.microsoft.com/office/word/2010/wordprocessingDrawing" xmlns:wp="http://schemas.openxmlformats.org/drawingml/2006/wordprocessingDrawing" xmlns:w10="urn:schemas-microsoft-com:office:word" xmlns:w="http://schemas.openxmlformats.org/wordprocessingml/2006/main" xmlns:w14="http://schemas.microsoft.com/office/word/2010/wordml" xmlns:w15="http://schemas.microsoft.com/office/word/2012/wordml" xmlns:w16cex="http://schemas.microsoft.com/office/word/2018/wordml/cex" xmlns:w16cid="http://schemas.microsoft.com/office/word/2016/wordml/cid" xmlns:w16="http://schemas.microsoft.com/office/word/2018/wordml" xmlns:w16du="http://schemas.microsoft.com/office/word/2023/wordml/word16du" xmlns:w16sdtdh="http://schemas.microsoft.com/office/word/2020/wordml/sdtdatahash" xmlns:w16sdtfl="http://schemas.microsoft.com/office/word/2024/wordml/sdtformatlock" xmlns:w16se="http://schemas.microsoft.com/office/word/2015/wordml/symex" xmlns:wpg="http://schemas.microsoft.com/office/word/2010/wordprocessingGroup" xmlns:wpi="http://schemas.microsoft.com/office/word/2010/wordprocessingInk" xmlns:wne="http://schemas.microsoft.com/office/word/2006/wordml" xmlns:wps="http://schemas.microsoft.com/office/word/2010/wordprocessingShape" mc:Ignorable="w14 w15 w16se w16cid w16 w16cex w16sdtdh w16sdtfl w16du wp14">
   <w:p>
     <w:pPr>
@@ -5425,6 +5281,16 @@
 </w:ftr>
 </file>
 
+<file path=word/footer3.xml><?xml version="1.0" encoding="utf-8"?>
+<w:ftr xmlns:wpc="http://schemas.microsoft.com/office/word/2010/wordprocessingCanvas" xmlns:cx="http://schemas.microsoft.com/office/drawing/2014/chartex" xmlns:cx1="http://schemas.microsoft.com/office/drawing/2015/9/8/chartex" xmlns:cx2="http://schemas.microsoft.com/office/drawing/2015/10/21/chartex" xmlns:cx3="http://schemas.microsoft.com/office/drawing/2016/5/9/chartex" xmlns:cx4="http://schemas.microsoft.com/office/drawing/2016/5/10/chartex" xmlns:cx5="http://schemas.microsoft.com/office/drawing/2016/5/11/chartex" xmlns:cx6="http://schemas.microsoft.com/office/drawing/2016/5/12/chartex" xmlns:cx7="http://schemas.microsoft.com/office/drawing/2016/5/13/chartex" xmlns:cx8="http://schemas.microsoft.com/office/drawing/2016/5/14/chartex" xmlns:mc="http://schemas.openxmlformats.org/markup-compatibility/2006" xmlns:aink="http://schemas.microsoft.com/office/drawing/2016/ink" xmlns:am3d="http://schemas.microsoft.com/office/drawing/2017/model3d" xmlns:o="urn:schemas-microsoft-com:office:office" xmlns:oel="http://schemas.microsoft.com/office/2019/extlst" xmlns:r="http://schemas.openxmlformats.org/officeDocument/2006/relationships" xmlns:m="http://schemas.openxmlformats.org/officeDocument/2006/math" xmlns:v="urn:schemas-microsoft-com:vml" xmlns:wp14="http://schemas.microsoft.com/office/word/2010/wordprocessingDrawing" xmlns:wp="http://schemas.openxmlformats.org/drawingml/2006/wordprocessingDrawing" xmlns:w10="urn:schemas-microsoft-com:office:word" xmlns:w="http://schemas.openxmlformats.org/wordprocessingml/2006/main" xmlns:w14="http://schemas.microsoft.com/office/word/2010/wordml" xmlns:w15="http://schemas.microsoft.com/office/word/2012/wordml" xmlns:w16cex="http://schemas.microsoft.com/office/word/2018/wordml/cex" xmlns:w16cid="http://schemas.microsoft.com/office/word/2016/wordml/cid" xmlns:w16="http://schemas.microsoft.com/office/word/2018/wordml" xmlns:w16du="http://schemas.microsoft.com/office/word/2023/wordml/word16du" xmlns:w16sdtdh="http://schemas.microsoft.com/office/word/2020/wordml/sdtdatahash" xmlns:w16sdtfl="http://schemas.microsoft.com/office/word/2024/wordml/sdtformatlock" xmlns:w16se="http://schemas.microsoft.com/office/word/2015/wordml/symex" xmlns:wpg="http://schemas.microsoft.com/office/word/2010/wordprocessingGroup" xmlns:wpi="http://schemas.microsoft.com/office/word/2010/wordprocessingInk" xmlns:wne="http://schemas.microsoft.com/office/word/2006/wordml" xmlns:wps="http://schemas.microsoft.com/office/word/2010/wordprocessingShape" mc:Ignorable="w14 w15 w16se w16cid w16 w16cex w16sdtdh w16sdtfl w16du wp14">
+  <w:p>
+    <w:pPr>
+      <w:pStyle w:val="Piedepgina"/>
+    </w:pPr>
+  </w:p>
+</w:ftr>
+</file>
+
 <file path=word/footnotes.xml><?xml version="1.0" encoding="utf-8"?>
 <w:footnotes xmlns:wpc="http://schemas.microsoft.com/office/word/2010/wordprocessingCanvas" xmlns:cx="http://schemas.microsoft.com/office/drawing/2014/chartex" xmlns:cx1="http://schemas.microsoft.com/office/drawing/2015/9/8/chartex" xmlns:cx2="http://schemas.microsoft.com/office/drawing/2015/10/21/chartex" xmlns:cx3="http://schemas.microsoft.com/office/drawing/2016/5/9/chartex" xmlns:cx4="http://schemas.microsoft.com/office/drawing/2016/5/10/chartex" xmlns:cx5="http://schemas.microsoft.com/office/drawing/2016/5/11/chartex" xmlns:cx6="http://schemas.microsoft.com/office/drawing/2016/5/12/chartex" xmlns:cx7="http://schemas.microsoft.com/office/drawing/2016/5/13/chartex" xmlns:cx8="http://schemas.microsoft.com/office/drawing/2016/5/14/chartex" xmlns:mc="http://schemas.openxmlformats.org/markup-compatibility/2006" xmlns:aink="http://schemas.microsoft.com/office/drawing/2016/ink" xmlns:am3d="http://schemas.microsoft.com/office/drawing/2017/model3d" xmlns:o="urn:schemas-microsoft-com:office:office" xmlns:oel="http://schemas.microsoft.com/office/2019/extlst" xmlns:r="http://schemas.openxmlformats.org/officeDocument/2006/relationships" xmlns:m="http://schemas.openxmlformats.org/officeDocument/2006/math" xmlns:v="urn:schemas-microsoft-com:vml" xmlns:wp14="http://schemas.microsoft.com/office/word/2010/wordprocessingDrawing" xmlns:wp="http://schemas.openxmlformats.org/drawingml/2006/wordprocessingDrawing" xmlns:w10="urn:schemas-microsoft-com:office:word" xmlns:w="http://schemas.openxmlformats.org/wordprocessingml/2006/main" xmlns:w14="http://schemas.microsoft.com/office/word/2010/wordml" xmlns:w15="http://schemas.microsoft.com/office/word/2012/wordml" xmlns:w16cex="http://schemas.microsoft.com/office/word/2018/wordml/cex" xmlns:w16cid="http://schemas.microsoft.com/office/word/2016/wordml/cid" xmlns:w16="http://schemas.microsoft.com/office/word/2018/wordml" xmlns:w16du="http://schemas.microsoft.com/office/word/2023/wordml/word16du" xmlns:w16sdtdh="http://schemas.microsoft.com/office/word/2020/wordml/sdtdatahash" xmlns:w16sdtfl="http://schemas.microsoft.com/office/word/2024/wordml/sdtformatlock" xmlns:w16se="http://schemas.microsoft.com/office/word/2015/wordml/symex" xmlns:wpg="http://schemas.microsoft.com/office/word/2010/wordprocessingGroup" xmlns:wpi="http://schemas.microsoft.com/office/word/2010/wordprocessingInk" xmlns:wne="http://schemas.microsoft.com/office/word/2006/wordml" xmlns:wps="http://schemas.microsoft.com/office/word/2010/wordprocessingShape" mc:Ignorable="w14 w15 w16se w16cid w16 w16cex w16sdtdh w16sdtfl w16du wp14">
   <w:footnote w:type="separator" w:id="-1">
@@ -5451,6 +5317,16 @@
 </file>
 
 <file path=word/header1.xml><?xml version="1.0" encoding="utf-8"?>
+<w:hdr xmlns:wpc="http://schemas.microsoft.com/office/word/2010/wordprocessingCanvas" xmlns:cx="http://schemas.microsoft.com/office/drawing/2014/chartex" xmlns:cx1="http://schemas.microsoft.com/office/drawing/2015/9/8/chartex" xmlns:cx2="http://schemas.microsoft.com/office/drawing/2015/10/21/chartex" xmlns:cx3="http://schemas.microsoft.com/office/drawing/2016/5/9/chartex" xmlns:cx4="http://schemas.microsoft.com/office/drawing/2016/5/10/chartex" xmlns:cx5="http://schemas.microsoft.com/office/drawing/2016/5/11/chartex" xmlns:cx6="http://schemas.microsoft.com/office/drawing/2016/5/12/chartex" xmlns:cx7="http://schemas.microsoft.com/office/drawing/2016/5/13/chartex" xmlns:cx8="http://schemas.microsoft.com/office/drawing/2016/5/14/chartex" xmlns:mc="http://schemas.openxmlformats.org/markup-compatibility/2006" xmlns:aink="http://schemas.microsoft.com/office/drawing/2016/ink" xmlns:am3d="http://schemas.microsoft.com/office/drawing/2017/model3d" xmlns:o="urn:schemas-microsoft-com:office:office" xmlns:oel="http://schemas.microsoft.com/office/2019/extlst" xmlns:r="http://schemas.openxmlformats.org/officeDocument/2006/relationships" xmlns:m="http://schemas.openxmlformats.org/officeDocument/2006/math" xmlns:v="urn:schemas-microsoft-com:vml" xmlns:wp14="http://schemas.microsoft.com/office/word/2010/wordprocessingDrawing" xmlns:wp="http://schemas.openxmlformats.org/drawingml/2006/wordprocessingDrawing" xmlns:w10="urn:schemas-microsoft-com:office:word" xmlns:w="http://schemas.openxmlformats.org/wordprocessingml/2006/main" xmlns:w14="http://schemas.microsoft.com/office/word/2010/wordml" xmlns:w15="http://schemas.microsoft.com/office/word/2012/wordml" xmlns:w16cex="http://schemas.microsoft.com/office/word/2018/wordml/cex" xmlns:w16cid="http://schemas.microsoft.com/office/word/2016/wordml/cid" xmlns:w16="http://schemas.microsoft.com/office/word/2018/wordml" xmlns:w16du="http://schemas.microsoft.com/office/word/2023/wordml/word16du" xmlns:w16sdtdh="http://schemas.microsoft.com/office/word/2020/wordml/sdtdatahash" xmlns:w16sdtfl="http://schemas.microsoft.com/office/word/2024/wordml/sdtformatlock" xmlns:w16se="http://schemas.microsoft.com/office/word/2015/wordml/symex" xmlns:wpg="http://schemas.microsoft.com/office/word/2010/wordprocessingGroup" xmlns:wpi="http://schemas.microsoft.com/office/word/2010/wordprocessingInk" xmlns:wne="http://schemas.microsoft.com/office/word/2006/wordml" xmlns:wps="http://schemas.microsoft.com/office/word/2010/wordprocessingShape" mc:Ignorable="w14 w15 w16se w16cid w16 w16cex w16sdtdh w16sdtfl w16du wp14">
+  <w:p>
+    <w:pPr>
+      <w:pStyle w:val="Encabezado"/>
+    </w:pPr>
+  </w:p>
+</w:hdr>
+</file>
+
+<file path=word/header2.xml><?xml version="1.0" encoding="utf-8"?>
 <w:hdr xmlns:wpc="http://schemas.microsoft.com/office/word/2010/wordprocessingCanvas" xmlns:cx="http://schemas.microsoft.com/office/drawing/2014/chartex" xmlns:cx1="http://schemas.microsoft.com/office/drawing/2015/9/8/chartex" xmlns:cx2="http://schemas.microsoft.com/office/drawing/2015/10/21/chartex" xmlns:cx3="http://schemas.microsoft.com/office/drawing/2016/5/9/chartex" xmlns:cx4="http://schemas.microsoft.com/office/drawing/2016/5/10/chartex" xmlns:cx5="http://schemas.microsoft.com/office/drawing/2016/5/11/chartex" xmlns:cx6="http://schemas.microsoft.com/office/drawing/2016/5/12/chartex" xmlns:cx7="http://schemas.microsoft.com/office/drawing/2016/5/13/chartex" xmlns:cx8="http://schemas.microsoft.com/office/drawing/2016/5/14/chartex" xmlns:mc="http://schemas.openxmlformats.org/markup-compatibility/2006" xmlns:aink="http://schemas.microsoft.com/office/drawing/2016/ink" xmlns:am3d="http://schemas.microsoft.com/office/drawing/2017/model3d" xmlns:o="urn:schemas-microsoft-com:office:office" xmlns:oel="http://schemas.microsoft.com/office/2019/extlst" xmlns:r="http://schemas.openxmlformats.org/officeDocument/2006/relationships" xmlns:m="http://schemas.openxmlformats.org/officeDocument/2006/math" xmlns:v="urn:schemas-microsoft-com:vml" xmlns:wp14="http://schemas.microsoft.com/office/word/2010/wordprocessingDrawing" xmlns:wp="http://schemas.openxmlformats.org/drawingml/2006/wordprocessingDrawing" xmlns:w10="urn:schemas-microsoft-com:office:word" xmlns:w="http://schemas.openxmlformats.org/wordprocessingml/2006/main" xmlns:w14="http://schemas.microsoft.com/office/word/2010/wordml" xmlns:w15="http://schemas.microsoft.com/office/word/2012/wordml" xmlns:w16cex="http://schemas.microsoft.com/office/word/2018/wordml/cex" xmlns:w16cid="http://schemas.microsoft.com/office/word/2016/wordml/cid" xmlns:w16="http://schemas.microsoft.com/office/word/2018/wordml" xmlns:w16du="http://schemas.microsoft.com/office/word/2023/wordml/word16du" xmlns:w16sdtdh="http://schemas.microsoft.com/office/word/2020/wordml/sdtdatahash" xmlns:w16sdtfl="http://schemas.microsoft.com/office/word/2024/wordml/sdtformatlock" xmlns:w16se="http://schemas.microsoft.com/office/word/2015/wordml/symex" xmlns:wpg="http://schemas.microsoft.com/office/word/2010/wordprocessingGroup" xmlns:wpi="http://schemas.microsoft.com/office/word/2010/wordprocessingInk" xmlns:wne="http://schemas.microsoft.com/office/word/2006/wordml" xmlns:wps="http://schemas.microsoft.com/office/word/2010/wordprocessingShape" mc:Ignorable="w14 w15 w16se w16cid w16 w16cex w16sdtdh w16sdtfl w16du wp14">
   <w:tbl>
     <w:tblPr>
@@ -6291,6 +6167,16 @@
       </w:tc>
     </w:tr>
   </w:tbl>
+  <w:p>
+    <w:pPr>
+      <w:pStyle w:val="Encabezado"/>
+    </w:pPr>
+  </w:p>
+</w:hdr>
+</file>
+
+<file path=word/header3.xml><?xml version="1.0" encoding="utf-8"?>
+<w:hdr xmlns:wpc="http://schemas.microsoft.com/office/word/2010/wordprocessingCanvas" xmlns:cx="http://schemas.microsoft.com/office/drawing/2014/chartex" xmlns:cx1="http://schemas.microsoft.com/office/drawing/2015/9/8/chartex" xmlns:cx2="http://schemas.microsoft.com/office/drawing/2015/10/21/chartex" xmlns:cx3="http://schemas.microsoft.com/office/drawing/2016/5/9/chartex" xmlns:cx4="http://schemas.microsoft.com/office/drawing/2016/5/10/chartex" xmlns:cx5="http://schemas.microsoft.com/office/drawing/2016/5/11/chartex" xmlns:cx6="http://schemas.microsoft.com/office/drawing/2016/5/12/chartex" xmlns:cx7="http://schemas.microsoft.com/office/drawing/2016/5/13/chartex" xmlns:cx8="http://schemas.microsoft.com/office/drawing/2016/5/14/chartex" xmlns:mc="http://schemas.openxmlformats.org/markup-compatibility/2006" xmlns:aink="http://schemas.microsoft.com/office/drawing/2016/ink" xmlns:am3d="http://schemas.microsoft.com/office/drawing/2017/model3d" xmlns:o="urn:schemas-microsoft-com:office:office" xmlns:oel="http://schemas.microsoft.com/office/2019/extlst" xmlns:r="http://schemas.openxmlformats.org/officeDocument/2006/relationships" xmlns:m="http://schemas.openxmlformats.org/officeDocument/2006/math" xmlns:v="urn:schemas-microsoft-com:vml" xmlns:wp14="http://schemas.microsoft.com/office/word/2010/wordprocessingDrawing" xmlns:wp="http://schemas.openxmlformats.org/drawingml/2006/wordprocessingDrawing" xmlns:w10="urn:schemas-microsoft-com:office:word" xmlns:w="http://schemas.openxmlformats.org/wordprocessingml/2006/main" xmlns:w14="http://schemas.microsoft.com/office/word/2010/wordml" xmlns:w15="http://schemas.microsoft.com/office/word/2012/wordml" xmlns:w16cex="http://schemas.microsoft.com/office/word/2018/wordml/cex" xmlns:w16cid="http://schemas.microsoft.com/office/word/2016/wordml/cid" xmlns:w16="http://schemas.microsoft.com/office/word/2018/wordml" xmlns:w16du="http://schemas.microsoft.com/office/word/2023/wordml/word16du" xmlns:w16sdtdh="http://schemas.microsoft.com/office/word/2020/wordml/sdtdatahash" xmlns:w16sdtfl="http://schemas.microsoft.com/office/word/2024/wordml/sdtformatlock" xmlns:w16se="http://schemas.microsoft.com/office/word/2015/wordml/symex" xmlns:wpg="http://schemas.microsoft.com/office/word/2010/wordprocessingGroup" xmlns:wpi="http://schemas.microsoft.com/office/word/2010/wordprocessingInk" xmlns:wne="http://schemas.microsoft.com/office/word/2006/wordml" xmlns:wps="http://schemas.microsoft.com/office/word/2010/wordprocessingShape" mc:Ignorable="w14 w15 w16se w16cid w16 w16cex w16sdtdh w16sdtfl w16du wp14">
   <w:p>
     <w:pPr>
       <w:pStyle w:val="Encabezado"/>

--- a/pesaje/analytica/Report/PrintActaEntrega.docx
+++ b/pesaje/analytica/Report/PrintActaEntrega.docx
@@ -11,14 +11,14 @@
       </w:tblPr>
       <w:tblGrid>
         <w:gridCol w:w="562"/>
-        <w:gridCol w:w="993"/>
-        <w:gridCol w:w="1134"/>
+        <w:gridCol w:w="1276"/>
+        <w:gridCol w:w="851"/>
         <w:gridCol w:w="992"/>
         <w:gridCol w:w="850"/>
-        <w:gridCol w:w="1417"/>
-        <w:gridCol w:w="710"/>
+        <w:gridCol w:w="1985"/>
+        <w:gridCol w:w="992"/>
         <w:gridCol w:w="1559"/>
-        <w:gridCol w:w="2126"/>
+        <w:gridCol w:w="1276"/>
         <w:gridCol w:w="1134"/>
       </w:tblGrid>
       <w:tr>
@@ -57,7 +57,7 @@
         </w:tc>
         <w:tc>
           <w:tcPr>
-            <w:tcW w:w="993" w:type="dxa"/>
+            <w:tcW w:w="1276" w:type="dxa"/>
             <w:tcBorders>
               <w:bottom w:val="single" w:sz="4" w:space="0" w:color="auto"/>
             </w:tcBorders>
@@ -87,7 +87,7 @@
         </w:tc>
         <w:tc>
           <w:tcPr>
-            <w:tcW w:w="1134" w:type="dxa"/>
+            <w:tcW w:w="851" w:type="dxa"/>
             <w:tcBorders>
               <w:bottom w:val="single" w:sz="4" w:space="0" w:color="auto"/>
             </w:tcBorders>
@@ -177,7 +177,7 @@
         </w:tc>
         <w:tc>
           <w:tcPr>
-            <w:tcW w:w="1417" w:type="dxa"/>
+            <w:tcW w:w="1985" w:type="dxa"/>
             <w:tcBorders>
               <w:bottom w:val="single" w:sz="4" w:space="0" w:color="auto"/>
             </w:tcBorders>
@@ -229,7 +229,7 @@
         </w:tc>
         <w:tc>
           <w:tcPr>
-            <w:tcW w:w="710" w:type="dxa"/>
+            <w:tcW w:w="992" w:type="dxa"/>
             <w:tcBorders>
               <w:bottom w:val="single" w:sz="4" w:space="0" w:color="auto"/>
             </w:tcBorders>
@@ -289,7 +289,7 @@
         </w:tc>
         <w:tc>
           <w:tcPr>
-            <w:tcW w:w="2126" w:type="dxa"/>
+            <w:tcW w:w="1276" w:type="dxa"/>
             <w:tcBorders>
               <w:bottom w:val="single" w:sz="4" w:space="0" w:color="auto"/>
             </w:tcBorders>
@@ -491,7 +491,7 @@
         </w:tc>
         <w:tc>
           <w:tcPr>
-            <w:tcW w:w="993" w:type="dxa"/>
+            <w:tcW w:w="1276" w:type="dxa"/>
             <w:tcBorders>
               <w:bottom w:val="single" w:sz="4" w:space="0" w:color="auto"/>
             </w:tcBorders>
@@ -549,6 +549,547 @@
                 <w:b/>
                 <w:sz w:val="18"/>
                 <w:szCs w:val="18"/>
+              </w:rPr>
+              <w:fldChar w:fldCharType="end"/>
+            </w:r>
+          </w:p>
+        </w:tc>
+        <w:tc>
+          <w:tcPr>
+            <w:tcW w:w="851" w:type="dxa"/>
+            <w:tcBorders>
+              <w:bottom w:val="single" w:sz="4" w:space="0" w:color="auto"/>
+            </w:tcBorders>
+          </w:tcPr>
+          <w:p>
+            <w:pPr>
+              <w:jc w:val="center"/>
+              <w:rPr>
+                <w:rFonts w:ascii="Calibri" w:hAnsi="Calibri" w:cs="Calibri"/>
+                <w:b/>
+                <w:sz w:val="16"/>
+                <w:szCs w:val="16"/>
+              </w:rPr>
+            </w:pPr>
+            <w:r>
+              <w:rPr>
+                <w:rFonts w:ascii="Calibri" w:hAnsi="Calibri" w:cs="Calibri"/>
+                <w:b/>
+                <w:sz w:val="16"/>
+                <w:szCs w:val="16"/>
+              </w:rPr>
+              <w:fldChar w:fldCharType="begin"/>
+            </w:r>
+            <w:r>
+              <w:rPr>
+                <w:rFonts w:ascii="Calibri" w:hAnsi="Calibri" w:cs="Calibri"/>
+                <w:b/>
+                <w:sz w:val="16"/>
+                <w:szCs w:val="16"/>
+              </w:rPr>
+              <w:instrText xml:space="preserve"> MERGEFIELD  tmh  \* MERGEFORMAT </w:instrText>
+            </w:r>
+            <w:r>
+              <w:rPr>
+                <w:rFonts w:ascii="Calibri" w:hAnsi="Calibri" w:cs="Calibri"/>
+                <w:b/>
+                <w:sz w:val="16"/>
+                <w:szCs w:val="16"/>
+              </w:rPr>
+              <w:fldChar w:fldCharType="separate"/>
+            </w:r>
+            <w:r>
+              <w:rPr>
+                <w:rFonts w:ascii="Calibri" w:hAnsi="Calibri" w:cs="Calibri"/>
+                <w:b/>
+                <w:noProof/>
+                <w:sz w:val="16"/>
+                <w:szCs w:val="16"/>
+              </w:rPr>
+              <w:t>«tmh»</w:t>
+            </w:r>
+            <w:r>
+              <w:rPr>
+                <w:rFonts w:ascii="Calibri" w:hAnsi="Calibri" w:cs="Calibri"/>
+                <w:b/>
+                <w:sz w:val="16"/>
+                <w:szCs w:val="16"/>
+              </w:rPr>
+              <w:fldChar w:fldCharType="end"/>
+            </w:r>
+          </w:p>
+        </w:tc>
+        <w:tc>
+          <w:tcPr>
+            <w:tcW w:w="992" w:type="dxa"/>
+            <w:tcBorders>
+              <w:bottom w:val="single" w:sz="4" w:space="0" w:color="auto"/>
+            </w:tcBorders>
+          </w:tcPr>
+          <w:p>
+            <w:pPr>
+              <w:jc w:val="center"/>
+              <w:rPr>
+                <w:rFonts w:ascii="Calibri" w:hAnsi="Calibri" w:cs="Calibri"/>
+                <w:b/>
+                <w:bCs/>
+                <w:sz w:val="16"/>
+                <w:szCs w:val="16"/>
+              </w:rPr>
+            </w:pPr>
+            <w:r>
+              <w:rPr>
+                <w:rFonts w:ascii="Black Han Sans" w:eastAsia="Black Han Sans" w:hAnsi="Calibri" w:cs="Calibri" w:hint="eastAsia"/>
+                <w:b/>
+                <w:bCs/>
+                <w:sz w:val="16"/>
+                <w:szCs w:val="16"/>
+              </w:rPr>
+              <w:fldChar w:fldCharType="begin"/>
+            </w:r>
+            <w:r>
+              <w:rPr>
+                <w:rFonts w:ascii="Black Han Sans" w:eastAsia="Black Han Sans" w:hAnsi="Calibri" w:cs="Calibri" w:hint="eastAsia"/>
+                <w:b/>
+                <w:bCs/>
+                <w:sz w:val="16"/>
+                <w:szCs w:val="16"/>
+              </w:rPr>
+              <w:instrText xml:space="preserve"> MERGEFIELD  bigbag  \* MERGEFORMAT </w:instrText>
+            </w:r>
+            <w:r>
+              <w:rPr>
+                <w:rFonts w:ascii="Black Han Sans" w:eastAsia="Black Han Sans" w:hAnsi="Calibri" w:cs="Calibri" w:hint="eastAsia"/>
+                <w:b/>
+                <w:bCs/>
+                <w:sz w:val="16"/>
+                <w:szCs w:val="16"/>
+              </w:rPr>
+              <w:fldChar w:fldCharType="separate"/>
+            </w:r>
+            <w:r>
+              <w:rPr>
+                <w:rFonts w:ascii="Black Han Sans" w:eastAsia="Black Han Sans" w:hAnsi="Calibri" w:cs="Calibri" w:hint="eastAsia"/>
+                <w:b/>
+                <w:bCs/>
+                <w:noProof/>
+                <w:sz w:val="16"/>
+                <w:szCs w:val="16"/>
+              </w:rPr>
+              <w:t>«</w:t>
+            </w:r>
+            <w:r>
+              <w:rPr>
+                <w:rFonts w:ascii="Aptos Black" w:eastAsia="Black Han Sans" w:hAnsi="Aptos Black" w:cs="Calibri"/>
+                <w:noProof/>
+                <w:sz w:val="16"/>
+                <w:szCs w:val="16"/>
+              </w:rPr>
+              <w:t>bigbag</w:t>
+            </w:r>
+            <w:r>
+              <w:rPr>
+                <w:rFonts w:ascii="Black Han Sans" w:eastAsia="Black Han Sans" w:hAnsi="Calibri" w:cs="Calibri" w:hint="eastAsia"/>
+                <w:b/>
+                <w:bCs/>
+                <w:noProof/>
+                <w:sz w:val="16"/>
+                <w:szCs w:val="16"/>
+              </w:rPr>
+              <w:t>»</w:t>
+            </w:r>
+            <w:r>
+              <w:rPr>
+                <w:rFonts w:ascii="Black Han Sans" w:eastAsia="Black Han Sans" w:hAnsi="Calibri" w:cs="Calibri" w:hint="eastAsia"/>
+                <w:b/>
+                <w:bCs/>
+                <w:sz w:val="16"/>
+                <w:szCs w:val="16"/>
+              </w:rPr>
+              <w:fldChar w:fldCharType="end"/>
+            </w:r>
+          </w:p>
+        </w:tc>
+        <w:tc>
+          <w:tcPr>
+            <w:tcW w:w="850" w:type="dxa"/>
+            <w:tcBorders>
+              <w:bottom w:val="single" w:sz="4" w:space="0" w:color="auto"/>
+            </w:tcBorders>
+          </w:tcPr>
+          <w:p>
+            <w:pPr>
+              <w:jc w:val="center"/>
+              <w:rPr>
+                <w:rFonts w:ascii="Calibri" w:hAnsi="Calibri" w:cs="Calibri"/>
+                <w:b/>
+                <w:bCs/>
+                <w:sz w:val="16"/>
+                <w:szCs w:val="16"/>
+              </w:rPr>
+            </w:pPr>
+            <w:r>
+              <w:rPr>
+                <w:rFonts w:ascii="Aptos Black" w:hAnsi="Aptos Black" w:cs="Calibri"/>
+                <w:b/>
+                <w:bCs/>
+                <w:sz w:val="16"/>
+                <w:szCs w:val="16"/>
+              </w:rPr>
+              <w:fldChar w:fldCharType="begin"/>
+            </w:r>
+            <w:r>
+              <w:rPr>
+                <w:rFonts w:ascii="Aptos Black" w:hAnsi="Aptos Black" w:cs="Calibri"/>
+                <w:b/>
+                <w:bCs/>
+                <w:sz w:val="16"/>
+                <w:szCs w:val="16"/>
+              </w:rPr>
+              <w:instrText xml:space="preserve"> MERGEFIELD  granel  \* MERGEFORMAT </w:instrText>
+            </w:r>
+            <w:r>
+              <w:rPr>
+                <w:rFonts w:ascii="Aptos Black" w:hAnsi="Aptos Black" w:cs="Calibri"/>
+                <w:b/>
+                <w:bCs/>
+                <w:sz w:val="16"/>
+                <w:szCs w:val="16"/>
+              </w:rPr>
+              <w:fldChar w:fldCharType="separate"/>
+            </w:r>
+            <w:r>
+              <w:rPr>
+                <w:rFonts w:ascii="Aptos Black" w:hAnsi="Aptos Black" w:cs="Calibri"/>
+                <w:b/>
+                <w:bCs/>
+                <w:noProof/>
+                <w:sz w:val="16"/>
+                <w:szCs w:val="16"/>
+              </w:rPr>
+              <w:t>«</w:t>
+            </w:r>
+            <w:r>
+              <w:rPr>
+                <w:rFonts w:ascii="Aptos Black" w:hAnsi="Aptos Black" w:cs="Calibri"/>
+                <w:noProof/>
+                <w:sz w:val="16"/>
+                <w:szCs w:val="16"/>
+              </w:rPr>
+              <w:t>granel</w:t>
+            </w:r>
+            <w:r>
+              <w:rPr>
+                <w:rFonts w:ascii="Aptos Black" w:hAnsi="Aptos Black" w:cs="Calibri"/>
+                <w:b/>
+                <w:bCs/>
+                <w:noProof/>
+                <w:sz w:val="16"/>
+                <w:szCs w:val="16"/>
+              </w:rPr>
+              <w:t>»</w:t>
+            </w:r>
+            <w:r>
+              <w:rPr>
+                <w:rFonts w:ascii="Aptos Black" w:hAnsi="Aptos Black" w:cs="Calibri"/>
+                <w:b/>
+                <w:bCs/>
+                <w:sz w:val="16"/>
+                <w:szCs w:val="16"/>
+              </w:rPr>
+              <w:fldChar w:fldCharType="end"/>
+            </w:r>
+          </w:p>
+        </w:tc>
+        <w:tc>
+          <w:tcPr>
+            <w:tcW w:w="1985" w:type="dxa"/>
+            <w:tcBorders>
+              <w:bottom w:val="single" w:sz="4" w:space="0" w:color="auto"/>
+            </w:tcBorders>
+          </w:tcPr>
+          <w:p>
+            <w:pPr>
+              <w:jc w:val="center"/>
+              <w:rPr>
+                <w:rFonts w:ascii="Calibri" w:hAnsi="Calibri" w:cs="Calibri"/>
+                <w:b/>
+                <w:bCs/>
+                <w:sz w:val="16"/>
+                <w:szCs w:val="16"/>
+              </w:rPr>
+            </w:pPr>
+            <w:r>
+              <w:rPr>
+                <w:rFonts w:ascii="Calibri" w:hAnsi="Calibri" w:cs="Calibri"/>
+                <w:b/>
+                <w:bCs/>
+                <w:sz w:val="16"/>
+                <w:szCs w:val="16"/>
+              </w:rPr>
+              <w:fldChar w:fldCharType="begin"/>
+            </w:r>
+            <w:r>
+              <w:rPr>
+                <w:rFonts w:ascii="Calibri" w:hAnsi="Calibri" w:cs="Calibri"/>
+                <w:b/>
+                <w:bCs/>
+                <w:sz w:val="16"/>
+                <w:szCs w:val="16"/>
+              </w:rPr>
+              <w:instrText xml:space="preserve"> MERGEFIELD  cancha  \* MERGEFORMAT </w:instrText>
+            </w:r>
+            <w:r>
+              <w:rPr>
+                <w:rFonts w:ascii="Calibri" w:hAnsi="Calibri" w:cs="Calibri"/>
+                <w:b/>
+                <w:bCs/>
+                <w:sz w:val="16"/>
+                <w:szCs w:val="16"/>
+              </w:rPr>
+              <w:fldChar w:fldCharType="separate"/>
+            </w:r>
+            <w:r>
+              <w:rPr>
+                <w:rFonts w:ascii="Calibri" w:hAnsi="Calibri" w:cs="Calibri"/>
+                <w:b/>
+                <w:bCs/>
+                <w:noProof/>
+                <w:sz w:val="16"/>
+                <w:szCs w:val="16"/>
+              </w:rPr>
+              <w:t>«cancha»</w:t>
+            </w:r>
+            <w:r>
+              <w:rPr>
+                <w:rFonts w:ascii="Calibri" w:hAnsi="Calibri" w:cs="Calibri"/>
+                <w:b/>
+                <w:bCs/>
+                <w:sz w:val="16"/>
+                <w:szCs w:val="16"/>
+              </w:rPr>
+              <w:fldChar w:fldCharType="end"/>
+            </w:r>
+          </w:p>
+        </w:tc>
+        <w:tc>
+          <w:tcPr>
+            <w:tcW w:w="992" w:type="dxa"/>
+            <w:tcBorders>
+              <w:bottom w:val="single" w:sz="4" w:space="0" w:color="auto"/>
+            </w:tcBorders>
+          </w:tcPr>
+          <w:p>
+            <w:pPr>
+              <w:jc w:val="center"/>
+              <w:rPr>
+                <w:rFonts w:ascii="Calibri" w:hAnsi="Calibri" w:cs="Calibri"/>
+                <w:b/>
+                <w:bCs/>
+                <w:sz w:val="16"/>
+                <w:szCs w:val="16"/>
+              </w:rPr>
+            </w:pPr>
+            <w:r>
+              <w:rPr>
+                <w:rFonts w:ascii="Calibri" w:hAnsi="Calibri" w:cs="Calibri"/>
+                <w:b/>
+                <w:bCs/>
+                <w:sz w:val="16"/>
+                <w:szCs w:val="16"/>
+              </w:rPr>
+              <w:fldChar w:fldCharType="begin"/>
+            </w:r>
+            <w:r>
+              <w:rPr>
+                <w:rFonts w:ascii="Calibri" w:hAnsi="Calibri" w:cs="Calibri"/>
+                <w:b/>
+                <w:bCs/>
+                <w:sz w:val="16"/>
+                <w:szCs w:val="16"/>
+              </w:rPr>
+              <w:instrText xml:space="preserve"> MERGEFIELD  ley  \* MERGEFORMAT </w:instrText>
+            </w:r>
+            <w:r>
+              <w:rPr>
+                <w:rFonts w:ascii="Calibri" w:hAnsi="Calibri" w:cs="Calibri"/>
+                <w:b/>
+                <w:bCs/>
+                <w:sz w:val="16"/>
+                <w:szCs w:val="16"/>
+              </w:rPr>
+              <w:fldChar w:fldCharType="separate"/>
+            </w:r>
+            <w:r>
+              <w:rPr>
+                <w:rFonts w:ascii="Calibri" w:hAnsi="Calibri" w:cs="Calibri"/>
+                <w:b/>
+                <w:bCs/>
+                <w:noProof/>
+                <w:sz w:val="16"/>
+                <w:szCs w:val="16"/>
+              </w:rPr>
+              <w:t>«ley»</w:t>
+            </w:r>
+            <w:r>
+              <w:rPr>
+                <w:rFonts w:ascii="Calibri" w:hAnsi="Calibri" w:cs="Calibri"/>
+                <w:b/>
+                <w:bCs/>
+                <w:sz w:val="16"/>
+                <w:szCs w:val="16"/>
+              </w:rPr>
+              <w:fldChar w:fldCharType="end"/>
+            </w:r>
+          </w:p>
+        </w:tc>
+        <w:tc>
+          <w:tcPr>
+            <w:tcW w:w="1559" w:type="dxa"/>
+            <w:tcBorders>
+              <w:bottom w:val="single" w:sz="4" w:space="0" w:color="auto"/>
+            </w:tcBorders>
+          </w:tcPr>
+          <w:p>
+            <w:pPr>
+              <w:jc w:val="center"/>
+              <w:rPr>
+                <w:rFonts w:ascii="Calibri" w:hAnsi="Calibri" w:cs="Calibri"/>
+                <w:b/>
+                <w:bCs/>
+                <w:sz w:val="16"/>
+                <w:szCs w:val="16"/>
+              </w:rPr>
+            </w:pPr>
+            <w:r>
+              <w:rPr>
+                <w:rFonts w:ascii="Aptos Black" w:hAnsi="Aptos Black" w:cs="Calibri"/>
+                <w:b/>
+                <w:bCs/>
+                <w:sz w:val="16"/>
+                <w:szCs w:val="16"/>
+              </w:rPr>
+              <w:fldChar w:fldCharType="begin"/>
+            </w:r>
+            <w:r>
+              <w:rPr>
+                <w:rFonts w:ascii="Aptos Black" w:hAnsi="Aptos Black" w:cs="Calibri"/>
+                <w:b/>
+                <w:bCs/>
+                <w:sz w:val="16"/>
+                <w:szCs w:val="16"/>
+              </w:rPr>
+              <w:instrText xml:space="preserve"> MERGEFIELD  contramuestra  \* MERGEFORMAT </w:instrText>
+            </w:r>
+            <w:r>
+              <w:rPr>
+                <w:rFonts w:ascii="Aptos Black" w:hAnsi="Aptos Black" w:cs="Calibri"/>
+                <w:b/>
+                <w:bCs/>
+                <w:sz w:val="16"/>
+                <w:szCs w:val="16"/>
+              </w:rPr>
+              <w:fldChar w:fldCharType="separate"/>
+            </w:r>
+            <w:r>
+              <w:rPr>
+                <w:rFonts w:ascii="Aptos Black" w:hAnsi="Aptos Black" w:cs="Calibri"/>
+                <w:b/>
+                <w:bCs/>
+                <w:noProof/>
+                <w:sz w:val="16"/>
+                <w:szCs w:val="16"/>
+              </w:rPr>
+              <w:t>«</w:t>
+            </w:r>
+            <w:r>
+              <w:rPr>
+                <w:rFonts w:ascii="Aptos Black" w:hAnsi="Aptos Black" w:cs="Calibri"/>
+                <w:noProof/>
+                <w:sz w:val="16"/>
+                <w:szCs w:val="16"/>
+              </w:rPr>
+              <w:t>contramuestra</w:t>
+            </w:r>
+            <w:r>
+              <w:rPr>
+                <w:rFonts w:ascii="Aptos Black" w:hAnsi="Aptos Black" w:cs="Calibri"/>
+                <w:b/>
+                <w:bCs/>
+                <w:noProof/>
+                <w:sz w:val="16"/>
+                <w:szCs w:val="16"/>
+              </w:rPr>
+              <w:t>»</w:t>
+            </w:r>
+            <w:r>
+              <w:rPr>
+                <w:rFonts w:ascii="Aptos Black" w:hAnsi="Aptos Black" w:cs="Calibri"/>
+                <w:b/>
+                <w:bCs/>
+                <w:sz w:val="16"/>
+                <w:szCs w:val="16"/>
+              </w:rPr>
+              <w:fldChar w:fldCharType="end"/>
+            </w:r>
+          </w:p>
+        </w:tc>
+        <w:tc>
+          <w:tcPr>
+            <w:tcW w:w="1276" w:type="dxa"/>
+            <w:tcBorders>
+              <w:bottom w:val="single" w:sz="4" w:space="0" w:color="auto"/>
+            </w:tcBorders>
+          </w:tcPr>
+          <w:p>
+            <w:pPr>
+              <w:jc w:val="center"/>
+              <w:rPr>
+                <w:rFonts w:ascii="Calibri" w:hAnsi="Calibri" w:cs="Calibri"/>
+                <w:b/>
+                <w:bCs/>
+                <w:sz w:val="16"/>
+                <w:szCs w:val="16"/>
+              </w:rPr>
+            </w:pPr>
+            <w:r>
+              <w:rPr>
+                <w:rFonts w:ascii="Calibri" w:hAnsi="Calibri" w:cs="Calibri"/>
+                <w:sz w:val="16"/>
+                <w:szCs w:val="16"/>
+              </w:rPr>
+              <w:fldChar w:fldCharType="begin"/>
+            </w:r>
+            <w:r>
+              <w:rPr>
+                <w:rFonts w:ascii="Calibri" w:hAnsi="Calibri" w:cs="Calibri"/>
+                <w:sz w:val="16"/>
+                <w:szCs w:val="16"/>
+              </w:rPr>
+              <w:instrText xml:space="preserve"> MERGEFIELD  tipomineral  \* MERGEFORMAT </w:instrText>
+            </w:r>
+            <w:r>
+              <w:rPr>
+                <w:rFonts w:ascii="Calibri" w:hAnsi="Calibri" w:cs="Calibri"/>
+                <w:sz w:val="16"/>
+                <w:szCs w:val="16"/>
+              </w:rPr>
+              <w:fldChar w:fldCharType="separate"/>
+            </w:r>
+            <w:r>
+              <w:rPr>
+                <w:rFonts w:ascii="Calibri" w:hAnsi="Calibri" w:cs="Calibri"/>
+                <w:noProof/>
+                <w:sz w:val="16"/>
+                <w:szCs w:val="16"/>
+              </w:rPr>
+              <w:t>«tipomineral»</w:t>
+            </w:r>
+            <w:r>
+              <w:rPr>
+                <w:rFonts w:ascii="Calibri" w:hAnsi="Calibri" w:cs="Calibri"/>
+                <w:sz w:val="16"/>
+                <w:szCs w:val="16"/>
               </w:rPr>
               <w:fldChar w:fldCharType="end"/>
             </w:r>
@@ -567,547 +1108,6 @@
               <w:rPr>
                 <w:rFonts w:ascii="Calibri" w:hAnsi="Calibri" w:cs="Calibri"/>
                 <w:b/>
-                <w:sz w:val="16"/>
-                <w:szCs w:val="16"/>
-              </w:rPr>
-            </w:pPr>
-            <w:r>
-              <w:rPr>
-                <w:rFonts w:ascii="Calibri" w:hAnsi="Calibri" w:cs="Calibri"/>
-                <w:b/>
-                <w:sz w:val="16"/>
-                <w:szCs w:val="16"/>
-              </w:rPr>
-              <w:fldChar w:fldCharType="begin"/>
-            </w:r>
-            <w:r>
-              <w:rPr>
-                <w:rFonts w:ascii="Calibri" w:hAnsi="Calibri" w:cs="Calibri"/>
-                <w:b/>
-                <w:sz w:val="16"/>
-                <w:szCs w:val="16"/>
-              </w:rPr>
-              <w:instrText xml:space="preserve"> MERGEFIELD  tmh  \* MERGEFORMAT </w:instrText>
-            </w:r>
-            <w:r>
-              <w:rPr>
-                <w:rFonts w:ascii="Calibri" w:hAnsi="Calibri" w:cs="Calibri"/>
-                <w:b/>
-                <w:sz w:val="16"/>
-                <w:szCs w:val="16"/>
-              </w:rPr>
-              <w:fldChar w:fldCharType="separate"/>
-            </w:r>
-            <w:r>
-              <w:rPr>
-                <w:rFonts w:ascii="Calibri" w:hAnsi="Calibri" w:cs="Calibri"/>
-                <w:b/>
-                <w:noProof/>
-                <w:sz w:val="16"/>
-                <w:szCs w:val="16"/>
-              </w:rPr>
-              <w:t>«tmh»</w:t>
-            </w:r>
-            <w:r>
-              <w:rPr>
-                <w:rFonts w:ascii="Calibri" w:hAnsi="Calibri" w:cs="Calibri"/>
-                <w:b/>
-                <w:sz w:val="16"/>
-                <w:szCs w:val="16"/>
-              </w:rPr>
-              <w:fldChar w:fldCharType="end"/>
-            </w:r>
-          </w:p>
-        </w:tc>
-        <w:tc>
-          <w:tcPr>
-            <w:tcW w:w="992" w:type="dxa"/>
-            <w:tcBorders>
-              <w:bottom w:val="single" w:sz="4" w:space="0" w:color="auto"/>
-            </w:tcBorders>
-          </w:tcPr>
-          <w:p>
-            <w:pPr>
-              <w:jc w:val="center"/>
-              <w:rPr>
-                <w:rFonts w:ascii="Calibri" w:hAnsi="Calibri" w:cs="Calibri"/>
-                <w:b/>
-                <w:bCs/>
-                <w:sz w:val="16"/>
-                <w:szCs w:val="16"/>
-              </w:rPr>
-            </w:pPr>
-            <w:r>
-              <w:rPr>
-                <w:rFonts w:ascii="Black Han Sans" w:eastAsia="Black Han Sans" w:hAnsi="Calibri" w:cs="Calibri" w:hint="eastAsia"/>
-                <w:b/>
-                <w:bCs/>
-                <w:sz w:val="16"/>
-                <w:szCs w:val="16"/>
-              </w:rPr>
-              <w:fldChar w:fldCharType="begin"/>
-            </w:r>
-            <w:r>
-              <w:rPr>
-                <w:rFonts w:ascii="Black Han Sans" w:eastAsia="Black Han Sans" w:hAnsi="Calibri" w:cs="Calibri" w:hint="eastAsia"/>
-                <w:b/>
-                <w:bCs/>
-                <w:sz w:val="16"/>
-                <w:szCs w:val="16"/>
-              </w:rPr>
-              <w:instrText xml:space="preserve"> MERGEFIELD  bigbag  \* MERGEFORMAT </w:instrText>
-            </w:r>
-            <w:r>
-              <w:rPr>
-                <w:rFonts w:ascii="Black Han Sans" w:eastAsia="Black Han Sans" w:hAnsi="Calibri" w:cs="Calibri" w:hint="eastAsia"/>
-                <w:b/>
-                <w:bCs/>
-                <w:sz w:val="16"/>
-                <w:szCs w:val="16"/>
-              </w:rPr>
-              <w:fldChar w:fldCharType="separate"/>
-            </w:r>
-            <w:r>
-              <w:rPr>
-                <w:rFonts w:ascii="Black Han Sans" w:eastAsia="Black Han Sans" w:hAnsi="Calibri" w:cs="Calibri" w:hint="eastAsia"/>
-                <w:b/>
-                <w:bCs/>
-                <w:noProof/>
-                <w:sz w:val="16"/>
-                <w:szCs w:val="16"/>
-              </w:rPr>
-              <w:t>«</w:t>
-            </w:r>
-            <w:r>
-              <w:rPr>
-                <w:rFonts w:ascii="Aptos Black" w:eastAsia="Black Han Sans" w:hAnsi="Aptos Black" w:cs="Calibri"/>
-                <w:noProof/>
-                <w:sz w:val="16"/>
-                <w:szCs w:val="16"/>
-              </w:rPr>
-              <w:t>bigbag</w:t>
-            </w:r>
-            <w:r>
-              <w:rPr>
-                <w:rFonts w:ascii="Black Han Sans" w:eastAsia="Black Han Sans" w:hAnsi="Calibri" w:cs="Calibri" w:hint="eastAsia"/>
-                <w:b/>
-                <w:bCs/>
-                <w:noProof/>
-                <w:sz w:val="16"/>
-                <w:szCs w:val="16"/>
-              </w:rPr>
-              <w:t>»</w:t>
-            </w:r>
-            <w:r>
-              <w:rPr>
-                <w:rFonts w:ascii="Black Han Sans" w:eastAsia="Black Han Sans" w:hAnsi="Calibri" w:cs="Calibri" w:hint="eastAsia"/>
-                <w:b/>
-                <w:bCs/>
-                <w:sz w:val="16"/>
-                <w:szCs w:val="16"/>
-              </w:rPr>
-              <w:fldChar w:fldCharType="end"/>
-            </w:r>
-          </w:p>
-        </w:tc>
-        <w:tc>
-          <w:tcPr>
-            <w:tcW w:w="850" w:type="dxa"/>
-            <w:tcBorders>
-              <w:bottom w:val="single" w:sz="4" w:space="0" w:color="auto"/>
-            </w:tcBorders>
-          </w:tcPr>
-          <w:p>
-            <w:pPr>
-              <w:jc w:val="center"/>
-              <w:rPr>
-                <w:rFonts w:ascii="Calibri" w:hAnsi="Calibri" w:cs="Calibri"/>
-                <w:b/>
-                <w:bCs/>
-                <w:sz w:val="16"/>
-                <w:szCs w:val="16"/>
-              </w:rPr>
-            </w:pPr>
-            <w:r>
-              <w:rPr>
-                <w:rFonts w:ascii="Aptos Black" w:hAnsi="Aptos Black" w:cs="Calibri"/>
-                <w:b/>
-                <w:bCs/>
-                <w:sz w:val="16"/>
-                <w:szCs w:val="16"/>
-              </w:rPr>
-              <w:fldChar w:fldCharType="begin"/>
-            </w:r>
-            <w:r>
-              <w:rPr>
-                <w:rFonts w:ascii="Aptos Black" w:hAnsi="Aptos Black" w:cs="Calibri"/>
-                <w:b/>
-                <w:bCs/>
-                <w:sz w:val="16"/>
-                <w:szCs w:val="16"/>
-              </w:rPr>
-              <w:instrText xml:space="preserve"> MERGEFIELD  granel  \* MERGEFORMAT </w:instrText>
-            </w:r>
-            <w:r>
-              <w:rPr>
-                <w:rFonts w:ascii="Aptos Black" w:hAnsi="Aptos Black" w:cs="Calibri"/>
-                <w:b/>
-                <w:bCs/>
-                <w:sz w:val="16"/>
-                <w:szCs w:val="16"/>
-              </w:rPr>
-              <w:fldChar w:fldCharType="separate"/>
-            </w:r>
-            <w:r>
-              <w:rPr>
-                <w:rFonts w:ascii="Aptos Black" w:hAnsi="Aptos Black" w:cs="Calibri"/>
-                <w:b/>
-                <w:bCs/>
-                <w:noProof/>
-                <w:sz w:val="16"/>
-                <w:szCs w:val="16"/>
-              </w:rPr>
-              <w:t>«</w:t>
-            </w:r>
-            <w:r>
-              <w:rPr>
-                <w:rFonts w:ascii="Aptos Black" w:hAnsi="Aptos Black" w:cs="Calibri"/>
-                <w:noProof/>
-                <w:sz w:val="16"/>
-                <w:szCs w:val="16"/>
-              </w:rPr>
-              <w:t>granel</w:t>
-            </w:r>
-            <w:r>
-              <w:rPr>
-                <w:rFonts w:ascii="Aptos Black" w:hAnsi="Aptos Black" w:cs="Calibri"/>
-                <w:b/>
-                <w:bCs/>
-                <w:noProof/>
-                <w:sz w:val="16"/>
-                <w:szCs w:val="16"/>
-              </w:rPr>
-              <w:t>»</w:t>
-            </w:r>
-            <w:r>
-              <w:rPr>
-                <w:rFonts w:ascii="Aptos Black" w:hAnsi="Aptos Black" w:cs="Calibri"/>
-                <w:b/>
-                <w:bCs/>
-                <w:sz w:val="16"/>
-                <w:szCs w:val="16"/>
-              </w:rPr>
-              <w:fldChar w:fldCharType="end"/>
-            </w:r>
-          </w:p>
-        </w:tc>
-        <w:tc>
-          <w:tcPr>
-            <w:tcW w:w="1417" w:type="dxa"/>
-            <w:tcBorders>
-              <w:bottom w:val="single" w:sz="4" w:space="0" w:color="auto"/>
-            </w:tcBorders>
-          </w:tcPr>
-          <w:p>
-            <w:pPr>
-              <w:jc w:val="center"/>
-              <w:rPr>
-                <w:rFonts w:ascii="Calibri" w:hAnsi="Calibri" w:cs="Calibri"/>
-                <w:b/>
-                <w:bCs/>
-                <w:sz w:val="16"/>
-                <w:szCs w:val="16"/>
-              </w:rPr>
-            </w:pPr>
-            <w:r>
-              <w:rPr>
-                <w:rFonts w:ascii="Calibri" w:hAnsi="Calibri" w:cs="Calibri"/>
-                <w:b/>
-                <w:bCs/>
-                <w:sz w:val="16"/>
-                <w:szCs w:val="16"/>
-              </w:rPr>
-              <w:fldChar w:fldCharType="begin"/>
-            </w:r>
-            <w:r>
-              <w:rPr>
-                <w:rFonts w:ascii="Calibri" w:hAnsi="Calibri" w:cs="Calibri"/>
-                <w:b/>
-                <w:bCs/>
-                <w:sz w:val="16"/>
-                <w:szCs w:val="16"/>
-              </w:rPr>
-              <w:instrText xml:space="preserve"> MERGEFIELD  cancha  \* MERGEFORMAT </w:instrText>
-            </w:r>
-            <w:r>
-              <w:rPr>
-                <w:rFonts w:ascii="Calibri" w:hAnsi="Calibri" w:cs="Calibri"/>
-                <w:b/>
-                <w:bCs/>
-                <w:sz w:val="16"/>
-                <w:szCs w:val="16"/>
-              </w:rPr>
-              <w:fldChar w:fldCharType="separate"/>
-            </w:r>
-            <w:r>
-              <w:rPr>
-                <w:rFonts w:ascii="Calibri" w:hAnsi="Calibri" w:cs="Calibri"/>
-                <w:b/>
-                <w:bCs/>
-                <w:noProof/>
-                <w:sz w:val="16"/>
-                <w:szCs w:val="16"/>
-              </w:rPr>
-              <w:t>«cancha»</w:t>
-            </w:r>
-            <w:r>
-              <w:rPr>
-                <w:rFonts w:ascii="Calibri" w:hAnsi="Calibri" w:cs="Calibri"/>
-                <w:b/>
-                <w:bCs/>
-                <w:sz w:val="16"/>
-                <w:szCs w:val="16"/>
-              </w:rPr>
-              <w:fldChar w:fldCharType="end"/>
-            </w:r>
-          </w:p>
-        </w:tc>
-        <w:tc>
-          <w:tcPr>
-            <w:tcW w:w="710" w:type="dxa"/>
-            <w:tcBorders>
-              <w:bottom w:val="single" w:sz="4" w:space="0" w:color="auto"/>
-            </w:tcBorders>
-          </w:tcPr>
-          <w:p>
-            <w:pPr>
-              <w:jc w:val="center"/>
-              <w:rPr>
-                <w:rFonts w:ascii="Calibri" w:hAnsi="Calibri" w:cs="Calibri"/>
-                <w:b/>
-                <w:bCs/>
-                <w:sz w:val="16"/>
-                <w:szCs w:val="16"/>
-              </w:rPr>
-            </w:pPr>
-            <w:r>
-              <w:rPr>
-                <w:rFonts w:ascii="Calibri" w:hAnsi="Calibri" w:cs="Calibri"/>
-                <w:b/>
-                <w:bCs/>
-                <w:sz w:val="16"/>
-                <w:szCs w:val="16"/>
-              </w:rPr>
-              <w:fldChar w:fldCharType="begin"/>
-            </w:r>
-            <w:r>
-              <w:rPr>
-                <w:rFonts w:ascii="Calibri" w:hAnsi="Calibri" w:cs="Calibri"/>
-                <w:b/>
-                <w:bCs/>
-                <w:sz w:val="16"/>
-                <w:szCs w:val="16"/>
-              </w:rPr>
-              <w:instrText xml:space="preserve"> MERGEFIELD  ley  \* MERGEFORMAT </w:instrText>
-            </w:r>
-            <w:r>
-              <w:rPr>
-                <w:rFonts w:ascii="Calibri" w:hAnsi="Calibri" w:cs="Calibri"/>
-                <w:b/>
-                <w:bCs/>
-                <w:sz w:val="16"/>
-                <w:szCs w:val="16"/>
-              </w:rPr>
-              <w:fldChar w:fldCharType="separate"/>
-            </w:r>
-            <w:r>
-              <w:rPr>
-                <w:rFonts w:ascii="Calibri" w:hAnsi="Calibri" w:cs="Calibri"/>
-                <w:b/>
-                <w:bCs/>
-                <w:noProof/>
-                <w:sz w:val="16"/>
-                <w:szCs w:val="16"/>
-              </w:rPr>
-              <w:t>«ley»</w:t>
-            </w:r>
-            <w:r>
-              <w:rPr>
-                <w:rFonts w:ascii="Calibri" w:hAnsi="Calibri" w:cs="Calibri"/>
-                <w:b/>
-                <w:bCs/>
-                <w:sz w:val="16"/>
-                <w:szCs w:val="16"/>
-              </w:rPr>
-              <w:fldChar w:fldCharType="end"/>
-            </w:r>
-          </w:p>
-        </w:tc>
-        <w:tc>
-          <w:tcPr>
-            <w:tcW w:w="1559" w:type="dxa"/>
-            <w:tcBorders>
-              <w:bottom w:val="single" w:sz="4" w:space="0" w:color="auto"/>
-            </w:tcBorders>
-          </w:tcPr>
-          <w:p>
-            <w:pPr>
-              <w:jc w:val="center"/>
-              <w:rPr>
-                <w:rFonts w:ascii="Calibri" w:hAnsi="Calibri" w:cs="Calibri"/>
-                <w:b/>
-                <w:bCs/>
-                <w:sz w:val="16"/>
-                <w:szCs w:val="16"/>
-              </w:rPr>
-            </w:pPr>
-            <w:r>
-              <w:rPr>
-                <w:rFonts w:ascii="Aptos Black" w:hAnsi="Aptos Black" w:cs="Calibri"/>
-                <w:b/>
-                <w:bCs/>
-                <w:sz w:val="16"/>
-                <w:szCs w:val="16"/>
-              </w:rPr>
-              <w:fldChar w:fldCharType="begin"/>
-            </w:r>
-            <w:r>
-              <w:rPr>
-                <w:rFonts w:ascii="Aptos Black" w:hAnsi="Aptos Black" w:cs="Calibri"/>
-                <w:b/>
-                <w:bCs/>
-                <w:sz w:val="16"/>
-                <w:szCs w:val="16"/>
-              </w:rPr>
-              <w:instrText xml:space="preserve"> MERGEFIELD  contramuestra  \* MERGEFORMAT </w:instrText>
-            </w:r>
-            <w:r>
-              <w:rPr>
-                <w:rFonts w:ascii="Aptos Black" w:hAnsi="Aptos Black" w:cs="Calibri"/>
-                <w:b/>
-                <w:bCs/>
-                <w:sz w:val="16"/>
-                <w:szCs w:val="16"/>
-              </w:rPr>
-              <w:fldChar w:fldCharType="separate"/>
-            </w:r>
-            <w:r>
-              <w:rPr>
-                <w:rFonts w:ascii="Aptos Black" w:hAnsi="Aptos Black" w:cs="Calibri"/>
-                <w:b/>
-                <w:bCs/>
-                <w:noProof/>
-                <w:sz w:val="16"/>
-                <w:szCs w:val="16"/>
-              </w:rPr>
-              <w:t>«</w:t>
-            </w:r>
-            <w:r>
-              <w:rPr>
-                <w:rFonts w:ascii="Aptos Black" w:hAnsi="Aptos Black" w:cs="Calibri"/>
-                <w:noProof/>
-                <w:sz w:val="16"/>
-                <w:szCs w:val="16"/>
-              </w:rPr>
-              <w:t>contramuestra</w:t>
-            </w:r>
-            <w:r>
-              <w:rPr>
-                <w:rFonts w:ascii="Aptos Black" w:hAnsi="Aptos Black" w:cs="Calibri"/>
-                <w:b/>
-                <w:bCs/>
-                <w:noProof/>
-                <w:sz w:val="16"/>
-                <w:szCs w:val="16"/>
-              </w:rPr>
-              <w:t>»</w:t>
-            </w:r>
-            <w:r>
-              <w:rPr>
-                <w:rFonts w:ascii="Aptos Black" w:hAnsi="Aptos Black" w:cs="Calibri"/>
-                <w:b/>
-                <w:bCs/>
-                <w:sz w:val="16"/>
-                <w:szCs w:val="16"/>
-              </w:rPr>
-              <w:fldChar w:fldCharType="end"/>
-            </w:r>
-          </w:p>
-        </w:tc>
-        <w:tc>
-          <w:tcPr>
-            <w:tcW w:w="2126" w:type="dxa"/>
-            <w:tcBorders>
-              <w:bottom w:val="single" w:sz="4" w:space="0" w:color="auto"/>
-            </w:tcBorders>
-          </w:tcPr>
-          <w:p>
-            <w:pPr>
-              <w:jc w:val="center"/>
-              <w:rPr>
-                <w:rFonts w:ascii="Calibri" w:hAnsi="Calibri" w:cs="Calibri"/>
-                <w:b/>
-                <w:bCs/>
-                <w:sz w:val="16"/>
-                <w:szCs w:val="16"/>
-              </w:rPr>
-            </w:pPr>
-            <w:r>
-              <w:rPr>
-                <w:rFonts w:ascii="Calibri" w:hAnsi="Calibri" w:cs="Calibri"/>
-                <w:sz w:val="16"/>
-                <w:szCs w:val="16"/>
-              </w:rPr>
-              <w:fldChar w:fldCharType="begin"/>
-            </w:r>
-            <w:r>
-              <w:rPr>
-                <w:rFonts w:ascii="Calibri" w:hAnsi="Calibri" w:cs="Calibri"/>
-                <w:sz w:val="16"/>
-                <w:szCs w:val="16"/>
-              </w:rPr>
-              <w:instrText xml:space="preserve"> MERGEFIELD  tipomineral  \* MERGEFORMAT </w:instrText>
-            </w:r>
-            <w:r>
-              <w:rPr>
-                <w:rFonts w:ascii="Calibri" w:hAnsi="Calibri" w:cs="Calibri"/>
-                <w:sz w:val="16"/>
-                <w:szCs w:val="16"/>
-              </w:rPr>
-              <w:fldChar w:fldCharType="separate"/>
-            </w:r>
-            <w:r>
-              <w:rPr>
-                <w:rFonts w:ascii="Calibri" w:hAnsi="Calibri" w:cs="Calibri"/>
-                <w:noProof/>
-                <w:sz w:val="16"/>
-                <w:szCs w:val="16"/>
-              </w:rPr>
-              <w:t>«tipomineral»</w:t>
-            </w:r>
-            <w:r>
-              <w:rPr>
-                <w:rFonts w:ascii="Calibri" w:hAnsi="Calibri" w:cs="Calibri"/>
-                <w:sz w:val="16"/>
-                <w:szCs w:val="16"/>
-              </w:rPr>
-              <w:fldChar w:fldCharType="end"/>
-            </w:r>
-          </w:p>
-        </w:tc>
-        <w:tc>
-          <w:tcPr>
-            <w:tcW w:w="1134" w:type="dxa"/>
-            <w:tcBorders>
-              <w:bottom w:val="single" w:sz="4" w:space="0" w:color="auto"/>
-            </w:tcBorders>
-          </w:tcPr>
-          <w:p>
-            <w:pPr>
-              <w:jc w:val="center"/>
-              <w:rPr>
-                <w:rFonts w:ascii="Calibri" w:hAnsi="Calibri" w:cs="Calibri"/>
-                <w:b/>
                 <w:bCs/>
                 <w:sz w:val="16"/>
                 <w:szCs w:val="16"/>
@@ -1209,7 +1209,7 @@
       <w:tr>
         <w:tc>
           <w:tcPr>
-            <w:tcW w:w="1555" w:type="dxa"/>
+            <w:tcW w:w="1838" w:type="dxa"/>
             <w:gridSpan w:val="2"/>
             <w:tcBorders>
               <w:top w:val="single" w:sz="4" w:space="0" w:color="auto"/>
@@ -1239,7 +1239,7 @@
         </w:tc>
         <w:tc>
           <w:tcPr>
-            <w:tcW w:w="1134" w:type="dxa"/>
+            <w:tcW w:w="851" w:type="dxa"/>
             <w:tcBorders>
               <w:top w:val="single" w:sz="4" w:space="0" w:color="auto"/>
               <w:left w:val="nil"/>
@@ -1461,7 +1461,7 @@
         </w:tc>
         <w:tc>
           <w:tcPr>
-            <w:tcW w:w="1417" w:type="dxa"/>
+            <w:tcW w:w="1985" w:type="dxa"/>
             <w:tcBorders>
               <w:top w:val="single" w:sz="4" w:space="0" w:color="auto"/>
               <w:left w:val="nil"/>
@@ -1482,7 +1482,7 @@
         </w:tc>
         <w:tc>
           <w:tcPr>
-            <w:tcW w:w="710" w:type="dxa"/>
+            <w:tcW w:w="992" w:type="dxa"/>
             <w:tcBorders>
               <w:top w:val="single" w:sz="4" w:space="0" w:color="auto"/>
               <w:left w:val="nil"/>
@@ -1578,7 +1578,7 @@
         </w:tc>
         <w:tc>
           <w:tcPr>
-            <w:tcW w:w="2126" w:type="dxa"/>
+            <w:tcW w:w="1276" w:type="dxa"/>
             <w:tcBorders>
               <w:top w:val="single" w:sz="4" w:space="0" w:color="auto"/>
               <w:left w:val="nil"/>
@@ -1717,6 +1717,7 @@
     <w:p>
       <w:pPr>
         <w:spacing w:before="0" w:after="0"/>
+        <w:ind w:firstLine="142"/>
         <w:rPr>
           <w:rFonts w:ascii="Calibri" w:hAnsi="Calibri" w:cs="Calibri"/>
           <w:b/>
@@ -2697,7 +2698,7 @@
           </mc:Choice>
           <mc:Fallback>
             <w:pict>
-              <v:rect w14:anchorId="5990CF46" id="Rectángulo 2" o:spid="_x0000_s1026" style="position:absolute;margin-left:7.3pt;margin-top:.15pt;width:307.5pt;height:80pt;z-index:251683840;visibility:visible;mso-wrap-style:square;mso-wrap-distance-left:9pt;mso-wrap-distance-top:0;mso-wrap-distance-right:9pt;mso-wrap-distance-bottom:0;mso-position-horizontal:absolute;mso-position-horizontal-relative:text;mso-position-vertical:absolute;mso-position-vertical-relative:text;v-text-anchor:middle" o:gfxdata="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" filled="f" stroked="f">
+              <v:rect w14:anchorId="5990CF46" id="Rectángulo 2" o:spid="_x0000_s1026" style="position:absolute;left:0;text-align:left;margin-left:7.3pt;margin-top:.15pt;width:307.5pt;height:80pt;z-index:251683840;visibility:visible;mso-wrap-style:square;mso-wrap-distance-left:9pt;mso-wrap-distance-top:0;mso-wrap-distance-right:9pt;mso-wrap-distance-bottom:0;mso-position-horizontal:absolute;mso-position-horizontal-relative:text;mso-position-vertical:absolute;mso-position-vertical-relative:text;v-text-anchor:middle" o:gfxdata="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" filled="f" stroked="f">
                 <v:textbox>
                   <w:txbxContent>
                     <w:tbl>
@@ -3607,76 +3608,6 @@
         </mc:AlternateContent>
       </w:r>
     </w:p>
-    <w:p>
-      <w:pPr>
-        <w:spacing w:before="0" w:after="0"/>
-        <w:ind w:firstLine="142"/>
-        <w:rPr>
-          <w:rFonts w:ascii="Calibri" w:hAnsi="Calibri" w:cs="Calibri"/>
-          <w:b/>
-          <w:caps/>
-          <w:noProof/>
-          <w:sz w:val="2"/>
-          <w:szCs w:val="2"/>
-        </w:rPr>
-      </w:pPr>
-    </w:p>
-    <w:p>
-      <w:pPr>
-        <w:spacing w:before="0" w:after="0"/>
-        <w:ind w:firstLine="142"/>
-        <w:rPr>
-          <w:rFonts w:ascii="Calibri" w:hAnsi="Calibri" w:cs="Calibri"/>
-          <w:b/>
-          <w:caps/>
-          <w:noProof/>
-          <w:sz w:val="2"/>
-          <w:szCs w:val="2"/>
-        </w:rPr>
-      </w:pPr>
-    </w:p>
-    <w:p>
-      <w:pPr>
-        <w:spacing w:before="0" w:after="0"/>
-        <w:ind w:firstLine="142"/>
-        <w:rPr>
-          <w:rFonts w:ascii="Calibri" w:hAnsi="Calibri" w:cs="Calibri"/>
-          <w:b/>
-          <w:caps/>
-          <w:noProof/>
-          <w:sz w:val="2"/>
-          <w:szCs w:val="2"/>
-        </w:rPr>
-      </w:pPr>
-    </w:p>
-    <w:p>
-      <w:pPr>
-        <w:spacing w:before="0" w:after="0"/>
-        <w:ind w:firstLine="142"/>
-        <w:rPr>
-          <w:rFonts w:ascii="Calibri" w:hAnsi="Calibri" w:cs="Calibri"/>
-          <w:b/>
-          <w:caps/>
-          <w:noProof/>
-          <w:sz w:val="2"/>
-          <w:szCs w:val="2"/>
-        </w:rPr>
-      </w:pPr>
-    </w:p>
-    <w:p>
-      <w:pPr>
-        <w:spacing w:before="0" w:after="0"/>
-        <w:ind w:firstLine="142"/>
-        <w:rPr>
-          <w:rFonts w:ascii="Calibri" w:hAnsi="Calibri" w:cs="Calibri"/>
-          <w:b/>
-          <w:caps/>
-          <w:noProof/>
-          <w:sz w:val="2"/>
-          <w:szCs w:val="2"/>
-        </w:rPr>
-      </w:pPr>
-    </w:p>
     <w:tbl>
       <w:tblPr>
         <w:tblStyle w:val="Tablaconcuadrcula"/>
@@ -4314,14 +4245,10 @@
       </w:pPr>
     </w:p>
     <w:sectPr>
-      <w:headerReference w:type="even" r:id="rId7"/>
-      <w:headerReference w:type="default" r:id="rId8"/>
-      <w:footerReference w:type="even" r:id="rId9"/>
-      <w:footerReference w:type="default" r:id="rId10"/>
-      <w:headerReference w:type="first" r:id="rId11"/>
-      <w:footerReference w:type="first" r:id="rId12"/>
+      <w:headerReference w:type="default" r:id="rId7"/>
+      <w:footerReference w:type="default" r:id="rId8"/>
       <w:pgSz w:w="11906" w:h="16838" w:code="9"/>
-      <w:pgMar w:top="2410" w:right="170" w:bottom="4678" w:left="284" w:header="709" w:footer="1165" w:gutter="0"/>
+      <w:pgMar w:top="2410" w:right="170" w:bottom="3969" w:left="284" w:header="709" w:footer="239" w:gutter="0"/>
       <w:paperSrc w:other="15"/>
       <w:cols w:space="708"/>
       <w:docGrid w:linePitch="360"/>
@@ -4357,337 +4284,1554 @@
 
 <file path=word/footer1.xml><?xml version="1.0" encoding="utf-8"?>
 <w:ftr xmlns:wpc="http://schemas.microsoft.com/office/word/2010/wordprocessingCanvas" xmlns:cx="http://schemas.microsoft.com/office/drawing/2014/chartex" xmlns:cx1="http://schemas.microsoft.com/office/drawing/2015/9/8/chartex" xmlns:cx2="http://schemas.microsoft.com/office/drawing/2015/10/21/chartex" xmlns:cx3="http://schemas.microsoft.com/office/drawing/2016/5/9/chartex" xmlns:cx4="http://schemas.microsoft.com/office/drawing/2016/5/10/chartex" xmlns:cx5="http://schemas.microsoft.com/office/drawing/2016/5/11/chartex" xmlns:cx6="http://schemas.microsoft.com/office/drawing/2016/5/12/chartex" xmlns:cx7="http://schemas.microsoft.com/office/drawing/2016/5/13/chartex" xmlns:cx8="http://schemas.microsoft.com/office/drawing/2016/5/14/chartex" xmlns:mc="http://schemas.openxmlformats.org/markup-compatibility/2006" xmlns:aink="http://schemas.microsoft.com/office/drawing/2016/ink" xmlns:am3d="http://schemas.microsoft.com/office/drawing/2017/model3d" xmlns:o="urn:schemas-microsoft-com:office:office" xmlns:oel="http://schemas.microsoft.com/office/2019/extlst" xmlns:r="http://schemas.openxmlformats.org/officeDocument/2006/relationships" xmlns:m="http://schemas.openxmlformats.org/officeDocument/2006/math" xmlns:v="urn:schemas-microsoft-com:vml" xmlns:wp14="http://schemas.microsoft.com/office/word/2010/wordprocessingDrawing" xmlns:wp="http://schemas.openxmlformats.org/drawingml/2006/wordprocessingDrawing" xmlns:w10="urn:schemas-microsoft-com:office:word" xmlns:w="http://schemas.openxmlformats.org/wordprocessingml/2006/main" xmlns:w14="http://schemas.microsoft.com/office/word/2010/wordml" xmlns:w15="http://schemas.microsoft.com/office/word/2012/wordml" xmlns:w16cex="http://schemas.microsoft.com/office/word/2018/wordml/cex" xmlns:w16cid="http://schemas.microsoft.com/office/word/2016/wordml/cid" xmlns:w16="http://schemas.microsoft.com/office/word/2018/wordml" xmlns:w16du="http://schemas.microsoft.com/office/word/2023/wordml/word16du" xmlns:w16sdtdh="http://schemas.microsoft.com/office/word/2020/wordml/sdtdatahash" xmlns:w16sdtfl="http://schemas.microsoft.com/office/word/2024/wordml/sdtformatlock" xmlns:w16se="http://schemas.microsoft.com/office/word/2015/wordml/symex" xmlns:wpg="http://schemas.microsoft.com/office/word/2010/wordprocessingGroup" xmlns:wpi="http://schemas.microsoft.com/office/word/2010/wordprocessingInk" xmlns:wne="http://schemas.microsoft.com/office/word/2006/wordml" xmlns:wps="http://schemas.microsoft.com/office/word/2010/wordprocessingShape" mc:Ignorable="w14 w15 w16se w16cid w16 w16cex w16sdtdh w16sdtfl w16du wp14">
-  <w:p>
-    <w:pPr>
-      <w:pStyle w:val="Piedepgina"/>
-    </w:pPr>
-  </w:p>
-</w:ftr>
-</file>
-
-<file path=word/footer2.xml><?xml version="1.0" encoding="utf-8"?>
-<w:ftr xmlns:wpc="http://schemas.microsoft.com/office/word/2010/wordprocessingCanvas" xmlns:cx="http://schemas.microsoft.com/office/drawing/2014/chartex" xmlns:cx1="http://schemas.microsoft.com/office/drawing/2015/9/8/chartex" xmlns:cx2="http://schemas.microsoft.com/office/drawing/2015/10/21/chartex" xmlns:cx3="http://schemas.microsoft.com/office/drawing/2016/5/9/chartex" xmlns:cx4="http://schemas.microsoft.com/office/drawing/2016/5/10/chartex" xmlns:cx5="http://schemas.microsoft.com/office/drawing/2016/5/11/chartex" xmlns:cx6="http://schemas.microsoft.com/office/drawing/2016/5/12/chartex" xmlns:cx7="http://schemas.microsoft.com/office/drawing/2016/5/13/chartex" xmlns:cx8="http://schemas.microsoft.com/office/drawing/2016/5/14/chartex" xmlns:mc="http://schemas.openxmlformats.org/markup-compatibility/2006" xmlns:aink="http://schemas.microsoft.com/office/drawing/2016/ink" xmlns:am3d="http://schemas.microsoft.com/office/drawing/2017/model3d" xmlns:o="urn:schemas-microsoft-com:office:office" xmlns:oel="http://schemas.microsoft.com/office/2019/extlst" xmlns:r="http://schemas.openxmlformats.org/officeDocument/2006/relationships" xmlns:m="http://schemas.openxmlformats.org/officeDocument/2006/math" xmlns:v="urn:schemas-microsoft-com:vml" xmlns:wp14="http://schemas.microsoft.com/office/word/2010/wordprocessingDrawing" xmlns:wp="http://schemas.openxmlformats.org/drawingml/2006/wordprocessingDrawing" xmlns:w10="urn:schemas-microsoft-com:office:word" xmlns:w="http://schemas.openxmlformats.org/wordprocessingml/2006/main" xmlns:w14="http://schemas.microsoft.com/office/word/2010/wordml" xmlns:w15="http://schemas.microsoft.com/office/word/2012/wordml" xmlns:w16cex="http://schemas.microsoft.com/office/word/2018/wordml/cex" xmlns:w16cid="http://schemas.microsoft.com/office/word/2016/wordml/cid" xmlns:w16="http://schemas.microsoft.com/office/word/2018/wordml" xmlns:w16du="http://schemas.microsoft.com/office/word/2023/wordml/word16du" xmlns:w16sdtdh="http://schemas.microsoft.com/office/word/2020/wordml/sdtdatahash" xmlns:w16sdtfl="http://schemas.microsoft.com/office/word/2024/wordml/sdtformatlock" xmlns:w16se="http://schemas.microsoft.com/office/word/2015/wordml/symex" xmlns:wpg="http://schemas.microsoft.com/office/word/2010/wordprocessingGroup" xmlns:wpi="http://schemas.microsoft.com/office/word/2010/wordprocessingInk" xmlns:wne="http://schemas.microsoft.com/office/word/2006/wordml" xmlns:wps="http://schemas.microsoft.com/office/word/2010/wordprocessingShape" mc:Ignorable="w14 w15 w16se w16cid w16 w16cex w16sdtdh w16sdtfl w16du wp14">
-  <w:p>
-    <w:pPr>
-      <w:pStyle w:val="Piedepgina"/>
-    </w:pPr>
-    <w:r>
-      <w:rPr>
-        <w:rFonts w:ascii="Calibri" w:hAnsi="Calibri" w:cs="Calibri"/>
-        <w:b/>
-        <w:caps/>
-        <w:noProof/>
-        <w14:ligatures w14:val="standardContextual"/>
-      </w:rPr>
-      <mc:AlternateContent>
-        <mc:Choice Requires="wps">
-          <w:drawing>
-            <wp:anchor distT="0" distB="0" distL="114300" distR="114300" simplePos="0" relativeHeight="251663360" behindDoc="1" locked="0" layoutInCell="1" allowOverlap="1" wp14:anchorId="4855B7FA" wp14:editId="0C47F309">
-              <wp:simplePos x="0" y="0"/>
-              <wp:positionH relativeFrom="column">
-                <wp:posOffset>4000500</wp:posOffset>
-              </wp:positionH>
-              <wp:positionV relativeFrom="paragraph">
-                <wp:posOffset>250825</wp:posOffset>
-              </wp:positionV>
-              <wp:extent cx="2934970" cy="1023620"/>
-              <wp:effectExtent l="0" t="0" r="0" b="5080"/>
-              <wp:wrapTopAndBottom/>
-              <wp:docPr id="1323120471" name="Rectángulo 2"/>
-              <wp:cNvGraphicFramePr/>
-              <a:graphic xmlns:a="http://schemas.openxmlformats.org/drawingml/2006/main">
-                <a:graphicData uri="http://schemas.microsoft.com/office/word/2010/wordprocessingShape">
-                  <wps:wsp>
-                    <wps:cNvSpPr/>
-                    <wps:spPr>
-                      <a:xfrm>
-                        <a:off x="0" y="0"/>
-                        <a:ext cx="2934970" cy="1023620"/>
-                      </a:xfrm>
-                      <a:prstGeom prst="rect">
-                        <a:avLst/>
-                      </a:prstGeom>
-                      <a:noFill/>
-                      <a:ln>
-                        <a:noFill/>
-                      </a:ln>
-                    </wps:spPr>
-                    <wps:style>
-                      <a:lnRef idx="0">
-                        <a:scrgbClr r="0" g="0" b="0"/>
-                      </a:lnRef>
-                      <a:fillRef idx="0">
-                        <a:scrgbClr r="0" g="0" b="0"/>
-                      </a:fillRef>
-                      <a:effectRef idx="0">
-                        <a:scrgbClr r="0" g="0" b="0"/>
-                      </a:effectRef>
-                      <a:fontRef idx="minor">
-                        <a:schemeClr val="dk1"/>
-                      </a:fontRef>
-                    </wps:style>
-                    <wps:txbx>
-                      <w:txbxContent>
-                        <w:tbl>
-                          <w:tblPr>
-                            <w:tblStyle w:val="Tablaconcuadrcula"/>
-                            <w:tblW w:w="0" w:type="auto"/>
-                            <w:tblBorders>
-                              <w:left w:val="none" w:sz="0" w:space="0" w:color="auto"/>
-                              <w:bottom w:val="none" w:sz="0" w:space="0" w:color="auto"/>
-                              <w:right w:val="none" w:sz="0" w:space="0" w:color="auto"/>
-                              <w:insideH w:val="none" w:sz="0" w:space="0" w:color="auto"/>
-                              <w:insideV w:val="none" w:sz="0" w:space="0" w:color="auto"/>
-                            </w:tblBorders>
-                            <w:tblLook w:val="04A0" w:firstRow="1" w:lastRow="0" w:firstColumn="1" w:lastColumn="0" w:noHBand="0" w:noVBand="1"/>
-                          </w:tblPr>
-                          <w:tblGrid>
-                            <w:gridCol w:w="4323"/>
-                          </w:tblGrid>
-                          <w:tr>
-                            <w:trPr>
-                              <w:trHeight w:val="130"/>
-                            </w:trPr>
-                            <w:tc>
-                              <w:tcPr>
-                                <w:tcW w:w="4323" w:type="dxa"/>
-                              </w:tcPr>
-                              <w:p>
-                                <w:pPr>
-                                  <w:spacing w:before="0" w:after="0"/>
-                                  <w:jc w:val="center"/>
-                                  <w:rPr>
-                                    <w:rFonts w:ascii="Calibri" w:hAnsi="Calibri" w:cs="Calibri"/>
-                                    <w:b/>
-                                    <w:bCs/>
-                                    <w:sz w:val="16"/>
-                                    <w:szCs w:val="16"/>
-                                  </w:rPr>
-                                </w:pPr>
-                                <w:proofErr w:type="spellStart"/>
-                                <w:r>
-                                  <w:rPr>
-                                    <w:rFonts w:ascii="Calibri" w:hAnsi="Calibri" w:cs="Calibri"/>
-                                    <w:b/>
-                                    <w:bCs/>
-                                    <w:sz w:val="16"/>
-                                    <w:szCs w:val="16"/>
-                                  </w:rPr>
-                                  <w:t>V°B°</w:t>
-                                </w:r>
-                                <w:proofErr w:type="spellEnd"/>
-                              </w:p>
-                            </w:tc>
-                          </w:tr>
-                          <w:tr>
-                            <w:tc>
-                              <w:tcPr>
-                                <w:tcW w:w="4323" w:type="dxa"/>
-                              </w:tcPr>
-                              <w:p>
-                                <w:pPr>
-                                  <w:spacing w:before="0"/>
-                                  <w:jc w:val="center"/>
-                                  <w:rPr>
-                                    <w:rFonts w:ascii="Calibri" w:hAnsi="Calibri" w:cs="Calibri"/>
-                                    <w:b/>
-                                    <w:bCs/>
-                                    <w:sz w:val="16"/>
-                                    <w:szCs w:val="16"/>
-                                  </w:rPr>
-                                </w:pPr>
-                                <w:r>
-                                  <w:rPr>
-                                    <w:rFonts w:ascii="Calibri" w:hAnsi="Calibri" w:cs="Calibri"/>
-                                    <w:b/>
-                                    <w:bCs/>
-                                    <w:sz w:val="16"/>
-                                    <w:szCs w:val="16"/>
-                                  </w:rPr>
-                                  <w:t>Agente</w:t>
-                                </w:r>
-                                <w:r>
-                                  <w:rPr>
-                                    <w:rFonts w:ascii="Calibri" w:hAnsi="Calibri" w:cs="Calibri"/>
-                                    <w:b/>
-                                    <w:bCs/>
-                                    <w:sz w:val="16"/>
-                                    <w:szCs w:val="16"/>
-                                  </w:rPr>
-                                  <w:t xml:space="preserve"> (</w:t>
-                                </w:r>
-                                <w:r>
-                                  <w:rPr>
-                                    <w:rFonts w:ascii="Calibri" w:hAnsi="Calibri" w:cs="Calibri"/>
-                                    <w:b/>
-                                    <w:bCs/>
-                                    <w:sz w:val="16"/>
-                                    <w:szCs w:val="16"/>
-                                  </w:rPr>
-                                  <w:t>Seguridad Patrimonial</w:t>
-                                </w:r>
-                                <w:r>
-                                  <w:rPr>
-                                    <w:rFonts w:ascii="Calibri" w:hAnsi="Calibri" w:cs="Calibri"/>
-                                    <w:b/>
-                                    <w:bCs/>
-                                    <w:sz w:val="16"/>
-                                    <w:szCs w:val="16"/>
-                                  </w:rPr>
-                                  <w:t>)</w:t>
-                                </w:r>
-                              </w:p>
-                            </w:tc>
-                          </w:tr>
-                        </w:tbl>
-                        <w:p/>
-                      </w:txbxContent>
-                    </wps:txbx>
-                    <wps:bodyPr rot="0" spcFirstLastPara="0" vertOverflow="overflow" horzOverflow="overflow" vert="horz" wrap="square" lIns="91440" tIns="45720" rIns="91440" bIns="45720" numCol="1" spcCol="0" rtlCol="0" fromWordArt="0" anchor="ctr" anchorCtr="0" forceAA="0" compatLnSpc="1">
-                      <a:prstTxWarp prst="textNoShape">
-                        <a:avLst/>
-                      </a:prstTxWarp>
-                      <a:noAutofit/>
-                    </wps:bodyPr>
-                  </wps:wsp>
-                </a:graphicData>
-              </a:graphic>
-              <wp14:sizeRelH relativeFrom="margin">
-                <wp14:pctWidth>0</wp14:pctWidth>
-              </wp14:sizeRelH>
-              <wp14:sizeRelV relativeFrom="margin">
-                <wp14:pctHeight>0</wp14:pctHeight>
-              </wp14:sizeRelV>
-            </wp:anchor>
-          </w:drawing>
-        </mc:Choice>
-        <mc:Fallback>
-          <w:pict>
-            <v:rect w14:anchorId="4855B7FA" id="_x0000_s1028" style="position:absolute;margin-left:315pt;margin-top:19.75pt;width:231.1pt;height:80.6pt;z-index:-251653120;visibility:visible;mso-wrap-style:square;mso-width-percent:0;mso-height-percent:0;mso-wrap-distance-left:9pt;mso-wrap-distance-top:0;mso-wrap-distance-right:9pt;mso-wrap-distance-bottom:0;mso-position-horizontal:absolute;mso-position-horizontal-relative:text;mso-position-vertical:absolute;mso-position-vertical-relative:text;mso-width-percent:0;mso-height-percent:0;mso-width-relative:margin;mso-height-relative:margin;v-text-anchor:middle" o:gfxdata="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" filled="f" stroked="f">
-              <v:textbox>
-                <w:txbxContent>
-                  <w:tbl>
-                    <w:tblPr>
-                      <w:tblStyle w:val="Tablaconcuadrcula"/>
-                      <w:tblW w:w="0" w:type="auto"/>
-                      <w:tblBorders>
-                        <w:left w:val="none" w:sz="0" w:space="0" w:color="auto"/>
-                        <w:bottom w:val="none" w:sz="0" w:space="0" w:color="auto"/>
-                        <w:right w:val="none" w:sz="0" w:space="0" w:color="auto"/>
-                        <w:insideH w:val="none" w:sz="0" w:space="0" w:color="auto"/>
-                        <w:insideV w:val="none" w:sz="0" w:space="0" w:color="auto"/>
-                      </w:tblBorders>
-                      <w:tblLook w:val="04A0" w:firstRow="1" w:lastRow="0" w:firstColumn="1" w:lastColumn="0" w:noHBand="0" w:noVBand="1"/>
-                    </w:tblPr>
-                    <w:tblGrid>
-                      <w:gridCol w:w="4323"/>
-                    </w:tblGrid>
-                    <w:tr>
-                      <w:trPr>
-                        <w:trHeight w:val="130"/>
-                      </w:trPr>
-                      <w:tc>
-                        <w:tcPr>
-                          <w:tcW w:w="4323" w:type="dxa"/>
-                        </w:tcPr>
-                        <w:p>
-                          <w:pPr>
-                            <w:spacing w:before="0" w:after="0"/>
-                            <w:jc w:val="center"/>
-                            <w:rPr>
-                              <w:rFonts w:ascii="Calibri" w:hAnsi="Calibri" w:cs="Calibri"/>
-                              <w:b/>
-                              <w:bCs/>
-                              <w:sz w:val="16"/>
-                              <w:szCs w:val="16"/>
-                            </w:rPr>
-                          </w:pPr>
-                          <w:proofErr w:type="spellStart"/>
-                          <w:r>
-                            <w:rPr>
-                              <w:rFonts w:ascii="Calibri" w:hAnsi="Calibri" w:cs="Calibri"/>
-                              <w:b/>
-                              <w:bCs/>
-                              <w:sz w:val="16"/>
-                              <w:szCs w:val="16"/>
-                            </w:rPr>
-                            <w:t>V°B°</w:t>
-                          </w:r>
-                          <w:proofErr w:type="spellEnd"/>
-                        </w:p>
-                      </w:tc>
-                    </w:tr>
-                    <w:tr>
-                      <w:tc>
-                        <w:tcPr>
-                          <w:tcW w:w="4323" w:type="dxa"/>
-                        </w:tcPr>
-                        <w:p>
-                          <w:pPr>
-                            <w:spacing w:before="0"/>
-                            <w:jc w:val="center"/>
-                            <w:rPr>
-                              <w:rFonts w:ascii="Calibri" w:hAnsi="Calibri" w:cs="Calibri"/>
-                              <w:b/>
-                              <w:bCs/>
-                              <w:sz w:val="16"/>
-                              <w:szCs w:val="16"/>
-                            </w:rPr>
-                          </w:pPr>
-                          <w:r>
-                            <w:rPr>
-                              <w:rFonts w:ascii="Calibri" w:hAnsi="Calibri" w:cs="Calibri"/>
-                              <w:b/>
-                              <w:bCs/>
-                              <w:sz w:val="16"/>
-                              <w:szCs w:val="16"/>
-                            </w:rPr>
-                            <w:t>Agente</w:t>
-                          </w:r>
-                          <w:r>
-                            <w:rPr>
-                              <w:rFonts w:ascii="Calibri" w:hAnsi="Calibri" w:cs="Calibri"/>
-                              <w:b/>
-                              <w:bCs/>
-                              <w:sz w:val="16"/>
-                              <w:szCs w:val="16"/>
-                            </w:rPr>
-                            <w:t xml:space="preserve"> (</w:t>
-                          </w:r>
-                          <w:r>
-                            <w:rPr>
-                              <w:rFonts w:ascii="Calibri" w:hAnsi="Calibri" w:cs="Calibri"/>
-                              <w:b/>
-                              <w:bCs/>
-                              <w:sz w:val="16"/>
-                              <w:szCs w:val="16"/>
-                            </w:rPr>
-                            <w:t>Seguridad Patrimonial</w:t>
-                          </w:r>
-                          <w:r>
-                            <w:rPr>
-                              <w:rFonts w:ascii="Calibri" w:hAnsi="Calibri" w:cs="Calibri"/>
-                              <w:b/>
-                              <w:bCs/>
-                              <w:sz w:val="16"/>
-                              <w:szCs w:val="16"/>
-                            </w:rPr>
-                            <w:t>)</w:t>
-                          </w:r>
-                        </w:p>
-                      </w:tc>
-                    </w:tr>
-                  </w:tbl>
-                  <w:p/>
-                </w:txbxContent>
-              </v:textbox>
-              <w10:wrap type="topAndBottom"/>
-            </v:rect>
-          </w:pict>
-        </mc:Fallback>
-      </mc:AlternateContent>
-    </w:r>
-  </w:p>
+  <w:tbl>
+    <w:tblPr>
+      <w:tblStyle w:val="Tablaconcuadrcula"/>
+      <w:tblW w:w="0" w:type="auto"/>
+      <w:tblInd w:w="-5" w:type="dxa"/>
+      <w:tblLook w:val="04A0" w:firstRow="1" w:lastRow="0" w:firstColumn="1" w:lastColumn="0" w:noHBand="0" w:noVBand="1"/>
+    </w:tblPr>
+    <w:tblGrid>
+      <w:gridCol w:w="1634"/>
+      <w:gridCol w:w="1634"/>
+      <w:gridCol w:w="1634"/>
+      <w:gridCol w:w="1194"/>
+      <w:gridCol w:w="2076"/>
+      <w:gridCol w:w="1635"/>
+      <w:gridCol w:w="1635"/>
+    </w:tblGrid>
+    <w:tr>
+      <w:tc>
+        <w:tcPr>
+          <w:tcW w:w="1634" w:type="dxa"/>
+          <w:tcBorders>
+            <w:top w:val="nil"/>
+            <w:left w:val="nil"/>
+            <w:bottom w:val="nil"/>
+            <w:right w:val="nil"/>
+          </w:tcBorders>
+        </w:tcPr>
+        <w:p>
+          <w:pPr>
+            <w:pStyle w:val="Piedepgina"/>
+          </w:pPr>
+        </w:p>
+      </w:tc>
+      <w:tc>
+        <w:tcPr>
+          <w:tcW w:w="1634" w:type="dxa"/>
+          <w:tcBorders>
+            <w:top w:val="nil"/>
+            <w:left w:val="nil"/>
+            <w:bottom w:val="nil"/>
+            <w:right w:val="nil"/>
+          </w:tcBorders>
+        </w:tcPr>
+        <w:p>
+          <w:pPr>
+            <w:pStyle w:val="Piedepgina"/>
+          </w:pPr>
+        </w:p>
+      </w:tc>
+      <w:tc>
+        <w:tcPr>
+          <w:tcW w:w="1634" w:type="dxa"/>
+          <w:tcBorders>
+            <w:top w:val="nil"/>
+            <w:left w:val="nil"/>
+            <w:bottom w:val="nil"/>
+            <w:right w:val="nil"/>
+          </w:tcBorders>
+        </w:tcPr>
+        <w:p>
+          <w:pPr>
+            <w:pStyle w:val="Piedepgina"/>
+          </w:pPr>
+        </w:p>
+      </w:tc>
+      <w:tc>
+        <w:tcPr>
+          <w:tcW w:w="1194" w:type="dxa"/>
+          <w:tcBorders>
+            <w:top w:val="nil"/>
+            <w:left w:val="nil"/>
+            <w:bottom w:val="nil"/>
+            <w:right w:val="nil"/>
+          </w:tcBorders>
+        </w:tcPr>
+        <w:p>
+          <w:pPr>
+            <w:pStyle w:val="Piedepgina"/>
+          </w:pPr>
+        </w:p>
+      </w:tc>
+      <w:tc>
+        <w:tcPr>
+          <w:tcW w:w="2076" w:type="dxa"/>
+          <w:tcBorders>
+            <w:top w:val="nil"/>
+            <w:left w:val="nil"/>
+            <w:bottom w:val="nil"/>
+            <w:right w:val="nil"/>
+          </w:tcBorders>
+        </w:tcPr>
+        <w:p>
+          <w:pPr>
+            <w:pStyle w:val="Piedepgina"/>
+          </w:pPr>
+        </w:p>
+      </w:tc>
+      <w:tc>
+        <w:tcPr>
+          <w:tcW w:w="1635" w:type="dxa"/>
+          <w:tcBorders>
+            <w:top w:val="nil"/>
+            <w:left w:val="nil"/>
+            <w:bottom w:val="nil"/>
+            <w:right w:val="nil"/>
+          </w:tcBorders>
+        </w:tcPr>
+        <w:p>
+          <w:pPr>
+            <w:pStyle w:val="Piedepgina"/>
+          </w:pPr>
+        </w:p>
+      </w:tc>
+      <w:tc>
+        <w:tcPr>
+          <w:tcW w:w="1635" w:type="dxa"/>
+          <w:tcBorders>
+            <w:top w:val="nil"/>
+            <w:left w:val="nil"/>
+            <w:bottom w:val="nil"/>
+            <w:right w:val="nil"/>
+          </w:tcBorders>
+        </w:tcPr>
+        <w:p>
+          <w:pPr>
+            <w:pStyle w:val="Piedepgina"/>
+          </w:pPr>
+        </w:p>
+      </w:tc>
+    </w:tr>
+    <w:tr>
+      <w:tc>
+        <w:tcPr>
+          <w:tcW w:w="1634" w:type="dxa"/>
+          <w:tcBorders>
+            <w:top w:val="nil"/>
+            <w:left w:val="nil"/>
+            <w:bottom w:val="nil"/>
+            <w:right w:val="nil"/>
+          </w:tcBorders>
+        </w:tcPr>
+        <w:p>
+          <w:pPr>
+            <w:pStyle w:val="Piedepgina"/>
+          </w:pPr>
+        </w:p>
+      </w:tc>
+      <w:tc>
+        <w:tcPr>
+          <w:tcW w:w="1634" w:type="dxa"/>
+          <w:tcBorders>
+            <w:top w:val="nil"/>
+            <w:left w:val="nil"/>
+            <w:bottom w:val="nil"/>
+            <w:right w:val="nil"/>
+          </w:tcBorders>
+        </w:tcPr>
+        <w:p>
+          <w:pPr>
+            <w:pStyle w:val="Piedepgina"/>
+          </w:pPr>
+        </w:p>
+      </w:tc>
+      <w:tc>
+        <w:tcPr>
+          <w:tcW w:w="1634" w:type="dxa"/>
+          <w:tcBorders>
+            <w:top w:val="nil"/>
+            <w:left w:val="nil"/>
+            <w:bottom w:val="nil"/>
+            <w:right w:val="nil"/>
+          </w:tcBorders>
+        </w:tcPr>
+        <w:p>
+          <w:pPr>
+            <w:pStyle w:val="Piedepgina"/>
+          </w:pPr>
+        </w:p>
+      </w:tc>
+      <w:tc>
+        <w:tcPr>
+          <w:tcW w:w="1194" w:type="dxa"/>
+          <w:tcBorders>
+            <w:top w:val="nil"/>
+            <w:left w:val="nil"/>
+            <w:bottom w:val="nil"/>
+            <w:right w:val="nil"/>
+          </w:tcBorders>
+        </w:tcPr>
+        <w:p>
+          <w:pPr>
+            <w:pStyle w:val="Piedepgina"/>
+          </w:pPr>
+        </w:p>
+      </w:tc>
+      <w:tc>
+        <w:tcPr>
+          <w:tcW w:w="2076" w:type="dxa"/>
+          <w:tcBorders>
+            <w:top w:val="nil"/>
+            <w:left w:val="nil"/>
+            <w:bottom w:val="nil"/>
+            <w:right w:val="nil"/>
+          </w:tcBorders>
+        </w:tcPr>
+        <w:p>
+          <w:pPr>
+            <w:pStyle w:val="Piedepgina"/>
+          </w:pPr>
+        </w:p>
+      </w:tc>
+      <w:tc>
+        <w:tcPr>
+          <w:tcW w:w="1635" w:type="dxa"/>
+          <w:tcBorders>
+            <w:top w:val="nil"/>
+            <w:left w:val="nil"/>
+            <w:bottom w:val="nil"/>
+            <w:right w:val="nil"/>
+          </w:tcBorders>
+        </w:tcPr>
+        <w:p>
+          <w:pPr>
+            <w:pStyle w:val="Piedepgina"/>
+          </w:pPr>
+        </w:p>
+      </w:tc>
+      <w:tc>
+        <w:tcPr>
+          <w:tcW w:w="1635" w:type="dxa"/>
+          <w:tcBorders>
+            <w:top w:val="nil"/>
+            <w:left w:val="nil"/>
+            <w:bottom w:val="nil"/>
+            <w:right w:val="nil"/>
+          </w:tcBorders>
+        </w:tcPr>
+        <w:p>
+          <w:pPr>
+            <w:pStyle w:val="Piedepgina"/>
+          </w:pPr>
+        </w:p>
+      </w:tc>
+    </w:tr>
+    <w:tr>
+      <w:tc>
+        <w:tcPr>
+          <w:tcW w:w="1634" w:type="dxa"/>
+          <w:tcBorders>
+            <w:top w:val="nil"/>
+            <w:left w:val="nil"/>
+            <w:bottom w:val="single" w:sz="4" w:space="0" w:color="auto"/>
+            <w:right w:val="nil"/>
+          </w:tcBorders>
+        </w:tcPr>
+        <w:p>
+          <w:pPr>
+            <w:pStyle w:val="Piedepgina"/>
+          </w:pPr>
+        </w:p>
+      </w:tc>
+      <w:tc>
+        <w:tcPr>
+          <w:tcW w:w="1634" w:type="dxa"/>
+          <w:tcBorders>
+            <w:top w:val="nil"/>
+            <w:left w:val="nil"/>
+            <w:bottom w:val="single" w:sz="4" w:space="0" w:color="auto"/>
+            <w:right w:val="nil"/>
+          </w:tcBorders>
+        </w:tcPr>
+        <w:p>
+          <w:pPr>
+            <w:pStyle w:val="Piedepgina"/>
+          </w:pPr>
+        </w:p>
+      </w:tc>
+      <w:tc>
+        <w:tcPr>
+          <w:tcW w:w="1634" w:type="dxa"/>
+          <w:tcBorders>
+            <w:top w:val="nil"/>
+            <w:left w:val="nil"/>
+            <w:bottom w:val="single" w:sz="4" w:space="0" w:color="auto"/>
+            <w:right w:val="nil"/>
+          </w:tcBorders>
+        </w:tcPr>
+        <w:p>
+          <w:pPr>
+            <w:pStyle w:val="Piedepgina"/>
+          </w:pPr>
+        </w:p>
+      </w:tc>
+      <w:tc>
+        <w:tcPr>
+          <w:tcW w:w="1194" w:type="dxa"/>
+          <w:tcBorders>
+            <w:top w:val="nil"/>
+            <w:left w:val="nil"/>
+            <w:bottom w:val="nil"/>
+            <w:right w:val="nil"/>
+          </w:tcBorders>
+        </w:tcPr>
+        <w:p>
+          <w:pPr>
+            <w:pStyle w:val="Piedepgina"/>
+          </w:pPr>
+        </w:p>
+      </w:tc>
+      <w:tc>
+        <w:tcPr>
+          <w:tcW w:w="2076" w:type="dxa"/>
+          <w:tcBorders>
+            <w:top w:val="nil"/>
+            <w:left w:val="nil"/>
+            <w:bottom w:val="single" w:sz="4" w:space="0" w:color="auto"/>
+            <w:right w:val="nil"/>
+          </w:tcBorders>
+        </w:tcPr>
+        <w:p>
+          <w:pPr>
+            <w:pStyle w:val="Piedepgina"/>
+          </w:pPr>
+        </w:p>
+      </w:tc>
+      <w:tc>
+        <w:tcPr>
+          <w:tcW w:w="1635" w:type="dxa"/>
+          <w:tcBorders>
+            <w:top w:val="nil"/>
+            <w:left w:val="nil"/>
+            <w:bottom w:val="single" w:sz="4" w:space="0" w:color="auto"/>
+            <w:right w:val="nil"/>
+          </w:tcBorders>
+        </w:tcPr>
+        <w:p>
+          <w:pPr>
+            <w:pStyle w:val="Piedepgina"/>
+          </w:pPr>
+        </w:p>
+      </w:tc>
+      <w:tc>
+        <w:tcPr>
+          <w:tcW w:w="1635" w:type="dxa"/>
+          <w:tcBorders>
+            <w:top w:val="nil"/>
+            <w:left w:val="nil"/>
+            <w:bottom w:val="single" w:sz="4" w:space="0" w:color="auto"/>
+            <w:right w:val="nil"/>
+          </w:tcBorders>
+        </w:tcPr>
+        <w:p>
+          <w:pPr>
+            <w:pStyle w:val="Piedepgina"/>
+          </w:pPr>
+        </w:p>
+      </w:tc>
+    </w:tr>
+    <w:tr>
+      <w:tc>
+        <w:tcPr>
+          <w:tcW w:w="1634" w:type="dxa"/>
+          <w:tcBorders>
+            <w:top w:val="single" w:sz="4" w:space="0" w:color="auto"/>
+            <w:left w:val="nil"/>
+            <w:bottom w:val="nil"/>
+            <w:right w:val="nil"/>
+          </w:tcBorders>
+        </w:tcPr>
+        <w:p>
+          <w:pPr>
+            <w:pStyle w:val="Piedepgina"/>
+            <w:jc w:val="center"/>
+          </w:pPr>
+        </w:p>
+      </w:tc>
+      <w:tc>
+        <w:tcPr>
+          <w:tcW w:w="1634" w:type="dxa"/>
+          <w:tcBorders>
+            <w:top w:val="single" w:sz="4" w:space="0" w:color="auto"/>
+            <w:left w:val="nil"/>
+            <w:bottom w:val="nil"/>
+            <w:right w:val="nil"/>
+          </w:tcBorders>
+        </w:tcPr>
+        <w:p>
+          <w:pPr>
+            <w:pStyle w:val="Piedepgina"/>
+            <w:jc w:val="center"/>
+          </w:pPr>
+          <w:proofErr w:type="spellStart"/>
+          <w:r>
+            <w:rPr>
+              <w:rFonts w:ascii="Calibri" w:hAnsi="Calibri" w:cs="Calibri"/>
+              <w:b/>
+              <w:bCs/>
+              <w:sz w:val="16"/>
+              <w:szCs w:val="16"/>
+            </w:rPr>
+            <w:t>V°B°</w:t>
+          </w:r>
+          <w:proofErr w:type="spellEnd"/>
+        </w:p>
+      </w:tc>
+      <w:tc>
+        <w:tcPr>
+          <w:tcW w:w="1634" w:type="dxa"/>
+          <w:tcBorders>
+            <w:top w:val="single" w:sz="4" w:space="0" w:color="auto"/>
+            <w:left w:val="nil"/>
+            <w:bottom w:val="nil"/>
+            <w:right w:val="nil"/>
+          </w:tcBorders>
+        </w:tcPr>
+        <w:p>
+          <w:pPr>
+            <w:pStyle w:val="Piedepgina"/>
+            <w:jc w:val="center"/>
+          </w:pPr>
+        </w:p>
+      </w:tc>
+      <w:tc>
+        <w:tcPr>
+          <w:tcW w:w="1194" w:type="dxa"/>
+          <w:tcBorders>
+            <w:top w:val="nil"/>
+            <w:left w:val="nil"/>
+            <w:bottom w:val="nil"/>
+            <w:right w:val="nil"/>
+          </w:tcBorders>
+        </w:tcPr>
+        <w:p>
+          <w:pPr>
+            <w:pStyle w:val="Piedepgina"/>
+            <w:jc w:val="center"/>
+          </w:pPr>
+        </w:p>
+      </w:tc>
+      <w:tc>
+        <w:tcPr>
+          <w:tcW w:w="2076" w:type="dxa"/>
+          <w:tcBorders>
+            <w:top w:val="single" w:sz="4" w:space="0" w:color="auto"/>
+            <w:left w:val="nil"/>
+            <w:bottom w:val="nil"/>
+            <w:right w:val="nil"/>
+          </w:tcBorders>
+        </w:tcPr>
+        <w:p>
+          <w:pPr>
+            <w:pStyle w:val="Piedepgina"/>
+            <w:jc w:val="center"/>
+          </w:pPr>
+        </w:p>
+      </w:tc>
+      <w:tc>
+        <w:tcPr>
+          <w:tcW w:w="1635" w:type="dxa"/>
+          <w:tcBorders>
+            <w:top w:val="single" w:sz="4" w:space="0" w:color="auto"/>
+            <w:left w:val="nil"/>
+            <w:bottom w:val="nil"/>
+            <w:right w:val="nil"/>
+          </w:tcBorders>
+        </w:tcPr>
+        <w:p>
+          <w:pPr>
+            <w:pStyle w:val="Piedepgina"/>
+            <w:jc w:val="center"/>
+          </w:pPr>
+          <w:proofErr w:type="spellStart"/>
+          <w:r>
+            <w:rPr>
+              <w:rFonts w:ascii="Calibri" w:hAnsi="Calibri" w:cs="Calibri"/>
+              <w:b/>
+              <w:bCs/>
+              <w:sz w:val="16"/>
+              <w:szCs w:val="16"/>
+            </w:rPr>
+            <w:t>V°B°</w:t>
+          </w:r>
+          <w:proofErr w:type="spellEnd"/>
+        </w:p>
+      </w:tc>
+      <w:tc>
+        <w:tcPr>
+          <w:tcW w:w="1635" w:type="dxa"/>
+          <w:tcBorders>
+            <w:top w:val="single" w:sz="4" w:space="0" w:color="auto"/>
+            <w:left w:val="nil"/>
+            <w:bottom w:val="nil"/>
+            <w:right w:val="nil"/>
+          </w:tcBorders>
+        </w:tcPr>
+        <w:p>
+          <w:pPr>
+            <w:pStyle w:val="Piedepgina"/>
+            <w:jc w:val="center"/>
+          </w:pPr>
+        </w:p>
+      </w:tc>
+    </w:tr>
+    <w:tr>
+      <w:tc>
+        <w:tcPr>
+          <w:tcW w:w="4902" w:type="dxa"/>
+          <w:gridSpan w:val="3"/>
+          <w:tcBorders>
+            <w:top w:val="nil"/>
+            <w:left w:val="nil"/>
+            <w:bottom w:val="nil"/>
+            <w:right w:val="nil"/>
+          </w:tcBorders>
+        </w:tcPr>
+        <w:p>
+          <w:pPr>
+            <w:pStyle w:val="Piedepgina"/>
+            <w:jc w:val="center"/>
+          </w:pPr>
+          <w:r>
+            <w:rPr>
+              <w:rFonts w:ascii="Calibri" w:hAnsi="Calibri" w:cs="Calibri"/>
+              <w:b/>
+              <w:bCs/>
+              <w:sz w:val="16"/>
+              <w:szCs w:val="16"/>
+            </w:rPr>
+            <w:t>Jefe de Guardia (Planta de Procesos)</w:t>
+          </w:r>
+        </w:p>
+      </w:tc>
+      <w:tc>
+        <w:tcPr>
+          <w:tcW w:w="1194" w:type="dxa"/>
+          <w:tcBorders>
+            <w:top w:val="nil"/>
+            <w:left w:val="nil"/>
+            <w:bottom w:val="nil"/>
+            <w:right w:val="nil"/>
+          </w:tcBorders>
+        </w:tcPr>
+        <w:p>
+          <w:pPr>
+            <w:pStyle w:val="Piedepgina"/>
+            <w:jc w:val="center"/>
+          </w:pPr>
+        </w:p>
+      </w:tc>
+      <w:tc>
+        <w:tcPr>
+          <w:tcW w:w="5346" w:type="dxa"/>
+          <w:gridSpan w:val="3"/>
+          <w:tcBorders>
+            <w:top w:val="nil"/>
+            <w:left w:val="nil"/>
+            <w:bottom w:val="nil"/>
+            <w:right w:val="nil"/>
+          </w:tcBorders>
+        </w:tcPr>
+        <w:p>
+          <w:pPr>
+            <w:pStyle w:val="Piedepgina"/>
+            <w:jc w:val="center"/>
+          </w:pPr>
+          <w:r>
+            <w:rPr>
+              <w:rFonts w:ascii="Calibri" w:hAnsi="Calibri" w:cs="Calibri"/>
+              <w:b/>
+              <w:bCs/>
+              <w:sz w:val="16"/>
+              <w:szCs w:val="16"/>
+            </w:rPr>
+            <w:t>Agente</w:t>
+          </w:r>
+          <w:r>
+            <w:rPr>
+              <w:rFonts w:ascii="Calibri" w:hAnsi="Calibri" w:cs="Calibri"/>
+              <w:b/>
+              <w:bCs/>
+              <w:sz w:val="16"/>
+              <w:szCs w:val="16"/>
+            </w:rPr>
+            <w:t xml:space="preserve"> (</w:t>
+          </w:r>
+          <w:r>
+            <w:rPr>
+              <w:rFonts w:ascii="Calibri" w:hAnsi="Calibri" w:cs="Calibri"/>
+              <w:b/>
+              <w:bCs/>
+              <w:sz w:val="16"/>
+              <w:szCs w:val="16"/>
+            </w:rPr>
+            <w:t>Seguridad Patrimonial</w:t>
+          </w:r>
+          <w:r>
+            <w:rPr>
+              <w:rFonts w:ascii="Calibri" w:hAnsi="Calibri" w:cs="Calibri"/>
+              <w:b/>
+              <w:bCs/>
+              <w:sz w:val="16"/>
+              <w:szCs w:val="16"/>
+            </w:rPr>
+            <w:t>)</w:t>
+          </w:r>
+        </w:p>
+      </w:tc>
+    </w:tr>
+    <w:tr>
+      <w:tc>
+        <w:tcPr>
+          <w:tcW w:w="1634" w:type="dxa"/>
+          <w:tcBorders>
+            <w:top w:val="nil"/>
+            <w:left w:val="nil"/>
+            <w:bottom w:val="nil"/>
+            <w:right w:val="nil"/>
+          </w:tcBorders>
+        </w:tcPr>
+        <w:p>
+          <w:pPr>
+            <w:pStyle w:val="Piedepgina"/>
+          </w:pPr>
+        </w:p>
+      </w:tc>
+      <w:tc>
+        <w:tcPr>
+          <w:tcW w:w="1634" w:type="dxa"/>
+          <w:tcBorders>
+            <w:top w:val="nil"/>
+            <w:left w:val="nil"/>
+            <w:bottom w:val="nil"/>
+            <w:right w:val="nil"/>
+          </w:tcBorders>
+        </w:tcPr>
+        <w:p>
+          <w:pPr>
+            <w:pStyle w:val="Piedepgina"/>
+          </w:pPr>
+        </w:p>
+      </w:tc>
+      <w:tc>
+        <w:tcPr>
+          <w:tcW w:w="1634" w:type="dxa"/>
+          <w:tcBorders>
+            <w:top w:val="nil"/>
+            <w:left w:val="nil"/>
+            <w:bottom w:val="nil"/>
+            <w:right w:val="nil"/>
+          </w:tcBorders>
+        </w:tcPr>
+        <w:p>
+          <w:pPr>
+            <w:pStyle w:val="Piedepgina"/>
+          </w:pPr>
+        </w:p>
+      </w:tc>
+      <w:tc>
+        <w:tcPr>
+          <w:tcW w:w="1194" w:type="dxa"/>
+          <w:tcBorders>
+            <w:top w:val="nil"/>
+            <w:left w:val="nil"/>
+            <w:bottom w:val="nil"/>
+            <w:right w:val="nil"/>
+          </w:tcBorders>
+        </w:tcPr>
+        <w:p>
+          <w:pPr>
+            <w:pStyle w:val="Piedepgina"/>
+          </w:pPr>
+        </w:p>
+      </w:tc>
+      <w:tc>
+        <w:tcPr>
+          <w:tcW w:w="2076" w:type="dxa"/>
+          <w:tcBorders>
+            <w:top w:val="nil"/>
+            <w:left w:val="nil"/>
+            <w:bottom w:val="nil"/>
+            <w:right w:val="nil"/>
+          </w:tcBorders>
+        </w:tcPr>
+        <w:p>
+          <w:pPr>
+            <w:pStyle w:val="Piedepgina"/>
+          </w:pPr>
+        </w:p>
+      </w:tc>
+      <w:tc>
+        <w:tcPr>
+          <w:tcW w:w="1635" w:type="dxa"/>
+          <w:tcBorders>
+            <w:top w:val="nil"/>
+            <w:left w:val="nil"/>
+            <w:bottom w:val="nil"/>
+            <w:right w:val="nil"/>
+          </w:tcBorders>
+        </w:tcPr>
+        <w:p>
+          <w:pPr>
+            <w:pStyle w:val="Piedepgina"/>
+          </w:pPr>
+        </w:p>
+      </w:tc>
+      <w:tc>
+        <w:tcPr>
+          <w:tcW w:w="1635" w:type="dxa"/>
+          <w:tcBorders>
+            <w:top w:val="nil"/>
+            <w:left w:val="nil"/>
+            <w:bottom w:val="nil"/>
+            <w:right w:val="nil"/>
+          </w:tcBorders>
+        </w:tcPr>
+        <w:p>
+          <w:pPr>
+            <w:pStyle w:val="Piedepgina"/>
+          </w:pPr>
+        </w:p>
+      </w:tc>
+    </w:tr>
+    <w:tr>
+      <w:tc>
+        <w:tcPr>
+          <w:tcW w:w="1634" w:type="dxa"/>
+          <w:tcBorders>
+            <w:top w:val="nil"/>
+            <w:left w:val="nil"/>
+            <w:bottom w:val="nil"/>
+            <w:right w:val="nil"/>
+          </w:tcBorders>
+        </w:tcPr>
+        <w:p>
+          <w:pPr>
+            <w:pStyle w:val="Piedepgina"/>
+          </w:pPr>
+        </w:p>
+      </w:tc>
+      <w:tc>
+        <w:tcPr>
+          <w:tcW w:w="1634" w:type="dxa"/>
+          <w:tcBorders>
+            <w:top w:val="nil"/>
+            <w:left w:val="nil"/>
+            <w:bottom w:val="nil"/>
+            <w:right w:val="nil"/>
+          </w:tcBorders>
+        </w:tcPr>
+        <w:p>
+          <w:pPr>
+            <w:pStyle w:val="Piedepgina"/>
+          </w:pPr>
+        </w:p>
+      </w:tc>
+      <w:tc>
+        <w:tcPr>
+          <w:tcW w:w="1634" w:type="dxa"/>
+          <w:tcBorders>
+            <w:top w:val="nil"/>
+            <w:left w:val="nil"/>
+            <w:bottom w:val="nil"/>
+            <w:right w:val="nil"/>
+          </w:tcBorders>
+        </w:tcPr>
+        <w:p>
+          <w:pPr>
+            <w:pStyle w:val="Piedepgina"/>
+          </w:pPr>
+        </w:p>
+      </w:tc>
+      <w:tc>
+        <w:tcPr>
+          <w:tcW w:w="1194" w:type="dxa"/>
+          <w:tcBorders>
+            <w:top w:val="nil"/>
+            <w:left w:val="nil"/>
+            <w:bottom w:val="nil"/>
+            <w:right w:val="nil"/>
+          </w:tcBorders>
+        </w:tcPr>
+        <w:p>
+          <w:pPr>
+            <w:pStyle w:val="Piedepgina"/>
+          </w:pPr>
+        </w:p>
+      </w:tc>
+      <w:tc>
+        <w:tcPr>
+          <w:tcW w:w="2076" w:type="dxa"/>
+          <w:tcBorders>
+            <w:top w:val="nil"/>
+            <w:left w:val="nil"/>
+            <w:bottom w:val="nil"/>
+            <w:right w:val="nil"/>
+          </w:tcBorders>
+        </w:tcPr>
+        <w:p>
+          <w:pPr>
+            <w:pStyle w:val="Piedepgina"/>
+          </w:pPr>
+        </w:p>
+      </w:tc>
+      <w:tc>
+        <w:tcPr>
+          <w:tcW w:w="1635" w:type="dxa"/>
+          <w:tcBorders>
+            <w:top w:val="nil"/>
+            <w:left w:val="nil"/>
+            <w:bottom w:val="nil"/>
+            <w:right w:val="nil"/>
+          </w:tcBorders>
+        </w:tcPr>
+        <w:p>
+          <w:pPr>
+            <w:pStyle w:val="Piedepgina"/>
+          </w:pPr>
+        </w:p>
+      </w:tc>
+      <w:tc>
+        <w:tcPr>
+          <w:tcW w:w="1635" w:type="dxa"/>
+          <w:tcBorders>
+            <w:top w:val="nil"/>
+            <w:left w:val="nil"/>
+            <w:bottom w:val="nil"/>
+            <w:right w:val="nil"/>
+          </w:tcBorders>
+        </w:tcPr>
+        <w:p>
+          <w:pPr>
+            <w:pStyle w:val="Piedepgina"/>
+          </w:pPr>
+        </w:p>
+      </w:tc>
+    </w:tr>
+    <w:tr>
+      <w:tc>
+        <w:tcPr>
+          <w:tcW w:w="1634" w:type="dxa"/>
+          <w:tcBorders>
+            <w:top w:val="nil"/>
+            <w:left w:val="nil"/>
+            <w:bottom w:val="nil"/>
+            <w:right w:val="nil"/>
+          </w:tcBorders>
+        </w:tcPr>
+        <w:p>
+          <w:pPr>
+            <w:pStyle w:val="Piedepgina"/>
+          </w:pPr>
+        </w:p>
+      </w:tc>
+      <w:tc>
+        <w:tcPr>
+          <w:tcW w:w="1634" w:type="dxa"/>
+          <w:tcBorders>
+            <w:top w:val="nil"/>
+            <w:left w:val="nil"/>
+            <w:bottom w:val="nil"/>
+            <w:right w:val="nil"/>
+          </w:tcBorders>
+        </w:tcPr>
+        <w:p>
+          <w:pPr>
+            <w:pStyle w:val="Piedepgina"/>
+          </w:pPr>
+        </w:p>
+      </w:tc>
+      <w:tc>
+        <w:tcPr>
+          <w:tcW w:w="1634" w:type="dxa"/>
+          <w:tcBorders>
+            <w:top w:val="nil"/>
+            <w:left w:val="nil"/>
+            <w:bottom w:val="nil"/>
+            <w:right w:val="nil"/>
+          </w:tcBorders>
+        </w:tcPr>
+        <w:p>
+          <w:pPr>
+            <w:pStyle w:val="Piedepgina"/>
+          </w:pPr>
+        </w:p>
+      </w:tc>
+      <w:tc>
+        <w:tcPr>
+          <w:tcW w:w="1194" w:type="dxa"/>
+          <w:tcBorders>
+            <w:top w:val="nil"/>
+            <w:left w:val="nil"/>
+            <w:bottom w:val="nil"/>
+            <w:right w:val="nil"/>
+          </w:tcBorders>
+        </w:tcPr>
+        <w:p>
+          <w:pPr>
+            <w:pStyle w:val="Piedepgina"/>
+          </w:pPr>
+        </w:p>
+      </w:tc>
+      <w:tc>
+        <w:tcPr>
+          <w:tcW w:w="2076" w:type="dxa"/>
+          <w:tcBorders>
+            <w:top w:val="nil"/>
+            <w:left w:val="nil"/>
+            <w:bottom w:val="nil"/>
+            <w:right w:val="nil"/>
+          </w:tcBorders>
+        </w:tcPr>
+        <w:p>
+          <w:pPr>
+            <w:pStyle w:val="Piedepgina"/>
+          </w:pPr>
+        </w:p>
+      </w:tc>
+      <w:tc>
+        <w:tcPr>
+          <w:tcW w:w="1635" w:type="dxa"/>
+          <w:tcBorders>
+            <w:top w:val="nil"/>
+            <w:left w:val="nil"/>
+            <w:bottom w:val="nil"/>
+            <w:right w:val="nil"/>
+          </w:tcBorders>
+        </w:tcPr>
+        <w:p>
+          <w:pPr>
+            <w:pStyle w:val="Piedepgina"/>
+          </w:pPr>
+        </w:p>
+      </w:tc>
+      <w:tc>
+        <w:tcPr>
+          <w:tcW w:w="1635" w:type="dxa"/>
+          <w:tcBorders>
+            <w:top w:val="nil"/>
+            <w:left w:val="nil"/>
+            <w:bottom w:val="nil"/>
+            <w:right w:val="nil"/>
+          </w:tcBorders>
+        </w:tcPr>
+        <w:p>
+          <w:pPr>
+            <w:pStyle w:val="Piedepgina"/>
+          </w:pPr>
+        </w:p>
+      </w:tc>
+    </w:tr>
+    <w:tr>
+      <w:tc>
+        <w:tcPr>
+          <w:tcW w:w="1634" w:type="dxa"/>
+          <w:tcBorders>
+            <w:top w:val="nil"/>
+            <w:left w:val="nil"/>
+            <w:bottom w:val="nil"/>
+            <w:right w:val="nil"/>
+          </w:tcBorders>
+        </w:tcPr>
+        <w:p>
+          <w:pPr>
+            <w:pStyle w:val="Piedepgina"/>
+          </w:pPr>
+        </w:p>
+      </w:tc>
+      <w:tc>
+        <w:tcPr>
+          <w:tcW w:w="1634" w:type="dxa"/>
+          <w:tcBorders>
+            <w:top w:val="nil"/>
+            <w:left w:val="nil"/>
+            <w:bottom w:val="nil"/>
+            <w:right w:val="nil"/>
+          </w:tcBorders>
+        </w:tcPr>
+        <w:p>
+          <w:pPr>
+            <w:pStyle w:val="Piedepgina"/>
+          </w:pPr>
+        </w:p>
+      </w:tc>
+      <w:tc>
+        <w:tcPr>
+          <w:tcW w:w="1634" w:type="dxa"/>
+          <w:tcBorders>
+            <w:top w:val="nil"/>
+            <w:left w:val="nil"/>
+            <w:bottom w:val="nil"/>
+            <w:right w:val="nil"/>
+          </w:tcBorders>
+        </w:tcPr>
+        <w:p>
+          <w:pPr>
+            <w:pStyle w:val="Piedepgina"/>
+          </w:pPr>
+        </w:p>
+      </w:tc>
+      <w:tc>
+        <w:tcPr>
+          <w:tcW w:w="1194" w:type="dxa"/>
+          <w:tcBorders>
+            <w:top w:val="nil"/>
+            <w:left w:val="nil"/>
+            <w:bottom w:val="nil"/>
+            <w:right w:val="nil"/>
+          </w:tcBorders>
+        </w:tcPr>
+        <w:p>
+          <w:pPr>
+            <w:pStyle w:val="Piedepgina"/>
+          </w:pPr>
+        </w:p>
+      </w:tc>
+      <w:tc>
+        <w:tcPr>
+          <w:tcW w:w="2076" w:type="dxa"/>
+          <w:tcBorders>
+            <w:top w:val="nil"/>
+            <w:left w:val="nil"/>
+            <w:bottom w:val="nil"/>
+            <w:right w:val="nil"/>
+          </w:tcBorders>
+        </w:tcPr>
+        <w:p>
+          <w:pPr>
+            <w:pStyle w:val="Piedepgina"/>
+          </w:pPr>
+        </w:p>
+      </w:tc>
+      <w:tc>
+        <w:tcPr>
+          <w:tcW w:w="1635" w:type="dxa"/>
+          <w:tcBorders>
+            <w:top w:val="nil"/>
+            <w:left w:val="nil"/>
+            <w:bottom w:val="nil"/>
+            <w:right w:val="nil"/>
+          </w:tcBorders>
+        </w:tcPr>
+        <w:p>
+          <w:pPr>
+            <w:pStyle w:val="Piedepgina"/>
+          </w:pPr>
+        </w:p>
+      </w:tc>
+      <w:tc>
+        <w:tcPr>
+          <w:tcW w:w="1635" w:type="dxa"/>
+          <w:tcBorders>
+            <w:top w:val="nil"/>
+            <w:left w:val="nil"/>
+            <w:bottom w:val="nil"/>
+            <w:right w:val="nil"/>
+          </w:tcBorders>
+        </w:tcPr>
+        <w:p>
+          <w:pPr>
+            <w:pStyle w:val="Piedepgina"/>
+          </w:pPr>
+        </w:p>
+      </w:tc>
+    </w:tr>
+    <w:tr>
+      <w:tc>
+        <w:tcPr>
+          <w:tcW w:w="1634" w:type="dxa"/>
+          <w:tcBorders>
+            <w:top w:val="nil"/>
+            <w:left w:val="nil"/>
+            <w:bottom w:val="nil"/>
+            <w:right w:val="nil"/>
+          </w:tcBorders>
+        </w:tcPr>
+        <w:p>
+          <w:pPr>
+            <w:pStyle w:val="Piedepgina"/>
+          </w:pPr>
+        </w:p>
+      </w:tc>
+      <w:tc>
+        <w:tcPr>
+          <w:tcW w:w="1634" w:type="dxa"/>
+          <w:tcBorders>
+            <w:top w:val="nil"/>
+            <w:left w:val="nil"/>
+            <w:bottom w:val="nil"/>
+            <w:right w:val="nil"/>
+          </w:tcBorders>
+        </w:tcPr>
+        <w:p>
+          <w:pPr>
+            <w:pStyle w:val="Piedepgina"/>
+          </w:pPr>
+        </w:p>
+      </w:tc>
+      <w:tc>
+        <w:tcPr>
+          <w:tcW w:w="1634" w:type="dxa"/>
+          <w:tcBorders>
+            <w:top w:val="nil"/>
+            <w:left w:val="nil"/>
+            <w:bottom w:val="nil"/>
+            <w:right w:val="nil"/>
+          </w:tcBorders>
+        </w:tcPr>
+        <w:p>
+          <w:pPr>
+            <w:pStyle w:val="Piedepgina"/>
+          </w:pPr>
+        </w:p>
+      </w:tc>
+      <w:tc>
+        <w:tcPr>
+          <w:tcW w:w="1194" w:type="dxa"/>
+          <w:tcBorders>
+            <w:top w:val="nil"/>
+            <w:left w:val="nil"/>
+            <w:bottom w:val="nil"/>
+            <w:right w:val="nil"/>
+          </w:tcBorders>
+        </w:tcPr>
+        <w:p>
+          <w:pPr>
+            <w:pStyle w:val="Piedepgina"/>
+          </w:pPr>
+        </w:p>
+      </w:tc>
+      <w:tc>
+        <w:tcPr>
+          <w:tcW w:w="2076" w:type="dxa"/>
+          <w:tcBorders>
+            <w:top w:val="nil"/>
+            <w:left w:val="nil"/>
+            <w:bottom w:val="nil"/>
+            <w:right w:val="nil"/>
+          </w:tcBorders>
+        </w:tcPr>
+        <w:p>
+          <w:pPr>
+            <w:pStyle w:val="Piedepgina"/>
+          </w:pPr>
+        </w:p>
+      </w:tc>
+      <w:tc>
+        <w:tcPr>
+          <w:tcW w:w="1635" w:type="dxa"/>
+          <w:tcBorders>
+            <w:top w:val="nil"/>
+            <w:left w:val="nil"/>
+            <w:bottom w:val="nil"/>
+            <w:right w:val="nil"/>
+          </w:tcBorders>
+        </w:tcPr>
+        <w:p>
+          <w:pPr>
+            <w:pStyle w:val="Piedepgina"/>
+          </w:pPr>
+        </w:p>
+      </w:tc>
+      <w:tc>
+        <w:tcPr>
+          <w:tcW w:w="1635" w:type="dxa"/>
+          <w:tcBorders>
+            <w:top w:val="nil"/>
+            <w:left w:val="nil"/>
+            <w:bottom w:val="nil"/>
+            <w:right w:val="nil"/>
+          </w:tcBorders>
+        </w:tcPr>
+        <w:p>
+          <w:pPr>
+            <w:pStyle w:val="Piedepgina"/>
+          </w:pPr>
+        </w:p>
+      </w:tc>
+    </w:tr>
+    <w:tr>
+      <w:trPr>
+        <w:trHeight w:val="304"/>
+      </w:trPr>
+      <w:tc>
+        <w:tcPr>
+          <w:tcW w:w="1634" w:type="dxa"/>
+          <w:tcBorders>
+            <w:top w:val="nil"/>
+            <w:left w:val="nil"/>
+            <w:bottom w:val="nil"/>
+            <w:right w:val="nil"/>
+          </w:tcBorders>
+        </w:tcPr>
+        <w:p>
+          <w:pPr>
+            <w:pStyle w:val="Piedepgina"/>
+          </w:pPr>
+        </w:p>
+      </w:tc>
+      <w:tc>
+        <w:tcPr>
+          <w:tcW w:w="1634" w:type="dxa"/>
+          <w:tcBorders>
+            <w:top w:val="nil"/>
+            <w:left w:val="nil"/>
+            <w:bottom w:val="nil"/>
+            <w:right w:val="nil"/>
+          </w:tcBorders>
+        </w:tcPr>
+        <w:p>
+          <w:pPr>
+            <w:pStyle w:val="Piedepgina"/>
+          </w:pPr>
+        </w:p>
+      </w:tc>
+      <w:tc>
+        <w:tcPr>
+          <w:tcW w:w="1634" w:type="dxa"/>
+          <w:tcBorders>
+            <w:top w:val="nil"/>
+            <w:left w:val="nil"/>
+            <w:bottom w:val="single" w:sz="4" w:space="0" w:color="auto"/>
+            <w:right w:val="nil"/>
+          </w:tcBorders>
+        </w:tcPr>
+        <w:p>
+          <w:pPr>
+            <w:pStyle w:val="Piedepgina"/>
+          </w:pPr>
+        </w:p>
+      </w:tc>
+      <w:tc>
+        <w:tcPr>
+          <w:tcW w:w="1194" w:type="dxa"/>
+          <w:tcBorders>
+            <w:top w:val="nil"/>
+            <w:left w:val="nil"/>
+            <w:bottom w:val="single" w:sz="4" w:space="0" w:color="auto"/>
+            <w:right w:val="nil"/>
+          </w:tcBorders>
+        </w:tcPr>
+        <w:p>
+          <w:pPr>
+            <w:pStyle w:val="Piedepgina"/>
+          </w:pPr>
+        </w:p>
+      </w:tc>
+      <w:tc>
+        <w:tcPr>
+          <w:tcW w:w="2076" w:type="dxa"/>
+          <w:tcBorders>
+            <w:top w:val="nil"/>
+            <w:left w:val="nil"/>
+            <w:bottom w:val="single" w:sz="4" w:space="0" w:color="auto"/>
+            <w:right w:val="nil"/>
+          </w:tcBorders>
+        </w:tcPr>
+        <w:p>
+          <w:pPr>
+            <w:pStyle w:val="Piedepgina"/>
+          </w:pPr>
+        </w:p>
+      </w:tc>
+      <w:tc>
+        <w:tcPr>
+          <w:tcW w:w="1635" w:type="dxa"/>
+          <w:tcBorders>
+            <w:top w:val="nil"/>
+            <w:left w:val="nil"/>
+            <w:bottom w:val="nil"/>
+            <w:right w:val="nil"/>
+          </w:tcBorders>
+        </w:tcPr>
+        <w:p>
+          <w:pPr>
+            <w:pStyle w:val="Piedepgina"/>
+          </w:pPr>
+        </w:p>
+      </w:tc>
+      <w:tc>
+        <w:tcPr>
+          <w:tcW w:w="1635" w:type="dxa"/>
+          <w:tcBorders>
+            <w:top w:val="nil"/>
+            <w:left w:val="nil"/>
+            <w:bottom w:val="nil"/>
+            <w:right w:val="nil"/>
+          </w:tcBorders>
+        </w:tcPr>
+        <w:p>
+          <w:pPr>
+            <w:pStyle w:val="Piedepgina"/>
+          </w:pPr>
+        </w:p>
+      </w:tc>
+    </w:tr>
+    <w:tr>
+      <w:tc>
+        <w:tcPr>
+          <w:tcW w:w="1634" w:type="dxa"/>
+          <w:tcBorders>
+            <w:top w:val="nil"/>
+            <w:left w:val="nil"/>
+            <w:bottom w:val="nil"/>
+            <w:right w:val="nil"/>
+          </w:tcBorders>
+        </w:tcPr>
+        <w:p>
+          <w:pPr>
+            <w:pStyle w:val="Piedepgina"/>
+          </w:pPr>
+        </w:p>
+      </w:tc>
+      <w:tc>
+        <w:tcPr>
+          <w:tcW w:w="1634" w:type="dxa"/>
+          <w:tcBorders>
+            <w:top w:val="nil"/>
+            <w:left w:val="nil"/>
+            <w:bottom w:val="nil"/>
+            <w:right w:val="nil"/>
+          </w:tcBorders>
+        </w:tcPr>
+        <w:p>
+          <w:pPr>
+            <w:pStyle w:val="Piedepgina"/>
+          </w:pPr>
+        </w:p>
+      </w:tc>
+      <w:tc>
+        <w:tcPr>
+          <w:tcW w:w="1634" w:type="dxa"/>
+          <w:tcBorders>
+            <w:top w:val="single" w:sz="4" w:space="0" w:color="auto"/>
+            <w:left w:val="nil"/>
+            <w:bottom w:val="nil"/>
+            <w:right w:val="nil"/>
+          </w:tcBorders>
+        </w:tcPr>
+        <w:p>
+          <w:pPr>
+            <w:pStyle w:val="Piedepgina"/>
+            <w:jc w:val="center"/>
+          </w:pPr>
+        </w:p>
+      </w:tc>
+      <w:tc>
+        <w:tcPr>
+          <w:tcW w:w="1194" w:type="dxa"/>
+          <w:tcBorders>
+            <w:top w:val="single" w:sz="4" w:space="0" w:color="auto"/>
+            <w:left w:val="nil"/>
+            <w:bottom w:val="nil"/>
+            <w:right w:val="nil"/>
+          </w:tcBorders>
+        </w:tcPr>
+        <w:p>
+          <w:pPr>
+            <w:pStyle w:val="Piedepgina"/>
+            <w:jc w:val="center"/>
+          </w:pPr>
+          <w:proofErr w:type="spellStart"/>
+          <w:r>
+            <w:rPr>
+              <w:rFonts w:ascii="Calibri" w:hAnsi="Calibri" w:cs="Calibri"/>
+              <w:b/>
+              <w:bCs/>
+              <w:sz w:val="16"/>
+              <w:szCs w:val="16"/>
+            </w:rPr>
+            <w:t>V°B°</w:t>
+          </w:r>
+          <w:proofErr w:type="spellEnd"/>
+        </w:p>
+      </w:tc>
+      <w:tc>
+        <w:tcPr>
+          <w:tcW w:w="2076" w:type="dxa"/>
+          <w:tcBorders>
+            <w:top w:val="single" w:sz="4" w:space="0" w:color="auto"/>
+            <w:left w:val="nil"/>
+            <w:bottom w:val="nil"/>
+            <w:right w:val="nil"/>
+          </w:tcBorders>
+        </w:tcPr>
+        <w:p>
+          <w:pPr>
+            <w:pStyle w:val="Piedepgina"/>
+          </w:pPr>
+        </w:p>
+      </w:tc>
+      <w:tc>
+        <w:tcPr>
+          <w:tcW w:w="1635" w:type="dxa"/>
+          <w:tcBorders>
+            <w:top w:val="nil"/>
+            <w:left w:val="nil"/>
+            <w:bottom w:val="nil"/>
+            <w:right w:val="nil"/>
+          </w:tcBorders>
+        </w:tcPr>
+        <w:p>
+          <w:pPr>
+            <w:pStyle w:val="Piedepgina"/>
+          </w:pPr>
+        </w:p>
+      </w:tc>
+      <w:tc>
+        <w:tcPr>
+          <w:tcW w:w="1635" w:type="dxa"/>
+          <w:tcBorders>
+            <w:top w:val="nil"/>
+            <w:left w:val="nil"/>
+            <w:bottom w:val="nil"/>
+            <w:right w:val="nil"/>
+          </w:tcBorders>
+        </w:tcPr>
+        <w:p>
+          <w:pPr>
+            <w:pStyle w:val="Piedepgina"/>
+          </w:pPr>
+        </w:p>
+      </w:tc>
+    </w:tr>
+    <w:tr>
+      <w:tc>
+        <w:tcPr>
+          <w:tcW w:w="1634" w:type="dxa"/>
+          <w:tcBorders>
+            <w:top w:val="nil"/>
+            <w:left w:val="nil"/>
+            <w:bottom w:val="nil"/>
+            <w:right w:val="nil"/>
+          </w:tcBorders>
+        </w:tcPr>
+        <w:p>
+          <w:pPr>
+            <w:pStyle w:val="Piedepgina"/>
+          </w:pPr>
+        </w:p>
+      </w:tc>
+      <w:tc>
+        <w:tcPr>
+          <w:tcW w:w="1634" w:type="dxa"/>
+          <w:tcBorders>
+            <w:top w:val="nil"/>
+            <w:left w:val="nil"/>
+            <w:bottom w:val="nil"/>
+            <w:right w:val="nil"/>
+          </w:tcBorders>
+        </w:tcPr>
+        <w:p>
+          <w:pPr>
+            <w:pStyle w:val="Piedepgina"/>
+          </w:pPr>
+        </w:p>
+      </w:tc>
+      <w:tc>
+        <w:tcPr>
+          <w:tcW w:w="4904" w:type="dxa"/>
+          <w:gridSpan w:val="3"/>
+          <w:tcBorders>
+            <w:top w:val="nil"/>
+            <w:left w:val="nil"/>
+            <w:bottom w:val="nil"/>
+            <w:right w:val="nil"/>
+          </w:tcBorders>
+        </w:tcPr>
+        <w:p>
+          <w:pPr>
+            <w:pStyle w:val="Piedepgina"/>
+            <w:jc w:val="center"/>
+          </w:pPr>
+          <w:r>
+            <w:rPr>
+              <w:rFonts w:ascii="Calibri" w:hAnsi="Calibri" w:cs="Calibri"/>
+              <w:b/>
+              <w:bCs/>
+              <w:sz w:val="16"/>
+              <w:szCs w:val="16"/>
+            </w:rPr>
+            <w:t>Supervisor</w:t>
+          </w:r>
+          <w:r>
+            <w:rPr>
+              <w:rFonts w:ascii="Calibri" w:hAnsi="Calibri" w:cs="Calibri"/>
+              <w:b/>
+              <w:bCs/>
+              <w:sz w:val="16"/>
+              <w:szCs w:val="16"/>
+            </w:rPr>
+            <w:t xml:space="preserve"> (</w:t>
+          </w:r>
+          <w:r>
+            <w:rPr>
+              <w:rFonts w:ascii="Calibri" w:hAnsi="Calibri" w:cs="Calibri"/>
+              <w:b/>
+              <w:bCs/>
+              <w:sz w:val="16"/>
+              <w:szCs w:val="16"/>
+            </w:rPr>
+            <w:t>Comercialización Acopio</w:t>
+          </w:r>
+          <w:r>
+            <w:rPr>
+              <w:rFonts w:ascii="Calibri" w:hAnsi="Calibri" w:cs="Calibri"/>
+              <w:b/>
+              <w:bCs/>
+              <w:sz w:val="16"/>
+              <w:szCs w:val="16"/>
+            </w:rPr>
+            <w:t>)</w:t>
+          </w:r>
+        </w:p>
+      </w:tc>
+      <w:tc>
+        <w:tcPr>
+          <w:tcW w:w="1635" w:type="dxa"/>
+          <w:tcBorders>
+            <w:top w:val="nil"/>
+            <w:left w:val="nil"/>
+            <w:bottom w:val="nil"/>
+            <w:right w:val="nil"/>
+          </w:tcBorders>
+        </w:tcPr>
+        <w:p>
+          <w:pPr>
+            <w:pStyle w:val="Piedepgina"/>
+          </w:pPr>
+        </w:p>
+      </w:tc>
+      <w:tc>
+        <w:tcPr>
+          <w:tcW w:w="1635" w:type="dxa"/>
+          <w:tcBorders>
+            <w:top w:val="nil"/>
+            <w:left w:val="nil"/>
+            <w:bottom w:val="nil"/>
+            <w:right w:val="nil"/>
+          </w:tcBorders>
+        </w:tcPr>
+        <w:p>
+          <w:pPr>
+            <w:pStyle w:val="Piedepgina"/>
+          </w:pPr>
+        </w:p>
+      </w:tc>
+    </w:tr>
+  </w:tbl>
   <w:p>
     <w:pPr>
       <w:pStyle w:val="Piedepgina"/>
@@ -4696,596 +5840,6 @@
         <w:tab w:val="clear" w:pos="8504"/>
         <w:tab w:val="left" w:pos="5145"/>
       </w:tabs>
-    </w:pPr>
-    <w:r>
-      <w:rPr>
-        <w:rFonts w:ascii="Calibri" w:hAnsi="Calibri" w:cs="Calibri"/>
-        <w:b/>
-        <w:caps/>
-        <w:noProof/>
-        <w14:ligatures w14:val="standardContextual"/>
-      </w:rPr>
-      <mc:AlternateContent>
-        <mc:Choice Requires="wps">
-          <w:drawing>
-            <wp:anchor distT="0" distB="0" distL="114300" distR="114300" simplePos="0" relativeHeight="251665408" behindDoc="1" locked="0" layoutInCell="1" allowOverlap="1" wp14:anchorId="14963694" wp14:editId="1AC31160">
-              <wp:simplePos x="0" y="0"/>
-              <wp:positionH relativeFrom="column">
-                <wp:posOffset>2143125</wp:posOffset>
-              </wp:positionH>
-              <wp:positionV relativeFrom="paragraph">
-                <wp:posOffset>1283335</wp:posOffset>
-              </wp:positionV>
-              <wp:extent cx="2934970" cy="731520"/>
-              <wp:effectExtent l="0" t="0" r="0" b="0"/>
-              <wp:wrapTopAndBottom/>
-              <wp:docPr id="1396072656" name="Rectángulo 2"/>
-              <wp:cNvGraphicFramePr/>
-              <a:graphic xmlns:a="http://schemas.openxmlformats.org/drawingml/2006/main">
-                <a:graphicData uri="http://schemas.microsoft.com/office/word/2010/wordprocessingShape">
-                  <wps:wsp>
-                    <wps:cNvSpPr/>
-                    <wps:spPr>
-                      <a:xfrm>
-                        <a:off x="0" y="0"/>
-                        <a:ext cx="2934970" cy="731520"/>
-                      </a:xfrm>
-                      <a:prstGeom prst="rect">
-                        <a:avLst/>
-                      </a:prstGeom>
-                      <a:noFill/>
-                      <a:ln>
-                        <a:noFill/>
-                      </a:ln>
-                    </wps:spPr>
-                    <wps:style>
-                      <a:lnRef idx="0">
-                        <a:scrgbClr r="0" g="0" b="0"/>
-                      </a:lnRef>
-                      <a:fillRef idx="0">
-                        <a:scrgbClr r="0" g="0" b="0"/>
-                      </a:fillRef>
-                      <a:effectRef idx="0">
-                        <a:scrgbClr r="0" g="0" b="0"/>
-                      </a:effectRef>
-                      <a:fontRef idx="minor">
-                        <a:schemeClr val="dk1"/>
-                      </a:fontRef>
-                    </wps:style>
-                    <wps:txbx>
-                      <w:txbxContent>
-                        <w:tbl>
-                          <w:tblPr>
-                            <w:tblStyle w:val="Tablaconcuadrcula"/>
-                            <w:tblW w:w="0" w:type="auto"/>
-                            <w:tblBorders>
-                              <w:left w:val="none" w:sz="0" w:space="0" w:color="auto"/>
-                              <w:bottom w:val="none" w:sz="0" w:space="0" w:color="auto"/>
-                              <w:right w:val="none" w:sz="0" w:space="0" w:color="auto"/>
-                              <w:insideH w:val="none" w:sz="0" w:space="0" w:color="auto"/>
-                              <w:insideV w:val="none" w:sz="0" w:space="0" w:color="auto"/>
-                            </w:tblBorders>
-                            <w:tblLook w:val="04A0" w:firstRow="1" w:lastRow="0" w:firstColumn="1" w:lastColumn="0" w:noHBand="0" w:noVBand="1"/>
-                          </w:tblPr>
-                          <w:tblGrid>
-                            <w:gridCol w:w="4323"/>
-                          </w:tblGrid>
-                          <w:tr>
-                            <w:trPr>
-                              <w:trHeight w:val="130"/>
-                            </w:trPr>
-                            <w:tc>
-                              <w:tcPr>
-                                <w:tcW w:w="4323" w:type="dxa"/>
-                              </w:tcPr>
-                              <w:p>
-                                <w:pPr>
-                                  <w:spacing w:before="0" w:after="0"/>
-                                  <w:jc w:val="center"/>
-                                  <w:rPr>
-                                    <w:rFonts w:ascii="Calibri" w:hAnsi="Calibri" w:cs="Calibri"/>
-                                    <w:b/>
-                                    <w:bCs/>
-                                    <w:sz w:val="16"/>
-                                    <w:szCs w:val="16"/>
-                                  </w:rPr>
-                                </w:pPr>
-                                <w:proofErr w:type="spellStart"/>
-                                <w:r>
-                                  <w:rPr>
-                                    <w:rFonts w:ascii="Calibri" w:hAnsi="Calibri" w:cs="Calibri"/>
-                                    <w:b/>
-                                    <w:bCs/>
-                                    <w:sz w:val="16"/>
-                                    <w:szCs w:val="16"/>
-                                  </w:rPr>
-                                  <w:t>V°B°</w:t>
-                                </w:r>
-                                <w:proofErr w:type="spellEnd"/>
-                              </w:p>
-                            </w:tc>
-                          </w:tr>
-                          <w:tr>
-                            <w:tc>
-                              <w:tcPr>
-                                <w:tcW w:w="4323" w:type="dxa"/>
-                              </w:tcPr>
-                              <w:p>
-                                <w:pPr>
-                                  <w:spacing w:before="0"/>
-                                  <w:jc w:val="center"/>
-                                  <w:rPr>
-                                    <w:rFonts w:ascii="Calibri" w:hAnsi="Calibri" w:cs="Calibri"/>
-                                    <w:b/>
-                                    <w:bCs/>
-                                    <w:sz w:val="16"/>
-                                    <w:szCs w:val="16"/>
-                                  </w:rPr>
-                                </w:pPr>
-                                <w:r>
-                                  <w:rPr>
-                                    <w:rFonts w:ascii="Calibri" w:hAnsi="Calibri" w:cs="Calibri"/>
-                                    <w:b/>
-                                    <w:bCs/>
-                                    <w:sz w:val="16"/>
-                                    <w:szCs w:val="16"/>
-                                  </w:rPr>
-                                  <w:t>Supervisor</w:t>
-                                </w:r>
-                                <w:r>
-                                  <w:rPr>
-                                    <w:rFonts w:ascii="Calibri" w:hAnsi="Calibri" w:cs="Calibri"/>
-                                    <w:b/>
-                                    <w:bCs/>
-                                    <w:sz w:val="16"/>
-                                    <w:szCs w:val="16"/>
-                                  </w:rPr>
-                                  <w:t xml:space="preserve"> (</w:t>
-                                </w:r>
-                                <w:r>
-                                  <w:rPr>
-                                    <w:rFonts w:ascii="Calibri" w:hAnsi="Calibri" w:cs="Calibri"/>
-                                    <w:b/>
-                                    <w:bCs/>
-                                    <w:sz w:val="16"/>
-                                    <w:szCs w:val="16"/>
-                                  </w:rPr>
-                                  <w:t>Comercialización Acopio</w:t>
-                                </w:r>
-                                <w:r>
-                                  <w:rPr>
-                                    <w:rFonts w:ascii="Calibri" w:hAnsi="Calibri" w:cs="Calibri"/>
-                                    <w:b/>
-                                    <w:bCs/>
-                                    <w:sz w:val="16"/>
-                                    <w:szCs w:val="16"/>
-                                  </w:rPr>
-                                  <w:t>)</w:t>
-                                </w:r>
-                              </w:p>
-                            </w:tc>
-                          </w:tr>
-                        </w:tbl>
-                        <w:p/>
-                      </w:txbxContent>
-                    </wps:txbx>
-                    <wps:bodyPr rot="0" spcFirstLastPara="0" vertOverflow="overflow" horzOverflow="overflow" vert="horz" wrap="square" lIns="91440" tIns="45720" rIns="91440" bIns="45720" numCol="1" spcCol="0" rtlCol="0" fromWordArt="0" anchor="ctr" anchorCtr="0" forceAA="0" compatLnSpc="1">
-                      <a:prstTxWarp prst="textNoShape">
-                        <a:avLst/>
-                      </a:prstTxWarp>
-                      <a:noAutofit/>
-                    </wps:bodyPr>
-                  </wps:wsp>
-                </a:graphicData>
-              </a:graphic>
-              <wp14:sizeRelH relativeFrom="margin">
-                <wp14:pctWidth>0</wp14:pctWidth>
-              </wp14:sizeRelH>
-              <wp14:sizeRelV relativeFrom="margin">
-                <wp14:pctHeight>0</wp14:pctHeight>
-              </wp14:sizeRelV>
-            </wp:anchor>
-          </w:drawing>
-        </mc:Choice>
-        <mc:Fallback>
-          <w:pict>
-            <v:rect w14:anchorId="14963694" id="_x0000_s1029" style="position:absolute;margin-left:168.75pt;margin-top:101.05pt;width:231.1pt;height:57.6pt;z-index:-251651072;visibility:visible;mso-wrap-style:square;mso-width-percent:0;mso-height-percent:0;mso-wrap-distance-left:9pt;mso-wrap-distance-top:0;mso-wrap-distance-right:9pt;mso-wrap-distance-bottom:0;mso-position-horizontal:absolute;mso-position-horizontal-relative:text;mso-position-vertical:absolute;mso-position-vertical-relative:text;mso-width-percent:0;mso-height-percent:0;mso-width-relative:margin;mso-height-relative:margin;v-text-anchor:middle" o:gfxdata="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" filled="f" stroked="f">
-              <v:textbox>
-                <w:txbxContent>
-                  <w:tbl>
-                    <w:tblPr>
-                      <w:tblStyle w:val="Tablaconcuadrcula"/>
-                      <w:tblW w:w="0" w:type="auto"/>
-                      <w:tblBorders>
-                        <w:left w:val="none" w:sz="0" w:space="0" w:color="auto"/>
-                        <w:bottom w:val="none" w:sz="0" w:space="0" w:color="auto"/>
-                        <w:right w:val="none" w:sz="0" w:space="0" w:color="auto"/>
-                        <w:insideH w:val="none" w:sz="0" w:space="0" w:color="auto"/>
-                        <w:insideV w:val="none" w:sz="0" w:space="0" w:color="auto"/>
-                      </w:tblBorders>
-                      <w:tblLook w:val="04A0" w:firstRow="1" w:lastRow="0" w:firstColumn="1" w:lastColumn="0" w:noHBand="0" w:noVBand="1"/>
-                    </w:tblPr>
-                    <w:tblGrid>
-                      <w:gridCol w:w="4323"/>
-                    </w:tblGrid>
-                    <w:tr>
-                      <w:trPr>
-                        <w:trHeight w:val="130"/>
-                      </w:trPr>
-                      <w:tc>
-                        <w:tcPr>
-                          <w:tcW w:w="4323" w:type="dxa"/>
-                        </w:tcPr>
-                        <w:p>
-                          <w:pPr>
-                            <w:spacing w:before="0" w:after="0"/>
-                            <w:jc w:val="center"/>
-                            <w:rPr>
-                              <w:rFonts w:ascii="Calibri" w:hAnsi="Calibri" w:cs="Calibri"/>
-                              <w:b/>
-                              <w:bCs/>
-                              <w:sz w:val="16"/>
-                              <w:szCs w:val="16"/>
-                            </w:rPr>
-                          </w:pPr>
-                          <w:proofErr w:type="spellStart"/>
-                          <w:r>
-                            <w:rPr>
-                              <w:rFonts w:ascii="Calibri" w:hAnsi="Calibri" w:cs="Calibri"/>
-                              <w:b/>
-                              <w:bCs/>
-                              <w:sz w:val="16"/>
-                              <w:szCs w:val="16"/>
-                            </w:rPr>
-                            <w:t>V°B°</w:t>
-                          </w:r>
-                          <w:proofErr w:type="spellEnd"/>
-                        </w:p>
-                      </w:tc>
-                    </w:tr>
-                    <w:tr>
-                      <w:tc>
-                        <w:tcPr>
-                          <w:tcW w:w="4323" w:type="dxa"/>
-                        </w:tcPr>
-                        <w:p>
-                          <w:pPr>
-                            <w:spacing w:before="0"/>
-                            <w:jc w:val="center"/>
-                            <w:rPr>
-                              <w:rFonts w:ascii="Calibri" w:hAnsi="Calibri" w:cs="Calibri"/>
-                              <w:b/>
-                              <w:bCs/>
-                              <w:sz w:val="16"/>
-                              <w:szCs w:val="16"/>
-                            </w:rPr>
-                          </w:pPr>
-                          <w:r>
-                            <w:rPr>
-                              <w:rFonts w:ascii="Calibri" w:hAnsi="Calibri" w:cs="Calibri"/>
-                              <w:b/>
-                              <w:bCs/>
-                              <w:sz w:val="16"/>
-                              <w:szCs w:val="16"/>
-                            </w:rPr>
-                            <w:t>Supervisor</w:t>
-                          </w:r>
-                          <w:r>
-                            <w:rPr>
-                              <w:rFonts w:ascii="Calibri" w:hAnsi="Calibri" w:cs="Calibri"/>
-                              <w:b/>
-                              <w:bCs/>
-                              <w:sz w:val="16"/>
-                              <w:szCs w:val="16"/>
-                            </w:rPr>
-                            <w:t xml:space="preserve"> (</w:t>
-                          </w:r>
-                          <w:r>
-                            <w:rPr>
-                              <w:rFonts w:ascii="Calibri" w:hAnsi="Calibri" w:cs="Calibri"/>
-                              <w:b/>
-                              <w:bCs/>
-                              <w:sz w:val="16"/>
-                              <w:szCs w:val="16"/>
-                            </w:rPr>
-                            <w:t>Comercialización Acopio</w:t>
-                          </w:r>
-                          <w:r>
-                            <w:rPr>
-                              <w:rFonts w:ascii="Calibri" w:hAnsi="Calibri" w:cs="Calibri"/>
-                              <w:b/>
-                              <w:bCs/>
-                              <w:sz w:val="16"/>
-                              <w:szCs w:val="16"/>
-                            </w:rPr>
-                            <w:t>)</w:t>
-                          </w:r>
-                        </w:p>
-                      </w:tc>
-                    </w:tr>
-                  </w:tbl>
-                  <w:p/>
-                </w:txbxContent>
-              </v:textbox>
-              <w10:wrap type="topAndBottom"/>
-            </v:rect>
-          </w:pict>
-        </mc:Fallback>
-      </mc:AlternateContent>
-    </w:r>
-    <w:r>
-      <w:rPr>
-        <w:rFonts w:ascii="Calibri" w:hAnsi="Calibri" w:cs="Calibri"/>
-        <w:b/>
-        <w:caps/>
-        <w:noProof/>
-        <w14:ligatures w14:val="standardContextual"/>
-      </w:rPr>
-      <mc:AlternateContent>
-        <mc:Choice Requires="wps">
-          <w:drawing>
-            <wp:anchor distT="0" distB="0" distL="114300" distR="114300" simplePos="0" relativeHeight="251661312" behindDoc="1" locked="0" layoutInCell="1" allowOverlap="1" wp14:anchorId="1C0AD86E" wp14:editId="18CB15EA">
-              <wp:simplePos x="0" y="0"/>
-              <wp:positionH relativeFrom="column">
-                <wp:posOffset>95250</wp:posOffset>
-              </wp:positionH>
-              <wp:positionV relativeFrom="paragraph">
-                <wp:posOffset>103505</wp:posOffset>
-              </wp:positionV>
-              <wp:extent cx="2934970" cy="981075"/>
-              <wp:effectExtent l="0" t="0" r="0" b="9525"/>
-              <wp:wrapTopAndBottom/>
-              <wp:docPr id="1375248746" name="Rectángulo 2"/>
-              <wp:cNvGraphicFramePr/>
-              <a:graphic xmlns:a="http://schemas.openxmlformats.org/drawingml/2006/main">
-                <a:graphicData uri="http://schemas.microsoft.com/office/word/2010/wordprocessingShape">
-                  <wps:wsp>
-                    <wps:cNvSpPr/>
-                    <wps:spPr>
-                      <a:xfrm>
-                        <a:off x="0" y="0"/>
-                        <a:ext cx="2934970" cy="981075"/>
-                      </a:xfrm>
-                      <a:prstGeom prst="rect">
-                        <a:avLst/>
-                      </a:prstGeom>
-                      <a:noFill/>
-                      <a:ln>
-                        <a:noFill/>
-                      </a:ln>
-                    </wps:spPr>
-                    <wps:style>
-                      <a:lnRef idx="0">
-                        <a:scrgbClr r="0" g="0" b="0"/>
-                      </a:lnRef>
-                      <a:fillRef idx="0">
-                        <a:scrgbClr r="0" g="0" b="0"/>
-                      </a:fillRef>
-                      <a:effectRef idx="0">
-                        <a:scrgbClr r="0" g="0" b="0"/>
-                      </a:effectRef>
-                      <a:fontRef idx="minor">
-                        <a:schemeClr val="dk1"/>
-                      </a:fontRef>
-                    </wps:style>
-                    <wps:txbx>
-                      <w:txbxContent>
-                        <w:tbl>
-                          <w:tblPr>
-                            <w:tblStyle w:val="Tablaconcuadrcula"/>
-                            <w:tblW w:w="0" w:type="auto"/>
-                            <w:tblBorders>
-                              <w:left w:val="none" w:sz="0" w:space="0" w:color="auto"/>
-                              <w:bottom w:val="none" w:sz="0" w:space="0" w:color="auto"/>
-                              <w:right w:val="none" w:sz="0" w:space="0" w:color="auto"/>
-                              <w:insideH w:val="none" w:sz="0" w:space="0" w:color="auto"/>
-                              <w:insideV w:val="none" w:sz="0" w:space="0" w:color="auto"/>
-                            </w:tblBorders>
-                            <w:tblLook w:val="04A0" w:firstRow="1" w:lastRow="0" w:firstColumn="1" w:lastColumn="0" w:noHBand="0" w:noVBand="1"/>
-                          </w:tblPr>
-                          <w:tblGrid>
-                            <w:gridCol w:w="4323"/>
-                          </w:tblGrid>
-                          <w:tr>
-                            <w:trPr>
-                              <w:trHeight w:val="130"/>
-                            </w:trPr>
-                            <w:tc>
-                              <w:tcPr>
-                                <w:tcW w:w="4323" w:type="dxa"/>
-                              </w:tcPr>
-                              <w:p>
-                                <w:pPr>
-                                  <w:spacing w:before="0" w:after="0"/>
-                                  <w:jc w:val="center"/>
-                                  <w:rPr>
-                                    <w:rFonts w:ascii="Calibri" w:hAnsi="Calibri" w:cs="Calibri"/>
-                                    <w:b/>
-                                    <w:bCs/>
-                                    <w:sz w:val="16"/>
-                                    <w:szCs w:val="16"/>
-                                  </w:rPr>
-                                </w:pPr>
-                                <w:proofErr w:type="spellStart"/>
-                                <w:r>
-                                  <w:rPr>
-                                    <w:rFonts w:ascii="Calibri" w:hAnsi="Calibri" w:cs="Calibri"/>
-                                    <w:b/>
-                                    <w:bCs/>
-                                    <w:sz w:val="16"/>
-                                    <w:szCs w:val="16"/>
-                                  </w:rPr>
-                                  <w:t>V°B°</w:t>
-                                </w:r>
-                                <w:proofErr w:type="spellEnd"/>
-                              </w:p>
-                            </w:tc>
-                          </w:tr>
-                          <w:tr>
-                            <w:tc>
-                              <w:tcPr>
-                                <w:tcW w:w="4323" w:type="dxa"/>
-                              </w:tcPr>
-                              <w:p>
-                                <w:pPr>
-                                  <w:spacing w:before="0"/>
-                                  <w:jc w:val="center"/>
-                                  <w:rPr>
-                                    <w:rFonts w:ascii="Calibri" w:hAnsi="Calibri" w:cs="Calibri"/>
-                                    <w:b/>
-                                    <w:bCs/>
-                                    <w:sz w:val="16"/>
-                                    <w:szCs w:val="16"/>
-                                  </w:rPr>
-                                </w:pPr>
-                                <w:r>
-                                  <w:rPr>
-                                    <w:rFonts w:ascii="Calibri" w:hAnsi="Calibri" w:cs="Calibri"/>
-                                    <w:b/>
-                                    <w:bCs/>
-                                    <w:sz w:val="16"/>
-                                    <w:szCs w:val="16"/>
-                                  </w:rPr>
-                                  <w:t>Jefe de Guardia (Planta de Procesos)</w:t>
-                                </w:r>
-                              </w:p>
-                            </w:tc>
-                          </w:tr>
-                        </w:tbl>
-                        <w:p/>
-                      </w:txbxContent>
-                    </wps:txbx>
-                    <wps:bodyPr rot="0" spcFirstLastPara="0" vertOverflow="overflow" horzOverflow="overflow" vert="horz" wrap="square" lIns="91440" tIns="45720" rIns="91440" bIns="45720" numCol="1" spcCol="0" rtlCol="0" fromWordArt="0" anchor="ctr" anchorCtr="0" forceAA="0" compatLnSpc="1">
-                      <a:prstTxWarp prst="textNoShape">
-                        <a:avLst/>
-                      </a:prstTxWarp>
-                      <a:noAutofit/>
-                    </wps:bodyPr>
-                  </wps:wsp>
-                </a:graphicData>
-              </a:graphic>
-              <wp14:sizeRelH relativeFrom="margin">
-                <wp14:pctWidth>0</wp14:pctWidth>
-              </wp14:sizeRelH>
-              <wp14:sizeRelV relativeFrom="margin">
-                <wp14:pctHeight>0</wp14:pctHeight>
-              </wp14:sizeRelV>
-            </wp:anchor>
-          </w:drawing>
-        </mc:Choice>
-        <mc:Fallback>
-          <w:pict>
-            <v:rect w14:anchorId="1C0AD86E" id="_x0000_s1030" style="position:absolute;margin-left:7.5pt;margin-top:8.15pt;width:231.1pt;height:77.25pt;z-index:-251655168;visibility:visible;mso-wrap-style:square;mso-width-percent:0;mso-height-percent:0;mso-wrap-distance-left:9pt;mso-wrap-distance-top:0;mso-wrap-distance-right:9pt;mso-wrap-distance-bottom:0;mso-position-horizontal:absolute;mso-position-horizontal-relative:text;mso-position-vertical:absolute;mso-position-vertical-relative:text;mso-width-percent:0;mso-height-percent:0;mso-width-relative:margin;mso-height-relative:margin;v-text-anchor:middle" o:gfxdata="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" filled="f" stroked="f">
-              <v:textbox>
-                <w:txbxContent>
-                  <w:tbl>
-                    <w:tblPr>
-                      <w:tblStyle w:val="Tablaconcuadrcula"/>
-                      <w:tblW w:w="0" w:type="auto"/>
-                      <w:tblBorders>
-                        <w:left w:val="none" w:sz="0" w:space="0" w:color="auto"/>
-                        <w:bottom w:val="none" w:sz="0" w:space="0" w:color="auto"/>
-                        <w:right w:val="none" w:sz="0" w:space="0" w:color="auto"/>
-                        <w:insideH w:val="none" w:sz="0" w:space="0" w:color="auto"/>
-                        <w:insideV w:val="none" w:sz="0" w:space="0" w:color="auto"/>
-                      </w:tblBorders>
-                      <w:tblLook w:val="04A0" w:firstRow="1" w:lastRow="0" w:firstColumn="1" w:lastColumn="0" w:noHBand="0" w:noVBand="1"/>
-                    </w:tblPr>
-                    <w:tblGrid>
-                      <w:gridCol w:w="4323"/>
-                    </w:tblGrid>
-                    <w:tr>
-                      <w:trPr>
-                        <w:trHeight w:val="130"/>
-                      </w:trPr>
-                      <w:tc>
-                        <w:tcPr>
-                          <w:tcW w:w="4323" w:type="dxa"/>
-                        </w:tcPr>
-                        <w:p>
-                          <w:pPr>
-                            <w:spacing w:before="0" w:after="0"/>
-                            <w:jc w:val="center"/>
-                            <w:rPr>
-                              <w:rFonts w:ascii="Calibri" w:hAnsi="Calibri" w:cs="Calibri"/>
-                              <w:b/>
-                              <w:bCs/>
-                              <w:sz w:val="16"/>
-                              <w:szCs w:val="16"/>
-                            </w:rPr>
-                          </w:pPr>
-                          <w:proofErr w:type="spellStart"/>
-                          <w:r>
-                            <w:rPr>
-                              <w:rFonts w:ascii="Calibri" w:hAnsi="Calibri" w:cs="Calibri"/>
-                              <w:b/>
-                              <w:bCs/>
-                              <w:sz w:val="16"/>
-                              <w:szCs w:val="16"/>
-                            </w:rPr>
-                            <w:t>V°B°</w:t>
-                          </w:r>
-                          <w:proofErr w:type="spellEnd"/>
-                        </w:p>
-                      </w:tc>
-                    </w:tr>
-                    <w:tr>
-                      <w:tc>
-                        <w:tcPr>
-                          <w:tcW w:w="4323" w:type="dxa"/>
-                        </w:tcPr>
-                        <w:p>
-                          <w:pPr>
-                            <w:spacing w:before="0"/>
-                            <w:jc w:val="center"/>
-                            <w:rPr>
-                              <w:rFonts w:ascii="Calibri" w:hAnsi="Calibri" w:cs="Calibri"/>
-                              <w:b/>
-                              <w:bCs/>
-                              <w:sz w:val="16"/>
-                              <w:szCs w:val="16"/>
-                            </w:rPr>
-                          </w:pPr>
-                          <w:r>
-                            <w:rPr>
-                              <w:rFonts w:ascii="Calibri" w:hAnsi="Calibri" w:cs="Calibri"/>
-                              <w:b/>
-                              <w:bCs/>
-                              <w:sz w:val="16"/>
-                              <w:szCs w:val="16"/>
-                            </w:rPr>
-                            <w:t>Jefe de Guardia (Planta de Procesos)</w:t>
-                          </w:r>
-                        </w:p>
-                      </w:tc>
-                    </w:tr>
-                  </w:tbl>
-                  <w:p/>
-                </w:txbxContent>
-              </v:textbox>
-              <w10:wrap type="topAndBottom"/>
-            </v:rect>
-          </w:pict>
-        </mc:Fallback>
-      </mc:AlternateContent>
-    </w:r>
-    <w:r>
-      <w:tab/>
-    </w:r>
-  </w:p>
-  <w:p>
-    <w:pPr>
-      <w:pStyle w:val="Piedepgina"/>
-    </w:pPr>
-  </w:p>
-</w:ftr>
-</file>
-
-<file path=word/footer3.xml><?xml version="1.0" encoding="utf-8"?>
-<w:ftr xmlns:wpc="http://schemas.microsoft.com/office/word/2010/wordprocessingCanvas" xmlns:cx="http://schemas.microsoft.com/office/drawing/2014/chartex" xmlns:cx1="http://schemas.microsoft.com/office/drawing/2015/9/8/chartex" xmlns:cx2="http://schemas.microsoft.com/office/drawing/2015/10/21/chartex" xmlns:cx3="http://schemas.microsoft.com/office/drawing/2016/5/9/chartex" xmlns:cx4="http://schemas.microsoft.com/office/drawing/2016/5/10/chartex" xmlns:cx5="http://schemas.microsoft.com/office/drawing/2016/5/11/chartex" xmlns:cx6="http://schemas.microsoft.com/office/drawing/2016/5/12/chartex" xmlns:cx7="http://schemas.microsoft.com/office/drawing/2016/5/13/chartex" xmlns:cx8="http://schemas.microsoft.com/office/drawing/2016/5/14/chartex" xmlns:mc="http://schemas.openxmlformats.org/markup-compatibility/2006" xmlns:aink="http://schemas.microsoft.com/office/drawing/2016/ink" xmlns:am3d="http://schemas.microsoft.com/office/drawing/2017/model3d" xmlns:o="urn:schemas-microsoft-com:office:office" xmlns:oel="http://schemas.microsoft.com/office/2019/extlst" xmlns:r="http://schemas.openxmlformats.org/officeDocument/2006/relationships" xmlns:m="http://schemas.openxmlformats.org/officeDocument/2006/math" xmlns:v="urn:schemas-microsoft-com:vml" xmlns:wp14="http://schemas.microsoft.com/office/word/2010/wordprocessingDrawing" xmlns:wp="http://schemas.openxmlformats.org/drawingml/2006/wordprocessingDrawing" xmlns:w10="urn:schemas-microsoft-com:office:word" xmlns:w="http://schemas.openxmlformats.org/wordprocessingml/2006/main" xmlns:w14="http://schemas.microsoft.com/office/word/2010/wordml" xmlns:w15="http://schemas.microsoft.com/office/word/2012/wordml" xmlns:w16cex="http://schemas.microsoft.com/office/word/2018/wordml/cex" xmlns:w16cid="http://schemas.microsoft.com/office/word/2016/wordml/cid" xmlns:w16="http://schemas.microsoft.com/office/word/2018/wordml" xmlns:w16du="http://schemas.microsoft.com/office/word/2023/wordml/word16du" xmlns:w16sdtdh="http://schemas.microsoft.com/office/word/2020/wordml/sdtdatahash" xmlns:w16sdtfl="http://schemas.microsoft.com/office/word/2024/wordml/sdtformatlock" xmlns:w16se="http://schemas.microsoft.com/office/word/2015/wordml/symex" xmlns:wpg="http://schemas.microsoft.com/office/word/2010/wordprocessingGroup" xmlns:wpi="http://schemas.microsoft.com/office/word/2010/wordprocessingInk" xmlns:wne="http://schemas.microsoft.com/office/word/2006/wordml" xmlns:wps="http://schemas.microsoft.com/office/word/2010/wordprocessingShape" mc:Ignorable="w14 w15 w16se w16cid w16 w16cex w16sdtdh w16sdtfl w16du wp14">
-  <w:p>
-    <w:pPr>
-      <w:pStyle w:val="Piedepgina"/>
     </w:pPr>
   </w:p>
 </w:ftr>
@@ -5317,16 +5871,6 @@
 </file>
 
 <file path=word/header1.xml><?xml version="1.0" encoding="utf-8"?>
-<w:hdr xmlns:wpc="http://schemas.microsoft.com/office/word/2010/wordprocessingCanvas" xmlns:cx="http://schemas.microsoft.com/office/drawing/2014/chartex" xmlns:cx1="http://schemas.microsoft.com/office/drawing/2015/9/8/chartex" xmlns:cx2="http://schemas.microsoft.com/office/drawing/2015/10/21/chartex" xmlns:cx3="http://schemas.microsoft.com/office/drawing/2016/5/9/chartex" xmlns:cx4="http://schemas.microsoft.com/office/drawing/2016/5/10/chartex" xmlns:cx5="http://schemas.microsoft.com/office/drawing/2016/5/11/chartex" xmlns:cx6="http://schemas.microsoft.com/office/drawing/2016/5/12/chartex" xmlns:cx7="http://schemas.microsoft.com/office/drawing/2016/5/13/chartex" xmlns:cx8="http://schemas.microsoft.com/office/drawing/2016/5/14/chartex" xmlns:mc="http://schemas.openxmlformats.org/markup-compatibility/2006" xmlns:aink="http://schemas.microsoft.com/office/drawing/2016/ink" xmlns:am3d="http://schemas.microsoft.com/office/drawing/2017/model3d" xmlns:o="urn:schemas-microsoft-com:office:office" xmlns:oel="http://schemas.microsoft.com/office/2019/extlst" xmlns:r="http://schemas.openxmlformats.org/officeDocument/2006/relationships" xmlns:m="http://schemas.openxmlformats.org/officeDocument/2006/math" xmlns:v="urn:schemas-microsoft-com:vml" xmlns:wp14="http://schemas.microsoft.com/office/word/2010/wordprocessingDrawing" xmlns:wp="http://schemas.openxmlformats.org/drawingml/2006/wordprocessingDrawing" xmlns:w10="urn:schemas-microsoft-com:office:word" xmlns:w="http://schemas.openxmlformats.org/wordprocessingml/2006/main" xmlns:w14="http://schemas.microsoft.com/office/word/2010/wordml" xmlns:w15="http://schemas.microsoft.com/office/word/2012/wordml" xmlns:w16cex="http://schemas.microsoft.com/office/word/2018/wordml/cex" xmlns:w16cid="http://schemas.microsoft.com/office/word/2016/wordml/cid" xmlns:w16="http://schemas.microsoft.com/office/word/2018/wordml" xmlns:w16du="http://schemas.microsoft.com/office/word/2023/wordml/word16du" xmlns:w16sdtdh="http://schemas.microsoft.com/office/word/2020/wordml/sdtdatahash" xmlns:w16sdtfl="http://schemas.microsoft.com/office/word/2024/wordml/sdtformatlock" xmlns:w16se="http://schemas.microsoft.com/office/word/2015/wordml/symex" xmlns:wpg="http://schemas.microsoft.com/office/word/2010/wordprocessingGroup" xmlns:wpi="http://schemas.microsoft.com/office/word/2010/wordprocessingInk" xmlns:wne="http://schemas.microsoft.com/office/word/2006/wordml" xmlns:wps="http://schemas.microsoft.com/office/word/2010/wordprocessingShape" mc:Ignorable="w14 w15 w16se w16cid w16 w16cex w16sdtdh w16sdtfl w16du wp14">
-  <w:p>
-    <w:pPr>
-      <w:pStyle w:val="Encabezado"/>
-    </w:pPr>
-  </w:p>
-</w:hdr>
-</file>
-
-<file path=word/header2.xml><?xml version="1.0" encoding="utf-8"?>
 <w:hdr xmlns:wpc="http://schemas.microsoft.com/office/word/2010/wordprocessingCanvas" xmlns:cx="http://schemas.microsoft.com/office/drawing/2014/chartex" xmlns:cx1="http://schemas.microsoft.com/office/drawing/2015/9/8/chartex" xmlns:cx2="http://schemas.microsoft.com/office/drawing/2015/10/21/chartex" xmlns:cx3="http://schemas.microsoft.com/office/drawing/2016/5/9/chartex" xmlns:cx4="http://schemas.microsoft.com/office/drawing/2016/5/10/chartex" xmlns:cx5="http://schemas.microsoft.com/office/drawing/2016/5/11/chartex" xmlns:cx6="http://schemas.microsoft.com/office/drawing/2016/5/12/chartex" xmlns:cx7="http://schemas.microsoft.com/office/drawing/2016/5/13/chartex" xmlns:cx8="http://schemas.microsoft.com/office/drawing/2016/5/14/chartex" xmlns:mc="http://schemas.openxmlformats.org/markup-compatibility/2006" xmlns:aink="http://schemas.microsoft.com/office/drawing/2016/ink" xmlns:am3d="http://schemas.microsoft.com/office/drawing/2017/model3d" xmlns:o="urn:schemas-microsoft-com:office:office" xmlns:oel="http://schemas.microsoft.com/office/2019/extlst" xmlns:r="http://schemas.openxmlformats.org/officeDocument/2006/relationships" xmlns:m="http://schemas.openxmlformats.org/officeDocument/2006/math" xmlns:v="urn:schemas-microsoft-com:vml" xmlns:wp14="http://schemas.microsoft.com/office/word/2010/wordprocessingDrawing" xmlns:wp="http://schemas.openxmlformats.org/drawingml/2006/wordprocessingDrawing" xmlns:w10="urn:schemas-microsoft-com:office:word" xmlns:w="http://schemas.openxmlformats.org/wordprocessingml/2006/main" xmlns:w14="http://schemas.microsoft.com/office/word/2010/wordml" xmlns:w15="http://schemas.microsoft.com/office/word/2012/wordml" xmlns:w16cex="http://schemas.microsoft.com/office/word/2018/wordml/cex" xmlns:w16cid="http://schemas.microsoft.com/office/word/2016/wordml/cid" xmlns:w16="http://schemas.microsoft.com/office/word/2018/wordml" xmlns:w16du="http://schemas.microsoft.com/office/word/2023/wordml/word16du" xmlns:w16sdtdh="http://schemas.microsoft.com/office/word/2020/wordml/sdtdatahash" xmlns:w16sdtfl="http://schemas.microsoft.com/office/word/2024/wordml/sdtformatlock" xmlns:w16se="http://schemas.microsoft.com/office/word/2015/wordml/symex" xmlns:wpg="http://schemas.microsoft.com/office/word/2010/wordprocessingGroup" xmlns:wpi="http://schemas.microsoft.com/office/word/2010/wordprocessingInk" xmlns:wne="http://schemas.microsoft.com/office/word/2006/wordml" xmlns:wps="http://schemas.microsoft.com/office/word/2010/wordprocessingShape" mc:Ignorable="w14 w15 w16se w16cid w16 w16cex w16sdtdh w16sdtfl w16du wp14">
   <w:tbl>
     <w:tblPr>
@@ -6167,16 +6711,6 @@
       </w:tc>
     </w:tr>
   </w:tbl>
-  <w:p>
-    <w:pPr>
-      <w:pStyle w:val="Encabezado"/>
-    </w:pPr>
-  </w:p>
-</w:hdr>
-</file>
-
-<file path=word/header3.xml><?xml version="1.0" encoding="utf-8"?>
-<w:hdr xmlns:wpc="http://schemas.microsoft.com/office/word/2010/wordprocessingCanvas" xmlns:cx="http://schemas.microsoft.com/office/drawing/2014/chartex" xmlns:cx1="http://schemas.microsoft.com/office/drawing/2015/9/8/chartex" xmlns:cx2="http://schemas.microsoft.com/office/drawing/2015/10/21/chartex" xmlns:cx3="http://schemas.microsoft.com/office/drawing/2016/5/9/chartex" xmlns:cx4="http://schemas.microsoft.com/office/drawing/2016/5/10/chartex" xmlns:cx5="http://schemas.microsoft.com/office/drawing/2016/5/11/chartex" xmlns:cx6="http://schemas.microsoft.com/office/drawing/2016/5/12/chartex" xmlns:cx7="http://schemas.microsoft.com/office/drawing/2016/5/13/chartex" xmlns:cx8="http://schemas.microsoft.com/office/drawing/2016/5/14/chartex" xmlns:mc="http://schemas.openxmlformats.org/markup-compatibility/2006" xmlns:aink="http://schemas.microsoft.com/office/drawing/2016/ink" xmlns:am3d="http://schemas.microsoft.com/office/drawing/2017/model3d" xmlns:o="urn:schemas-microsoft-com:office:office" xmlns:oel="http://schemas.microsoft.com/office/2019/extlst" xmlns:r="http://schemas.openxmlformats.org/officeDocument/2006/relationships" xmlns:m="http://schemas.openxmlformats.org/officeDocument/2006/math" xmlns:v="urn:schemas-microsoft-com:vml" xmlns:wp14="http://schemas.microsoft.com/office/word/2010/wordprocessingDrawing" xmlns:wp="http://schemas.openxmlformats.org/drawingml/2006/wordprocessingDrawing" xmlns:w10="urn:schemas-microsoft-com:office:word" xmlns:w="http://schemas.openxmlformats.org/wordprocessingml/2006/main" xmlns:w14="http://schemas.microsoft.com/office/word/2010/wordml" xmlns:w15="http://schemas.microsoft.com/office/word/2012/wordml" xmlns:w16cex="http://schemas.microsoft.com/office/word/2018/wordml/cex" xmlns:w16cid="http://schemas.microsoft.com/office/word/2016/wordml/cid" xmlns:w16="http://schemas.microsoft.com/office/word/2018/wordml" xmlns:w16du="http://schemas.microsoft.com/office/word/2023/wordml/word16du" xmlns:w16sdtdh="http://schemas.microsoft.com/office/word/2020/wordml/sdtdatahash" xmlns:w16sdtfl="http://schemas.microsoft.com/office/word/2024/wordml/sdtformatlock" xmlns:w16se="http://schemas.microsoft.com/office/word/2015/wordml/symex" xmlns:wpg="http://schemas.microsoft.com/office/word/2010/wordprocessingGroup" xmlns:wpi="http://schemas.microsoft.com/office/word/2010/wordprocessingInk" xmlns:wne="http://schemas.microsoft.com/office/word/2006/wordml" xmlns:wps="http://schemas.microsoft.com/office/word/2010/wordprocessingShape" mc:Ignorable="w14 w15 w16se w16cid w16 w16cex w16sdtdh w16sdtfl w16du wp14">
   <w:p>
     <w:pPr>
       <w:pStyle w:val="Encabezado"/>

--- a/pesaje/analytica/Report/PrintActaEntrega.docx
+++ b/pesaje/analytica/Report/PrintActaEntrega.docx
@@ -313,7 +313,7 @@
                 <w:sz w:val="16"/>
                 <w:szCs w:val="16"/>
               </w:rPr>
-              <w:t>MINERAL RELAVE</w:t>
+              <w:t>MINERAL</w:t>
             </w:r>
           </w:p>
         </w:tc>
@@ -4675,7 +4675,6 @@
             <w:pStyle w:val="Piedepgina"/>
             <w:jc w:val="center"/>
           </w:pPr>
-          <w:proofErr w:type="spellStart"/>
           <w:r>
             <w:rPr>
               <w:rFonts w:ascii="Calibri" w:hAnsi="Calibri" w:cs="Calibri"/>
@@ -4686,7 +4685,6 @@
             </w:rPr>
             <w:t>V°B°</w:t>
           </w:r>
-          <w:proofErr w:type="spellEnd"/>
         </w:p>
       </w:tc>
       <w:tc>
@@ -4755,7 +4753,6 @@
             <w:pStyle w:val="Piedepgina"/>
             <w:jc w:val="center"/>
           </w:pPr>
-          <w:proofErr w:type="spellStart"/>
           <w:r>
             <w:rPr>
               <w:rFonts w:ascii="Calibri" w:hAnsi="Calibri" w:cs="Calibri"/>
@@ -4766,7 +4763,6 @@
             </w:rPr>
             <w:t>V°B°</w:t>
           </w:r>
-          <w:proofErr w:type="spellEnd"/>
         </w:p>
       </w:tc>
       <w:tc>
@@ -5644,7 +5640,6 @@
             <w:pStyle w:val="Piedepgina"/>
             <w:jc w:val="center"/>
           </w:pPr>
-          <w:proofErr w:type="spellStart"/>
           <w:r>
             <w:rPr>
               <w:rFonts w:ascii="Calibri" w:hAnsi="Calibri" w:cs="Calibri"/>
@@ -5655,7 +5650,6 @@
             </w:rPr>
             <w:t>V°B°</w:t>
           </w:r>
-          <w:proofErr w:type="spellEnd"/>
         </w:p>
       </w:tc>
       <w:tc>
